--- a/docx/en/BUFRCREX_TableB_en_07.docx
+++ b/docx/en/BUFRCREX_TableB_en_07.docx
@@ -8,19 +8,33 @@
       </w:pPr>
       <w:r>
         <w:rPr>
-          <w:rFonts w:ascii="Arial" w:hAnsi="Arial"/>
+          <w:rFonts w:ascii="Verdana" w:hAnsi="Verdana"/>
           <w:b/>
           <w:sz w:val="22"/>
         </w:rPr>
-        <w:t>BUFR/CREX Table B — Class 07: Location (vertical)</w:t>
+        <w:t>Class 07: Location (vertical)</w:t>
       </w:r>
     </w:p>
     <w:tbl>
       <w:tblPr>
         <w:tblStyle w:val="TableGrid"/>
         <w:tblW w:type="auto" w:w="0"/>
-        <w:jc w:val="center"/>
+        <w:jc w:val="left"/>
         <w:tblLook w:firstColumn="1" w:firstRow="1" w:lastColumn="0" w:lastRow="0" w:noHBand="0" w:noVBand="1" w:val="04A0"/>
+        <w:tblBorders>
+          <w:top w:val="single" w:sz="4" w:space="0" w:color="595959"/>
+          <w:left w:val="single" w:sz="4" w:space="0" w:color="595959"/>
+          <w:bottom w:val="single" w:sz="4" w:space="0" w:color="595959"/>
+          <w:right w:val="single" w:sz="4" w:space="0" w:color="595959"/>
+          <w:insideH w:val="single" w:sz="4" w:space="0" w:color="595959"/>
+          <w:insideV w:val="single" w:sz="4" w:space="0" w:color="595959"/>
+        </w:tblBorders>
+        <w:tblCellMar>
+          <w:top w:w="85" w:type="dxa"/>
+          <w:left w:w="85" w:type="dxa"/>
+          <w:bottom w:w="85" w:type="dxa"/>
+          <w:right w:w="85" w:type="dxa"/>
+        </w:tblCellMar>
       </w:tblPr>
       <w:tblGrid>
         <w:gridCol w:w="1514"/>
@@ -35,20 +49,20 @@
         <w:gridCol w:w="1514"/>
       </w:tblGrid>
       <w:tr>
-        <w:tc>
-          <w:tcPr>
-            <w:tcW w:type="dxa" w:w="1514"/>
-            <w:shd w:val="clear" w:color="auto" w:fill="D9E2F3"/>
-          </w:tcPr>
-          <w:p>
-            <w:pPr>
-              <w:jc w:val="center"/>
-            </w:pPr>
-            <w:r/>
-            <w:r>
-              <w:rPr>
-                <w:rFonts w:ascii="Arial" w:hAnsi="Arial"/>
-                <w:b/>
+        <w:trPr>
+          <w:tblHeader/>
+        </w:trPr>
+        <w:tc>
+          <w:tcPr>
+            <w:tcW w:type="dxa" w:w="1514"/>
+            <w:shd w:val="clear" w:color="auto" w:fill="D9D9D9"/>
+          </w:tcPr>
+          <w:p>
+            <w:r/>
+            <w:r>
+              <w:rPr>
+                <w:rFonts w:ascii="Verdana" w:hAnsi="Verdana"/>
+                <w:b w:val="0"/>
                 <w:sz w:val="16"/>
               </w:rPr>
               <w:t>FXY</w:t>
@@ -58,194 +72,170 @@
         <w:tc>
           <w:tcPr>
             <w:tcW w:type="dxa" w:w="1514"/>
-            <w:shd w:val="clear" w:color="auto" w:fill="D9E2F3"/>
-          </w:tcPr>
-          <w:p>
-            <w:pPr>
-              <w:jc w:val="center"/>
-            </w:pPr>
-            <w:r/>
-            <w:r>
-              <w:rPr>
-                <w:rFonts w:ascii="Arial" w:hAnsi="Arial"/>
-                <w:b/>
-                <w:sz w:val="16"/>
-              </w:rPr>
-              <w:t>ElementName</w:t>
-            </w:r>
-          </w:p>
-        </w:tc>
-        <w:tc>
-          <w:tcPr>
-            <w:tcW w:type="dxa" w:w="1514"/>
-            <w:shd w:val="clear" w:color="auto" w:fill="D9E2F3"/>
-          </w:tcPr>
-          <w:p>
-            <w:pPr>
-              <w:jc w:val="center"/>
-            </w:pPr>
-            <w:r/>
-            <w:r>
-              <w:rPr>
-                <w:rFonts w:ascii="Arial" w:hAnsi="Arial"/>
-                <w:b/>
-                <w:sz w:val="16"/>
-              </w:rPr>
-              <w:t>BUFR Unit</w:t>
-            </w:r>
-          </w:p>
-        </w:tc>
-        <w:tc>
-          <w:tcPr>
-            <w:tcW w:type="dxa" w:w="1514"/>
-            <w:shd w:val="clear" w:color="auto" w:fill="D9E2F3"/>
-          </w:tcPr>
-          <w:p>
-            <w:pPr>
-              <w:jc w:val="center"/>
-            </w:pPr>
-            <w:r/>
-            <w:r>
-              <w:rPr>
-                <w:rFonts w:ascii="Arial" w:hAnsi="Arial"/>
-                <w:b/>
-                <w:sz w:val="16"/>
-              </w:rPr>
-              <w:t>Scale</w:t>
-            </w:r>
-          </w:p>
-        </w:tc>
-        <w:tc>
-          <w:tcPr>
-            <w:tcW w:type="dxa" w:w="1514"/>
-            <w:shd w:val="clear" w:color="auto" w:fill="D9E2F3"/>
-          </w:tcPr>
-          <w:p>
-            <w:pPr>
-              <w:jc w:val="center"/>
-            </w:pPr>
-            <w:r/>
-            <w:r>
-              <w:rPr>
-                <w:rFonts w:ascii="Arial" w:hAnsi="Arial"/>
-                <w:b/>
-                <w:sz w:val="16"/>
-              </w:rPr>
-              <w:t>Ref Value</w:t>
-            </w:r>
-          </w:p>
-        </w:tc>
-        <w:tc>
-          <w:tcPr>
-            <w:tcW w:type="dxa" w:w="1514"/>
-            <w:shd w:val="clear" w:color="auto" w:fill="D9E2F3"/>
-          </w:tcPr>
-          <w:p>
-            <w:pPr>
-              <w:jc w:val="center"/>
-            </w:pPr>
-            <w:r/>
-            <w:r>
-              <w:rPr>
-                <w:rFonts w:ascii="Arial" w:hAnsi="Arial"/>
-                <w:b/>
-                <w:sz w:val="16"/>
-              </w:rPr>
-              <w:t>Bits</w:t>
-            </w:r>
-          </w:p>
-        </w:tc>
-        <w:tc>
-          <w:tcPr>
-            <w:tcW w:type="dxa" w:w="1514"/>
-            <w:shd w:val="clear" w:color="auto" w:fill="D9E2F3"/>
-          </w:tcPr>
-          <w:p>
-            <w:pPr>
-              <w:jc w:val="center"/>
-            </w:pPr>
-            <w:r/>
-            <w:r>
-              <w:rPr>
-                <w:rFonts w:ascii="Arial" w:hAnsi="Arial"/>
-                <w:b/>
-                <w:sz w:val="16"/>
-              </w:rPr>
-              <w:t>CREX Unit</w:t>
-            </w:r>
-          </w:p>
-        </w:tc>
-        <w:tc>
-          <w:tcPr>
-            <w:tcW w:type="dxa" w:w="1514"/>
-            <w:shd w:val="clear" w:color="auto" w:fill="D9E2F3"/>
-          </w:tcPr>
-          <w:p>
-            <w:pPr>
-              <w:jc w:val="center"/>
-            </w:pPr>
-            <w:r/>
-            <w:r>
-              <w:rPr>
-                <w:rFonts w:ascii="Arial" w:hAnsi="Arial"/>
-                <w:b/>
-                <w:sz w:val="16"/>
-              </w:rPr>
-              <w:t>Scale</w:t>
-            </w:r>
-          </w:p>
-        </w:tc>
-        <w:tc>
-          <w:tcPr>
-            <w:tcW w:type="dxa" w:w="1514"/>
-            <w:shd w:val="clear" w:color="auto" w:fill="D9E2F3"/>
-          </w:tcPr>
-          <w:p>
-            <w:pPr>
-              <w:jc w:val="center"/>
-            </w:pPr>
-            <w:r/>
-            <w:r>
-              <w:rPr>
-                <w:rFonts w:ascii="Arial" w:hAnsi="Arial"/>
-                <w:b/>
-                <w:sz w:val="16"/>
-              </w:rPr>
-              <w:t>Chars</w:t>
-            </w:r>
-          </w:p>
-        </w:tc>
-        <w:tc>
-          <w:tcPr>
-            <w:tcW w:type="dxa" w:w="1514"/>
-            <w:shd w:val="clear" w:color="auto" w:fill="D9E2F3"/>
-          </w:tcPr>
-          <w:p>
-            <w:pPr>
-              <w:jc w:val="center"/>
-            </w:pPr>
-            <w:r/>
-            <w:r>
-              <w:rPr>
-                <w:rFonts w:ascii="Arial" w:hAnsi="Arial"/>
-                <w:b/>
-                <w:sz w:val="16"/>
-              </w:rPr>
-              <w:t>Note</w:t>
+            <w:shd w:val="clear" w:color="auto" w:fill="D9D9D9"/>
+          </w:tcPr>
+          <w:p>
+            <w:r/>
+            <w:r>
+              <w:rPr>
+                <w:rFonts w:ascii="Verdana" w:hAnsi="Verdana"/>
+                <w:b w:val="0"/>
+                <w:sz w:val="16"/>
+              </w:rPr>
+              <w:t>ELEMENT NAME</w:t>
+            </w:r>
+          </w:p>
+        </w:tc>
+        <w:tc>
+          <w:tcPr>
+            <w:tcW w:type="dxa" w:w="1514"/>
+            <w:shd w:val="clear" w:color="auto" w:fill="D9D9D9"/>
+          </w:tcPr>
+          <w:p>
+            <w:r/>
+            <w:r>
+              <w:rPr>
+                <w:rFonts w:ascii="Verdana" w:hAnsi="Verdana"/>
+                <w:b w:val="0"/>
+                <w:sz w:val="16"/>
+              </w:rPr>
+              <w:t>BUFR UNIT</w:t>
+            </w:r>
+          </w:p>
+        </w:tc>
+        <w:tc>
+          <w:tcPr>
+            <w:tcW w:type="dxa" w:w="1514"/>
+            <w:shd w:val="clear" w:color="auto" w:fill="D9D9D9"/>
+          </w:tcPr>
+          <w:p>
+            <w:r/>
+            <w:r>
+              <w:rPr>
+                <w:rFonts w:ascii="Verdana" w:hAnsi="Verdana"/>
+                <w:b w:val="0"/>
+                <w:sz w:val="16"/>
+              </w:rPr>
+              <w:t>SCALE</w:t>
+            </w:r>
+          </w:p>
+        </w:tc>
+        <w:tc>
+          <w:tcPr>
+            <w:tcW w:type="dxa" w:w="1514"/>
+            <w:shd w:val="clear" w:color="auto" w:fill="D9D9D9"/>
+          </w:tcPr>
+          <w:p>
+            <w:r/>
+            <w:r>
+              <w:rPr>
+                <w:rFonts w:ascii="Verdana" w:hAnsi="Verdana"/>
+                <w:b w:val="0"/>
+                <w:sz w:val="16"/>
+              </w:rPr>
+              <w:t>REF VALUE</w:t>
+            </w:r>
+          </w:p>
+        </w:tc>
+        <w:tc>
+          <w:tcPr>
+            <w:tcW w:type="dxa" w:w="1514"/>
+            <w:shd w:val="clear" w:color="auto" w:fill="D9D9D9"/>
+          </w:tcPr>
+          <w:p>
+            <w:r/>
+            <w:r>
+              <w:rPr>
+                <w:rFonts w:ascii="Verdana" w:hAnsi="Verdana"/>
+                <w:b w:val="0"/>
+                <w:sz w:val="16"/>
+              </w:rPr>
+              <w:t>BITS</w:t>
+            </w:r>
+          </w:p>
+        </w:tc>
+        <w:tc>
+          <w:tcPr>
+            <w:tcW w:type="dxa" w:w="1514"/>
+            <w:shd w:val="clear" w:color="auto" w:fill="D9D9D9"/>
+          </w:tcPr>
+          <w:p>
+            <w:r/>
+            <w:r>
+              <w:rPr>
+                <w:rFonts w:ascii="Verdana" w:hAnsi="Verdana"/>
+                <w:b w:val="0"/>
+                <w:sz w:val="16"/>
+              </w:rPr>
+              <w:t>CREX UNIT</w:t>
+            </w:r>
+          </w:p>
+        </w:tc>
+        <w:tc>
+          <w:tcPr>
+            <w:tcW w:type="dxa" w:w="1514"/>
+            <w:shd w:val="clear" w:color="auto" w:fill="D9D9D9"/>
+          </w:tcPr>
+          <w:p>
+            <w:r/>
+            <w:r>
+              <w:rPr>
+                <w:rFonts w:ascii="Verdana" w:hAnsi="Verdana"/>
+                <w:b w:val="0"/>
+                <w:sz w:val="16"/>
+              </w:rPr>
+              <w:t>SCALE</w:t>
+            </w:r>
+          </w:p>
+        </w:tc>
+        <w:tc>
+          <w:tcPr>
+            <w:tcW w:type="dxa" w:w="1514"/>
+            <w:shd w:val="clear" w:color="auto" w:fill="D9D9D9"/>
+          </w:tcPr>
+          <w:p>
+            <w:r/>
+            <w:r>
+              <w:rPr>
+                <w:rFonts w:ascii="Verdana" w:hAnsi="Verdana"/>
+                <w:b w:val="0"/>
+                <w:sz w:val="16"/>
+              </w:rPr>
+              <w:t>CHARS</w:t>
+            </w:r>
+          </w:p>
+        </w:tc>
+        <w:tc>
+          <w:tcPr>
+            <w:tcW w:type="dxa" w:w="1514"/>
+            <w:shd w:val="clear" w:color="auto" w:fill="D9D9D9"/>
+          </w:tcPr>
+          <w:p>
+            <w:r/>
+            <w:r>
+              <w:rPr>
+                <w:rFonts w:ascii="Verdana" w:hAnsi="Verdana"/>
+                <w:b w:val="0"/>
+                <w:sz w:val="16"/>
+              </w:rPr>
+              <w:t>NOTE</w:t>
             </w:r>
           </w:p>
         </w:tc>
       </w:tr>
       <w:tr>
-        <w:tc>
-          <w:tcPr>
-            <w:tcW w:type="dxa" w:w="1514"/>
-          </w:tcPr>
-          <w:p>
-            <w:r/>
-            <w:r>
-              <w:rPr>
-                <w:rFonts w:ascii="Arial" w:hAnsi="Arial"/>
+        <w:trPr>
+          <w:cantSplit/>
+        </w:trPr>
+        <w:tc>
+          <w:tcPr>
+            <w:tcW w:type="dxa" w:w="1514"/>
+          </w:tcPr>
+          <w:p>
+            <w:r/>
+            <w:r>
+              <w:rPr>
+                <w:rFonts w:ascii="Verdana" w:hAnsi="Verdana"/>
                 <w:b w:val="0"/>
                 <w:sz w:val="16"/>
               </w:rPr>
@@ -261,7 +251,7 @@
             <w:r/>
             <w:r>
               <w:rPr>
-                <w:rFonts w:ascii="Arial" w:hAnsi="Arial"/>
+                <w:rFonts w:ascii="Verdana" w:hAnsi="Verdana"/>
                 <w:b w:val="0"/>
                 <w:sz w:val="16"/>
               </w:rPr>
@@ -277,7 +267,7 @@
             <w:r/>
             <w:r>
               <w:rPr>
-                <w:rFonts w:ascii="Arial" w:hAnsi="Arial"/>
+                <w:rFonts w:ascii="Verdana" w:hAnsi="Verdana"/>
                 <w:b w:val="0"/>
                 <w:sz w:val="16"/>
               </w:rPr>
@@ -293,7 +283,7 @@
             <w:r/>
             <w:r>
               <w:rPr>
-                <w:rFonts w:ascii="Arial" w:hAnsi="Arial"/>
+                <w:rFonts w:ascii="Verdana" w:hAnsi="Verdana"/>
                 <w:b w:val="0"/>
                 <w:sz w:val="16"/>
               </w:rPr>
@@ -309,7 +299,7 @@
             <w:r/>
             <w:r>
               <w:rPr>
-                <w:rFonts w:ascii="Arial" w:hAnsi="Arial"/>
+                <w:rFonts w:ascii="Verdana" w:hAnsi="Verdana"/>
                 <w:b w:val="0"/>
                 <w:sz w:val="16"/>
               </w:rPr>
@@ -325,7 +315,7 @@
             <w:r/>
             <w:r>
               <w:rPr>
-                <w:rFonts w:ascii="Arial" w:hAnsi="Arial"/>
+                <w:rFonts w:ascii="Verdana" w:hAnsi="Verdana"/>
                 <w:b w:val="0"/>
                 <w:sz w:val="16"/>
               </w:rPr>
@@ -341,7 +331,7 @@
             <w:r/>
             <w:r>
               <w:rPr>
-                <w:rFonts w:ascii="Arial" w:hAnsi="Arial"/>
+                <w:rFonts w:ascii="Verdana" w:hAnsi="Verdana"/>
                 <w:b w:val="0"/>
                 <w:sz w:val="16"/>
               </w:rPr>
@@ -357,7 +347,7 @@
             <w:r/>
             <w:r>
               <w:rPr>
-                <w:rFonts w:ascii="Arial" w:hAnsi="Arial"/>
+                <w:rFonts w:ascii="Verdana" w:hAnsi="Verdana"/>
                 <w:b w:val="0"/>
                 <w:sz w:val="16"/>
               </w:rPr>
@@ -373,7 +363,7 @@
             <w:r/>
             <w:r>
               <w:rPr>
-                <w:rFonts w:ascii="Arial" w:hAnsi="Arial"/>
+                <w:rFonts w:ascii="Verdana" w:hAnsi="Verdana"/>
                 <w:b w:val="0"/>
                 <w:sz w:val="16"/>
               </w:rPr>
@@ -389,7 +379,7 @@
             <w:r/>
             <w:r>
               <w:rPr>
-                <w:rFonts w:ascii="Arial" w:hAnsi="Arial"/>
+                <w:rFonts w:ascii="Verdana" w:hAnsi="Verdana"/>
                 <w:b w:val="0"/>
                 <w:sz w:val="16"/>
               </w:rPr>
@@ -399,15 +389,18 @@
         </w:tc>
       </w:tr>
       <w:tr>
-        <w:tc>
-          <w:tcPr>
-            <w:tcW w:type="dxa" w:w="1514"/>
-          </w:tcPr>
-          <w:p>
-            <w:r/>
-            <w:r>
-              <w:rPr>
-                <w:rFonts w:ascii="Arial" w:hAnsi="Arial"/>
+        <w:trPr>
+          <w:cantSplit/>
+        </w:trPr>
+        <w:tc>
+          <w:tcPr>
+            <w:tcW w:type="dxa" w:w="1514"/>
+          </w:tcPr>
+          <w:p>
+            <w:r/>
+            <w:r>
+              <w:rPr>
+                <w:rFonts w:ascii="Verdana" w:hAnsi="Verdana"/>
                 <w:b w:val="0"/>
                 <w:sz w:val="16"/>
               </w:rPr>
@@ -423,7 +416,7 @@
             <w:r/>
             <w:r>
               <w:rPr>
-                <w:rFonts w:ascii="Arial" w:hAnsi="Arial"/>
+                <w:rFonts w:ascii="Verdana" w:hAnsi="Verdana"/>
                 <w:b w:val="0"/>
                 <w:sz w:val="16"/>
               </w:rPr>
@@ -439,7 +432,7 @@
             <w:r/>
             <w:r>
               <w:rPr>
-                <w:rFonts w:ascii="Arial" w:hAnsi="Arial"/>
+                <w:rFonts w:ascii="Verdana" w:hAnsi="Verdana"/>
                 <w:b w:val="0"/>
                 <w:sz w:val="16"/>
               </w:rPr>
@@ -455,7 +448,7 @@
             <w:r/>
             <w:r>
               <w:rPr>
-                <w:rFonts w:ascii="Arial" w:hAnsi="Arial"/>
+                <w:rFonts w:ascii="Verdana" w:hAnsi="Verdana"/>
                 <w:b w:val="0"/>
                 <w:sz w:val="16"/>
               </w:rPr>
@@ -471,7 +464,7 @@
             <w:r/>
             <w:r>
               <w:rPr>
-                <w:rFonts w:ascii="Arial" w:hAnsi="Arial"/>
+                <w:rFonts w:ascii="Verdana" w:hAnsi="Verdana"/>
                 <w:b w:val="0"/>
                 <w:sz w:val="16"/>
               </w:rPr>
@@ -487,7 +480,7 @@
             <w:r/>
             <w:r>
               <w:rPr>
-                <w:rFonts w:ascii="Arial" w:hAnsi="Arial"/>
+                <w:rFonts w:ascii="Verdana" w:hAnsi="Verdana"/>
                 <w:b w:val="0"/>
                 <w:sz w:val="16"/>
               </w:rPr>
@@ -503,7 +496,7 @@
             <w:r/>
             <w:r>
               <w:rPr>
-                <w:rFonts w:ascii="Arial" w:hAnsi="Arial"/>
+                <w:rFonts w:ascii="Verdana" w:hAnsi="Verdana"/>
                 <w:b w:val="0"/>
                 <w:sz w:val="16"/>
               </w:rPr>
@@ -519,7 +512,7 @@
             <w:r/>
             <w:r>
               <w:rPr>
-                <w:rFonts w:ascii="Arial" w:hAnsi="Arial"/>
+                <w:rFonts w:ascii="Verdana" w:hAnsi="Verdana"/>
                 <w:b w:val="0"/>
                 <w:sz w:val="16"/>
               </w:rPr>
@@ -535,7 +528,7 @@
             <w:r/>
             <w:r>
               <w:rPr>
-                <w:rFonts w:ascii="Arial" w:hAnsi="Arial"/>
+                <w:rFonts w:ascii="Verdana" w:hAnsi="Verdana"/>
                 <w:b w:val="0"/>
                 <w:sz w:val="16"/>
               </w:rPr>
@@ -551,7 +544,7 @@
             <w:r/>
             <w:r>
               <w:rPr>
-                <w:rFonts w:ascii="Arial" w:hAnsi="Arial"/>
+                <w:rFonts w:ascii="Verdana" w:hAnsi="Verdana"/>
                 <w:b w:val="0"/>
                 <w:sz w:val="16"/>
               </w:rPr>
@@ -560,15 +553,18 @@
         </w:tc>
       </w:tr>
       <w:tr>
-        <w:tc>
-          <w:tcPr>
-            <w:tcW w:type="dxa" w:w="1514"/>
-          </w:tcPr>
-          <w:p>
-            <w:r/>
-            <w:r>
-              <w:rPr>
-                <w:rFonts w:ascii="Arial" w:hAnsi="Arial"/>
+        <w:trPr>
+          <w:cantSplit/>
+        </w:trPr>
+        <w:tc>
+          <w:tcPr>
+            <w:tcW w:type="dxa" w:w="1514"/>
+          </w:tcPr>
+          <w:p>
+            <w:r/>
+            <w:r>
+              <w:rPr>
+                <w:rFonts w:ascii="Verdana" w:hAnsi="Verdana"/>
                 <w:b w:val="0"/>
                 <w:sz w:val="16"/>
               </w:rPr>
@@ -584,7 +580,7 @@
             <w:r/>
             <w:r>
               <w:rPr>
-                <w:rFonts w:ascii="Arial" w:hAnsi="Arial"/>
+                <w:rFonts w:ascii="Verdana" w:hAnsi="Verdana"/>
                 <w:b w:val="0"/>
                 <w:sz w:val="16"/>
               </w:rPr>
@@ -600,7 +596,7 @@
             <w:r/>
             <w:r>
               <w:rPr>
-                <w:rFonts w:ascii="Arial" w:hAnsi="Arial"/>
+                <w:rFonts w:ascii="Verdana" w:hAnsi="Verdana"/>
                 <w:b w:val="0"/>
                 <w:sz w:val="16"/>
               </w:rPr>
@@ -616,7 +612,7 @@
             <w:r/>
             <w:r>
               <w:rPr>
-                <w:rFonts w:ascii="Arial" w:hAnsi="Arial"/>
+                <w:rFonts w:ascii="Verdana" w:hAnsi="Verdana"/>
                 <w:b w:val="0"/>
                 <w:sz w:val="16"/>
               </w:rPr>
@@ -632,7 +628,7 @@
             <w:r/>
             <w:r>
               <w:rPr>
-                <w:rFonts w:ascii="Arial" w:hAnsi="Arial"/>
+                <w:rFonts w:ascii="Verdana" w:hAnsi="Verdana"/>
                 <w:b w:val="0"/>
                 <w:sz w:val="16"/>
               </w:rPr>
@@ -648,7 +644,7 @@
             <w:r/>
             <w:r>
               <w:rPr>
-                <w:rFonts w:ascii="Arial" w:hAnsi="Arial"/>
+                <w:rFonts w:ascii="Verdana" w:hAnsi="Verdana"/>
                 <w:b w:val="0"/>
                 <w:sz w:val="16"/>
               </w:rPr>
@@ -664,7 +660,7 @@
             <w:r/>
             <w:r>
               <w:rPr>
-                <w:rFonts w:ascii="Arial" w:hAnsi="Arial"/>
+                <w:rFonts w:ascii="Verdana" w:hAnsi="Verdana"/>
                 <w:b w:val="0"/>
                 <w:sz w:val="16"/>
               </w:rPr>
@@ -680,7 +676,7 @@
             <w:r/>
             <w:r>
               <w:rPr>
-                <w:rFonts w:ascii="Arial" w:hAnsi="Arial"/>
+                <w:rFonts w:ascii="Verdana" w:hAnsi="Verdana"/>
                 <w:b w:val="0"/>
                 <w:sz w:val="16"/>
               </w:rPr>
@@ -696,7 +692,7 @@
             <w:r/>
             <w:r>
               <w:rPr>
-                <w:rFonts w:ascii="Arial" w:hAnsi="Arial"/>
+                <w:rFonts w:ascii="Verdana" w:hAnsi="Verdana"/>
                 <w:b w:val="0"/>
                 <w:sz w:val="16"/>
               </w:rPr>
@@ -712,7 +708,7 @@
             <w:r/>
             <w:r>
               <w:rPr>
-                <w:rFonts w:ascii="Arial" w:hAnsi="Arial"/>
+                <w:rFonts w:ascii="Verdana" w:hAnsi="Verdana"/>
                 <w:b w:val="0"/>
                 <w:sz w:val="16"/>
               </w:rPr>
@@ -721,15 +717,18 @@
         </w:tc>
       </w:tr>
       <w:tr>
-        <w:tc>
-          <w:tcPr>
-            <w:tcW w:type="dxa" w:w="1514"/>
-          </w:tcPr>
-          <w:p>
-            <w:r/>
-            <w:r>
-              <w:rPr>
-                <w:rFonts w:ascii="Arial" w:hAnsi="Arial"/>
+        <w:trPr>
+          <w:cantSplit/>
+        </w:trPr>
+        <w:tc>
+          <w:tcPr>
+            <w:tcW w:type="dxa" w:w="1514"/>
+          </w:tcPr>
+          <w:p>
+            <w:r/>
+            <w:r>
+              <w:rPr>
+                <w:rFonts w:ascii="Verdana" w:hAnsi="Verdana"/>
                 <w:b w:val="0"/>
                 <w:sz w:val="16"/>
               </w:rPr>
@@ -745,7 +744,7 @@
             <w:r/>
             <w:r>
               <w:rPr>
-                <w:rFonts w:ascii="Arial" w:hAnsi="Arial"/>
+                <w:rFonts w:ascii="Verdana" w:hAnsi="Verdana"/>
                 <w:b w:val="0"/>
                 <w:sz w:val="16"/>
               </w:rPr>
@@ -761,7 +760,7 @@
             <w:r/>
             <w:r>
               <w:rPr>
-                <w:rFonts w:ascii="Arial" w:hAnsi="Arial"/>
+                <w:rFonts w:ascii="Verdana" w:hAnsi="Verdana"/>
                 <w:b w:val="0"/>
                 <w:sz w:val="16"/>
               </w:rPr>
@@ -777,7 +776,7 @@
             <w:r/>
             <w:r>
               <w:rPr>
-                <w:rFonts w:ascii="Arial" w:hAnsi="Arial"/>
+                <w:rFonts w:ascii="Verdana" w:hAnsi="Verdana"/>
                 <w:b w:val="0"/>
                 <w:sz w:val="16"/>
               </w:rPr>
@@ -793,7 +792,7 @@
             <w:r/>
             <w:r>
               <w:rPr>
-                <w:rFonts w:ascii="Arial" w:hAnsi="Arial"/>
+                <w:rFonts w:ascii="Verdana" w:hAnsi="Verdana"/>
                 <w:b w:val="0"/>
                 <w:sz w:val="16"/>
               </w:rPr>
@@ -809,7 +808,7 @@
             <w:r/>
             <w:r>
               <w:rPr>
-                <w:rFonts w:ascii="Arial" w:hAnsi="Arial"/>
+                <w:rFonts w:ascii="Verdana" w:hAnsi="Verdana"/>
                 <w:b w:val="0"/>
                 <w:sz w:val="16"/>
               </w:rPr>
@@ -825,7 +824,7 @@
             <w:r/>
             <w:r>
               <w:rPr>
-                <w:rFonts w:ascii="Arial" w:hAnsi="Arial"/>
+                <w:rFonts w:ascii="Verdana" w:hAnsi="Verdana"/>
                 <w:b w:val="0"/>
                 <w:sz w:val="16"/>
               </w:rPr>
@@ -841,7 +840,7 @@
             <w:r/>
             <w:r>
               <w:rPr>
-                <w:rFonts w:ascii="Arial" w:hAnsi="Arial"/>
+                <w:rFonts w:ascii="Verdana" w:hAnsi="Verdana"/>
                 <w:b w:val="0"/>
                 <w:sz w:val="16"/>
               </w:rPr>
@@ -857,7 +856,7 @@
             <w:r/>
             <w:r>
               <w:rPr>
-                <w:rFonts w:ascii="Arial" w:hAnsi="Arial"/>
+                <w:rFonts w:ascii="Verdana" w:hAnsi="Verdana"/>
                 <w:b w:val="0"/>
                 <w:sz w:val="16"/>
               </w:rPr>
@@ -873,7 +872,7 @@
             <w:r/>
             <w:r>
               <w:rPr>
-                <w:rFonts w:ascii="Arial" w:hAnsi="Arial"/>
+                <w:rFonts w:ascii="Verdana" w:hAnsi="Verdana"/>
                 <w:b w:val="0"/>
                 <w:sz w:val="16"/>
               </w:rPr>
@@ -882,15 +881,18 @@
         </w:tc>
       </w:tr>
       <w:tr>
-        <w:tc>
-          <w:tcPr>
-            <w:tcW w:type="dxa" w:w="1514"/>
-          </w:tcPr>
-          <w:p>
-            <w:r/>
-            <w:r>
-              <w:rPr>
-                <w:rFonts w:ascii="Arial" w:hAnsi="Arial"/>
+        <w:trPr>
+          <w:cantSplit/>
+        </w:trPr>
+        <w:tc>
+          <w:tcPr>
+            <w:tcW w:type="dxa" w:w="1514"/>
+          </w:tcPr>
+          <w:p>
+            <w:r/>
+            <w:r>
+              <w:rPr>
+                <w:rFonts w:ascii="Verdana" w:hAnsi="Verdana"/>
                 <w:b w:val="0"/>
                 <w:sz w:val="16"/>
               </w:rPr>
@@ -906,7 +908,7 @@
             <w:r/>
             <w:r>
               <w:rPr>
-                <w:rFonts w:ascii="Arial" w:hAnsi="Arial"/>
+                <w:rFonts w:ascii="Verdana" w:hAnsi="Verdana"/>
                 <w:b w:val="0"/>
                 <w:sz w:val="16"/>
               </w:rPr>
@@ -922,7 +924,7 @@
             <w:r/>
             <w:r>
               <w:rPr>
-                <w:rFonts w:ascii="Arial" w:hAnsi="Arial"/>
+                <w:rFonts w:ascii="Verdana" w:hAnsi="Verdana"/>
                 <w:b w:val="0"/>
                 <w:sz w:val="16"/>
               </w:rPr>
@@ -938,7 +940,7 @@
             <w:r/>
             <w:r>
               <w:rPr>
-                <w:rFonts w:ascii="Arial" w:hAnsi="Arial"/>
+                <w:rFonts w:ascii="Verdana" w:hAnsi="Verdana"/>
                 <w:b w:val="0"/>
                 <w:sz w:val="16"/>
               </w:rPr>
@@ -954,7 +956,7 @@
             <w:r/>
             <w:r>
               <w:rPr>
-                <w:rFonts w:ascii="Arial" w:hAnsi="Arial"/>
+                <w:rFonts w:ascii="Verdana" w:hAnsi="Verdana"/>
                 <w:b w:val="0"/>
                 <w:sz w:val="16"/>
               </w:rPr>
@@ -970,7 +972,7 @@
             <w:r/>
             <w:r>
               <w:rPr>
-                <w:rFonts w:ascii="Arial" w:hAnsi="Arial"/>
+                <w:rFonts w:ascii="Verdana" w:hAnsi="Verdana"/>
                 <w:b w:val="0"/>
                 <w:sz w:val="16"/>
               </w:rPr>
@@ -986,7 +988,7 @@
             <w:r/>
             <w:r>
               <w:rPr>
-                <w:rFonts w:ascii="Arial" w:hAnsi="Arial"/>
+                <w:rFonts w:ascii="Verdana" w:hAnsi="Verdana"/>
                 <w:b w:val="0"/>
                 <w:sz w:val="16"/>
               </w:rPr>
@@ -1002,7 +1004,7 @@
             <w:r/>
             <w:r>
               <w:rPr>
-                <w:rFonts w:ascii="Arial" w:hAnsi="Arial"/>
+                <w:rFonts w:ascii="Verdana" w:hAnsi="Verdana"/>
                 <w:b w:val="0"/>
                 <w:sz w:val="16"/>
               </w:rPr>
@@ -1018,7 +1020,7 @@
             <w:r/>
             <w:r>
               <w:rPr>
-                <w:rFonts w:ascii="Arial" w:hAnsi="Arial"/>
+                <w:rFonts w:ascii="Verdana" w:hAnsi="Verdana"/>
                 <w:b w:val="0"/>
                 <w:sz w:val="16"/>
               </w:rPr>
@@ -1034,7 +1036,7 @@
             <w:r/>
             <w:r>
               <w:rPr>
-                <w:rFonts w:ascii="Arial" w:hAnsi="Arial"/>
+                <w:rFonts w:ascii="Verdana" w:hAnsi="Verdana"/>
                 <w:b w:val="0"/>
                 <w:sz w:val="16"/>
               </w:rPr>
@@ -1043,15 +1045,18 @@
         </w:tc>
       </w:tr>
       <w:tr>
-        <w:tc>
-          <w:tcPr>
-            <w:tcW w:type="dxa" w:w="1514"/>
-          </w:tcPr>
-          <w:p>
-            <w:r/>
-            <w:r>
-              <w:rPr>
-                <w:rFonts w:ascii="Arial" w:hAnsi="Arial"/>
+        <w:trPr>
+          <w:cantSplit/>
+        </w:trPr>
+        <w:tc>
+          <w:tcPr>
+            <w:tcW w:type="dxa" w:w="1514"/>
+          </w:tcPr>
+          <w:p>
+            <w:r/>
+            <w:r>
+              <w:rPr>
+                <w:rFonts w:ascii="Verdana" w:hAnsi="Verdana"/>
                 <w:b w:val="0"/>
                 <w:sz w:val="16"/>
               </w:rPr>
@@ -1067,7 +1072,7 @@
             <w:r/>
             <w:r>
               <w:rPr>
-                <w:rFonts w:ascii="Arial" w:hAnsi="Arial"/>
+                <w:rFonts w:ascii="Verdana" w:hAnsi="Verdana"/>
                 <w:b w:val="0"/>
                 <w:sz w:val="16"/>
               </w:rPr>
@@ -1083,7 +1088,7 @@
             <w:r/>
             <w:r>
               <w:rPr>
-                <w:rFonts w:ascii="Arial" w:hAnsi="Arial"/>
+                <w:rFonts w:ascii="Verdana" w:hAnsi="Verdana"/>
                 <w:b w:val="0"/>
                 <w:sz w:val="16"/>
               </w:rPr>
@@ -1099,7 +1104,7 @@
             <w:r/>
             <w:r>
               <w:rPr>
-                <w:rFonts w:ascii="Arial" w:hAnsi="Arial"/>
+                <w:rFonts w:ascii="Verdana" w:hAnsi="Verdana"/>
                 <w:b w:val="0"/>
                 <w:sz w:val="16"/>
               </w:rPr>
@@ -1115,7 +1120,7 @@
             <w:r/>
             <w:r>
               <w:rPr>
-                <w:rFonts w:ascii="Arial" w:hAnsi="Arial"/>
+                <w:rFonts w:ascii="Verdana" w:hAnsi="Verdana"/>
                 <w:b w:val="0"/>
                 <w:sz w:val="16"/>
               </w:rPr>
@@ -1131,7 +1136,7 @@
             <w:r/>
             <w:r>
               <w:rPr>
-                <w:rFonts w:ascii="Arial" w:hAnsi="Arial"/>
+                <w:rFonts w:ascii="Verdana" w:hAnsi="Verdana"/>
                 <w:b w:val="0"/>
                 <w:sz w:val="16"/>
               </w:rPr>
@@ -1147,7 +1152,7 @@
             <w:r/>
             <w:r>
               <w:rPr>
-                <w:rFonts w:ascii="Arial" w:hAnsi="Arial"/>
+                <w:rFonts w:ascii="Verdana" w:hAnsi="Verdana"/>
                 <w:b w:val="0"/>
                 <w:sz w:val="16"/>
               </w:rPr>
@@ -1163,7 +1168,7 @@
             <w:r/>
             <w:r>
               <w:rPr>
-                <w:rFonts w:ascii="Arial" w:hAnsi="Arial"/>
+                <w:rFonts w:ascii="Verdana" w:hAnsi="Verdana"/>
                 <w:b w:val="0"/>
                 <w:sz w:val="16"/>
               </w:rPr>
@@ -1179,7 +1184,7 @@
             <w:r/>
             <w:r>
               <w:rPr>
-                <w:rFonts w:ascii="Arial" w:hAnsi="Arial"/>
+                <w:rFonts w:ascii="Verdana" w:hAnsi="Verdana"/>
                 <w:b w:val="0"/>
                 <w:sz w:val="16"/>
               </w:rPr>
@@ -1195,7 +1200,7 @@
             <w:r/>
             <w:r>
               <w:rPr>
-                <w:rFonts w:ascii="Arial" w:hAnsi="Arial"/>
+                <w:rFonts w:ascii="Verdana" w:hAnsi="Verdana"/>
                 <w:b w:val="0"/>
                 <w:sz w:val="16"/>
               </w:rPr>
@@ -1204,15 +1209,18 @@
         </w:tc>
       </w:tr>
       <w:tr>
-        <w:tc>
-          <w:tcPr>
-            <w:tcW w:type="dxa" w:w="1514"/>
-          </w:tcPr>
-          <w:p>
-            <w:r/>
-            <w:r>
-              <w:rPr>
-                <w:rFonts w:ascii="Arial" w:hAnsi="Arial"/>
+        <w:trPr>
+          <w:cantSplit/>
+        </w:trPr>
+        <w:tc>
+          <w:tcPr>
+            <w:tcW w:type="dxa" w:w="1514"/>
+          </w:tcPr>
+          <w:p>
+            <w:r/>
+            <w:r>
+              <w:rPr>
+                <w:rFonts w:ascii="Verdana" w:hAnsi="Verdana"/>
                 <w:b w:val="0"/>
                 <w:sz w:val="16"/>
               </w:rPr>
@@ -1228,7 +1236,7 @@
             <w:r/>
             <w:r>
               <w:rPr>
-                <w:rFonts w:ascii="Arial" w:hAnsi="Arial"/>
+                <w:rFonts w:ascii="Verdana" w:hAnsi="Verdana"/>
                 <w:b w:val="0"/>
                 <w:sz w:val="16"/>
               </w:rPr>
@@ -1244,7 +1252,7 @@
             <w:r/>
             <w:r>
               <w:rPr>
-                <w:rFonts w:ascii="Arial" w:hAnsi="Arial"/>
+                <w:rFonts w:ascii="Verdana" w:hAnsi="Verdana"/>
                 <w:b w:val="0"/>
                 <w:sz w:val="16"/>
               </w:rPr>
@@ -1260,7 +1268,7 @@
             <w:r/>
             <w:r>
               <w:rPr>
-                <w:rFonts w:ascii="Arial" w:hAnsi="Arial"/>
+                <w:rFonts w:ascii="Verdana" w:hAnsi="Verdana"/>
                 <w:b w:val="0"/>
                 <w:sz w:val="16"/>
               </w:rPr>
@@ -1276,7 +1284,7 @@
             <w:r/>
             <w:r>
               <w:rPr>
-                <w:rFonts w:ascii="Arial" w:hAnsi="Arial"/>
+                <w:rFonts w:ascii="Verdana" w:hAnsi="Verdana"/>
                 <w:b w:val="0"/>
                 <w:sz w:val="16"/>
               </w:rPr>
@@ -1292,7 +1300,7 @@
             <w:r/>
             <w:r>
               <w:rPr>
-                <w:rFonts w:ascii="Arial" w:hAnsi="Arial"/>
+                <w:rFonts w:ascii="Verdana" w:hAnsi="Verdana"/>
                 <w:b w:val="0"/>
                 <w:sz w:val="16"/>
               </w:rPr>
@@ -1308,7 +1316,7 @@
             <w:r/>
             <w:r>
               <w:rPr>
-                <w:rFonts w:ascii="Arial" w:hAnsi="Arial"/>
+                <w:rFonts w:ascii="Verdana" w:hAnsi="Verdana"/>
                 <w:b w:val="0"/>
                 <w:sz w:val="16"/>
               </w:rPr>
@@ -1324,7 +1332,7 @@
             <w:r/>
             <w:r>
               <w:rPr>
-                <w:rFonts w:ascii="Arial" w:hAnsi="Arial"/>
+                <w:rFonts w:ascii="Verdana" w:hAnsi="Verdana"/>
                 <w:b w:val="0"/>
                 <w:sz w:val="16"/>
               </w:rPr>
@@ -1340,7 +1348,7 @@
             <w:r/>
             <w:r>
               <w:rPr>
-                <w:rFonts w:ascii="Arial" w:hAnsi="Arial"/>
+                <w:rFonts w:ascii="Verdana" w:hAnsi="Verdana"/>
                 <w:b w:val="0"/>
                 <w:sz w:val="16"/>
               </w:rPr>
@@ -1356,7 +1364,7 @@
             <w:r/>
             <w:r>
               <w:rPr>
-                <w:rFonts w:ascii="Arial" w:hAnsi="Arial"/>
+                <w:rFonts w:ascii="Verdana" w:hAnsi="Verdana"/>
                 <w:b w:val="0"/>
                 <w:sz w:val="16"/>
               </w:rPr>
@@ -1365,15 +1373,18 @@
         </w:tc>
       </w:tr>
       <w:tr>
-        <w:tc>
-          <w:tcPr>
-            <w:tcW w:type="dxa" w:w="1514"/>
-          </w:tcPr>
-          <w:p>
-            <w:r/>
-            <w:r>
-              <w:rPr>
-                <w:rFonts w:ascii="Arial" w:hAnsi="Arial"/>
+        <w:trPr>
+          <w:cantSplit/>
+        </w:trPr>
+        <w:tc>
+          <w:tcPr>
+            <w:tcW w:type="dxa" w:w="1514"/>
+          </w:tcPr>
+          <w:p>
+            <w:r/>
+            <w:r>
+              <w:rPr>
+                <w:rFonts w:ascii="Verdana" w:hAnsi="Verdana"/>
                 <w:b w:val="0"/>
                 <w:sz w:val="16"/>
               </w:rPr>
@@ -1389,7 +1400,7 @@
             <w:r/>
             <w:r>
               <w:rPr>
-                <w:rFonts w:ascii="Arial" w:hAnsi="Arial"/>
+                <w:rFonts w:ascii="Verdana" w:hAnsi="Verdana"/>
                 <w:b w:val="0"/>
                 <w:sz w:val="16"/>
               </w:rPr>
@@ -1405,7 +1416,7 @@
             <w:r/>
             <w:r>
               <w:rPr>
-                <w:rFonts w:ascii="Arial" w:hAnsi="Arial"/>
+                <w:rFonts w:ascii="Verdana" w:hAnsi="Verdana"/>
                 <w:b w:val="0"/>
                 <w:sz w:val="16"/>
               </w:rPr>
@@ -1421,7 +1432,7 @@
             <w:r/>
             <w:r>
               <w:rPr>
-                <w:rFonts w:ascii="Arial" w:hAnsi="Arial"/>
+                <w:rFonts w:ascii="Verdana" w:hAnsi="Verdana"/>
                 <w:b w:val="0"/>
                 <w:sz w:val="16"/>
               </w:rPr>
@@ -1437,7 +1448,7 @@
             <w:r/>
             <w:r>
               <w:rPr>
-                <w:rFonts w:ascii="Arial" w:hAnsi="Arial"/>
+                <w:rFonts w:ascii="Verdana" w:hAnsi="Verdana"/>
                 <w:b w:val="0"/>
                 <w:sz w:val="16"/>
               </w:rPr>
@@ -1453,7 +1464,7 @@
             <w:r/>
             <w:r>
               <w:rPr>
-                <w:rFonts w:ascii="Arial" w:hAnsi="Arial"/>
+                <w:rFonts w:ascii="Verdana" w:hAnsi="Verdana"/>
                 <w:b w:val="0"/>
                 <w:sz w:val="16"/>
               </w:rPr>
@@ -1469,7 +1480,7 @@
             <w:r/>
             <w:r>
               <w:rPr>
-                <w:rFonts w:ascii="Arial" w:hAnsi="Arial"/>
+                <w:rFonts w:ascii="Verdana" w:hAnsi="Verdana"/>
                 <w:b w:val="0"/>
                 <w:sz w:val="16"/>
               </w:rPr>
@@ -1485,7 +1496,7 @@
             <w:r/>
             <w:r>
               <w:rPr>
-                <w:rFonts w:ascii="Arial" w:hAnsi="Arial"/>
+                <w:rFonts w:ascii="Verdana" w:hAnsi="Verdana"/>
                 <w:b w:val="0"/>
                 <w:sz w:val="16"/>
               </w:rPr>
@@ -1501,7 +1512,7 @@
             <w:r/>
             <w:r>
               <w:rPr>
-                <w:rFonts w:ascii="Arial" w:hAnsi="Arial"/>
+                <w:rFonts w:ascii="Verdana" w:hAnsi="Verdana"/>
                 <w:b w:val="0"/>
                 <w:sz w:val="16"/>
               </w:rPr>
@@ -1517,7 +1528,7 @@
             <w:r/>
             <w:r>
               <w:rPr>
-                <w:rFonts w:ascii="Arial" w:hAnsi="Arial"/>
+                <w:rFonts w:ascii="Verdana" w:hAnsi="Verdana"/>
                 <w:b w:val="0"/>
                 <w:sz w:val="16"/>
               </w:rPr>
@@ -1526,15 +1537,18 @@
         </w:tc>
       </w:tr>
       <w:tr>
-        <w:tc>
-          <w:tcPr>
-            <w:tcW w:type="dxa" w:w="1514"/>
-          </w:tcPr>
-          <w:p>
-            <w:r/>
-            <w:r>
-              <w:rPr>
-                <w:rFonts w:ascii="Arial" w:hAnsi="Arial"/>
+        <w:trPr>
+          <w:cantSplit/>
+        </w:trPr>
+        <w:tc>
+          <w:tcPr>
+            <w:tcW w:type="dxa" w:w="1514"/>
+          </w:tcPr>
+          <w:p>
+            <w:r/>
+            <w:r>
+              <w:rPr>
+                <w:rFonts w:ascii="Verdana" w:hAnsi="Verdana"/>
                 <w:b w:val="0"/>
                 <w:sz w:val="16"/>
               </w:rPr>
@@ -1550,7 +1564,7 @@
             <w:r/>
             <w:r>
               <w:rPr>
-                <w:rFonts w:ascii="Arial" w:hAnsi="Arial"/>
+                <w:rFonts w:ascii="Verdana" w:hAnsi="Verdana"/>
                 <w:b w:val="0"/>
                 <w:sz w:val="16"/>
               </w:rPr>
@@ -1566,7 +1580,7 @@
             <w:r/>
             <w:r>
               <w:rPr>
-                <w:rFonts w:ascii="Arial" w:hAnsi="Arial"/>
+                <w:rFonts w:ascii="Verdana" w:hAnsi="Verdana"/>
                 <w:b w:val="0"/>
                 <w:sz w:val="16"/>
               </w:rPr>
@@ -1582,7 +1596,7 @@
             <w:r/>
             <w:r>
               <w:rPr>
-                <w:rFonts w:ascii="Arial" w:hAnsi="Arial"/>
+                <w:rFonts w:ascii="Verdana" w:hAnsi="Verdana"/>
                 <w:b w:val="0"/>
                 <w:sz w:val="16"/>
               </w:rPr>
@@ -1598,7 +1612,7 @@
             <w:r/>
             <w:r>
               <w:rPr>
-                <w:rFonts w:ascii="Arial" w:hAnsi="Arial"/>
+                <w:rFonts w:ascii="Verdana" w:hAnsi="Verdana"/>
                 <w:b w:val="0"/>
                 <w:sz w:val="16"/>
               </w:rPr>
@@ -1614,7 +1628,7 @@
             <w:r/>
             <w:r>
               <w:rPr>
-                <w:rFonts w:ascii="Arial" w:hAnsi="Arial"/>
+                <w:rFonts w:ascii="Verdana" w:hAnsi="Verdana"/>
                 <w:b w:val="0"/>
                 <w:sz w:val="16"/>
               </w:rPr>
@@ -1630,7 +1644,7 @@
             <w:r/>
             <w:r>
               <w:rPr>
-                <w:rFonts w:ascii="Arial" w:hAnsi="Arial"/>
+                <w:rFonts w:ascii="Verdana" w:hAnsi="Verdana"/>
                 <w:b w:val="0"/>
                 <w:sz w:val="16"/>
               </w:rPr>
@@ -1646,7 +1660,7 @@
             <w:r/>
             <w:r>
               <w:rPr>
-                <w:rFonts w:ascii="Arial" w:hAnsi="Arial"/>
+                <w:rFonts w:ascii="Verdana" w:hAnsi="Verdana"/>
                 <w:b w:val="0"/>
                 <w:sz w:val="16"/>
               </w:rPr>
@@ -1662,7 +1676,7 @@
             <w:r/>
             <w:r>
               <w:rPr>
-                <w:rFonts w:ascii="Arial" w:hAnsi="Arial"/>
+                <w:rFonts w:ascii="Verdana" w:hAnsi="Verdana"/>
                 <w:b w:val="0"/>
                 <w:sz w:val="16"/>
               </w:rPr>
@@ -1678,7 +1692,7 @@
             <w:r/>
             <w:r>
               <w:rPr>
-                <w:rFonts w:ascii="Arial" w:hAnsi="Arial"/>
+                <w:rFonts w:ascii="Verdana" w:hAnsi="Verdana"/>
                 <w:b w:val="0"/>
                 <w:sz w:val="16"/>
               </w:rPr>
@@ -1687,15 +1701,18 @@
         </w:tc>
       </w:tr>
       <w:tr>
-        <w:tc>
-          <w:tcPr>
-            <w:tcW w:type="dxa" w:w="1514"/>
-          </w:tcPr>
-          <w:p>
-            <w:r/>
-            <w:r>
-              <w:rPr>
-                <w:rFonts w:ascii="Arial" w:hAnsi="Arial"/>
+        <w:trPr>
+          <w:cantSplit/>
+        </w:trPr>
+        <w:tc>
+          <w:tcPr>
+            <w:tcW w:type="dxa" w:w="1514"/>
+          </w:tcPr>
+          <w:p>
+            <w:r/>
+            <w:r>
+              <w:rPr>
+                <w:rFonts w:ascii="Verdana" w:hAnsi="Verdana"/>
                 <w:b w:val="0"/>
                 <w:sz w:val="16"/>
               </w:rPr>
@@ -1711,7 +1728,7 @@
             <w:r/>
             <w:r>
               <w:rPr>
-                <w:rFonts w:ascii="Arial" w:hAnsi="Arial"/>
+                <w:rFonts w:ascii="Verdana" w:hAnsi="Verdana"/>
                 <w:b w:val="0"/>
                 <w:sz w:val="16"/>
               </w:rPr>
@@ -1727,7 +1744,7 @@
             <w:r/>
             <w:r>
               <w:rPr>
-                <w:rFonts w:ascii="Arial" w:hAnsi="Arial"/>
+                <w:rFonts w:ascii="Verdana" w:hAnsi="Verdana"/>
                 <w:b w:val="0"/>
                 <w:sz w:val="16"/>
               </w:rPr>
@@ -1743,7 +1760,7 @@
             <w:r/>
             <w:r>
               <w:rPr>
-                <w:rFonts w:ascii="Arial" w:hAnsi="Arial"/>
+                <w:rFonts w:ascii="Verdana" w:hAnsi="Verdana"/>
                 <w:b w:val="0"/>
                 <w:sz w:val="16"/>
               </w:rPr>
@@ -1759,7 +1776,7 @@
             <w:r/>
             <w:r>
               <w:rPr>
-                <w:rFonts w:ascii="Arial" w:hAnsi="Arial"/>
+                <w:rFonts w:ascii="Verdana" w:hAnsi="Verdana"/>
                 <w:b w:val="0"/>
                 <w:sz w:val="16"/>
               </w:rPr>
@@ -1775,7 +1792,7 @@
             <w:r/>
             <w:r>
               <w:rPr>
-                <w:rFonts w:ascii="Arial" w:hAnsi="Arial"/>
+                <w:rFonts w:ascii="Verdana" w:hAnsi="Verdana"/>
                 <w:b w:val="0"/>
                 <w:sz w:val="16"/>
               </w:rPr>
@@ -1791,7 +1808,7 @@
             <w:r/>
             <w:r>
               <w:rPr>
-                <w:rFonts w:ascii="Arial" w:hAnsi="Arial"/>
+                <w:rFonts w:ascii="Verdana" w:hAnsi="Verdana"/>
                 <w:b w:val="0"/>
                 <w:sz w:val="16"/>
               </w:rPr>
@@ -1807,7 +1824,7 @@
             <w:r/>
             <w:r>
               <w:rPr>
-                <w:rFonts w:ascii="Arial" w:hAnsi="Arial"/>
+                <w:rFonts w:ascii="Verdana" w:hAnsi="Verdana"/>
                 <w:b w:val="0"/>
                 <w:sz w:val="16"/>
               </w:rPr>
@@ -1823,7 +1840,7 @@
             <w:r/>
             <w:r>
               <w:rPr>
-                <w:rFonts w:ascii="Arial" w:hAnsi="Arial"/>
+                <w:rFonts w:ascii="Verdana" w:hAnsi="Verdana"/>
                 <w:b w:val="0"/>
                 <w:sz w:val="16"/>
               </w:rPr>
@@ -1839,7 +1856,7 @@
             <w:r/>
             <w:r>
               <w:rPr>
-                <w:rFonts w:ascii="Arial" w:hAnsi="Arial"/>
+                <w:rFonts w:ascii="Verdana" w:hAnsi="Verdana"/>
                 <w:b w:val="0"/>
                 <w:sz w:val="16"/>
               </w:rPr>
@@ -1848,15 +1865,18 @@
         </w:tc>
       </w:tr>
       <w:tr>
-        <w:tc>
-          <w:tcPr>
-            <w:tcW w:type="dxa" w:w="1514"/>
-          </w:tcPr>
-          <w:p>
-            <w:r/>
-            <w:r>
-              <w:rPr>
-                <w:rFonts w:ascii="Arial" w:hAnsi="Arial"/>
+        <w:trPr>
+          <w:cantSplit/>
+        </w:trPr>
+        <w:tc>
+          <w:tcPr>
+            <w:tcW w:type="dxa" w:w="1514"/>
+          </w:tcPr>
+          <w:p>
+            <w:r/>
+            <w:r>
+              <w:rPr>
+                <w:rFonts w:ascii="Verdana" w:hAnsi="Verdana"/>
                 <w:b w:val="0"/>
                 <w:sz w:val="16"/>
               </w:rPr>
@@ -1872,7 +1892,7 @@
             <w:r/>
             <w:r>
               <w:rPr>
-                <w:rFonts w:ascii="Arial" w:hAnsi="Arial"/>
+                <w:rFonts w:ascii="Verdana" w:hAnsi="Verdana"/>
                 <w:b w:val="0"/>
                 <w:sz w:val="16"/>
               </w:rPr>
@@ -1888,7 +1908,7 @@
             <w:r/>
             <w:r>
               <w:rPr>
-                <w:rFonts w:ascii="Arial" w:hAnsi="Arial"/>
+                <w:rFonts w:ascii="Verdana" w:hAnsi="Verdana"/>
                 <w:b w:val="0"/>
                 <w:sz w:val="16"/>
               </w:rPr>
@@ -1904,7 +1924,7 @@
             <w:r/>
             <w:r>
               <w:rPr>
-                <w:rFonts w:ascii="Arial" w:hAnsi="Arial"/>
+                <w:rFonts w:ascii="Verdana" w:hAnsi="Verdana"/>
                 <w:b w:val="0"/>
                 <w:sz w:val="16"/>
               </w:rPr>
@@ -1920,7 +1940,7 @@
             <w:r/>
             <w:r>
               <w:rPr>
-                <w:rFonts w:ascii="Arial" w:hAnsi="Arial"/>
+                <w:rFonts w:ascii="Verdana" w:hAnsi="Verdana"/>
                 <w:b w:val="0"/>
                 <w:sz w:val="16"/>
               </w:rPr>
@@ -1936,7 +1956,7 @@
             <w:r/>
             <w:r>
               <w:rPr>
-                <w:rFonts w:ascii="Arial" w:hAnsi="Arial"/>
+                <w:rFonts w:ascii="Verdana" w:hAnsi="Verdana"/>
                 <w:b w:val="0"/>
                 <w:sz w:val="16"/>
               </w:rPr>
@@ -1952,7 +1972,7 @@
             <w:r/>
             <w:r>
               <w:rPr>
-                <w:rFonts w:ascii="Arial" w:hAnsi="Arial"/>
+                <w:rFonts w:ascii="Verdana" w:hAnsi="Verdana"/>
                 <w:b w:val="0"/>
                 <w:sz w:val="16"/>
               </w:rPr>
@@ -1968,7 +1988,7 @@
             <w:r/>
             <w:r>
               <w:rPr>
-                <w:rFonts w:ascii="Arial" w:hAnsi="Arial"/>
+                <w:rFonts w:ascii="Verdana" w:hAnsi="Verdana"/>
                 <w:b w:val="0"/>
                 <w:sz w:val="16"/>
               </w:rPr>
@@ -1984,7 +2004,7 @@
             <w:r/>
             <w:r>
               <w:rPr>
-                <w:rFonts w:ascii="Arial" w:hAnsi="Arial"/>
+                <w:rFonts w:ascii="Verdana" w:hAnsi="Verdana"/>
                 <w:b w:val="0"/>
                 <w:sz w:val="16"/>
               </w:rPr>
@@ -2000,7 +2020,7 @@
             <w:r/>
             <w:r>
               <w:rPr>
-                <w:rFonts w:ascii="Arial" w:hAnsi="Arial"/>
+                <w:rFonts w:ascii="Verdana" w:hAnsi="Verdana"/>
                 <w:b w:val="0"/>
                 <w:sz w:val="16"/>
               </w:rPr>
@@ -2009,15 +2029,18 @@
         </w:tc>
       </w:tr>
       <w:tr>
-        <w:tc>
-          <w:tcPr>
-            <w:tcW w:type="dxa" w:w="1514"/>
-          </w:tcPr>
-          <w:p>
-            <w:r/>
-            <w:r>
-              <w:rPr>
-                <w:rFonts w:ascii="Arial" w:hAnsi="Arial"/>
+        <w:trPr>
+          <w:cantSplit/>
+        </w:trPr>
+        <w:tc>
+          <w:tcPr>
+            <w:tcW w:type="dxa" w:w="1514"/>
+          </w:tcPr>
+          <w:p>
+            <w:r/>
+            <w:r>
+              <w:rPr>
+                <w:rFonts w:ascii="Verdana" w:hAnsi="Verdana"/>
                 <w:b w:val="0"/>
                 <w:sz w:val="16"/>
               </w:rPr>
@@ -2033,7 +2056,7 @@
             <w:r/>
             <w:r>
               <w:rPr>
-                <w:rFonts w:ascii="Arial" w:hAnsi="Arial"/>
+                <w:rFonts w:ascii="Verdana" w:hAnsi="Verdana"/>
                 <w:b w:val="0"/>
                 <w:sz w:val="16"/>
               </w:rPr>
@@ -2049,7 +2072,7 @@
             <w:r/>
             <w:r>
               <w:rPr>
-                <w:rFonts w:ascii="Arial" w:hAnsi="Arial"/>
+                <w:rFonts w:ascii="Verdana" w:hAnsi="Verdana"/>
                 <w:b w:val="0"/>
                 <w:sz w:val="16"/>
               </w:rPr>
@@ -2065,7 +2088,7 @@
             <w:r/>
             <w:r>
               <w:rPr>
-                <w:rFonts w:ascii="Arial" w:hAnsi="Arial"/>
+                <w:rFonts w:ascii="Verdana" w:hAnsi="Verdana"/>
                 <w:b w:val="0"/>
                 <w:sz w:val="16"/>
               </w:rPr>
@@ -2081,7 +2104,7 @@
             <w:r/>
             <w:r>
               <w:rPr>
-                <w:rFonts w:ascii="Arial" w:hAnsi="Arial"/>
+                <w:rFonts w:ascii="Verdana" w:hAnsi="Verdana"/>
                 <w:b w:val="0"/>
                 <w:sz w:val="16"/>
               </w:rPr>
@@ -2097,7 +2120,7 @@
             <w:r/>
             <w:r>
               <w:rPr>
-                <w:rFonts w:ascii="Arial" w:hAnsi="Arial"/>
+                <w:rFonts w:ascii="Verdana" w:hAnsi="Verdana"/>
                 <w:b w:val="0"/>
                 <w:sz w:val="16"/>
               </w:rPr>
@@ -2113,7 +2136,7 @@
             <w:r/>
             <w:r>
               <w:rPr>
-                <w:rFonts w:ascii="Arial" w:hAnsi="Arial"/>
+                <w:rFonts w:ascii="Verdana" w:hAnsi="Verdana"/>
                 <w:b w:val="0"/>
                 <w:sz w:val="16"/>
               </w:rPr>
@@ -2129,7 +2152,7 @@
             <w:r/>
             <w:r>
               <w:rPr>
-                <w:rFonts w:ascii="Arial" w:hAnsi="Arial"/>
+                <w:rFonts w:ascii="Verdana" w:hAnsi="Verdana"/>
                 <w:b w:val="0"/>
                 <w:sz w:val="16"/>
               </w:rPr>
@@ -2145,7 +2168,7 @@
             <w:r/>
             <w:r>
               <w:rPr>
-                <w:rFonts w:ascii="Arial" w:hAnsi="Arial"/>
+                <w:rFonts w:ascii="Verdana" w:hAnsi="Verdana"/>
                 <w:b w:val="0"/>
                 <w:sz w:val="16"/>
               </w:rPr>
@@ -2161,25 +2184,28 @@
             <w:r/>
             <w:r>
               <w:rPr>
-                <w:rFonts w:ascii="Arial" w:hAnsi="Arial"/>
-                <w:b w:val="0"/>
-                <w:sz w:val="16"/>
-              </w:rPr>
-              <w:t>Note 68: SDR quality is invalid if bit trim failed (see bit 12), or fringe count error detected (see bit 11), or invalid raw data record (RDR) data (see bit 10), or invalid radiometric calibration (see bit 5), or invalid spectral calibration (see bit 7).</w:t>
+                <w:rFonts w:ascii="Verdana" w:hAnsi="Verdana"/>
+                <w:b w:val="0"/>
+                <w:sz w:val="16"/>
+              </w:rPr>
+              <w:t>Note 68: This sequence is deprecated because of incorrect usage of descriptor 0 04 075 in sequence 3 06 020; sequence 3 06 025 should be used instead.</w:t>
             </w:r>
           </w:p>
         </w:tc>
       </w:tr>
       <w:tr>
-        <w:tc>
-          <w:tcPr>
-            <w:tcW w:type="dxa" w:w="1514"/>
-          </w:tcPr>
-          <w:p>
-            <w:r/>
-            <w:r>
-              <w:rPr>
-                <w:rFonts w:ascii="Arial" w:hAnsi="Arial"/>
+        <w:trPr>
+          <w:cantSplit/>
+        </w:trPr>
+        <w:tc>
+          <w:tcPr>
+            <w:tcW w:type="dxa" w:w="1514"/>
+          </w:tcPr>
+          <w:p>
+            <w:r/>
+            <w:r>
+              <w:rPr>
+                <w:rFonts w:ascii="Verdana" w:hAnsi="Verdana"/>
                 <w:b w:val="0"/>
                 <w:sz w:val="16"/>
               </w:rPr>
@@ -2195,7 +2221,7 @@
             <w:r/>
             <w:r>
               <w:rPr>
-                <w:rFonts w:ascii="Arial" w:hAnsi="Arial"/>
+                <w:rFonts w:ascii="Verdana" w:hAnsi="Verdana"/>
                 <w:b w:val="0"/>
                 <w:sz w:val="16"/>
               </w:rPr>
@@ -2211,7 +2237,7 @@
             <w:r/>
             <w:r>
               <w:rPr>
-                <w:rFonts w:ascii="Arial" w:hAnsi="Arial"/>
+                <w:rFonts w:ascii="Verdana" w:hAnsi="Verdana"/>
                 <w:b w:val="0"/>
                 <w:sz w:val="16"/>
               </w:rPr>
@@ -2227,7 +2253,7 @@
             <w:r/>
             <w:r>
               <w:rPr>
-                <w:rFonts w:ascii="Arial" w:hAnsi="Arial"/>
+                <w:rFonts w:ascii="Verdana" w:hAnsi="Verdana"/>
                 <w:b w:val="0"/>
                 <w:sz w:val="16"/>
               </w:rPr>
@@ -2243,7 +2269,7 @@
             <w:r/>
             <w:r>
               <w:rPr>
-                <w:rFonts w:ascii="Arial" w:hAnsi="Arial"/>
+                <w:rFonts w:ascii="Verdana" w:hAnsi="Verdana"/>
                 <w:b w:val="0"/>
                 <w:sz w:val="16"/>
               </w:rPr>
@@ -2259,7 +2285,7 @@
             <w:r/>
             <w:r>
               <w:rPr>
-                <w:rFonts w:ascii="Arial" w:hAnsi="Arial"/>
+                <w:rFonts w:ascii="Verdana" w:hAnsi="Verdana"/>
                 <w:b w:val="0"/>
                 <w:sz w:val="16"/>
               </w:rPr>
@@ -2275,7 +2301,7 @@
             <w:r/>
             <w:r>
               <w:rPr>
-                <w:rFonts w:ascii="Arial" w:hAnsi="Arial"/>
+                <w:rFonts w:ascii="Verdana" w:hAnsi="Verdana"/>
                 <w:b w:val="0"/>
                 <w:sz w:val="16"/>
               </w:rPr>
@@ -2291,7 +2317,7 @@
             <w:r/>
             <w:r>
               <w:rPr>
-                <w:rFonts w:ascii="Arial" w:hAnsi="Arial"/>
+                <w:rFonts w:ascii="Verdana" w:hAnsi="Verdana"/>
                 <w:b w:val="0"/>
                 <w:sz w:val="16"/>
               </w:rPr>
@@ -2307,7 +2333,7 @@
             <w:r/>
             <w:r>
               <w:rPr>
-                <w:rFonts w:ascii="Arial" w:hAnsi="Arial"/>
+                <w:rFonts w:ascii="Verdana" w:hAnsi="Verdana"/>
                 <w:b w:val="0"/>
                 <w:sz w:val="16"/>
               </w:rPr>
@@ -2323,7 +2349,7 @@
             <w:r/>
             <w:r>
               <w:rPr>
-                <w:rFonts w:ascii="Arial" w:hAnsi="Arial"/>
+                <w:rFonts w:ascii="Verdana" w:hAnsi="Verdana"/>
                 <w:b w:val="0"/>
                 <w:sz w:val="16"/>
               </w:rPr>
@@ -2332,15 +2358,18 @@
         </w:tc>
       </w:tr>
       <w:tr>
-        <w:tc>
-          <w:tcPr>
-            <w:tcW w:type="dxa" w:w="1514"/>
-          </w:tcPr>
-          <w:p>
-            <w:r/>
-            <w:r>
-              <w:rPr>
-                <w:rFonts w:ascii="Arial" w:hAnsi="Arial"/>
+        <w:trPr>
+          <w:cantSplit/>
+        </w:trPr>
+        <w:tc>
+          <w:tcPr>
+            <w:tcW w:type="dxa" w:w="1514"/>
+          </w:tcPr>
+          <w:p>
+            <w:r/>
+            <w:r>
+              <w:rPr>
+                <w:rFonts w:ascii="Verdana" w:hAnsi="Verdana"/>
                 <w:b w:val="0"/>
                 <w:sz w:val="16"/>
               </w:rPr>
@@ -2356,7 +2385,7 @@
             <w:r/>
             <w:r>
               <w:rPr>
-                <w:rFonts w:ascii="Arial" w:hAnsi="Arial"/>
+                <w:rFonts w:ascii="Verdana" w:hAnsi="Verdana"/>
                 <w:b w:val="0"/>
                 <w:sz w:val="16"/>
               </w:rPr>
@@ -2372,7 +2401,7 @@
             <w:r/>
             <w:r>
               <w:rPr>
-                <w:rFonts w:ascii="Arial" w:hAnsi="Arial"/>
+                <w:rFonts w:ascii="Verdana" w:hAnsi="Verdana"/>
                 <w:b w:val="0"/>
                 <w:sz w:val="16"/>
               </w:rPr>
@@ -2388,7 +2417,7 @@
             <w:r/>
             <w:r>
               <w:rPr>
-                <w:rFonts w:ascii="Arial" w:hAnsi="Arial"/>
+                <w:rFonts w:ascii="Verdana" w:hAnsi="Verdana"/>
                 <w:b w:val="0"/>
                 <w:sz w:val="16"/>
               </w:rPr>
@@ -2404,7 +2433,7 @@
             <w:r/>
             <w:r>
               <w:rPr>
-                <w:rFonts w:ascii="Arial" w:hAnsi="Arial"/>
+                <w:rFonts w:ascii="Verdana" w:hAnsi="Verdana"/>
                 <w:b w:val="0"/>
                 <w:sz w:val="16"/>
               </w:rPr>
@@ -2420,7 +2449,7 @@
             <w:r/>
             <w:r>
               <w:rPr>
-                <w:rFonts w:ascii="Arial" w:hAnsi="Arial"/>
+                <w:rFonts w:ascii="Verdana" w:hAnsi="Verdana"/>
                 <w:b w:val="0"/>
                 <w:sz w:val="16"/>
               </w:rPr>
@@ -2436,7 +2465,7 @@
             <w:r/>
             <w:r>
               <w:rPr>
-                <w:rFonts w:ascii="Arial" w:hAnsi="Arial"/>
+                <w:rFonts w:ascii="Verdana" w:hAnsi="Verdana"/>
                 <w:b w:val="0"/>
                 <w:sz w:val="16"/>
               </w:rPr>
@@ -2452,7 +2481,7 @@
             <w:r/>
             <w:r>
               <w:rPr>
-                <w:rFonts w:ascii="Arial" w:hAnsi="Arial"/>
+                <w:rFonts w:ascii="Verdana" w:hAnsi="Verdana"/>
                 <w:b w:val="0"/>
                 <w:sz w:val="16"/>
               </w:rPr>
@@ -2468,7 +2497,7 @@
             <w:r/>
             <w:r>
               <w:rPr>
-                <w:rFonts w:ascii="Arial" w:hAnsi="Arial"/>
+                <w:rFonts w:ascii="Verdana" w:hAnsi="Verdana"/>
                 <w:b w:val="0"/>
                 <w:sz w:val="16"/>
               </w:rPr>
@@ -2484,7 +2513,7 @@
             <w:r/>
             <w:r>
               <w:rPr>
-                <w:rFonts w:ascii="Arial" w:hAnsi="Arial"/>
+                <w:rFonts w:ascii="Verdana" w:hAnsi="Verdana"/>
                 <w:b w:val="0"/>
                 <w:sz w:val="16"/>
               </w:rPr>
@@ -2493,15 +2522,18 @@
         </w:tc>
       </w:tr>
       <w:tr>
-        <w:tc>
-          <w:tcPr>
-            <w:tcW w:type="dxa" w:w="1514"/>
-          </w:tcPr>
-          <w:p>
-            <w:r/>
-            <w:r>
-              <w:rPr>
-                <w:rFonts w:ascii="Arial" w:hAnsi="Arial"/>
+        <w:trPr>
+          <w:cantSplit/>
+        </w:trPr>
+        <w:tc>
+          <w:tcPr>
+            <w:tcW w:type="dxa" w:w="1514"/>
+          </w:tcPr>
+          <w:p>
+            <w:r/>
+            <w:r>
+              <w:rPr>
+                <w:rFonts w:ascii="Verdana" w:hAnsi="Verdana"/>
                 <w:b w:val="0"/>
                 <w:sz w:val="16"/>
               </w:rPr>
@@ -2517,7 +2549,7 @@
             <w:r/>
             <w:r>
               <w:rPr>
-                <w:rFonts w:ascii="Arial" w:hAnsi="Arial"/>
+                <w:rFonts w:ascii="Verdana" w:hAnsi="Verdana"/>
                 <w:b w:val="0"/>
                 <w:sz w:val="16"/>
               </w:rPr>
@@ -2533,7 +2565,7 @@
             <w:r/>
             <w:r>
               <w:rPr>
-                <w:rFonts w:ascii="Arial" w:hAnsi="Arial"/>
+                <w:rFonts w:ascii="Verdana" w:hAnsi="Verdana"/>
                 <w:b w:val="0"/>
                 <w:sz w:val="16"/>
               </w:rPr>
@@ -2549,7 +2581,7 @@
             <w:r/>
             <w:r>
               <w:rPr>
-                <w:rFonts w:ascii="Arial" w:hAnsi="Arial"/>
+                <w:rFonts w:ascii="Verdana" w:hAnsi="Verdana"/>
                 <w:b w:val="0"/>
                 <w:sz w:val="16"/>
               </w:rPr>
@@ -2565,7 +2597,7 @@
             <w:r/>
             <w:r>
               <w:rPr>
-                <w:rFonts w:ascii="Arial" w:hAnsi="Arial"/>
+                <w:rFonts w:ascii="Verdana" w:hAnsi="Verdana"/>
                 <w:b w:val="0"/>
                 <w:sz w:val="16"/>
               </w:rPr>
@@ -2581,7 +2613,7 @@
             <w:r/>
             <w:r>
               <w:rPr>
-                <w:rFonts w:ascii="Arial" w:hAnsi="Arial"/>
+                <w:rFonts w:ascii="Verdana" w:hAnsi="Verdana"/>
                 <w:b w:val="0"/>
                 <w:sz w:val="16"/>
               </w:rPr>
@@ -2597,7 +2629,7 @@
             <w:r/>
             <w:r>
               <w:rPr>
-                <w:rFonts w:ascii="Arial" w:hAnsi="Arial"/>
+                <w:rFonts w:ascii="Verdana" w:hAnsi="Verdana"/>
                 <w:b w:val="0"/>
                 <w:sz w:val="16"/>
               </w:rPr>
@@ -2613,7 +2645,7 @@
             <w:r/>
             <w:r>
               <w:rPr>
-                <w:rFonts w:ascii="Arial" w:hAnsi="Arial"/>
+                <w:rFonts w:ascii="Verdana" w:hAnsi="Verdana"/>
                 <w:b w:val="0"/>
                 <w:sz w:val="16"/>
               </w:rPr>
@@ -2629,7 +2661,7 @@
             <w:r/>
             <w:r>
               <w:rPr>
-                <w:rFonts w:ascii="Arial" w:hAnsi="Arial"/>
+                <w:rFonts w:ascii="Verdana" w:hAnsi="Verdana"/>
                 <w:b w:val="0"/>
                 <w:sz w:val="16"/>
               </w:rPr>
@@ -2645,7 +2677,7 @@
             <w:r/>
             <w:r>
               <w:rPr>
-                <w:rFonts w:ascii="Arial" w:hAnsi="Arial"/>
+                <w:rFonts w:ascii="Verdana" w:hAnsi="Verdana"/>
                 <w:b w:val="0"/>
                 <w:sz w:val="16"/>
               </w:rPr>
@@ -2654,15 +2686,18 @@
         </w:tc>
       </w:tr>
       <w:tr>
-        <w:tc>
-          <w:tcPr>
-            <w:tcW w:type="dxa" w:w="1514"/>
-          </w:tcPr>
-          <w:p>
-            <w:r/>
-            <w:r>
-              <w:rPr>
-                <w:rFonts w:ascii="Arial" w:hAnsi="Arial"/>
+        <w:trPr>
+          <w:cantSplit/>
+        </w:trPr>
+        <w:tc>
+          <w:tcPr>
+            <w:tcW w:type="dxa" w:w="1514"/>
+          </w:tcPr>
+          <w:p>
+            <w:r/>
+            <w:r>
+              <w:rPr>
+                <w:rFonts w:ascii="Verdana" w:hAnsi="Verdana"/>
                 <w:b w:val="0"/>
                 <w:sz w:val="16"/>
               </w:rPr>
@@ -2678,7 +2713,7 @@
             <w:r/>
             <w:r>
               <w:rPr>
-                <w:rFonts w:ascii="Arial" w:hAnsi="Arial"/>
+                <w:rFonts w:ascii="Verdana" w:hAnsi="Verdana"/>
                 <w:b w:val="0"/>
                 <w:sz w:val="16"/>
               </w:rPr>
@@ -2694,7 +2729,7 @@
             <w:r/>
             <w:r>
               <w:rPr>
-                <w:rFonts w:ascii="Arial" w:hAnsi="Arial"/>
+                <w:rFonts w:ascii="Verdana" w:hAnsi="Verdana"/>
                 <w:b w:val="0"/>
                 <w:sz w:val="16"/>
               </w:rPr>
@@ -2710,7 +2745,7 @@
             <w:r/>
             <w:r>
               <w:rPr>
-                <w:rFonts w:ascii="Arial" w:hAnsi="Arial"/>
+                <w:rFonts w:ascii="Verdana" w:hAnsi="Verdana"/>
                 <w:b w:val="0"/>
                 <w:sz w:val="16"/>
               </w:rPr>
@@ -2726,7 +2761,7 @@
             <w:r/>
             <w:r>
               <w:rPr>
-                <w:rFonts w:ascii="Arial" w:hAnsi="Arial"/>
+                <w:rFonts w:ascii="Verdana" w:hAnsi="Verdana"/>
                 <w:b w:val="0"/>
                 <w:sz w:val="16"/>
               </w:rPr>
@@ -2742,7 +2777,7 @@
             <w:r/>
             <w:r>
               <w:rPr>
-                <w:rFonts w:ascii="Arial" w:hAnsi="Arial"/>
+                <w:rFonts w:ascii="Verdana" w:hAnsi="Verdana"/>
                 <w:b w:val="0"/>
                 <w:sz w:val="16"/>
               </w:rPr>
@@ -2758,7 +2793,7 @@
             <w:r/>
             <w:r>
               <w:rPr>
-                <w:rFonts w:ascii="Arial" w:hAnsi="Arial"/>
+                <w:rFonts w:ascii="Verdana" w:hAnsi="Verdana"/>
                 <w:b w:val="0"/>
                 <w:sz w:val="16"/>
               </w:rPr>
@@ -2774,7 +2809,7 @@
             <w:r/>
             <w:r>
               <w:rPr>
-                <w:rFonts w:ascii="Arial" w:hAnsi="Arial"/>
+                <w:rFonts w:ascii="Verdana" w:hAnsi="Verdana"/>
                 <w:b w:val="0"/>
                 <w:sz w:val="16"/>
               </w:rPr>
@@ -2790,7 +2825,7 @@
             <w:r/>
             <w:r>
               <w:rPr>
-                <w:rFonts w:ascii="Arial" w:hAnsi="Arial"/>
+                <w:rFonts w:ascii="Verdana" w:hAnsi="Verdana"/>
                 <w:b w:val="0"/>
                 <w:sz w:val="16"/>
               </w:rPr>
@@ -2806,7 +2841,7 @@
             <w:r/>
             <w:r>
               <w:rPr>
-                <w:rFonts w:ascii="Arial" w:hAnsi="Arial"/>
+                <w:rFonts w:ascii="Verdana" w:hAnsi="Verdana"/>
                 <w:b w:val="0"/>
                 <w:sz w:val="16"/>
               </w:rPr>
@@ -2815,15 +2850,18 @@
         </w:tc>
       </w:tr>
       <w:tr>
-        <w:tc>
-          <w:tcPr>
-            <w:tcW w:type="dxa" w:w="1514"/>
-          </w:tcPr>
-          <w:p>
-            <w:r/>
-            <w:r>
-              <w:rPr>
-                <w:rFonts w:ascii="Arial" w:hAnsi="Arial"/>
+        <w:trPr>
+          <w:cantSplit/>
+        </w:trPr>
+        <w:tc>
+          <w:tcPr>
+            <w:tcW w:type="dxa" w:w="1514"/>
+          </w:tcPr>
+          <w:p>
+            <w:r/>
+            <w:r>
+              <w:rPr>
+                <w:rFonts w:ascii="Verdana" w:hAnsi="Verdana"/>
                 <w:b w:val="0"/>
                 <w:sz w:val="16"/>
               </w:rPr>
@@ -2839,7 +2877,7 @@
             <w:r/>
             <w:r>
               <w:rPr>
-                <w:rFonts w:ascii="Arial" w:hAnsi="Arial"/>
+                <w:rFonts w:ascii="Verdana" w:hAnsi="Verdana"/>
                 <w:b w:val="0"/>
                 <w:sz w:val="16"/>
               </w:rPr>
@@ -2855,7 +2893,7 @@
             <w:r/>
             <w:r>
               <w:rPr>
-                <w:rFonts w:ascii="Arial" w:hAnsi="Arial"/>
+                <w:rFonts w:ascii="Verdana" w:hAnsi="Verdana"/>
                 <w:b w:val="0"/>
                 <w:sz w:val="16"/>
               </w:rPr>
@@ -2871,7 +2909,7 @@
             <w:r/>
             <w:r>
               <w:rPr>
-                <w:rFonts w:ascii="Arial" w:hAnsi="Arial"/>
+                <w:rFonts w:ascii="Verdana" w:hAnsi="Verdana"/>
                 <w:b w:val="0"/>
                 <w:sz w:val="16"/>
               </w:rPr>
@@ -2887,7 +2925,7 @@
             <w:r/>
             <w:r>
               <w:rPr>
-                <w:rFonts w:ascii="Arial" w:hAnsi="Arial"/>
+                <w:rFonts w:ascii="Verdana" w:hAnsi="Verdana"/>
                 <w:b w:val="0"/>
                 <w:sz w:val="16"/>
               </w:rPr>
@@ -2903,7 +2941,7 @@
             <w:r/>
             <w:r>
               <w:rPr>
-                <w:rFonts w:ascii="Arial" w:hAnsi="Arial"/>
+                <w:rFonts w:ascii="Verdana" w:hAnsi="Verdana"/>
                 <w:b w:val="0"/>
                 <w:sz w:val="16"/>
               </w:rPr>
@@ -2919,7 +2957,7 @@
             <w:r/>
             <w:r>
               <w:rPr>
-                <w:rFonts w:ascii="Arial" w:hAnsi="Arial"/>
+                <w:rFonts w:ascii="Verdana" w:hAnsi="Verdana"/>
                 <w:b w:val="0"/>
                 <w:sz w:val="16"/>
               </w:rPr>
@@ -2935,7 +2973,7 @@
             <w:r/>
             <w:r>
               <w:rPr>
-                <w:rFonts w:ascii="Arial" w:hAnsi="Arial"/>
+                <w:rFonts w:ascii="Verdana" w:hAnsi="Verdana"/>
                 <w:b w:val="0"/>
                 <w:sz w:val="16"/>
               </w:rPr>
@@ -2951,7 +2989,7 @@
             <w:r/>
             <w:r>
               <w:rPr>
-                <w:rFonts w:ascii="Arial" w:hAnsi="Arial"/>
+                <w:rFonts w:ascii="Verdana" w:hAnsi="Verdana"/>
                 <w:b w:val="0"/>
                 <w:sz w:val="16"/>
               </w:rPr>
@@ -2967,25 +3005,28 @@
             <w:r/>
             <w:r>
               <w:rPr>
-                <w:rFonts w:ascii="Arial" w:hAnsi="Arial"/>
-                <w:b w:val="0"/>
-                <w:sz w:val="16"/>
-              </w:rPr>
-              <w:t>Note 87: This flag indicates the instrument exhibited operational errors and the associated interferogram(s) is/are excluded from SDR processing.</w:t>
+                <w:rFonts w:ascii="Verdana" w:hAnsi="Verdana"/>
+                <w:b w:val="0"/>
+                <w:sz w:val="16"/>
+              </w:rPr>
+              <w:t>Note 87: Height of station ground above mean sea level is defined as the height above mean sea level of the ground on which the rain gauge stands or, if there is no rain gauge,the ground beneath the thermometer screen. If there is neither rain gauge nor screen, it is the average level of terrain in the vicinity of the station (Reference: Guide to Meteorological Instruments and Methods of Observation (WMO-No. 8), 1996).</w:t>
             </w:r>
           </w:p>
         </w:tc>
       </w:tr>
       <w:tr>
-        <w:tc>
-          <w:tcPr>
-            <w:tcW w:type="dxa" w:w="1514"/>
-          </w:tcPr>
-          <w:p>
-            <w:r/>
-            <w:r>
-              <w:rPr>
-                <w:rFonts w:ascii="Arial" w:hAnsi="Arial"/>
+        <w:trPr>
+          <w:cantSplit/>
+        </w:trPr>
+        <w:tc>
+          <w:tcPr>
+            <w:tcW w:type="dxa" w:w="1514"/>
+          </w:tcPr>
+          <w:p>
+            <w:r/>
+            <w:r>
+              <w:rPr>
+                <w:rFonts w:ascii="Verdana" w:hAnsi="Verdana"/>
                 <w:b w:val="0"/>
                 <w:sz w:val="16"/>
               </w:rPr>
@@ -3001,7 +3042,7 @@
             <w:r/>
             <w:r>
               <w:rPr>
-                <w:rFonts w:ascii="Arial" w:hAnsi="Arial"/>
+                <w:rFonts w:ascii="Verdana" w:hAnsi="Verdana"/>
                 <w:b w:val="0"/>
                 <w:sz w:val="16"/>
               </w:rPr>
@@ -3017,7 +3058,7 @@
             <w:r/>
             <w:r>
               <w:rPr>
-                <w:rFonts w:ascii="Arial" w:hAnsi="Arial"/>
+                <w:rFonts w:ascii="Verdana" w:hAnsi="Verdana"/>
                 <w:b w:val="0"/>
                 <w:sz w:val="16"/>
               </w:rPr>
@@ -3033,7 +3074,7 @@
             <w:r/>
             <w:r>
               <w:rPr>
-                <w:rFonts w:ascii="Arial" w:hAnsi="Arial"/>
+                <w:rFonts w:ascii="Verdana" w:hAnsi="Verdana"/>
                 <w:b w:val="0"/>
                 <w:sz w:val="16"/>
               </w:rPr>
@@ -3049,7 +3090,7 @@
             <w:r/>
             <w:r>
               <w:rPr>
-                <w:rFonts w:ascii="Arial" w:hAnsi="Arial"/>
+                <w:rFonts w:ascii="Verdana" w:hAnsi="Verdana"/>
                 <w:b w:val="0"/>
                 <w:sz w:val="16"/>
               </w:rPr>
@@ -3065,7 +3106,7 @@
             <w:r/>
             <w:r>
               <w:rPr>
-                <w:rFonts w:ascii="Arial" w:hAnsi="Arial"/>
+                <w:rFonts w:ascii="Verdana" w:hAnsi="Verdana"/>
                 <w:b w:val="0"/>
                 <w:sz w:val="16"/>
               </w:rPr>
@@ -3081,7 +3122,7 @@
             <w:r/>
             <w:r>
               <w:rPr>
-                <w:rFonts w:ascii="Arial" w:hAnsi="Arial"/>
+                <w:rFonts w:ascii="Verdana" w:hAnsi="Verdana"/>
                 <w:b w:val="0"/>
                 <w:sz w:val="16"/>
               </w:rPr>
@@ -3097,7 +3138,7 @@
             <w:r/>
             <w:r>
               <w:rPr>
-                <w:rFonts w:ascii="Arial" w:hAnsi="Arial"/>
+                <w:rFonts w:ascii="Verdana" w:hAnsi="Verdana"/>
                 <w:b w:val="0"/>
                 <w:sz w:val="16"/>
               </w:rPr>
@@ -3113,7 +3154,7 @@
             <w:r/>
             <w:r>
               <w:rPr>
-                <w:rFonts w:ascii="Arial" w:hAnsi="Arial"/>
+                <w:rFonts w:ascii="Verdana" w:hAnsi="Verdana"/>
                 <w:b w:val="0"/>
                 <w:sz w:val="16"/>
               </w:rPr>
@@ -3129,25 +3170,28 @@
             <w:r/>
             <w:r>
               <w:rPr>
-                <w:rFonts w:ascii="Arial" w:hAnsi="Arial"/>
-                <w:b w:val="0"/>
-                <w:sz w:val="16"/>
-              </w:rPr>
-              <w:t>Note 84: These values refer to well-developed wind waves of the open sea. While priority shall be given to the descriptive terms, these height values may be used for guidance by the observer when reporting the total state of agitation of the sea resulting from various factors such as wind, swell, currents, angle between swell and wind, etc.</w:t>
+                <w:rFonts w:ascii="Verdana" w:hAnsi="Verdana"/>
+                <w:b w:val="0"/>
+                <w:sz w:val="16"/>
+              </w:rPr>
+              <w:t>Note 84: Height of barometer above mean sea level, referring to the location of barometer of a station, does not redefine the descriptor 0 07 030.</w:t>
             </w:r>
           </w:p>
         </w:tc>
       </w:tr>
       <w:tr>
-        <w:tc>
-          <w:tcPr>
-            <w:tcW w:type="dxa" w:w="1514"/>
-          </w:tcPr>
-          <w:p>
-            <w:r/>
-            <w:r>
-              <w:rPr>
-                <w:rFonts w:ascii="Arial" w:hAnsi="Arial"/>
+        <w:trPr>
+          <w:cantSplit/>
+        </w:trPr>
+        <w:tc>
+          <w:tcPr>
+            <w:tcW w:type="dxa" w:w="1514"/>
+          </w:tcPr>
+          <w:p>
+            <w:r/>
+            <w:r>
+              <w:rPr>
+                <w:rFonts w:ascii="Verdana" w:hAnsi="Verdana"/>
                 <w:b w:val="0"/>
                 <w:sz w:val="16"/>
               </w:rPr>
@@ -3163,7 +3207,7 @@
             <w:r/>
             <w:r>
               <w:rPr>
-                <w:rFonts w:ascii="Arial" w:hAnsi="Arial"/>
+                <w:rFonts w:ascii="Verdana" w:hAnsi="Verdana"/>
                 <w:b w:val="0"/>
                 <w:sz w:val="16"/>
               </w:rPr>
@@ -3179,7 +3223,7 @@
             <w:r/>
             <w:r>
               <w:rPr>
-                <w:rFonts w:ascii="Arial" w:hAnsi="Arial"/>
+                <w:rFonts w:ascii="Verdana" w:hAnsi="Verdana"/>
                 <w:b w:val="0"/>
                 <w:sz w:val="16"/>
               </w:rPr>
@@ -3195,7 +3239,7 @@
             <w:r/>
             <w:r>
               <w:rPr>
-                <w:rFonts w:ascii="Arial" w:hAnsi="Arial"/>
+                <w:rFonts w:ascii="Verdana" w:hAnsi="Verdana"/>
                 <w:b w:val="0"/>
                 <w:sz w:val="16"/>
               </w:rPr>
@@ -3211,7 +3255,7 @@
             <w:r/>
             <w:r>
               <w:rPr>
-                <w:rFonts w:ascii="Arial" w:hAnsi="Arial"/>
+                <w:rFonts w:ascii="Verdana" w:hAnsi="Verdana"/>
                 <w:b w:val="0"/>
                 <w:sz w:val="16"/>
               </w:rPr>
@@ -3227,7 +3271,7 @@
             <w:r/>
             <w:r>
               <w:rPr>
-                <w:rFonts w:ascii="Arial" w:hAnsi="Arial"/>
+                <w:rFonts w:ascii="Verdana" w:hAnsi="Verdana"/>
                 <w:b w:val="0"/>
                 <w:sz w:val="16"/>
               </w:rPr>
@@ -3243,7 +3287,7 @@
             <w:r/>
             <w:r>
               <w:rPr>
-                <w:rFonts w:ascii="Arial" w:hAnsi="Arial"/>
+                <w:rFonts w:ascii="Verdana" w:hAnsi="Verdana"/>
                 <w:b w:val="0"/>
                 <w:sz w:val="16"/>
               </w:rPr>
@@ -3259,7 +3303,7 @@
             <w:r/>
             <w:r>
               <w:rPr>
-                <w:rFonts w:ascii="Arial" w:hAnsi="Arial"/>
+                <w:rFonts w:ascii="Verdana" w:hAnsi="Verdana"/>
                 <w:b w:val="0"/>
                 <w:sz w:val="16"/>
               </w:rPr>
@@ -3275,7 +3319,7 @@
             <w:r/>
             <w:r>
               <w:rPr>
-                <w:rFonts w:ascii="Arial" w:hAnsi="Arial"/>
+                <w:rFonts w:ascii="Verdana" w:hAnsi="Verdana"/>
                 <w:b w:val="0"/>
                 <w:sz w:val="16"/>
               </w:rPr>
@@ -3291,25 +3335,28 @@
             <w:r/>
             <w:r>
               <w:rPr>
-                <w:rFonts w:ascii="Arial" w:hAnsi="Arial"/>
-                <w:b w:val="0"/>
-                <w:sz w:val="16"/>
-              </w:rPr>
-              <w:t>Note 85: This descriptor will be associated with visibility data or height of clouds data to specify if the value is bounded. If the reported data is the true value, the code figure is 0. However, the measurement can hit the limit of the instrument measurement capability. If the reported value is higher than the true value, the codefigure is 1; if the reported value is lower than the true value, the code figure is 2.</w:t>
+                <w:rFonts w:ascii="Verdana" w:hAnsi="Verdana"/>
+                <w:b w:val="0"/>
+                <w:sz w:val="16"/>
+              </w:rPr>
+              <w:t>Note 85: Height of sensor above local ground (or deck of marine platform) is the actual height of sensor above ground (or deck of marine platform) at the point where the sensor is located. This descriptor does not redefine the descriptors 0 07 030 or 0 07 033. Previously defined value of 0 07 032 may be cancelled by setting 0 07 032 to a"missing value".</w:t>
             </w:r>
           </w:p>
         </w:tc>
       </w:tr>
       <w:tr>
-        <w:tc>
-          <w:tcPr>
-            <w:tcW w:type="dxa" w:w="1514"/>
-          </w:tcPr>
-          <w:p>
-            <w:r/>
-            <w:r>
-              <w:rPr>
-                <w:rFonts w:ascii="Arial" w:hAnsi="Arial"/>
+        <w:trPr>
+          <w:cantSplit/>
+        </w:trPr>
+        <w:tc>
+          <w:tcPr>
+            <w:tcW w:type="dxa" w:w="1514"/>
+          </w:tcPr>
+          <w:p>
+            <w:r/>
+            <w:r>
+              <w:rPr>
+                <w:rFonts w:ascii="Verdana" w:hAnsi="Verdana"/>
                 <w:b w:val="0"/>
                 <w:sz w:val="16"/>
               </w:rPr>
@@ -3325,7 +3372,7 @@
             <w:r/>
             <w:r>
               <w:rPr>
-                <w:rFonts w:ascii="Arial" w:hAnsi="Arial"/>
+                <w:rFonts w:ascii="Verdana" w:hAnsi="Verdana"/>
                 <w:b w:val="0"/>
                 <w:sz w:val="16"/>
               </w:rPr>
@@ -3341,7 +3388,7 @@
             <w:r/>
             <w:r>
               <w:rPr>
-                <w:rFonts w:ascii="Arial" w:hAnsi="Arial"/>
+                <w:rFonts w:ascii="Verdana" w:hAnsi="Verdana"/>
                 <w:b w:val="0"/>
                 <w:sz w:val="16"/>
               </w:rPr>
@@ -3357,7 +3404,7 @@
             <w:r/>
             <w:r>
               <w:rPr>
-                <w:rFonts w:ascii="Arial" w:hAnsi="Arial"/>
+                <w:rFonts w:ascii="Verdana" w:hAnsi="Verdana"/>
                 <w:b w:val="0"/>
                 <w:sz w:val="16"/>
               </w:rPr>
@@ -3373,7 +3420,7 @@
             <w:r/>
             <w:r>
               <w:rPr>
-                <w:rFonts w:ascii="Arial" w:hAnsi="Arial"/>
+                <w:rFonts w:ascii="Verdana" w:hAnsi="Verdana"/>
                 <w:b w:val="0"/>
                 <w:sz w:val="16"/>
               </w:rPr>
@@ -3389,7 +3436,7 @@
             <w:r/>
             <w:r>
               <w:rPr>
-                <w:rFonts w:ascii="Arial" w:hAnsi="Arial"/>
+                <w:rFonts w:ascii="Verdana" w:hAnsi="Verdana"/>
                 <w:b w:val="0"/>
                 <w:sz w:val="16"/>
               </w:rPr>
@@ -3405,7 +3452,7 @@
             <w:r/>
             <w:r>
               <w:rPr>
-                <w:rFonts w:ascii="Arial" w:hAnsi="Arial"/>
+                <w:rFonts w:ascii="Verdana" w:hAnsi="Verdana"/>
                 <w:b w:val="0"/>
                 <w:sz w:val="16"/>
               </w:rPr>
@@ -3421,7 +3468,7 @@
             <w:r/>
             <w:r>
               <w:rPr>
-                <w:rFonts w:ascii="Arial" w:hAnsi="Arial"/>
+                <w:rFonts w:ascii="Verdana" w:hAnsi="Verdana"/>
                 <w:b w:val="0"/>
                 <w:sz w:val="16"/>
               </w:rPr>
@@ -3437,7 +3484,7 @@
             <w:r/>
             <w:r>
               <w:rPr>
-                <w:rFonts w:ascii="Arial" w:hAnsi="Arial"/>
+                <w:rFonts w:ascii="Verdana" w:hAnsi="Verdana"/>
                 <w:b w:val="0"/>
                 <w:sz w:val="16"/>
               </w:rPr>
@@ -3453,25 +3500,28 @@
             <w:r/>
             <w:r>
               <w:rPr>
-                <w:rFonts w:ascii="Arial" w:hAnsi="Arial"/>
-                <w:b w:val="0"/>
-                <w:sz w:val="16"/>
-              </w:rPr>
-              <w:t>Note 86: This flag indicates that a significant number of fringes have been missed, shifting the interferogram ZPD outside of a window monitored by the instrument, and the interferogram is excluded from SDR processing.</w:t>
+                <w:rFonts w:ascii="Verdana" w:hAnsi="Verdana"/>
+                <w:b w:val="0"/>
+                <w:sz w:val="16"/>
+              </w:rPr>
+              <w:t>Note 86: Height of sensor above water surface is the height of sensor above water surface of sea or lake. This descriptor does not redefine descriptors 0 07 030 or 0 07 032.Previously defined value 0 07 033 may be cancelled by setting 0 07 033 to a "missing value".</w:t>
             </w:r>
           </w:p>
         </w:tc>
       </w:tr>
       <w:tr>
-        <w:tc>
-          <w:tcPr>
-            <w:tcW w:type="dxa" w:w="1514"/>
-          </w:tcPr>
-          <w:p>
-            <w:r/>
-            <w:r>
-              <w:rPr>
-                <w:rFonts w:ascii="Arial" w:hAnsi="Arial"/>
+        <w:trPr>
+          <w:cantSplit/>
+        </w:trPr>
+        <w:tc>
+          <w:tcPr>
+            <w:tcW w:type="dxa" w:w="1514"/>
+          </w:tcPr>
+          <w:p>
+            <w:r/>
+            <w:r>
+              <w:rPr>
+                <w:rFonts w:ascii="Verdana" w:hAnsi="Verdana"/>
                 <w:b w:val="0"/>
                 <w:sz w:val="16"/>
               </w:rPr>
@@ -3487,7 +3537,7 @@
             <w:r/>
             <w:r>
               <w:rPr>
-                <w:rFonts w:ascii="Arial" w:hAnsi="Arial"/>
+                <w:rFonts w:ascii="Verdana" w:hAnsi="Verdana"/>
                 <w:b w:val="0"/>
                 <w:sz w:val="16"/>
               </w:rPr>
@@ -3503,7 +3553,7 @@
             <w:r/>
             <w:r>
               <w:rPr>
-                <w:rFonts w:ascii="Arial" w:hAnsi="Arial"/>
+                <w:rFonts w:ascii="Verdana" w:hAnsi="Verdana"/>
                 <w:b w:val="0"/>
                 <w:sz w:val="16"/>
               </w:rPr>
@@ -3519,7 +3569,7 @@
             <w:r/>
             <w:r>
               <w:rPr>
-                <w:rFonts w:ascii="Arial" w:hAnsi="Arial"/>
+                <w:rFonts w:ascii="Verdana" w:hAnsi="Verdana"/>
                 <w:b w:val="0"/>
                 <w:sz w:val="16"/>
               </w:rPr>
@@ -3535,7 +3585,7 @@
             <w:r/>
             <w:r>
               <w:rPr>
-                <w:rFonts w:ascii="Arial" w:hAnsi="Arial"/>
+                <w:rFonts w:ascii="Verdana" w:hAnsi="Verdana"/>
                 <w:b w:val="0"/>
                 <w:sz w:val="16"/>
               </w:rPr>
@@ -3551,7 +3601,7 @@
             <w:r/>
             <w:r>
               <w:rPr>
-                <w:rFonts w:ascii="Arial" w:hAnsi="Arial"/>
+                <w:rFonts w:ascii="Verdana" w:hAnsi="Verdana"/>
                 <w:b w:val="0"/>
                 <w:sz w:val="16"/>
               </w:rPr>
@@ -3567,52 +3617,52 @@
             <w:r/>
             <w:r>
               <w:rPr>
-                <w:rFonts w:ascii="Arial" w:hAnsi="Arial"/>
-                <w:b w:val="0"/>
-                <w:sz w:val="16"/>
-              </w:rPr>
-            </w:r>
-          </w:p>
-        </w:tc>
-        <w:tc>
-          <w:tcPr>
-            <w:tcW w:type="dxa" w:w="1514"/>
-          </w:tcPr>
-          <w:p>
-            <w:r/>
-            <w:r>
-              <w:rPr>
-                <w:rFonts w:ascii="Arial" w:hAnsi="Arial"/>
-                <w:b w:val="0"/>
-                <w:sz w:val="16"/>
-              </w:rPr>
-            </w:r>
-          </w:p>
-        </w:tc>
-        <w:tc>
-          <w:tcPr>
-            <w:tcW w:type="dxa" w:w="1514"/>
-          </w:tcPr>
-          <w:p>
-            <w:r/>
-            <w:r>
-              <w:rPr>
-                <w:rFonts w:ascii="Arial" w:hAnsi="Arial"/>
-                <w:b w:val="0"/>
-                <w:sz w:val="16"/>
-              </w:rPr>
-            </w:r>
-          </w:p>
-        </w:tc>
-        <w:tc>
-          <w:tcPr>
-            <w:tcW w:type="dxa" w:w="1514"/>
-          </w:tcPr>
-          <w:p>
-            <w:r/>
-            <w:r>
-              <w:rPr>
-                <w:rFonts w:ascii="Arial" w:hAnsi="Arial"/>
+                <w:rFonts w:ascii="Verdana" w:hAnsi="Verdana"/>
+                <w:b w:val="0"/>
+                <w:sz w:val="16"/>
+              </w:rPr>
+            </w:r>
+          </w:p>
+        </w:tc>
+        <w:tc>
+          <w:tcPr>
+            <w:tcW w:type="dxa" w:w="1514"/>
+          </w:tcPr>
+          <w:p>
+            <w:r/>
+            <w:r>
+              <w:rPr>
+                <w:rFonts w:ascii="Verdana" w:hAnsi="Verdana"/>
+                <w:b w:val="0"/>
+                <w:sz w:val="16"/>
+              </w:rPr>
+            </w:r>
+          </w:p>
+        </w:tc>
+        <w:tc>
+          <w:tcPr>
+            <w:tcW w:type="dxa" w:w="1514"/>
+          </w:tcPr>
+          <w:p>
+            <w:r/>
+            <w:r>
+              <w:rPr>
+                <w:rFonts w:ascii="Verdana" w:hAnsi="Verdana"/>
+                <w:b w:val="0"/>
+                <w:sz w:val="16"/>
+              </w:rPr>
+            </w:r>
+          </w:p>
+        </w:tc>
+        <w:tc>
+          <w:tcPr>
+            <w:tcW w:type="dxa" w:w="1514"/>
+          </w:tcPr>
+          <w:p>
+            <w:r/>
+            <w:r>
+              <w:rPr>
+                <w:rFonts w:ascii="Verdana" w:hAnsi="Verdana"/>
                 <w:b w:val="0"/>
                 <w:sz w:val="16"/>
               </w:rPr>
@@ -3622,15 +3672,18 @@
         </w:tc>
       </w:tr>
       <w:tr>
-        <w:tc>
-          <w:tcPr>
-            <w:tcW w:type="dxa" w:w="1514"/>
-          </w:tcPr>
-          <w:p>
-            <w:r/>
-            <w:r>
-              <w:rPr>
-                <w:rFonts w:ascii="Arial" w:hAnsi="Arial"/>
+        <w:trPr>
+          <w:cantSplit/>
+        </w:trPr>
+        <w:tc>
+          <w:tcPr>
+            <w:tcW w:type="dxa" w:w="1514"/>
+          </w:tcPr>
+          <w:p>
+            <w:r/>
+            <w:r>
+              <w:rPr>
+                <w:rFonts w:ascii="Verdana" w:hAnsi="Verdana"/>
                 <w:b w:val="0"/>
                 <w:sz w:val="16"/>
               </w:rPr>
@@ -3646,7 +3699,7 @@
             <w:r/>
             <w:r>
               <w:rPr>
-                <w:rFonts w:ascii="Arial" w:hAnsi="Arial"/>
+                <w:rFonts w:ascii="Verdana" w:hAnsi="Verdana"/>
                 <w:b w:val="0"/>
                 <w:sz w:val="16"/>
               </w:rPr>
@@ -3662,7 +3715,7 @@
             <w:r/>
             <w:r>
               <w:rPr>
-                <w:rFonts w:ascii="Arial" w:hAnsi="Arial"/>
+                <w:rFonts w:ascii="Verdana" w:hAnsi="Verdana"/>
                 <w:b w:val="0"/>
                 <w:sz w:val="16"/>
               </w:rPr>
@@ -3678,7 +3731,7 @@
             <w:r/>
             <w:r>
               <w:rPr>
-                <w:rFonts w:ascii="Arial" w:hAnsi="Arial"/>
+                <w:rFonts w:ascii="Verdana" w:hAnsi="Verdana"/>
                 <w:b w:val="0"/>
                 <w:sz w:val="16"/>
               </w:rPr>
@@ -3694,7 +3747,7 @@
             <w:r/>
             <w:r>
               <w:rPr>
-                <w:rFonts w:ascii="Arial" w:hAnsi="Arial"/>
+                <w:rFonts w:ascii="Verdana" w:hAnsi="Verdana"/>
                 <w:b w:val="0"/>
                 <w:sz w:val="16"/>
               </w:rPr>
@@ -3710,7 +3763,7 @@
             <w:r/>
             <w:r>
               <w:rPr>
-                <w:rFonts w:ascii="Arial" w:hAnsi="Arial"/>
+                <w:rFonts w:ascii="Verdana" w:hAnsi="Verdana"/>
                 <w:b w:val="0"/>
                 <w:sz w:val="16"/>
               </w:rPr>
@@ -3726,7 +3779,7 @@
             <w:r/>
             <w:r>
               <w:rPr>
-                <w:rFonts w:ascii="Arial" w:hAnsi="Arial"/>
+                <w:rFonts w:ascii="Verdana" w:hAnsi="Verdana"/>
                 <w:b w:val="0"/>
                 <w:sz w:val="16"/>
               </w:rPr>
@@ -3742,7 +3795,7 @@
             <w:r/>
             <w:r>
               <w:rPr>
-                <w:rFonts w:ascii="Arial" w:hAnsi="Arial"/>
+                <w:rFonts w:ascii="Verdana" w:hAnsi="Verdana"/>
                 <w:b w:val="0"/>
                 <w:sz w:val="16"/>
               </w:rPr>
@@ -3758,7 +3811,7 @@
             <w:r/>
             <w:r>
               <w:rPr>
-                <w:rFonts w:ascii="Arial" w:hAnsi="Arial"/>
+                <w:rFonts w:ascii="Verdana" w:hAnsi="Verdana"/>
                 <w:b w:val="0"/>
                 <w:sz w:val="16"/>
               </w:rPr>
@@ -3774,7 +3827,7 @@
             <w:r/>
             <w:r>
               <w:rPr>
-                <w:rFonts w:ascii="Arial" w:hAnsi="Arial"/>
+                <w:rFonts w:ascii="Verdana" w:hAnsi="Verdana"/>
                 <w:b w:val="0"/>
                 <w:sz w:val="16"/>
               </w:rPr>
@@ -3783,15 +3836,18 @@
         </w:tc>
       </w:tr>
       <w:tr>
-        <w:tc>
-          <w:tcPr>
-            <w:tcW w:type="dxa" w:w="1514"/>
-          </w:tcPr>
-          <w:p>
-            <w:r/>
-            <w:r>
-              <w:rPr>
-                <w:rFonts w:ascii="Arial" w:hAnsi="Arial"/>
+        <w:trPr>
+          <w:cantSplit/>
+        </w:trPr>
+        <w:tc>
+          <w:tcPr>
+            <w:tcW w:type="dxa" w:w="1514"/>
+          </w:tcPr>
+          <w:p>
+            <w:r/>
+            <w:r>
+              <w:rPr>
+                <w:rFonts w:ascii="Verdana" w:hAnsi="Verdana"/>
                 <w:b w:val="0"/>
                 <w:sz w:val="16"/>
               </w:rPr>
@@ -3807,7 +3863,7 @@
             <w:r/>
             <w:r>
               <w:rPr>
-                <w:rFonts w:ascii="Arial" w:hAnsi="Arial"/>
+                <w:rFonts w:ascii="Verdana" w:hAnsi="Verdana"/>
                 <w:b w:val="0"/>
                 <w:sz w:val="16"/>
               </w:rPr>
@@ -3823,7 +3879,7 @@
             <w:r/>
             <w:r>
               <w:rPr>
-                <w:rFonts w:ascii="Arial" w:hAnsi="Arial"/>
+                <w:rFonts w:ascii="Verdana" w:hAnsi="Verdana"/>
                 <w:b w:val="0"/>
                 <w:sz w:val="16"/>
               </w:rPr>
@@ -3839,7 +3895,7 @@
             <w:r/>
             <w:r>
               <w:rPr>
-                <w:rFonts w:ascii="Arial" w:hAnsi="Arial"/>
+                <w:rFonts w:ascii="Verdana" w:hAnsi="Verdana"/>
                 <w:b w:val="0"/>
                 <w:sz w:val="16"/>
               </w:rPr>
@@ -3855,7 +3911,7 @@
             <w:r/>
             <w:r>
               <w:rPr>
-                <w:rFonts w:ascii="Arial" w:hAnsi="Arial"/>
+                <w:rFonts w:ascii="Verdana" w:hAnsi="Verdana"/>
                 <w:b w:val="0"/>
                 <w:sz w:val="16"/>
               </w:rPr>
@@ -3871,7 +3927,7 @@
             <w:r/>
             <w:r>
               <w:rPr>
-                <w:rFonts w:ascii="Arial" w:hAnsi="Arial"/>
+                <w:rFonts w:ascii="Verdana" w:hAnsi="Verdana"/>
                 <w:b w:val="0"/>
                 <w:sz w:val="16"/>
               </w:rPr>
@@ -3887,7 +3943,7 @@
             <w:r/>
             <w:r>
               <w:rPr>
-                <w:rFonts w:ascii="Arial" w:hAnsi="Arial"/>
+                <w:rFonts w:ascii="Verdana" w:hAnsi="Verdana"/>
                 <w:b w:val="0"/>
                 <w:sz w:val="16"/>
               </w:rPr>
@@ -3903,7 +3959,7 @@
             <w:r/>
             <w:r>
               <w:rPr>
-                <w:rFonts w:ascii="Arial" w:hAnsi="Arial"/>
+                <w:rFonts w:ascii="Verdana" w:hAnsi="Verdana"/>
                 <w:b w:val="0"/>
                 <w:sz w:val="16"/>
               </w:rPr>
@@ -3919,7 +3975,7 @@
             <w:r/>
             <w:r>
               <w:rPr>
-                <w:rFonts w:ascii="Arial" w:hAnsi="Arial"/>
+                <w:rFonts w:ascii="Verdana" w:hAnsi="Verdana"/>
                 <w:b w:val="0"/>
                 <w:sz w:val="16"/>
               </w:rPr>
@@ -3935,7 +3991,7 @@
             <w:r/>
             <w:r>
               <w:rPr>
-                <w:rFonts w:ascii="Arial" w:hAnsi="Arial"/>
+                <w:rFonts w:ascii="Verdana" w:hAnsi="Verdana"/>
                 <w:b w:val="0"/>
                 <w:sz w:val="16"/>
               </w:rPr>
@@ -3944,15 +4000,18 @@
         </w:tc>
       </w:tr>
       <w:tr>
-        <w:tc>
-          <w:tcPr>
-            <w:tcW w:type="dxa" w:w="1514"/>
-          </w:tcPr>
-          <w:p>
-            <w:r/>
-            <w:r>
-              <w:rPr>
-                <w:rFonts w:ascii="Arial" w:hAnsi="Arial"/>
+        <w:trPr>
+          <w:cantSplit/>
+        </w:trPr>
+        <w:tc>
+          <w:tcPr>
+            <w:tcW w:type="dxa" w:w="1514"/>
+          </w:tcPr>
+          <w:p>
+            <w:r/>
+            <w:r>
+              <w:rPr>
+                <w:rFonts w:ascii="Verdana" w:hAnsi="Verdana"/>
                 <w:b w:val="0"/>
                 <w:sz w:val="16"/>
               </w:rPr>
@@ -3968,7 +4027,7 @@
             <w:r/>
             <w:r>
               <w:rPr>
-                <w:rFonts w:ascii="Arial" w:hAnsi="Arial"/>
+                <w:rFonts w:ascii="Verdana" w:hAnsi="Verdana"/>
                 <w:b w:val="0"/>
                 <w:sz w:val="16"/>
               </w:rPr>
@@ -3984,7 +4043,7 @@
             <w:r/>
             <w:r>
               <w:rPr>
-                <w:rFonts w:ascii="Arial" w:hAnsi="Arial"/>
+                <w:rFonts w:ascii="Verdana" w:hAnsi="Verdana"/>
                 <w:b w:val="0"/>
                 <w:sz w:val="16"/>
               </w:rPr>
@@ -4000,7 +4059,7 @@
             <w:r/>
             <w:r>
               <w:rPr>
-                <w:rFonts w:ascii="Arial" w:hAnsi="Arial"/>
+                <w:rFonts w:ascii="Verdana" w:hAnsi="Verdana"/>
                 <w:b w:val="0"/>
                 <w:sz w:val="16"/>
               </w:rPr>
@@ -4016,7 +4075,7 @@
             <w:r/>
             <w:r>
               <w:rPr>
-                <w:rFonts w:ascii="Arial" w:hAnsi="Arial"/>
+                <w:rFonts w:ascii="Verdana" w:hAnsi="Verdana"/>
                 <w:b w:val="0"/>
                 <w:sz w:val="16"/>
               </w:rPr>
@@ -4032,7 +4091,7 @@
             <w:r/>
             <w:r>
               <w:rPr>
-                <w:rFonts w:ascii="Arial" w:hAnsi="Arial"/>
+                <w:rFonts w:ascii="Verdana" w:hAnsi="Verdana"/>
                 <w:b w:val="0"/>
                 <w:sz w:val="16"/>
               </w:rPr>
@@ -4048,7 +4107,7 @@
             <w:r/>
             <w:r>
               <w:rPr>
-                <w:rFonts w:ascii="Arial" w:hAnsi="Arial"/>
+                <w:rFonts w:ascii="Verdana" w:hAnsi="Verdana"/>
                 <w:b w:val="0"/>
                 <w:sz w:val="16"/>
               </w:rPr>
@@ -4064,7 +4123,7 @@
             <w:r/>
             <w:r>
               <w:rPr>
-                <w:rFonts w:ascii="Arial" w:hAnsi="Arial"/>
+                <w:rFonts w:ascii="Verdana" w:hAnsi="Verdana"/>
                 <w:b w:val="0"/>
                 <w:sz w:val="16"/>
               </w:rPr>
@@ -4080,7 +4139,7 @@
             <w:r/>
             <w:r>
               <w:rPr>
-                <w:rFonts w:ascii="Arial" w:hAnsi="Arial"/>
+                <w:rFonts w:ascii="Verdana" w:hAnsi="Verdana"/>
                 <w:b w:val="0"/>
                 <w:sz w:val="16"/>
               </w:rPr>
@@ -4096,25 +4155,28 @@
             <w:r/>
             <w:r>
               <w:rPr>
-                <w:rFonts w:ascii="Arial" w:hAnsi="Arial"/>
-                <w:b w:val="0"/>
-                <w:sz w:val="16"/>
-              </w:rPr>
-              <w:t>Note 74: The code figure 21 may be used within corrected messages with the substituted/corrected values identified.</w:t>
+                <w:rFonts w:ascii="Verdana" w:hAnsi="Verdana"/>
+                <w:b w:val="0"/>
+                <w:sz w:val="16"/>
+              </w:rPr>
+              <w:t>Note 74: To represent Intensity of precipitation, type of precipitation and state of functionality, 0 20 024 (Code table), 0 20 021 (Flag table) and 0 33 005 (Flag table) are used, respectively.</w:t>
             </w:r>
           </w:p>
         </w:tc>
       </w:tr>
       <w:tr>
-        <w:tc>
-          <w:tcPr>
-            <w:tcW w:type="dxa" w:w="1514"/>
-          </w:tcPr>
-          <w:p>
-            <w:r/>
-            <w:r>
-              <w:rPr>
-                <w:rFonts w:ascii="Arial" w:hAnsi="Arial"/>
+        <w:trPr>
+          <w:cantSplit/>
+        </w:trPr>
+        <w:tc>
+          <w:tcPr>
+            <w:tcW w:type="dxa" w:w="1514"/>
+          </w:tcPr>
+          <w:p>
+            <w:r/>
+            <w:r>
+              <w:rPr>
+                <w:rFonts w:ascii="Verdana" w:hAnsi="Verdana"/>
                 <w:b w:val="0"/>
                 <w:sz w:val="16"/>
               </w:rPr>
@@ -4130,7 +4192,7 @@
             <w:r/>
             <w:r>
               <w:rPr>
-                <w:rFonts w:ascii="Arial" w:hAnsi="Arial"/>
+                <w:rFonts w:ascii="Verdana" w:hAnsi="Verdana"/>
                 <w:b w:val="0"/>
                 <w:sz w:val="16"/>
               </w:rPr>
@@ -4146,7 +4208,7 @@
             <w:r/>
             <w:r>
               <w:rPr>
-                <w:rFonts w:ascii="Arial" w:hAnsi="Arial"/>
+                <w:rFonts w:ascii="Verdana" w:hAnsi="Verdana"/>
                 <w:b w:val="0"/>
                 <w:sz w:val="16"/>
               </w:rPr>
@@ -4162,7 +4224,7 @@
             <w:r/>
             <w:r>
               <w:rPr>
-                <w:rFonts w:ascii="Arial" w:hAnsi="Arial"/>
+                <w:rFonts w:ascii="Verdana" w:hAnsi="Verdana"/>
                 <w:b w:val="0"/>
                 <w:sz w:val="16"/>
               </w:rPr>
@@ -4178,7 +4240,7 @@
             <w:r/>
             <w:r>
               <w:rPr>
-                <w:rFonts w:ascii="Arial" w:hAnsi="Arial"/>
+                <w:rFonts w:ascii="Verdana" w:hAnsi="Verdana"/>
                 <w:b w:val="0"/>
                 <w:sz w:val="16"/>
               </w:rPr>
@@ -4194,7 +4256,7 @@
             <w:r/>
             <w:r>
               <w:rPr>
-                <w:rFonts w:ascii="Arial" w:hAnsi="Arial"/>
+                <w:rFonts w:ascii="Verdana" w:hAnsi="Verdana"/>
                 <w:b w:val="0"/>
                 <w:sz w:val="16"/>
               </w:rPr>
@@ -4210,7 +4272,7 @@
             <w:r/>
             <w:r>
               <w:rPr>
-                <w:rFonts w:ascii="Arial" w:hAnsi="Arial"/>
+                <w:rFonts w:ascii="Verdana" w:hAnsi="Verdana"/>
                 <w:b w:val="0"/>
                 <w:sz w:val="16"/>
               </w:rPr>
@@ -4226,7 +4288,7 @@
             <w:r/>
             <w:r>
               <w:rPr>
-                <w:rFonts w:ascii="Arial" w:hAnsi="Arial"/>
+                <w:rFonts w:ascii="Verdana" w:hAnsi="Verdana"/>
                 <w:b w:val="0"/>
                 <w:sz w:val="16"/>
               </w:rPr>
@@ -4242,7 +4304,7 @@
             <w:r/>
             <w:r>
               <w:rPr>
-                <w:rFonts w:ascii="Arial" w:hAnsi="Arial"/>
+                <w:rFonts w:ascii="Verdana" w:hAnsi="Verdana"/>
                 <w:b w:val="0"/>
                 <w:sz w:val="16"/>
               </w:rPr>
@@ -4258,7 +4320,7 @@
             <w:r/>
             <w:r>
               <w:rPr>
-                <w:rFonts w:ascii="Arial" w:hAnsi="Arial"/>
+                <w:rFonts w:ascii="Verdana" w:hAnsi="Verdana"/>
                 <w:b w:val="0"/>
                 <w:sz w:val="16"/>
               </w:rPr>
@@ -4267,15 +4329,18 @@
         </w:tc>
       </w:tr>
       <w:tr>
-        <w:tc>
-          <w:tcPr>
-            <w:tcW w:type="dxa" w:w="1514"/>
-          </w:tcPr>
-          <w:p>
-            <w:r/>
-            <w:r>
-              <w:rPr>
-                <w:rFonts w:ascii="Arial" w:hAnsi="Arial"/>
+        <w:trPr>
+          <w:cantSplit/>
+        </w:trPr>
+        <w:tc>
+          <w:tcPr>
+            <w:tcW w:type="dxa" w:w="1514"/>
+          </w:tcPr>
+          <w:p>
+            <w:r/>
+            <w:r>
+              <w:rPr>
+                <w:rFonts w:ascii="Verdana" w:hAnsi="Verdana"/>
                 <w:b w:val="0"/>
                 <w:sz w:val="16"/>
               </w:rPr>
@@ -4291,7 +4356,7 @@
             <w:r/>
             <w:r>
               <w:rPr>
-                <w:rFonts w:ascii="Arial" w:hAnsi="Arial"/>
+                <w:rFonts w:ascii="Verdana" w:hAnsi="Verdana"/>
                 <w:b w:val="0"/>
                 <w:sz w:val="16"/>
               </w:rPr>
@@ -4307,7 +4372,7 @@
             <w:r/>
             <w:r>
               <w:rPr>
-                <w:rFonts w:ascii="Arial" w:hAnsi="Arial"/>
+                <w:rFonts w:ascii="Verdana" w:hAnsi="Verdana"/>
                 <w:b w:val="0"/>
                 <w:sz w:val="16"/>
               </w:rPr>
@@ -4323,7 +4388,7 @@
             <w:r/>
             <w:r>
               <w:rPr>
-                <w:rFonts w:ascii="Arial" w:hAnsi="Arial"/>
+                <w:rFonts w:ascii="Verdana" w:hAnsi="Verdana"/>
                 <w:b w:val="0"/>
                 <w:sz w:val="16"/>
               </w:rPr>
@@ -4339,7 +4404,7 @@
             <w:r/>
             <w:r>
               <w:rPr>
-                <w:rFonts w:ascii="Arial" w:hAnsi="Arial"/>
+                <w:rFonts w:ascii="Verdana" w:hAnsi="Verdana"/>
                 <w:b w:val="0"/>
                 <w:sz w:val="16"/>
               </w:rPr>
@@ -4355,7 +4420,7 @@
             <w:r/>
             <w:r>
               <w:rPr>
-                <w:rFonts w:ascii="Arial" w:hAnsi="Arial"/>
+                <w:rFonts w:ascii="Verdana" w:hAnsi="Verdana"/>
                 <w:b w:val="0"/>
                 <w:sz w:val="16"/>
               </w:rPr>
@@ -4371,7 +4436,7 @@
             <w:r/>
             <w:r>
               <w:rPr>
-                <w:rFonts w:ascii="Arial" w:hAnsi="Arial"/>
+                <w:rFonts w:ascii="Verdana" w:hAnsi="Verdana"/>
                 <w:b w:val="0"/>
                 <w:sz w:val="16"/>
               </w:rPr>
@@ -4387,7 +4452,7 @@
             <w:r/>
             <w:r>
               <w:rPr>
-                <w:rFonts w:ascii="Arial" w:hAnsi="Arial"/>
+                <w:rFonts w:ascii="Verdana" w:hAnsi="Verdana"/>
                 <w:b w:val="0"/>
                 <w:sz w:val="16"/>
               </w:rPr>
@@ -4403,7 +4468,7 @@
             <w:r/>
             <w:r>
               <w:rPr>
-                <w:rFonts w:ascii="Arial" w:hAnsi="Arial"/>
+                <w:rFonts w:ascii="Verdana" w:hAnsi="Verdana"/>
                 <w:b w:val="0"/>
                 <w:sz w:val="16"/>
               </w:rPr>
@@ -4419,7 +4484,7 @@
             <w:r/>
             <w:r>
               <w:rPr>
-                <w:rFonts w:ascii="Arial" w:hAnsi="Arial"/>
+                <w:rFonts w:ascii="Verdana" w:hAnsi="Verdana"/>
                 <w:b w:val="0"/>
                 <w:sz w:val="16"/>
               </w:rPr>
@@ -4428,15 +4493,18 @@
         </w:tc>
       </w:tr>
       <w:tr>
-        <w:tc>
-          <w:tcPr>
-            <w:tcW w:type="dxa" w:w="1514"/>
-          </w:tcPr>
-          <w:p>
-            <w:r/>
-            <w:r>
-              <w:rPr>
-                <w:rFonts w:ascii="Arial" w:hAnsi="Arial"/>
+        <w:trPr>
+          <w:cantSplit/>
+        </w:trPr>
+        <w:tc>
+          <w:tcPr>
+            <w:tcW w:type="dxa" w:w="1514"/>
+          </w:tcPr>
+          <w:p>
+            <w:r/>
+            <w:r>
+              <w:rPr>
+                <w:rFonts w:ascii="Verdana" w:hAnsi="Verdana"/>
                 <w:b w:val="0"/>
                 <w:sz w:val="16"/>
               </w:rPr>
@@ -4452,7 +4520,7 @@
             <w:r/>
             <w:r>
               <w:rPr>
-                <w:rFonts w:ascii="Arial" w:hAnsi="Arial"/>
+                <w:rFonts w:ascii="Verdana" w:hAnsi="Verdana"/>
                 <w:b w:val="0"/>
                 <w:sz w:val="16"/>
               </w:rPr>
@@ -4468,7 +4536,7 @@
             <w:r/>
             <w:r>
               <w:rPr>
-                <w:rFonts w:ascii="Arial" w:hAnsi="Arial"/>
+                <w:rFonts w:ascii="Verdana" w:hAnsi="Verdana"/>
                 <w:b w:val="0"/>
                 <w:sz w:val="16"/>
               </w:rPr>
@@ -4484,7 +4552,7 @@
             <w:r/>
             <w:r>
               <w:rPr>
-                <w:rFonts w:ascii="Arial" w:hAnsi="Arial"/>
+                <w:rFonts w:ascii="Verdana" w:hAnsi="Verdana"/>
                 <w:b w:val="0"/>
                 <w:sz w:val="16"/>
               </w:rPr>
@@ -4500,7 +4568,7 @@
             <w:r/>
             <w:r>
               <w:rPr>
-                <w:rFonts w:ascii="Arial" w:hAnsi="Arial"/>
+                <w:rFonts w:ascii="Verdana" w:hAnsi="Verdana"/>
                 <w:b w:val="0"/>
                 <w:sz w:val="16"/>
               </w:rPr>
@@ -4516,7 +4584,7 @@
             <w:r/>
             <w:r>
               <w:rPr>
-                <w:rFonts w:ascii="Arial" w:hAnsi="Arial"/>
+                <w:rFonts w:ascii="Verdana" w:hAnsi="Verdana"/>
                 <w:b w:val="0"/>
                 <w:sz w:val="16"/>
               </w:rPr>
@@ -4532,7 +4600,7 @@
             <w:r/>
             <w:r>
               <w:rPr>
-                <w:rFonts w:ascii="Arial" w:hAnsi="Arial"/>
+                <w:rFonts w:ascii="Verdana" w:hAnsi="Verdana"/>
                 <w:b w:val="0"/>
                 <w:sz w:val="16"/>
               </w:rPr>
@@ -4548,7 +4616,7 @@
             <w:r/>
             <w:r>
               <w:rPr>
-                <w:rFonts w:ascii="Arial" w:hAnsi="Arial"/>
+                <w:rFonts w:ascii="Verdana" w:hAnsi="Verdana"/>
                 <w:b w:val="0"/>
                 <w:sz w:val="16"/>
               </w:rPr>
@@ -4564,7 +4632,7 @@
             <w:r/>
             <w:r>
               <w:rPr>
-                <w:rFonts w:ascii="Arial" w:hAnsi="Arial"/>
+                <w:rFonts w:ascii="Verdana" w:hAnsi="Verdana"/>
                 <w:b w:val="0"/>
                 <w:sz w:val="16"/>
               </w:rPr>
@@ -4580,7 +4648,7 @@
             <w:r/>
             <w:r>
               <w:rPr>
-                <w:rFonts w:ascii="Arial" w:hAnsi="Arial"/>
+                <w:rFonts w:ascii="Verdana" w:hAnsi="Verdana"/>
                 <w:b w:val="0"/>
                 <w:sz w:val="16"/>
               </w:rPr>
@@ -4589,15 +4657,18 @@
         </w:tc>
       </w:tr>
       <w:tr>
-        <w:tc>
-          <w:tcPr>
-            <w:tcW w:type="dxa" w:w="1514"/>
-          </w:tcPr>
-          <w:p>
-            <w:r/>
-            <w:r>
-              <w:rPr>
-                <w:rFonts w:ascii="Arial" w:hAnsi="Arial"/>
+        <w:trPr>
+          <w:cantSplit/>
+        </w:trPr>
+        <w:tc>
+          <w:tcPr>
+            <w:tcW w:type="dxa" w:w="1514"/>
+          </w:tcPr>
+          <w:p>
+            <w:r/>
+            <w:r>
+              <w:rPr>
+                <w:rFonts w:ascii="Verdana" w:hAnsi="Verdana"/>
                 <w:b w:val="0"/>
                 <w:sz w:val="16"/>
               </w:rPr>
@@ -4613,7 +4684,7 @@
             <w:r/>
             <w:r>
               <w:rPr>
-                <w:rFonts w:ascii="Arial" w:hAnsi="Arial"/>
+                <w:rFonts w:ascii="Verdana" w:hAnsi="Verdana"/>
                 <w:b w:val="0"/>
                 <w:sz w:val="16"/>
               </w:rPr>
@@ -4629,7 +4700,7 @@
             <w:r/>
             <w:r>
               <w:rPr>
-                <w:rFonts w:ascii="Arial" w:hAnsi="Arial"/>
+                <w:rFonts w:ascii="Verdana" w:hAnsi="Verdana"/>
                 <w:b w:val="0"/>
                 <w:sz w:val="16"/>
               </w:rPr>
@@ -4645,7 +4716,7 @@
             <w:r/>
             <w:r>
               <w:rPr>
-                <w:rFonts w:ascii="Arial" w:hAnsi="Arial"/>
+                <w:rFonts w:ascii="Verdana" w:hAnsi="Verdana"/>
                 <w:b w:val="0"/>
                 <w:sz w:val="16"/>
               </w:rPr>
@@ -4661,7 +4732,7 @@
             <w:r/>
             <w:r>
               <w:rPr>
-                <w:rFonts w:ascii="Arial" w:hAnsi="Arial"/>
+                <w:rFonts w:ascii="Verdana" w:hAnsi="Verdana"/>
                 <w:b w:val="0"/>
                 <w:sz w:val="16"/>
               </w:rPr>
@@ -4677,7 +4748,7 @@
             <w:r/>
             <w:r>
               <w:rPr>
-                <w:rFonts w:ascii="Arial" w:hAnsi="Arial"/>
+                <w:rFonts w:ascii="Verdana" w:hAnsi="Verdana"/>
                 <w:b w:val="0"/>
                 <w:sz w:val="16"/>
               </w:rPr>
@@ -4693,7 +4764,7 @@
             <w:r/>
             <w:r>
               <w:rPr>
-                <w:rFonts w:ascii="Arial" w:hAnsi="Arial"/>
+                <w:rFonts w:ascii="Verdana" w:hAnsi="Verdana"/>
                 <w:b w:val="0"/>
                 <w:sz w:val="16"/>
               </w:rPr>
@@ -4709,7 +4780,7 @@
             <w:r/>
             <w:r>
               <w:rPr>
-                <w:rFonts w:ascii="Arial" w:hAnsi="Arial"/>
+                <w:rFonts w:ascii="Verdana" w:hAnsi="Verdana"/>
                 <w:b w:val="0"/>
                 <w:sz w:val="16"/>
               </w:rPr>
@@ -4725,7 +4796,7 @@
             <w:r/>
             <w:r>
               <w:rPr>
-                <w:rFonts w:ascii="Arial" w:hAnsi="Arial"/>
+                <w:rFonts w:ascii="Verdana" w:hAnsi="Verdana"/>
                 <w:b w:val="0"/>
                 <w:sz w:val="16"/>
               </w:rPr>
@@ -4741,7 +4812,7 @@
             <w:r/>
             <w:r>
               <w:rPr>
-                <w:rFonts w:ascii="Arial" w:hAnsi="Arial"/>
+                <w:rFonts w:ascii="Verdana" w:hAnsi="Verdana"/>
                 <w:b w:val="0"/>
                 <w:sz w:val="16"/>
               </w:rPr>
@@ -4751,15 +4822,18 @@
         </w:tc>
       </w:tr>
       <w:tr>
-        <w:tc>
-          <w:tcPr>
-            <w:tcW w:type="dxa" w:w="1514"/>
-          </w:tcPr>
-          <w:p>
-            <w:r/>
-            <w:r>
-              <w:rPr>
-                <w:rFonts w:ascii="Arial" w:hAnsi="Arial"/>
+        <w:trPr>
+          <w:cantSplit/>
+        </w:trPr>
+        <w:tc>
+          <w:tcPr>
+            <w:tcW w:type="dxa" w:w="1514"/>
+          </w:tcPr>
+          <w:p>
+            <w:r/>
+            <w:r>
+              <w:rPr>
+                <w:rFonts w:ascii="Verdana" w:hAnsi="Verdana"/>
                 <w:b w:val="0"/>
                 <w:sz w:val="16"/>
               </w:rPr>
@@ -4775,7 +4849,7 @@
             <w:r/>
             <w:r>
               <w:rPr>
-                <w:rFonts w:ascii="Arial" w:hAnsi="Arial"/>
+                <w:rFonts w:ascii="Verdana" w:hAnsi="Verdana"/>
                 <w:b w:val="0"/>
                 <w:sz w:val="16"/>
               </w:rPr>
@@ -4791,7 +4865,7 @@
             <w:r/>
             <w:r>
               <w:rPr>
-                <w:rFonts w:ascii="Arial" w:hAnsi="Arial"/>
+                <w:rFonts w:ascii="Verdana" w:hAnsi="Verdana"/>
                 <w:b w:val="0"/>
                 <w:sz w:val="16"/>
               </w:rPr>
@@ -4807,7 +4881,7 @@
             <w:r/>
             <w:r>
               <w:rPr>
-                <w:rFonts w:ascii="Arial" w:hAnsi="Arial"/>
+                <w:rFonts w:ascii="Verdana" w:hAnsi="Verdana"/>
                 <w:b w:val="0"/>
                 <w:sz w:val="16"/>
               </w:rPr>
@@ -4823,7 +4897,7 @@
             <w:r/>
             <w:r>
               <w:rPr>
-                <w:rFonts w:ascii="Arial" w:hAnsi="Arial"/>
+                <w:rFonts w:ascii="Verdana" w:hAnsi="Verdana"/>
                 <w:b w:val="0"/>
                 <w:sz w:val="16"/>
               </w:rPr>
@@ -4839,7 +4913,7 @@
             <w:r/>
             <w:r>
               <w:rPr>
-                <w:rFonts w:ascii="Arial" w:hAnsi="Arial"/>
+                <w:rFonts w:ascii="Verdana" w:hAnsi="Verdana"/>
                 <w:b w:val="0"/>
                 <w:sz w:val="16"/>
               </w:rPr>
@@ -4855,7 +4929,7 @@
             <w:r/>
             <w:r>
               <w:rPr>
-                <w:rFonts w:ascii="Arial" w:hAnsi="Arial"/>
+                <w:rFonts w:ascii="Verdana" w:hAnsi="Verdana"/>
                 <w:b w:val="0"/>
                 <w:sz w:val="16"/>
               </w:rPr>
@@ -4871,7 +4945,7 @@
             <w:r/>
             <w:r>
               <w:rPr>
-                <w:rFonts w:ascii="Arial" w:hAnsi="Arial"/>
+                <w:rFonts w:ascii="Verdana" w:hAnsi="Verdana"/>
                 <w:b w:val="0"/>
                 <w:sz w:val="16"/>
               </w:rPr>
@@ -4887,7 +4961,7 @@
             <w:r/>
             <w:r>
               <w:rPr>
-                <w:rFonts w:ascii="Arial" w:hAnsi="Arial"/>
+                <w:rFonts w:ascii="Verdana" w:hAnsi="Verdana"/>
                 <w:b w:val="0"/>
                 <w:sz w:val="16"/>
               </w:rPr>
@@ -4903,7 +4977,7 @@
             <w:r/>
             <w:r>
               <w:rPr>
-                <w:rFonts w:ascii="Arial" w:hAnsi="Arial"/>
+                <w:rFonts w:ascii="Verdana" w:hAnsi="Verdana"/>
                 <w:b w:val="0"/>
                 <w:sz w:val="16"/>
               </w:rPr>
@@ -4912,15 +4986,18 @@
         </w:tc>
       </w:tr>
       <w:tr>
-        <w:tc>
-          <w:tcPr>
-            <w:tcW w:type="dxa" w:w="1514"/>
-          </w:tcPr>
-          <w:p>
-            <w:r/>
-            <w:r>
-              <w:rPr>
-                <w:rFonts w:ascii="Arial" w:hAnsi="Arial"/>
+        <w:trPr>
+          <w:cantSplit/>
+        </w:trPr>
+        <w:tc>
+          <w:tcPr>
+            <w:tcW w:type="dxa" w:w="1514"/>
+          </w:tcPr>
+          <w:p>
+            <w:r/>
+            <w:r>
+              <w:rPr>
+                <w:rFonts w:ascii="Verdana" w:hAnsi="Verdana"/>
                 <w:b w:val="0"/>
                 <w:sz w:val="16"/>
               </w:rPr>
@@ -4936,7 +5013,7 @@
             <w:r/>
             <w:r>
               <w:rPr>
-                <w:rFonts w:ascii="Arial" w:hAnsi="Arial"/>
+                <w:rFonts w:ascii="Verdana" w:hAnsi="Verdana"/>
                 <w:b w:val="0"/>
                 <w:sz w:val="16"/>
               </w:rPr>
@@ -4952,7 +5029,7 @@
             <w:r/>
             <w:r>
               <w:rPr>
-                <w:rFonts w:ascii="Arial" w:hAnsi="Arial"/>
+                <w:rFonts w:ascii="Verdana" w:hAnsi="Verdana"/>
                 <w:b w:val="0"/>
                 <w:sz w:val="16"/>
               </w:rPr>
@@ -4968,7 +5045,7 @@
             <w:r/>
             <w:r>
               <w:rPr>
-                <w:rFonts w:ascii="Arial" w:hAnsi="Arial"/>
+                <w:rFonts w:ascii="Verdana" w:hAnsi="Verdana"/>
                 <w:b w:val="0"/>
                 <w:sz w:val="16"/>
               </w:rPr>
@@ -4984,7 +5061,7 @@
             <w:r/>
             <w:r>
               <w:rPr>
-                <w:rFonts w:ascii="Arial" w:hAnsi="Arial"/>
+                <w:rFonts w:ascii="Verdana" w:hAnsi="Verdana"/>
                 <w:b w:val="0"/>
                 <w:sz w:val="16"/>
               </w:rPr>
@@ -5000,7 +5077,7 @@
             <w:r/>
             <w:r>
               <w:rPr>
-                <w:rFonts w:ascii="Arial" w:hAnsi="Arial"/>
+                <w:rFonts w:ascii="Verdana" w:hAnsi="Verdana"/>
                 <w:b w:val="0"/>
                 <w:sz w:val="16"/>
               </w:rPr>
@@ -5016,7 +5093,7 @@
             <w:r/>
             <w:r>
               <w:rPr>
-                <w:rFonts w:ascii="Arial" w:hAnsi="Arial"/>
+                <w:rFonts w:ascii="Verdana" w:hAnsi="Verdana"/>
                 <w:b w:val="0"/>
                 <w:sz w:val="16"/>
               </w:rPr>
@@ -5032,7 +5109,7 @@
             <w:r/>
             <w:r>
               <w:rPr>
-                <w:rFonts w:ascii="Arial" w:hAnsi="Arial"/>
+                <w:rFonts w:ascii="Verdana" w:hAnsi="Verdana"/>
                 <w:b w:val="0"/>
                 <w:sz w:val="16"/>
               </w:rPr>
@@ -5048,7 +5125,7 @@
             <w:r/>
             <w:r>
               <w:rPr>
-                <w:rFonts w:ascii="Arial" w:hAnsi="Arial"/>
+                <w:rFonts w:ascii="Verdana" w:hAnsi="Verdana"/>
                 <w:b w:val="0"/>
                 <w:sz w:val="16"/>
               </w:rPr>
@@ -5064,7 +5141,7 @@
             <w:r/>
             <w:r>
               <w:rPr>
-                <w:rFonts w:ascii="Arial" w:hAnsi="Arial"/>
+                <w:rFonts w:ascii="Verdana" w:hAnsi="Verdana"/>
                 <w:b w:val="0"/>
                 <w:sz w:val="16"/>
               </w:rPr>
@@ -5073,15 +5150,18 @@
         </w:tc>
       </w:tr>
       <w:tr>
-        <w:tc>
-          <w:tcPr>
-            <w:tcW w:type="dxa" w:w="1514"/>
-          </w:tcPr>
-          <w:p>
-            <w:r/>
-            <w:r>
-              <w:rPr>
-                <w:rFonts w:ascii="Arial" w:hAnsi="Arial"/>
+        <w:trPr>
+          <w:cantSplit/>
+        </w:trPr>
+        <w:tc>
+          <w:tcPr>
+            <w:tcW w:type="dxa" w:w="1514"/>
+          </w:tcPr>
+          <w:p>
+            <w:r/>
+            <w:r>
+              <w:rPr>
+                <w:rFonts w:ascii="Verdana" w:hAnsi="Verdana"/>
                 <w:b w:val="0"/>
                 <w:sz w:val="16"/>
               </w:rPr>
@@ -5097,7 +5177,7 @@
             <w:r/>
             <w:r>
               <w:rPr>
-                <w:rFonts w:ascii="Arial" w:hAnsi="Arial"/>
+                <w:rFonts w:ascii="Verdana" w:hAnsi="Verdana"/>
                 <w:b w:val="0"/>
                 <w:sz w:val="16"/>
               </w:rPr>
@@ -5113,7 +5193,7 @@
             <w:r/>
             <w:r>
               <w:rPr>
-                <w:rFonts w:ascii="Arial" w:hAnsi="Arial"/>
+                <w:rFonts w:ascii="Verdana" w:hAnsi="Verdana"/>
                 <w:b w:val="0"/>
                 <w:sz w:val="16"/>
               </w:rPr>
@@ -5129,7 +5209,7 @@
             <w:r/>
             <w:r>
               <w:rPr>
-                <w:rFonts w:ascii="Arial" w:hAnsi="Arial"/>
+                <w:rFonts w:ascii="Verdana" w:hAnsi="Verdana"/>
                 <w:b w:val="0"/>
                 <w:sz w:val="16"/>
               </w:rPr>
@@ -5145,7 +5225,7 @@
             <w:r/>
             <w:r>
               <w:rPr>
-                <w:rFonts w:ascii="Arial" w:hAnsi="Arial"/>
+                <w:rFonts w:ascii="Verdana" w:hAnsi="Verdana"/>
                 <w:b w:val="0"/>
                 <w:sz w:val="16"/>
               </w:rPr>
@@ -5161,7 +5241,7 @@
             <w:r/>
             <w:r>
               <w:rPr>
-                <w:rFonts w:ascii="Arial" w:hAnsi="Arial"/>
+                <w:rFonts w:ascii="Verdana" w:hAnsi="Verdana"/>
                 <w:b w:val="0"/>
                 <w:sz w:val="16"/>
               </w:rPr>
@@ -5177,7 +5257,7 @@
             <w:r/>
             <w:r>
               <w:rPr>
-                <w:rFonts w:ascii="Arial" w:hAnsi="Arial"/>
+                <w:rFonts w:ascii="Verdana" w:hAnsi="Verdana"/>
                 <w:b w:val="0"/>
                 <w:sz w:val="16"/>
               </w:rPr>
@@ -5193,7 +5273,7 @@
             <w:r/>
             <w:r>
               <w:rPr>
-                <w:rFonts w:ascii="Arial" w:hAnsi="Arial"/>
+                <w:rFonts w:ascii="Verdana" w:hAnsi="Verdana"/>
                 <w:b w:val="0"/>
                 <w:sz w:val="16"/>
               </w:rPr>
@@ -5209,7 +5289,7 @@
             <w:r/>
             <w:r>
               <w:rPr>
-                <w:rFonts w:ascii="Arial" w:hAnsi="Arial"/>
+                <w:rFonts w:ascii="Verdana" w:hAnsi="Verdana"/>
                 <w:b w:val="0"/>
                 <w:sz w:val="16"/>
               </w:rPr>
@@ -5225,7 +5305,7 @@
             <w:r/>
             <w:r>
               <w:rPr>
-                <w:rFonts w:ascii="Arial" w:hAnsi="Arial"/>
+                <w:rFonts w:ascii="Verdana" w:hAnsi="Verdana"/>
                 <w:b w:val="0"/>
                 <w:sz w:val="16"/>
               </w:rPr>
@@ -5234,15 +5314,18 @@
         </w:tc>
       </w:tr>
       <w:tr>
-        <w:tc>
-          <w:tcPr>
-            <w:tcW w:type="dxa" w:w="1514"/>
-          </w:tcPr>
-          <w:p>
-            <w:r/>
-            <w:r>
-              <w:rPr>
-                <w:rFonts w:ascii="Arial" w:hAnsi="Arial"/>
+        <w:trPr>
+          <w:cantSplit/>
+        </w:trPr>
+        <w:tc>
+          <w:tcPr>
+            <w:tcW w:type="dxa" w:w="1514"/>
+          </w:tcPr>
+          <w:p>
+            <w:r/>
+            <w:r>
+              <w:rPr>
+                <w:rFonts w:ascii="Verdana" w:hAnsi="Verdana"/>
                 <w:b w:val="0"/>
                 <w:sz w:val="16"/>
               </w:rPr>
@@ -5258,7 +5341,7 @@
             <w:r/>
             <w:r>
               <w:rPr>
-                <w:rFonts w:ascii="Arial" w:hAnsi="Arial"/>
+                <w:rFonts w:ascii="Verdana" w:hAnsi="Verdana"/>
                 <w:b w:val="0"/>
                 <w:sz w:val="16"/>
               </w:rPr>
@@ -5274,7 +5357,7 @@
             <w:r/>
             <w:r>
               <w:rPr>
-                <w:rFonts w:ascii="Arial" w:hAnsi="Arial"/>
+                <w:rFonts w:ascii="Verdana" w:hAnsi="Verdana"/>
                 <w:b w:val="0"/>
                 <w:sz w:val="16"/>
               </w:rPr>
@@ -5290,7 +5373,7 @@
             <w:r/>
             <w:r>
               <w:rPr>
-                <w:rFonts w:ascii="Arial" w:hAnsi="Arial"/>
+                <w:rFonts w:ascii="Verdana" w:hAnsi="Verdana"/>
                 <w:b w:val="0"/>
                 <w:sz w:val="16"/>
               </w:rPr>
@@ -5306,7 +5389,7 @@
             <w:r/>
             <w:r>
               <w:rPr>
-                <w:rFonts w:ascii="Arial" w:hAnsi="Arial"/>
+                <w:rFonts w:ascii="Verdana" w:hAnsi="Verdana"/>
                 <w:b w:val="0"/>
                 <w:sz w:val="16"/>
               </w:rPr>
@@ -5322,7 +5405,7 @@
             <w:r/>
             <w:r>
               <w:rPr>
-                <w:rFonts w:ascii="Arial" w:hAnsi="Arial"/>
+                <w:rFonts w:ascii="Verdana" w:hAnsi="Verdana"/>
                 <w:b w:val="0"/>
                 <w:sz w:val="16"/>
               </w:rPr>
@@ -5338,7 +5421,7 @@
             <w:r/>
             <w:r>
               <w:rPr>
-                <w:rFonts w:ascii="Arial" w:hAnsi="Arial"/>
+                <w:rFonts w:ascii="Verdana" w:hAnsi="Verdana"/>
                 <w:b w:val="0"/>
                 <w:sz w:val="16"/>
               </w:rPr>
@@ -5354,7 +5437,7 @@
             <w:r/>
             <w:r>
               <w:rPr>
-                <w:rFonts w:ascii="Arial" w:hAnsi="Arial"/>
+                <w:rFonts w:ascii="Verdana" w:hAnsi="Verdana"/>
                 <w:b w:val="0"/>
                 <w:sz w:val="16"/>
               </w:rPr>
@@ -5370,7 +5453,7 @@
             <w:r/>
             <w:r>
               <w:rPr>
-                <w:rFonts w:ascii="Arial" w:hAnsi="Arial"/>
+                <w:rFonts w:ascii="Verdana" w:hAnsi="Verdana"/>
                 <w:b w:val="0"/>
                 <w:sz w:val="16"/>
               </w:rPr>
@@ -5386,7 +5469,7 @@
             <w:r/>
             <w:r>
               <w:rPr>
-                <w:rFonts w:ascii="Arial" w:hAnsi="Arial"/>
+                <w:rFonts w:ascii="Verdana" w:hAnsi="Verdana"/>
                 <w:b w:val="0"/>
                 <w:sz w:val="16"/>
               </w:rPr>
@@ -5395,15 +5478,18 @@
         </w:tc>
       </w:tr>
       <w:tr>
-        <w:tc>
-          <w:tcPr>
-            <w:tcW w:type="dxa" w:w="1514"/>
-          </w:tcPr>
-          <w:p>
-            <w:r/>
-            <w:r>
-              <w:rPr>
-                <w:rFonts w:ascii="Arial" w:hAnsi="Arial"/>
+        <w:trPr>
+          <w:cantSplit/>
+        </w:trPr>
+        <w:tc>
+          <w:tcPr>
+            <w:tcW w:type="dxa" w:w="1514"/>
+          </w:tcPr>
+          <w:p>
+            <w:r/>
+            <w:r>
+              <w:rPr>
+                <w:rFonts w:ascii="Verdana" w:hAnsi="Verdana"/>
                 <w:b w:val="0"/>
                 <w:sz w:val="16"/>
               </w:rPr>
@@ -5419,7 +5505,7 @@
             <w:r/>
             <w:r>
               <w:rPr>
-                <w:rFonts w:ascii="Arial" w:hAnsi="Arial"/>
+                <w:rFonts w:ascii="Verdana" w:hAnsi="Verdana"/>
                 <w:b w:val="0"/>
                 <w:sz w:val="16"/>
               </w:rPr>
@@ -5435,7 +5521,7 @@
             <w:r/>
             <w:r>
               <w:rPr>
-                <w:rFonts w:ascii="Arial" w:hAnsi="Arial"/>
+                <w:rFonts w:ascii="Verdana" w:hAnsi="Verdana"/>
                 <w:b w:val="0"/>
                 <w:sz w:val="16"/>
               </w:rPr>
@@ -5451,7 +5537,7 @@
             <w:r/>
             <w:r>
               <w:rPr>
-                <w:rFonts w:ascii="Arial" w:hAnsi="Arial"/>
+                <w:rFonts w:ascii="Verdana" w:hAnsi="Verdana"/>
                 <w:b w:val="0"/>
                 <w:sz w:val="16"/>
               </w:rPr>
@@ -5467,7 +5553,7 @@
             <w:r/>
             <w:r>
               <w:rPr>
-                <w:rFonts w:ascii="Arial" w:hAnsi="Arial"/>
+                <w:rFonts w:ascii="Verdana" w:hAnsi="Verdana"/>
                 <w:b w:val="0"/>
                 <w:sz w:val="16"/>
               </w:rPr>
@@ -5483,7 +5569,7 @@
             <w:r/>
             <w:r>
               <w:rPr>
-                <w:rFonts w:ascii="Arial" w:hAnsi="Arial"/>
+                <w:rFonts w:ascii="Verdana" w:hAnsi="Verdana"/>
                 <w:b w:val="0"/>
                 <w:sz w:val="16"/>
               </w:rPr>
@@ -5499,7 +5585,7 @@
             <w:r/>
             <w:r>
               <w:rPr>
-                <w:rFonts w:ascii="Arial" w:hAnsi="Arial"/>
+                <w:rFonts w:ascii="Verdana" w:hAnsi="Verdana"/>
                 <w:b w:val="0"/>
                 <w:sz w:val="16"/>
               </w:rPr>
@@ -5515,7 +5601,7 @@
             <w:r/>
             <w:r>
               <w:rPr>
-                <w:rFonts w:ascii="Arial" w:hAnsi="Arial"/>
+                <w:rFonts w:ascii="Verdana" w:hAnsi="Verdana"/>
                 <w:b w:val="0"/>
                 <w:sz w:val="16"/>
               </w:rPr>
@@ -5531,7 +5617,7 @@
             <w:r/>
             <w:r>
               <w:rPr>
-                <w:rFonts w:ascii="Arial" w:hAnsi="Arial"/>
+                <w:rFonts w:ascii="Verdana" w:hAnsi="Verdana"/>
                 <w:b w:val="0"/>
                 <w:sz w:val="16"/>
               </w:rPr>
@@ -5547,7 +5633,7 @@
             <w:r/>
             <w:r>
               <w:rPr>
-                <w:rFonts w:ascii="Arial" w:hAnsi="Arial"/>
+                <w:rFonts w:ascii="Verdana" w:hAnsi="Verdana"/>
                 <w:b w:val="0"/>
                 <w:sz w:val="16"/>
               </w:rPr>
@@ -5556,15 +5642,18 @@
         </w:tc>
       </w:tr>
       <w:tr>
-        <w:tc>
-          <w:tcPr>
-            <w:tcW w:type="dxa" w:w="1514"/>
-          </w:tcPr>
-          <w:p>
-            <w:r/>
-            <w:r>
-              <w:rPr>
-                <w:rFonts w:ascii="Arial" w:hAnsi="Arial"/>
+        <w:trPr>
+          <w:cantSplit/>
+        </w:trPr>
+        <w:tc>
+          <w:tcPr>
+            <w:tcW w:type="dxa" w:w="1514"/>
+          </w:tcPr>
+          <w:p>
+            <w:r/>
+            <w:r>
+              <w:rPr>
+                <w:rFonts w:ascii="Verdana" w:hAnsi="Verdana"/>
                 <w:b w:val="0"/>
                 <w:sz w:val="16"/>
               </w:rPr>
@@ -5580,7 +5669,7 @@
             <w:r/>
             <w:r>
               <w:rPr>
-                <w:rFonts w:ascii="Arial" w:hAnsi="Arial"/>
+                <w:rFonts w:ascii="Verdana" w:hAnsi="Verdana"/>
                 <w:b w:val="0"/>
                 <w:sz w:val="16"/>
               </w:rPr>
@@ -5596,7 +5685,7 @@
             <w:r/>
             <w:r>
               <w:rPr>
-                <w:rFonts w:ascii="Arial" w:hAnsi="Arial"/>
+                <w:rFonts w:ascii="Verdana" w:hAnsi="Verdana"/>
                 <w:b w:val="0"/>
                 <w:sz w:val="16"/>
               </w:rPr>
@@ -5612,7 +5701,7 @@
             <w:r/>
             <w:r>
               <w:rPr>
-                <w:rFonts w:ascii="Arial" w:hAnsi="Arial"/>
+                <w:rFonts w:ascii="Verdana" w:hAnsi="Verdana"/>
                 <w:b w:val="0"/>
                 <w:sz w:val="16"/>
               </w:rPr>
@@ -5628,7 +5717,7 @@
             <w:r/>
             <w:r>
               <w:rPr>
-                <w:rFonts w:ascii="Arial" w:hAnsi="Arial"/>
+                <w:rFonts w:ascii="Verdana" w:hAnsi="Verdana"/>
                 <w:b w:val="0"/>
                 <w:sz w:val="16"/>
               </w:rPr>
@@ -5644,7 +5733,7 @@
             <w:r/>
             <w:r>
               <w:rPr>
-                <w:rFonts w:ascii="Arial" w:hAnsi="Arial"/>
+                <w:rFonts w:ascii="Verdana" w:hAnsi="Verdana"/>
                 <w:b w:val="0"/>
                 <w:sz w:val="16"/>
               </w:rPr>
@@ -5660,7 +5749,7 @@
             <w:r/>
             <w:r>
               <w:rPr>
-                <w:rFonts w:ascii="Arial" w:hAnsi="Arial"/>
+                <w:rFonts w:ascii="Verdana" w:hAnsi="Verdana"/>
                 <w:b w:val="0"/>
                 <w:sz w:val="16"/>
               </w:rPr>
@@ -5676,7 +5765,7 @@
             <w:r/>
             <w:r>
               <w:rPr>
-                <w:rFonts w:ascii="Arial" w:hAnsi="Arial"/>
+                <w:rFonts w:ascii="Verdana" w:hAnsi="Verdana"/>
                 <w:b w:val="0"/>
                 <w:sz w:val="16"/>
               </w:rPr>
@@ -5692,7 +5781,7 @@
             <w:r/>
             <w:r>
               <w:rPr>
-                <w:rFonts w:ascii="Arial" w:hAnsi="Arial"/>
+                <w:rFonts w:ascii="Verdana" w:hAnsi="Verdana"/>
                 <w:b w:val="0"/>
                 <w:sz w:val="16"/>
               </w:rPr>
@@ -5708,7 +5797,7 @@
             <w:r/>
             <w:r>
               <w:rPr>
-                <w:rFonts w:ascii="Arial" w:hAnsi="Arial"/>
+                <w:rFonts w:ascii="Verdana" w:hAnsi="Verdana"/>
                 <w:b w:val="0"/>
                 <w:sz w:val="16"/>
               </w:rPr>
@@ -5717,15 +5806,18 @@
         </w:tc>
       </w:tr>
       <w:tr>
-        <w:tc>
-          <w:tcPr>
-            <w:tcW w:type="dxa" w:w="1514"/>
-          </w:tcPr>
-          <w:p>
-            <w:r/>
-            <w:r>
-              <w:rPr>
-                <w:rFonts w:ascii="Arial" w:hAnsi="Arial"/>
+        <w:trPr>
+          <w:cantSplit/>
+        </w:trPr>
+        <w:tc>
+          <w:tcPr>
+            <w:tcW w:type="dxa" w:w="1514"/>
+          </w:tcPr>
+          <w:p>
+            <w:r/>
+            <w:r>
+              <w:rPr>
+                <w:rFonts w:ascii="Verdana" w:hAnsi="Verdana"/>
                 <w:b w:val="0"/>
                 <w:sz w:val="16"/>
               </w:rPr>
@@ -5741,7 +5833,7 @@
             <w:r/>
             <w:r>
               <w:rPr>
-                <w:rFonts w:ascii="Arial" w:hAnsi="Arial"/>
+                <w:rFonts w:ascii="Verdana" w:hAnsi="Verdana"/>
                 <w:b w:val="0"/>
                 <w:sz w:val="16"/>
               </w:rPr>
@@ -5757,7 +5849,7 @@
             <w:r/>
             <w:r>
               <w:rPr>
-                <w:rFonts w:ascii="Arial" w:hAnsi="Arial"/>
+                <w:rFonts w:ascii="Verdana" w:hAnsi="Verdana"/>
                 <w:b w:val="0"/>
                 <w:sz w:val="16"/>
               </w:rPr>
@@ -5773,7 +5865,7 @@
             <w:r/>
             <w:r>
               <w:rPr>
-                <w:rFonts w:ascii="Arial" w:hAnsi="Arial"/>
+                <w:rFonts w:ascii="Verdana" w:hAnsi="Verdana"/>
                 <w:b w:val="0"/>
                 <w:sz w:val="16"/>
               </w:rPr>
@@ -5789,7 +5881,7 @@
             <w:r/>
             <w:r>
               <w:rPr>
-                <w:rFonts w:ascii="Arial" w:hAnsi="Arial"/>
+                <w:rFonts w:ascii="Verdana" w:hAnsi="Verdana"/>
                 <w:b w:val="0"/>
                 <w:sz w:val="16"/>
               </w:rPr>
@@ -5805,7 +5897,7 @@
             <w:r/>
             <w:r>
               <w:rPr>
-                <w:rFonts w:ascii="Arial" w:hAnsi="Arial"/>
+                <w:rFonts w:ascii="Verdana" w:hAnsi="Verdana"/>
                 <w:b w:val="0"/>
                 <w:sz w:val="16"/>
               </w:rPr>
@@ -5821,7 +5913,7 @@
             <w:r/>
             <w:r>
               <w:rPr>
-                <w:rFonts w:ascii="Arial" w:hAnsi="Arial"/>
+                <w:rFonts w:ascii="Verdana" w:hAnsi="Verdana"/>
                 <w:b w:val="0"/>
                 <w:sz w:val="16"/>
               </w:rPr>
@@ -5837,7 +5929,7 @@
             <w:r/>
             <w:r>
               <w:rPr>
-                <w:rFonts w:ascii="Arial" w:hAnsi="Arial"/>
+                <w:rFonts w:ascii="Verdana" w:hAnsi="Verdana"/>
                 <w:b w:val="0"/>
                 <w:sz w:val="16"/>
               </w:rPr>
@@ -5853,7 +5945,7 @@
             <w:r/>
             <w:r>
               <w:rPr>
-                <w:rFonts w:ascii="Arial" w:hAnsi="Arial"/>
+                <w:rFonts w:ascii="Verdana" w:hAnsi="Verdana"/>
                 <w:b w:val="0"/>
                 <w:sz w:val="16"/>
               </w:rPr>
@@ -5869,7 +5961,7 @@
             <w:r/>
             <w:r>
               <w:rPr>
-                <w:rFonts w:ascii="Arial" w:hAnsi="Arial"/>
+                <w:rFonts w:ascii="Verdana" w:hAnsi="Verdana"/>
                 <w:b w:val="0"/>
                 <w:sz w:val="16"/>
               </w:rPr>
@@ -5878,15 +5970,18 @@
         </w:tc>
       </w:tr>
       <w:tr>
-        <w:tc>
-          <w:tcPr>
-            <w:tcW w:type="dxa" w:w="1514"/>
-          </w:tcPr>
-          <w:p>
-            <w:r/>
-            <w:r>
-              <w:rPr>
-                <w:rFonts w:ascii="Arial" w:hAnsi="Arial"/>
+        <w:trPr>
+          <w:cantSplit/>
+        </w:trPr>
+        <w:tc>
+          <w:tcPr>
+            <w:tcW w:type="dxa" w:w="1514"/>
+          </w:tcPr>
+          <w:p>
+            <w:r/>
+            <w:r>
+              <w:rPr>
+                <w:rFonts w:ascii="Verdana" w:hAnsi="Verdana"/>
                 <w:b w:val="0"/>
                 <w:sz w:val="16"/>
               </w:rPr>
@@ -5902,7 +5997,7 @@
             <w:r/>
             <w:r>
               <w:rPr>
-                <w:rFonts w:ascii="Arial" w:hAnsi="Arial"/>
+                <w:rFonts w:ascii="Verdana" w:hAnsi="Verdana"/>
                 <w:b w:val="0"/>
                 <w:sz w:val="16"/>
               </w:rPr>
@@ -5918,7 +6013,7 @@
             <w:r/>
             <w:r>
               <w:rPr>
-                <w:rFonts w:ascii="Arial" w:hAnsi="Arial"/>
+                <w:rFonts w:ascii="Verdana" w:hAnsi="Verdana"/>
                 <w:b w:val="0"/>
                 <w:sz w:val="16"/>
               </w:rPr>
@@ -5934,7 +6029,7 @@
             <w:r/>
             <w:r>
               <w:rPr>
-                <w:rFonts w:ascii="Arial" w:hAnsi="Arial"/>
+                <w:rFonts w:ascii="Verdana" w:hAnsi="Verdana"/>
                 <w:b w:val="0"/>
                 <w:sz w:val="16"/>
               </w:rPr>
@@ -5950,7 +6045,7 @@
             <w:r/>
             <w:r>
               <w:rPr>
-                <w:rFonts w:ascii="Arial" w:hAnsi="Arial"/>
+                <w:rFonts w:ascii="Verdana" w:hAnsi="Verdana"/>
                 <w:b w:val="0"/>
                 <w:sz w:val="16"/>
               </w:rPr>
@@ -5966,7 +6061,7 @@
             <w:r/>
             <w:r>
               <w:rPr>
-                <w:rFonts w:ascii="Arial" w:hAnsi="Arial"/>
+                <w:rFonts w:ascii="Verdana" w:hAnsi="Verdana"/>
                 <w:b w:val="0"/>
                 <w:sz w:val="16"/>
               </w:rPr>
@@ -5982,7 +6077,7 @@
             <w:r/>
             <w:r>
               <w:rPr>
-                <w:rFonts w:ascii="Arial" w:hAnsi="Arial"/>
+                <w:rFonts w:ascii="Verdana" w:hAnsi="Verdana"/>
                 <w:b w:val="0"/>
                 <w:sz w:val="16"/>
               </w:rPr>
@@ -5998,7 +6093,7 @@
             <w:r/>
             <w:r>
               <w:rPr>
-                <w:rFonts w:ascii="Arial" w:hAnsi="Arial"/>
+                <w:rFonts w:ascii="Verdana" w:hAnsi="Verdana"/>
                 <w:b w:val="0"/>
                 <w:sz w:val="16"/>
               </w:rPr>
@@ -6014,7 +6109,7 @@
             <w:r/>
             <w:r>
               <w:rPr>
-                <w:rFonts w:ascii="Arial" w:hAnsi="Arial"/>
+                <w:rFonts w:ascii="Verdana" w:hAnsi="Verdana"/>
                 <w:b w:val="0"/>
                 <w:sz w:val="16"/>
               </w:rPr>
@@ -6030,7 +6125,7 @@
             <w:r/>
             <w:r>
               <w:rPr>
-                <w:rFonts w:ascii="Arial" w:hAnsi="Arial"/>
+                <w:rFonts w:ascii="Verdana" w:hAnsi="Verdana"/>
                 <w:b w:val="0"/>
                 <w:sz w:val="16"/>
               </w:rPr>
@@ -6039,15 +6134,18 @@
         </w:tc>
       </w:tr>
       <w:tr>
-        <w:tc>
-          <w:tcPr>
-            <w:tcW w:type="dxa" w:w="1514"/>
-          </w:tcPr>
-          <w:p>
-            <w:r/>
-            <w:r>
-              <w:rPr>
-                <w:rFonts w:ascii="Arial" w:hAnsi="Arial"/>
+        <w:trPr>
+          <w:cantSplit/>
+        </w:trPr>
+        <w:tc>
+          <w:tcPr>
+            <w:tcW w:type="dxa" w:w="1514"/>
+          </w:tcPr>
+          <w:p>
+            <w:r/>
+            <w:r>
+              <w:rPr>
+                <w:rFonts w:ascii="Verdana" w:hAnsi="Verdana"/>
                 <w:b w:val="0"/>
                 <w:sz w:val="16"/>
               </w:rPr>
@@ -6063,7 +6161,7 @@
             <w:r/>
             <w:r>
               <w:rPr>
-                <w:rFonts w:ascii="Arial" w:hAnsi="Arial"/>
+                <w:rFonts w:ascii="Verdana" w:hAnsi="Verdana"/>
                 <w:b w:val="0"/>
                 <w:sz w:val="16"/>
               </w:rPr>
@@ -6079,7 +6177,7 @@
             <w:r/>
             <w:r>
               <w:rPr>
-                <w:rFonts w:ascii="Arial" w:hAnsi="Arial"/>
+                <w:rFonts w:ascii="Verdana" w:hAnsi="Verdana"/>
                 <w:b w:val="0"/>
                 <w:sz w:val="16"/>
               </w:rPr>
@@ -6095,7 +6193,7 @@
             <w:r/>
             <w:r>
               <w:rPr>
-                <w:rFonts w:ascii="Arial" w:hAnsi="Arial"/>
+                <w:rFonts w:ascii="Verdana" w:hAnsi="Verdana"/>
                 <w:b w:val="0"/>
                 <w:sz w:val="16"/>
               </w:rPr>
@@ -6111,7 +6209,7 @@
             <w:r/>
             <w:r>
               <w:rPr>
-                <w:rFonts w:ascii="Arial" w:hAnsi="Arial"/>
+                <w:rFonts w:ascii="Verdana" w:hAnsi="Verdana"/>
                 <w:b w:val="0"/>
                 <w:sz w:val="16"/>
               </w:rPr>
@@ -6127,7 +6225,7 @@
             <w:r/>
             <w:r>
               <w:rPr>
-                <w:rFonts w:ascii="Arial" w:hAnsi="Arial"/>
+                <w:rFonts w:ascii="Verdana" w:hAnsi="Verdana"/>
                 <w:b w:val="0"/>
                 <w:sz w:val="16"/>
               </w:rPr>
@@ -6143,52 +6241,52 @@
             <w:r/>
             <w:r>
               <w:rPr>
-                <w:rFonts w:ascii="Arial" w:hAnsi="Arial"/>
-                <w:b w:val="0"/>
-                <w:sz w:val="16"/>
-              </w:rPr>
-            </w:r>
-          </w:p>
-        </w:tc>
-        <w:tc>
-          <w:tcPr>
-            <w:tcW w:type="dxa" w:w="1514"/>
-          </w:tcPr>
-          <w:p>
-            <w:r/>
-            <w:r>
-              <w:rPr>
-                <w:rFonts w:ascii="Arial" w:hAnsi="Arial"/>
-                <w:b w:val="0"/>
-                <w:sz w:val="16"/>
-              </w:rPr>
-            </w:r>
-          </w:p>
-        </w:tc>
-        <w:tc>
-          <w:tcPr>
-            <w:tcW w:type="dxa" w:w="1514"/>
-          </w:tcPr>
-          <w:p>
-            <w:r/>
-            <w:r>
-              <w:rPr>
-                <w:rFonts w:ascii="Arial" w:hAnsi="Arial"/>
-                <w:b w:val="0"/>
-                <w:sz w:val="16"/>
-              </w:rPr>
-            </w:r>
-          </w:p>
-        </w:tc>
-        <w:tc>
-          <w:tcPr>
-            <w:tcW w:type="dxa" w:w="1514"/>
-          </w:tcPr>
-          <w:p>
-            <w:r/>
-            <w:r>
-              <w:rPr>
-                <w:rFonts w:ascii="Arial" w:hAnsi="Arial"/>
+                <w:rFonts w:ascii="Verdana" w:hAnsi="Verdana"/>
+                <w:b w:val="0"/>
+                <w:sz w:val="16"/>
+              </w:rPr>
+            </w:r>
+          </w:p>
+        </w:tc>
+        <w:tc>
+          <w:tcPr>
+            <w:tcW w:type="dxa" w:w="1514"/>
+          </w:tcPr>
+          <w:p>
+            <w:r/>
+            <w:r>
+              <w:rPr>
+                <w:rFonts w:ascii="Verdana" w:hAnsi="Verdana"/>
+                <w:b w:val="0"/>
+                <w:sz w:val="16"/>
+              </w:rPr>
+            </w:r>
+          </w:p>
+        </w:tc>
+        <w:tc>
+          <w:tcPr>
+            <w:tcW w:type="dxa" w:w="1514"/>
+          </w:tcPr>
+          <w:p>
+            <w:r/>
+            <w:r>
+              <w:rPr>
+                <w:rFonts w:ascii="Verdana" w:hAnsi="Verdana"/>
+                <w:b w:val="0"/>
+                <w:sz w:val="16"/>
+              </w:rPr>
+            </w:r>
+          </w:p>
+        </w:tc>
+        <w:tc>
+          <w:tcPr>
+            <w:tcW w:type="dxa" w:w="1514"/>
+          </w:tcPr>
+          <w:p>
+            <w:r/>
+            <w:r>
+              <w:rPr>
+                <w:rFonts w:ascii="Verdana" w:hAnsi="Verdana"/>
                 <w:b w:val="0"/>
                 <w:sz w:val="16"/>
               </w:rPr>

--- a/docx/en/BUFRCREX_TableB_en_07.docx
+++ b/docx/en/BUFRCREX_TableB_en_07.docx
@@ -239,7 +239,7 @@
                 <w:b w:val="0"/>
                 <w:sz w:val="16"/>
               </w:rPr>
-              <w:t>007001</w:t>
+              <w:t>0 07 001</w:t>
             </w:r>
           </w:p>
         </w:tc>
@@ -404,7 +404,7 @@
                 <w:b w:val="0"/>
                 <w:sz w:val="16"/>
               </w:rPr>
-              <w:t>007002</w:t>
+              <w:t>0 07 002</w:t>
             </w:r>
           </w:p>
         </w:tc>
@@ -568,7 +568,7 @@
                 <w:b w:val="0"/>
                 <w:sz w:val="16"/>
               </w:rPr>
-              <w:t>007003</w:t>
+              <w:t>0 07 003</w:t>
             </w:r>
           </w:p>
         </w:tc>
@@ -732,7 +732,7 @@
                 <w:b w:val="0"/>
                 <w:sz w:val="16"/>
               </w:rPr>
-              <w:t>007004</w:t>
+              <w:t>0 07 004</w:t>
             </w:r>
           </w:p>
         </w:tc>
@@ -896,7 +896,7 @@
                 <w:b w:val="0"/>
                 <w:sz w:val="16"/>
               </w:rPr>
-              <w:t>007005</w:t>
+              <w:t>0 07 005</w:t>
             </w:r>
           </w:p>
         </w:tc>
@@ -1060,7 +1060,7 @@
                 <w:b w:val="0"/>
                 <w:sz w:val="16"/>
               </w:rPr>
-              <w:t>007006</w:t>
+              <w:t>0 07 006</w:t>
             </w:r>
           </w:p>
         </w:tc>
@@ -1224,7 +1224,7 @@
                 <w:b w:val="0"/>
                 <w:sz w:val="16"/>
               </w:rPr>
-              <w:t>007007</w:t>
+              <w:t>0 07 007</w:t>
             </w:r>
           </w:p>
         </w:tc>
@@ -1388,7 +1388,7 @@
                 <w:b w:val="0"/>
                 <w:sz w:val="16"/>
               </w:rPr>
-              <w:t>007008</w:t>
+              <w:t>0 07 008</w:t>
             </w:r>
           </w:p>
         </w:tc>
@@ -1552,7 +1552,7 @@
                 <w:b w:val="0"/>
                 <w:sz w:val="16"/>
               </w:rPr>
-              <w:t>007009</w:t>
+              <w:t>0 07 009</w:t>
             </w:r>
           </w:p>
         </w:tc>
@@ -1716,7 +1716,7 @@
                 <w:b w:val="0"/>
                 <w:sz w:val="16"/>
               </w:rPr>
-              <w:t>007010</w:t>
+              <w:t>0 07 010</w:t>
             </w:r>
           </w:p>
         </w:tc>
@@ -1880,7 +1880,7 @@
                 <w:b w:val="0"/>
                 <w:sz w:val="16"/>
               </w:rPr>
-              <w:t>007012</w:t>
+              <w:t>0 07 012</w:t>
             </w:r>
           </w:p>
         </w:tc>
@@ -2044,7 +2044,7 @@
                 <w:b w:val="0"/>
                 <w:sz w:val="16"/>
               </w:rPr>
-              <w:t>007021</w:t>
+              <w:t>0 07 021</w:t>
             </w:r>
           </w:p>
         </w:tc>
@@ -2209,7 +2209,7 @@
                 <w:b w:val="0"/>
                 <w:sz w:val="16"/>
               </w:rPr>
-              <w:t>007022</w:t>
+              <w:t>0 07 022</w:t>
             </w:r>
           </w:p>
         </w:tc>
@@ -2373,7 +2373,7 @@
                 <w:b w:val="0"/>
                 <w:sz w:val="16"/>
               </w:rPr>
-              <w:t>007024</w:t>
+              <w:t>0 07 024</w:t>
             </w:r>
           </w:p>
         </w:tc>
@@ -2537,7 +2537,7 @@
                 <w:b w:val="0"/>
                 <w:sz w:val="16"/>
               </w:rPr>
-              <w:t>007025</w:t>
+              <w:t>0 07 025</w:t>
             </w:r>
           </w:p>
         </w:tc>
@@ -2701,7 +2701,7 @@
                 <w:b w:val="0"/>
                 <w:sz w:val="16"/>
               </w:rPr>
-              <w:t>007026</w:t>
+              <w:t>0 07 026</w:t>
             </w:r>
           </w:p>
         </w:tc>
@@ -2865,7 +2865,7 @@
                 <w:b w:val="0"/>
                 <w:sz w:val="16"/>
               </w:rPr>
-              <w:t>007030</w:t>
+              <w:t>0 07 030</w:t>
             </w:r>
           </w:p>
         </w:tc>
@@ -3030,7 +3030,7 @@
                 <w:b w:val="0"/>
                 <w:sz w:val="16"/>
               </w:rPr>
-              <w:t>007031</w:t>
+              <w:t>0 07 031</w:t>
             </w:r>
           </w:p>
         </w:tc>
@@ -3195,7 +3195,7 @@
                 <w:b w:val="0"/>
                 <w:sz w:val="16"/>
               </w:rPr>
-              <w:t>007032</w:t>
+              <w:t>0 07 032</w:t>
             </w:r>
           </w:p>
         </w:tc>
@@ -3360,7 +3360,7 @@
                 <w:b w:val="0"/>
                 <w:sz w:val="16"/>
               </w:rPr>
-              <w:t>007033</w:t>
+              <w:t>0 07 033</w:t>
             </w:r>
           </w:p>
         </w:tc>
@@ -3525,7 +3525,7 @@
                 <w:b w:val="0"/>
                 <w:sz w:val="16"/>
               </w:rPr>
-              <w:t>007034</w:t>
+              <w:t>0 07 034</w:t>
             </w:r>
           </w:p>
         </w:tc>
@@ -3687,7 +3687,7 @@
                 <w:b w:val="0"/>
                 <w:sz w:val="16"/>
               </w:rPr>
-              <w:t>007035</w:t>
+              <w:t>0 07 035</w:t>
             </w:r>
           </w:p>
         </w:tc>
@@ -3851,7 +3851,7 @@
                 <w:b w:val="0"/>
                 <w:sz w:val="16"/>
               </w:rPr>
-              <w:t>007036</w:t>
+              <w:t>0 07 036</w:t>
             </w:r>
           </w:p>
         </w:tc>
@@ -4015,7 +4015,7 @@
                 <w:b w:val="0"/>
                 <w:sz w:val="16"/>
               </w:rPr>
-              <w:t>007040</w:t>
+              <w:t>0 07 040</w:t>
             </w:r>
           </w:p>
         </w:tc>
@@ -4180,7 +4180,7 @@
                 <w:b w:val="0"/>
                 <w:sz w:val="16"/>
               </w:rPr>
-              <w:t>007061</w:t>
+              <w:t>0 07 061</w:t>
             </w:r>
           </w:p>
         </w:tc>
@@ -4344,7 +4344,7 @@
                 <w:b w:val="0"/>
                 <w:sz w:val="16"/>
               </w:rPr>
-              <w:t>007062</w:t>
+              <w:t>0 07 062</w:t>
             </w:r>
           </w:p>
         </w:tc>
@@ -4508,7 +4508,7 @@
                 <w:b w:val="0"/>
                 <w:sz w:val="16"/>
               </w:rPr>
-              <w:t>007063</w:t>
+              <w:t>0 07 063</w:t>
             </w:r>
           </w:p>
         </w:tc>
@@ -4672,7 +4672,7 @@
                 <w:b w:val="0"/>
                 <w:sz w:val="16"/>
               </w:rPr>
-              <w:t>007064</w:t>
+              <w:t>0 07 064</w:t>
             </w:r>
           </w:p>
         </w:tc>
@@ -4837,7 +4837,7 @@
                 <w:b w:val="0"/>
                 <w:sz w:val="16"/>
               </w:rPr>
-              <w:t>007065</w:t>
+              <w:t>0 07 065</w:t>
             </w:r>
           </w:p>
         </w:tc>
@@ -5001,7 +5001,7 @@
                 <w:b w:val="0"/>
                 <w:sz w:val="16"/>
               </w:rPr>
-              <w:t>007070</w:t>
+              <w:t>0 07 070</w:t>
             </w:r>
           </w:p>
         </w:tc>
@@ -5165,7 +5165,7 @@
                 <w:b w:val="0"/>
                 <w:sz w:val="16"/>
               </w:rPr>
-              <w:t>007071</w:t>
+              <w:t>0 07 071</w:t>
             </w:r>
           </w:p>
         </w:tc>
@@ -5329,7 +5329,7 @@
                 <w:b w:val="0"/>
                 <w:sz w:val="16"/>
               </w:rPr>
-              <w:t>007072</w:t>
+              <w:t>0 07 072</w:t>
             </w:r>
           </w:p>
         </w:tc>
@@ -5493,7 +5493,7 @@
                 <w:b w:val="0"/>
                 <w:sz w:val="16"/>
               </w:rPr>
-              <w:t>007073</w:t>
+              <w:t>0 07 073</w:t>
             </w:r>
           </w:p>
         </w:tc>
@@ -5657,7 +5657,7 @@
                 <w:b w:val="0"/>
                 <w:sz w:val="16"/>
               </w:rPr>
-              <w:t>007074</w:t>
+              <w:t>0 07 074</w:t>
             </w:r>
           </w:p>
         </w:tc>
@@ -5821,7 +5821,7 @@
                 <w:b w:val="0"/>
                 <w:sz w:val="16"/>
               </w:rPr>
-              <w:t>007075</w:t>
+              <w:t>0 07 075</w:t>
             </w:r>
           </w:p>
         </w:tc>
@@ -5985,7 +5985,7 @@
                 <w:b w:val="0"/>
                 <w:sz w:val="16"/>
               </w:rPr>
-              <w:t>007076</w:t>
+              <w:t>0 07 076</w:t>
             </w:r>
           </w:p>
         </w:tc>
@@ -6149,7 +6149,7 @@
                 <w:b w:val="0"/>
                 <w:sz w:val="16"/>
               </w:rPr>
-              <w:t>007077</w:t>
+              <w:t>0 07 077</w:t>
             </w:r>
           </w:p>
         </w:tc>

--- a/docx/en/BUFRCREX_TableB_en_07.docx
+++ b/docx/en/BUFRCREX_TableB_en_07.docx
@@ -13,6 +13,376 @@
           <w:sz w:val="22"/>
         </w:rPr>
         <w:t>Class 07: Location (vertical)</w:t>
+      </w:r>
+    </w:p>
+    <w:p>
+      <w:r>
+        <w:rPr>
+          <w:rFonts w:ascii="Verdana" w:hAnsi="Verdana"/>
+          <w:i/>
+          <w:sz w:val="14"/>
+        </w:rPr>
+        <w:t>Note 23: A precipitation value of -0.1 kg m-2 before scaling (-1 after scaling or in CREX) shall indicate a "trace" (non-measurable, less than 0.05 kg m-2).</w:t>
+      </w:r>
+    </w:p>
+    <w:p>
+      <w:r>
+        <w:rPr>
+          <w:rFonts w:ascii="Verdana" w:hAnsi="Verdana"/>
+          <w:i/>
+          <w:sz w:val="14"/>
+        </w:rPr>
+        <w:t>Note 25: A previously defined significance may be cancelled by transmitting a "missing" from the appropriate code or flag table.</w:t>
+      </w:r>
+    </w:p>
+    <w:p>
+      <w:r>
+        <w:rPr>
+          <w:rFonts w:ascii="Verdana" w:hAnsi="Verdana"/>
+          <w:i/>
+          <w:sz w:val="14"/>
+        </w:rPr>
+        <w:t>Note 27: All times are Universal Time Coordinated (UTC) unless otherwise noted.</w:t>
+      </w:r>
+    </w:p>
+    <w:p>
+      <w:r>
+        <w:rPr>
+          <w:rFonts w:ascii="Verdana" w:hAnsi="Verdana"/>
+          <w:i/>
+          <w:sz w:val="14"/>
+        </w:rPr>
+        <w:t>Note 32: Bearing or azimuth shall only be used with respect to a stated location, and shall not redefine that location.</w:t>
+      </w:r>
+    </w:p>
+    <w:p>
+      <w:r>
+        <w:rPr>
+          <w:rFonts w:ascii="Verdana" w:hAnsi="Verdana"/>
+          <w:i/>
+          <w:sz w:val="14"/>
+        </w:rPr>
+        <w:t>Note 62: Distance shall only be used with respect to a stated location and a bearing, azimuth or elevation; it shall not redefine that location.</w:t>
+      </w:r>
+    </w:p>
+    <w:p>
+      <w:r>
+        <w:rPr>
+          <w:rFonts w:ascii="Verdana" w:hAnsi="Verdana"/>
+          <w:i/>
+          <w:sz w:val="14"/>
+        </w:rPr>
+        <w:t>Note 63: Downward radiation shall be assigned positive values.</w:t>
+      </w:r>
+    </w:p>
+    <w:p>
+      <w:r>
+        <w:rPr>
+          <w:rFonts w:ascii="Verdana" w:hAnsi="Verdana"/>
+          <w:i/>
+          <w:sz w:val="14"/>
+        </w:rPr>
+        <w:t>Note 64: Downward w-components shall be assigned positive values where units are Pa s-1.</w:t>
+      </w:r>
+    </w:p>
+    <w:p>
+      <w:r>
+        <w:rPr>
+          <w:rFonts w:ascii="Verdana" w:hAnsi="Verdana"/>
+          <w:i/>
+          <w:sz w:val="14"/>
+        </w:rPr>
+        <w:t>Note 66: East to west increments shall be assigned negative values.</w:t>
+      </w:r>
+    </w:p>
+    <w:p>
+      <w:r>
+        <w:rPr>
+          <w:rFonts w:ascii="Verdana" w:hAnsi="Verdana"/>
+          <w:i/>
+          <w:sz w:val="14"/>
+        </w:rPr>
+        <w:t>Note 75: For CREX descriptors F = B, not 0.</w:t>
+      </w:r>
+    </w:p>
+    <w:p>
+      <w:r>
+        <w:rPr>
+          <w:rFonts w:ascii="Verdana" w:hAnsi="Verdana"/>
+          <w:i/>
+          <w:sz w:val="14"/>
+        </w:rPr>
+        <w:t>Note 92: In order to distinguish unambiguously the cases of missing data and saturated pixels, n-bit image data should be encoded using a data width of n+1. Where such a descriptor is not already available in Class 30, operator descriptor 2 01 YYY should be used to modify the data width of the existing entry as required.</w:t>
+      </w:r>
+    </w:p>
+    <w:p>
+      <w:r>
+        <w:rPr>
+          <w:rFonts w:ascii="Verdana" w:hAnsi="Verdana"/>
+          <w:i/>
+          <w:sz w:val="14"/>
+        </w:rPr>
+        <w:t>Note 105: Negative time periods or displacements shall be used to indicate time periods or displacements preceding the currently defined time.</w:t>
+      </w:r>
+    </w:p>
+    <w:p>
+      <w:r>
+        <w:rPr>
+          <w:rFonts w:ascii="Verdana" w:hAnsi="Verdana"/>
+          <w:i/>
+          <w:sz w:val="14"/>
+        </w:rPr>
+        <w:t>Note 110: North to south increments shall be assigned negative values.</w:t>
+      </w:r>
+    </w:p>
+    <w:p>
+      <w:r>
+        <w:rPr>
+          <w:rFonts w:ascii="Verdana" w:hAnsi="Verdana"/>
+          <w:i/>
+          <w:sz w:val="14"/>
+        </w:rPr>
+        <w:t>Note 115: Pixel data width can be changed with descriptor 2 01 YYY.</w:t>
+      </w:r>
+    </w:p>
+    <w:p>
+      <w:r>
+        <w:rPr>
+          <w:rFonts w:ascii="Verdana" w:hAnsi="Verdana"/>
+          <w:i/>
+          <w:sz w:val="14"/>
+        </w:rPr>
+        <w:t>Note 121: Some indication of expected accuracy may be implied in conjunction with certain elements in this class.</w:t>
+      </w:r>
+    </w:p>
+    <w:p>
+      <w:r>
+        <w:rPr>
+          <w:rFonts w:ascii="Verdana" w:hAnsi="Verdana"/>
+          <w:i/>
+          <w:sz w:val="14"/>
+        </w:rPr>
+        <w:t>Note 122: South latitude shall be assigned negative values.</w:t>
+      </w:r>
+    </w:p>
+    <w:p>
+      <w:r>
+        <w:rPr>
+          <w:rFonts w:ascii="Verdana" w:hAnsi="Verdana"/>
+          <w:i/>
+          <w:sz w:val="14"/>
+        </w:rPr>
+        <w:t>Note 123: South to north v-components shall be assigned positive values.</w:t>
+      </w:r>
+    </w:p>
+    <w:p>
+      <w:r>
+        <w:rPr>
+          <w:rFonts w:ascii="Verdana" w:hAnsi="Verdana"/>
+          <w:i/>
+          <w:sz w:val="14"/>
+        </w:rPr>
+        <w:t>Note 126: Surface wind direction measured at a station within 1° of the North Pole or within 1° of the South Pole shall be reported in such a way that the azimuth ring shall be aligned with its zero coinciding with the Greenwich 0° meridian.</w:t>
+      </w:r>
+    </w:p>
+    <w:p>
+      <w:r>
+        <w:rPr>
+          <w:rFonts w:ascii="Verdana" w:hAnsi="Verdana"/>
+          <w:i/>
+          <w:sz w:val="14"/>
+        </w:rPr>
+        <w:t>Note 140: The pixel size on horizontal - 1 is given at location where map scale factor is unity.</w:t>
+      </w:r>
+    </w:p>
+    <w:p>
+      <w:r>
+        <w:rPr>
+          <w:rFonts w:ascii="Verdana" w:hAnsi="Verdana"/>
+          <w:i/>
+          <w:sz w:val="14"/>
+        </w:rPr>
+        <w:t>Note 141: The pixel size on horizontal - 2 is given at location where map scale factor is unity.</w:t>
+      </w:r>
+    </w:p>
+    <w:p>
+      <w:r>
+        <w:rPr>
+          <w:rFonts w:ascii="Verdana" w:hAnsi="Verdana"/>
+          <w:i/>
+          <w:sz w:val="14"/>
+        </w:rPr>
+        <w:t>Note 145: The significance of time periods or displacements may be indicated using the time significance code corresponding to table reference 0 08 021.</w:t>
+      </w:r>
+    </w:p>
+    <w:p>
+      <w:r>
+        <w:rPr>
+          <w:rFonts w:ascii="Verdana" w:hAnsi="Verdana"/>
+          <w:i/>
+          <w:sz w:val="14"/>
+        </w:rPr>
+        <w:t>Note 149: The time location, when used with forecast values, shall indicate the time of the initial state for the forecast, or the beginning of the forecast period; when used with ensemble means of forecast values, the time location shall indicate the initial state or the beginning of the first forecast over which ensemble means are derived.</w:t>
+      </w:r>
+    </w:p>
+    <w:p>
+      <w:r>
+        <w:rPr>
+          <w:rFonts w:ascii="Verdana" w:hAnsi="Verdana"/>
+          <w:i/>
+          <w:sz w:val="14"/>
+        </w:rPr>
+        <w:t>Note 155: This class may also contain elements relating to observational procedures.</w:t>
+      </w:r>
+    </w:p>
+    <w:p>
+      <w:r>
+        <w:rPr>
+          <w:rFonts w:ascii="Verdana" w:hAnsi="Verdana"/>
+          <w:i/>
+          <w:sz w:val="14"/>
+        </w:rPr>
+        <w:t>Note 156: This class shall contain elements to describe the instrumentation used to obtain the meteorological elements reported.</w:t>
+      </w:r>
+    </w:p>
+    <w:p>
+      <w:r>
+        <w:rPr>
+          <w:rFonts w:ascii="Verdana" w:hAnsi="Verdana"/>
+          <w:i/>
+          <w:sz w:val="14"/>
+        </w:rPr>
+        <w:t>Note 158: Time periods or displacements and time increments require an initial time location to be defined prior to their use, followed where appropriate by a time significance definition.</w:t>
+      </w:r>
+    </w:p>
+    <w:p>
+      <w:r>
+        <w:rPr>
+          <w:rFonts w:ascii="Verdana" w:hAnsi="Verdana"/>
+          <w:i/>
+          <w:sz w:val="14"/>
+        </w:rPr>
+        <w:t>Note 160: Upward radiation shall be assigned negative values.</w:t>
+      </w:r>
+    </w:p>
+    <w:p>
+      <w:r>
+        <w:rPr>
+          <w:rFonts w:ascii="Verdana" w:hAnsi="Verdana"/>
+          <w:i/>
+          <w:sz w:val="14"/>
+        </w:rPr>
+        <w:t>Note 161: Upward w-components shall be assigned positive values where units are m s-1.</w:t>
+      </w:r>
+    </w:p>
+    <w:p>
+      <w:r>
+        <w:rPr>
+          <w:rFonts w:ascii="Verdana" w:hAnsi="Verdana"/>
+          <w:i/>
+          <w:sz w:val="14"/>
+        </w:rPr>
+        <w:t>Note 162: Useful ranges used above:1011 Bq to 1019 Bq for releases;10-2 Bq to 107 Bq and 10-2 mSv to 107 mSv for concentration and doses.</w:t>
+      </w:r>
+    </w:p>
+    <w:p>
+      <w:r>
+        <w:rPr>
+          <w:rFonts w:ascii="Verdana" w:hAnsi="Verdana"/>
+          <w:i/>
+          <w:sz w:val="14"/>
+        </w:rPr>
+        <w:t>Note 163: Values of latitude and latitude increments are limited to the range -90 degrees to +90 degrees.</w:t>
+      </w:r>
+    </w:p>
+    <w:p>
+      <w:r>
+        <w:rPr>
+          <w:rFonts w:ascii="Verdana" w:hAnsi="Verdana"/>
+          <w:i/>
+          <w:sz w:val="14"/>
+        </w:rPr>
+        <w:t>Note 164: Values of longitude are limited to the range -180 degrees to +180 degrees.</w:t>
+      </w:r>
+    </w:p>
+    <w:p>
+      <w:r>
+        <w:rPr>
+          <w:rFonts w:ascii="Verdana" w:hAnsi="Verdana"/>
+          <w:i/>
+          <w:sz w:val="14"/>
+        </w:rPr>
+        <w:t>Note 165: Vertical elements and pressure shall be used to define values of these elements independent of the element or variable denoting the vertical coordinate.</w:t>
+      </w:r>
+    </w:p>
+    <w:p>
+      <w:r>
+        <w:rPr>
+          <w:rFonts w:ascii="Verdana" w:hAnsi="Verdana"/>
+          <w:i/>
+          <w:sz w:val="14"/>
+        </w:rPr>
+        <w:t>Note 166: West longitude shall be assigned negative values.</w:t>
+      </w:r>
+    </w:p>
+    <w:p>
+      <w:r>
+        <w:rPr>
+          <w:rFonts w:ascii="Verdana" w:hAnsi="Verdana"/>
+          <w:i/>
+          <w:sz w:val="14"/>
+        </w:rPr>
+        <w:t>Note 167: West to east u-components shall be assigned positive values.</w:t>
+      </w:r>
+    </w:p>
+    <w:p>
+      <w:r>
+        <w:rPr>
+          <w:rFonts w:ascii="Verdana" w:hAnsi="Verdana"/>
+          <w:i/>
+          <w:sz w:val="14"/>
+        </w:rPr>
+        <w:t>Note 176: Where more than one time period or displacement is required to define complex time structures, they shall be defined in immediate succession, and the following ordering shall apply: ensemble period (if required), followed by forecast period (if required), followed by period for averaging or accumulation (if required).</w:t>
+      </w:r>
+    </w:p>
+    <w:p>
+      <w:r>
+        <w:rPr>
+          <w:rFonts w:ascii="Verdana" w:hAnsi="Verdana"/>
+          <w:i/>
+          <w:sz w:val="14"/>
+        </w:rPr>
+        <w:t>Note 178: Where the expression "period specified" is entered under element name, an appropriate period shall be specified using descriptors from Class 04.</w:t>
+      </w:r>
+    </w:p>
+    <w:p>
+      <w:r>
+        <w:rPr>
+          <w:rFonts w:ascii="Verdana" w:hAnsi="Verdana"/>
+          <w:i/>
+          <w:sz w:val="14"/>
+        </w:rPr>
+        <w:t>Note 179: Where values are accumulated or averaged (for example over a time period), the total number of values from which the accumulated or averaged values are obtained may be represented using reference 0 08 022.</w:t>
+      </w:r>
+    </w:p>
+    <w:p>
+      <w:r>
+        <w:rPr>
+          <w:rFonts w:ascii="Verdana" w:hAnsi="Verdana"/>
+          <w:i/>
+          <w:sz w:val="14"/>
+        </w:rPr>
+        <w:t>Note 180: Wind reporting standards: Speed Direction No observation Missing Missing Calm 0 0 Normal observation &gt; 0 1° - 360° Speed only &gt; 0 Missing Direction only Missing 1°-360° "Light and variable" &gt; 0 0</w:t>
+      </w:r>
+    </w:p>
+    <w:p>
+      <w:r>
+        <w:rPr>
+          <w:rFonts w:ascii="Verdana" w:hAnsi="Verdana"/>
+          <w:i/>
+          <w:sz w:val="14"/>
+        </w:rPr>
+        <w:t>Note 181: Wind waves and waves reporting standards:Observation Speed Direction No observation Missing Missing Calm 0 0 Normal observation &gt;0 1-360 Speed only &gt;0 Missing Direction only Missing 1-360"Light and variable" &gt;0 0</w:t>
       </w:r>
     </w:p>
     <w:tbl>
@@ -58,6 +428,9 @@
             <w:shd w:val="clear" w:color="auto" w:fill="D9D9D9"/>
           </w:tcPr>
           <w:p>
+            <w:pPr>
+              <w:spacing w:before="20" w:after="20"/>
+            </w:pPr>
             <w:r/>
             <w:r>
               <w:rPr>
@@ -75,6 +448,9 @@
             <w:shd w:val="clear" w:color="auto" w:fill="D9D9D9"/>
           </w:tcPr>
           <w:p>
+            <w:pPr>
+              <w:spacing w:before="20" w:after="20"/>
+            </w:pPr>
             <w:r/>
             <w:r>
               <w:rPr>
@@ -92,6 +468,9 @@
             <w:shd w:val="clear" w:color="auto" w:fill="D9D9D9"/>
           </w:tcPr>
           <w:p>
+            <w:pPr>
+              <w:spacing w:before="20" w:after="20"/>
+            </w:pPr>
             <w:r/>
             <w:r>
               <w:rPr>
@@ -109,6 +488,9 @@
             <w:shd w:val="clear" w:color="auto" w:fill="D9D9D9"/>
           </w:tcPr>
           <w:p>
+            <w:pPr>
+              <w:spacing w:before="20" w:after="20"/>
+            </w:pPr>
             <w:r/>
             <w:r>
               <w:rPr>
@@ -126,6 +508,9 @@
             <w:shd w:val="clear" w:color="auto" w:fill="D9D9D9"/>
           </w:tcPr>
           <w:p>
+            <w:pPr>
+              <w:spacing w:before="20" w:after="20"/>
+            </w:pPr>
             <w:r/>
             <w:r>
               <w:rPr>
@@ -143,6 +528,9 @@
             <w:shd w:val="clear" w:color="auto" w:fill="D9D9D9"/>
           </w:tcPr>
           <w:p>
+            <w:pPr>
+              <w:spacing w:before="20" w:after="20"/>
+            </w:pPr>
             <w:r/>
             <w:r>
               <w:rPr>
@@ -160,6 +548,9 @@
             <w:shd w:val="clear" w:color="auto" w:fill="D9D9D9"/>
           </w:tcPr>
           <w:p>
+            <w:pPr>
+              <w:spacing w:before="20" w:after="20"/>
+            </w:pPr>
             <w:r/>
             <w:r>
               <w:rPr>
@@ -177,6 +568,9 @@
             <w:shd w:val="clear" w:color="auto" w:fill="D9D9D9"/>
           </w:tcPr>
           <w:p>
+            <w:pPr>
+              <w:spacing w:before="20" w:after="20"/>
+            </w:pPr>
             <w:r/>
             <w:r>
               <w:rPr>
@@ -194,6 +588,9 @@
             <w:shd w:val="clear" w:color="auto" w:fill="D9D9D9"/>
           </w:tcPr>
           <w:p>
+            <w:pPr>
+              <w:spacing w:before="20" w:after="20"/>
+            </w:pPr>
             <w:r/>
             <w:r>
               <w:rPr>
@@ -211,6 +608,9 @@
             <w:shd w:val="clear" w:color="auto" w:fill="D9D9D9"/>
           </w:tcPr>
           <w:p>
+            <w:pPr>
+              <w:spacing w:before="20" w:after="20"/>
+            </w:pPr>
             <w:r/>
             <w:r>
               <w:rPr>
@@ -232,6 +632,9 @@
             <w:tcW w:type="dxa" w:w="1514"/>
           </w:tcPr>
           <w:p>
+            <w:pPr>
+              <w:spacing w:before="20" w:after="20"/>
+            </w:pPr>
             <w:r/>
             <w:r>
               <w:rPr>
@@ -248,6 +651,9 @@
             <w:tcW w:type="dxa" w:w="1514"/>
           </w:tcPr>
           <w:p>
+            <w:pPr>
+              <w:spacing w:before="20" w:after="20"/>
+            </w:pPr>
             <w:r/>
             <w:r>
               <w:rPr>
@@ -264,6 +670,27 @@
             <w:tcW w:type="dxa" w:w="1514"/>
           </w:tcPr>
           <w:p>
+            <w:pPr>
+              <w:spacing w:before="20" w:after="20"/>
+            </w:pPr>
+            <w:r/>
+            <w:r>
+              <w:rPr>
+                <w:rFonts w:ascii="Verdana" w:hAnsi="Verdana"/>
+                <w:sz w:val="16"/>
+              </w:rPr>
+              <w:t>m</w:t>
+            </w:r>
+          </w:p>
+        </w:tc>
+        <w:tc>
+          <w:tcPr>
+            <w:tcW w:type="dxa" w:w="1514"/>
+          </w:tcPr>
+          <w:p>
+            <w:pPr>
+              <w:spacing w:before="20" w:after="20"/>
+            </w:pPr>
             <w:r/>
             <w:r>
               <w:rPr>
@@ -271,6 +698,62 @@
                 <w:b w:val="0"/>
                 <w:sz w:val="16"/>
               </w:rPr>
+              <w:t>0</w:t>
+            </w:r>
+          </w:p>
+        </w:tc>
+        <w:tc>
+          <w:tcPr>
+            <w:tcW w:type="dxa" w:w="1514"/>
+          </w:tcPr>
+          <w:p>
+            <w:pPr>
+              <w:spacing w:before="20" w:after="20"/>
+            </w:pPr>
+            <w:r/>
+            <w:r>
+              <w:rPr>
+                <w:rFonts w:ascii="Verdana" w:hAnsi="Verdana"/>
+                <w:b w:val="0"/>
+                <w:sz w:val="16"/>
+              </w:rPr>
+              <w:t>-400</w:t>
+            </w:r>
+          </w:p>
+        </w:tc>
+        <w:tc>
+          <w:tcPr>
+            <w:tcW w:type="dxa" w:w="1514"/>
+          </w:tcPr>
+          <w:p>
+            <w:pPr>
+              <w:spacing w:before="20" w:after="20"/>
+            </w:pPr>
+            <w:r/>
+            <w:r>
+              <w:rPr>
+                <w:rFonts w:ascii="Verdana" w:hAnsi="Verdana"/>
+                <w:b w:val="0"/>
+                <w:sz w:val="16"/>
+              </w:rPr>
+              <w:t>15</w:t>
+            </w:r>
+          </w:p>
+        </w:tc>
+        <w:tc>
+          <w:tcPr>
+            <w:tcW w:type="dxa" w:w="1514"/>
+          </w:tcPr>
+          <w:p>
+            <w:pPr>
+              <w:spacing w:before="20" w:after="20"/>
+            </w:pPr>
+            <w:r/>
+            <w:r>
+              <w:rPr>
+                <w:rFonts w:ascii="Verdana" w:hAnsi="Verdana"/>
+                <w:sz w:val="16"/>
+              </w:rPr>
               <w:t>m</w:t>
             </w:r>
           </w:p>
@@ -280,6 +763,9 @@
             <w:tcW w:type="dxa" w:w="1514"/>
           </w:tcPr>
           <w:p>
+            <w:pPr>
+              <w:spacing w:before="20" w:after="20"/>
+            </w:pPr>
             <w:r/>
             <w:r>
               <w:rPr>
@@ -296,6 +782,9 @@
             <w:tcW w:type="dxa" w:w="1514"/>
           </w:tcPr>
           <w:p>
+            <w:pPr>
+              <w:spacing w:before="20" w:after="20"/>
+            </w:pPr>
             <w:r/>
             <w:r>
               <w:rPr>
@@ -303,70 +792,6 @@
                 <w:b w:val="0"/>
                 <w:sz w:val="16"/>
               </w:rPr>
-              <w:t>-400</w:t>
-            </w:r>
-          </w:p>
-        </w:tc>
-        <w:tc>
-          <w:tcPr>
-            <w:tcW w:type="dxa" w:w="1514"/>
-          </w:tcPr>
-          <w:p>
-            <w:r/>
-            <w:r>
-              <w:rPr>
-                <w:rFonts w:ascii="Verdana" w:hAnsi="Verdana"/>
-                <w:b w:val="0"/>
-                <w:sz w:val="16"/>
-              </w:rPr>
-              <w:t>15</w:t>
-            </w:r>
-          </w:p>
-        </w:tc>
-        <w:tc>
-          <w:tcPr>
-            <w:tcW w:type="dxa" w:w="1514"/>
-          </w:tcPr>
-          <w:p>
-            <w:r/>
-            <w:r>
-              <w:rPr>
-                <w:rFonts w:ascii="Verdana" w:hAnsi="Verdana"/>
-                <w:b w:val="0"/>
-                <w:sz w:val="16"/>
-              </w:rPr>
-              <w:t>m</w:t>
-            </w:r>
-          </w:p>
-        </w:tc>
-        <w:tc>
-          <w:tcPr>
-            <w:tcW w:type="dxa" w:w="1514"/>
-          </w:tcPr>
-          <w:p>
-            <w:r/>
-            <w:r>
-              <w:rPr>
-                <w:rFonts w:ascii="Verdana" w:hAnsi="Verdana"/>
-                <w:b w:val="0"/>
-                <w:sz w:val="16"/>
-              </w:rPr>
-              <w:t>0</w:t>
-            </w:r>
-          </w:p>
-        </w:tc>
-        <w:tc>
-          <w:tcPr>
-            <w:tcW w:type="dxa" w:w="1514"/>
-          </w:tcPr>
-          <w:p>
-            <w:r/>
-            <w:r>
-              <w:rPr>
-                <w:rFonts w:ascii="Verdana" w:hAnsi="Verdana"/>
-                <w:b w:val="0"/>
-                <w:sz w:val="16"/>
-              </w:rPr>
               <w:t>5</w:t>
             </w:r>
           </w:p>
@@ -376,6 +801,9 @@
             <w:tcW w:type="dxa" w:w="1514"/>
           </w:tcPr>
           <w:p>
+            <w:pPr>
+              <w:spacing w:before="20" w:after="20"/>
+            </w:pPr>
             <w:r/>
             <w:r>
               <w:rPr>
@@ -397,6 +825,9 @@
             <w:tcW w:type="dxa" w:w="1514"/>
           </w:tcPr>
           <w:p>
+            <w:pPr>
+              <w:spacing w:before="20" w:after="20"/>
+            </w:pPr>
             <w:r/>
             <w:r>
               <w:rPr>
@@ -413,6 +844,9 @@
             <w:tcW w:type="dxa" w:w="1514"/>
           </w:tcPr>
           <w:p>
+            <w:pPr>
+              <w:spacing w:before="20" w:after="20"/>
+            </w:pPr>
             <w:r/>
             <w:r>
               <w:rPr>
@@ -429,6 +863,27 @@
             <w:tcW w:type="dxa" w:w="1514"/>
           </w:tcPr>
           <w:p>
+            <w:pPr>
+              <w:spacing w:before="20" w:after="20"/>
+            </w:pPr>
+            <w:r/>
+            <w:r>
+              <w:rPr>
+                <w:rFonts w:ascii="Verdana" w:hAnsi="Verdana"/>
+                <w:sz w:val="16"/>
+              </w:rPr>
+              <w:t>m</w:t>
+            </w:r>
+          </w:p>
+        </w:tc>
+        <w:tc>
+          <w:tcPr>
+            <w:tcW w:type="dxa" w:w="1514"/>
+          </w:tcPr>
+          <w:p>
+            <w:pPr>
+              <w:spacing w:before="20" w:after="20"/>
+            </w:pPr>
             <w:r/>
             <w:r>
               <w:rPr>
@@ -436,6 +891,62 @@
                 <w:b w:val="0"/>
                 <w:sz w:val="16"/>
               </w:rPr>
+              <w:t>-1</w:t>
+            </w:r>
+          </w:p>
+        </w:tc>
+        <w:tc>
+          <w:tcPr>
+            <w:tcW w:type="dxa" w:w="1514"/>
+          </w:tcPr>
+          <w:p>
+            <w:pPr>
+              <w:spacing w:before="20" w:after="20"/>
+            </w:pPr>
+            <w:r/>
+            <w:r>
+              <w:rPr>
+                <w:rFonts w:ascii="Verdana" w:hAnsi="Verdana"/>
+                <w:b w:val="0"/>
+                <w:sz w:val="16"/>
+              </w:rPr>
+              <w:t>-40</w:t>
+            </w:r>
+          </w:p>
+        </w:tc>
+        <w:tc>
+          <w:tcPr>
+            <w:tcW w:type="dxa" w:w="1514"/>
+          </w:tcPr>
+          <w:p>
+            <w:pPr>
+              <w:spacing w:before="20" w:after="20"/>
+            </w:pPr>
+            <w:r/>
+            <w:r>
+              <w:rPr>
+                <w:rFonts w:ascii="Verdana" w:hAnsi="Verdana"/>
+                <w:b w:val="0"/>
+                <w:sz w:val="16"/>
+              </w:rPr>
+              <w:t>16</w:t>
+            </w:r>
+          </w:p>
+        </w:tc>
+        <w:tc>
+          <w:tcPr>
+            <w:tcW w:type="dxa" w:w="1514"/>
+          </w:tcPr>
+          <w:p>
+            <w:pPr>
+              <w:spacing w:before="20" w:after="20"/>
+            </w:pPr>
+            <w:r/>
+            <w:r>
+              <w:rPr>
+                <w:rFonts w:ascii="Verdana" w:hAnsi="Verdana"/>
+                <w:sz w:val="16"/>
+              </w:rPr>
               <w:t>m</w:t>
             </w:r>
           </w:p>
@@ -445,6 +956,9 @@
             <w:tcW w:type="dxa" w:w="1514"/>
           </w:tcPr>
           <w:p>
+            <w:pPr>
+              <w:spacing w:before="20" w:after="20"/>
+            </w:pPr>
             <w:r/>
             <w:r>
               <w:rPr>
@@ -461,6 +975,9 @@
             <w:tcW w:type="dxa" w:w="1514"/>
           </w:tcPr>
           <w:p>
+            <w:pPr>
+              <w:spacing w:before="20" w:after="20"/>
+            </w:pPr>
             <w:r/>
             <w:r>
               <w:rPr>
@@ -468,70 +985,6 @@
                 <w:b w:val="0"/>
                 <w:sz w:val="16"/>
               </w:rPr>
-              <w:t>-40</w:t>
-            </w:r>
-          </w:p>
-        </w:tc>
-        <w:tc>
-          <w:tcPr>
-            <w:tcW w:type="dxa" w:w="1514"/>
-          </w:tcPr>
-          <w:p>
-            <w:r/>
-            <w:r>
-              <w:rPr>
-                <w:rFonts w:ascii="Verdana" w:hAnsi="Verdana"/>
-                <w:b w:val="0"/>
-                <w:sz w:val="16"/>
-              </w:rPr>
-              <w:t>16</w:t>
-            </w:r>
-          </w:p>
-        </w:tc>
-        <w:tc>
-          <w:tcPr>
-            <w:tcW w:type="dxa" w:w="1514"/>
-          </w:tcPr>
-          <w:p>
-            <w:r/>
-            <w:r>
-              <w:rPr>
-                <w:rFonts w:ascii="Verdana" w:hAnsi="Verdana"/>
-                <w:b w:val="0"/>
-                <w:sz w:val="16"/>
-              </w:rPr>
-              <w:t>m</w:t>
-            </w:r>
-          </w:p>
-        </w:tc>
-        <w:tc>
-          <w:tcPr>
-            <w:tcW w:type="dxa" w:w="1514"/>
-          </w:tcPr>
-          <w:p>
-            <w:r/>
-            <w:r>
-              <w:rPr>
-                <w:rFonts w:ascii="Verdana" w:hAnsi="Verdana"/>
-                <w:b w:val="0"/>
-                <w:sz w:val="16"/>
-              </w:rPr>
-              <w:t>-1</w:t>
-            </w:r>
-          </w:p>
-        </w:tc>
-        <w:tc>
-          <w:tcPr>
-            <w:tcW w:type="dxa" w:w="1514"/>
-          </w:tcPr>
-          <w:p>
-            <w:r/>
-            <w:r>
-              <w:rPr>
-                <w:rFonts w:ascii="Verdana" w:hAnsi="Verdana"/>
-                <w:b w:val="0"/>
-                <w:sz w:val="16"/>
-              </w:rPr>
               <w:t>5</w:t>
             </w:r>
           </w:p>
@@ -541,6 +994,9 @@
             <w:tcW w:type="dxa" w:w="1514"/>
           </w:tcPr>
           <w:p>
+            <w:pPr>
+              <w:spacing w:before="20" w:after="20"/>
+            </w:pPr>
             <w:r/>
             <w:r>
               <w:rPr>
@@ -561,6 +1017,9 @@
             <w:tcW w:type="dxa" w:w="1514"/>
           </w:tcPr>
           <w:p>
+            <w:pPr>
+              <w:spacing w:before="20" w:after="20"/>
+            </w:pPr>
             <w:r/>
             <w:r>
               <w:rPr>
@@ -577,6 +1036,9 @@
             <w:tcW w:type="dxa" w:w="1514"/>
           </w:tcPr>
           <w:p>
+            <w:pPr>
+              <w:spacing w:before="20" w:after="20"/>
+            </w:pPr>
             <w:r/>
             <w:r>
               <w:rPr>
@@ -593,6 +1055,50 @@
             <w:tcW w:type="dxa" w:w="1514"/>
           </w:tcPr>
           <w:p>
+            <w:pPr>
+              <w:spacing w:before="20" w:after="20"/>
+            </w:pPr>
+            <w:r/>
+            <w:r>
+              <w:rPr>
+                <w:rFonts w:ascii="Verdana" w:hAnsi="Verdana"/>
+                <w:sz w:val="16"/>
+              </w:rPr>
+              <w:t>m</w:t>
+            </w:r>
+            <w:r>
+              <w:rPr>
+                <w:rFonts w:ascii="Verdana" w:hAnsi="Verdana"/>
+                <w:sz w:val="16"/>
+                <w:vertAlign w:val="superscript"/>
+              </w:rPr>
+              <w:t>2</w:t>
+            </w:r>
+            <w:r>
+              <w:rPr>
+                <w:rFonts w:ascii="Verdana" w:hAnsi="Verdana"/>
+                <w:sz w:val="16"/>
+              </w:rPr>
+              <w:t xml:space="preserve"> s</w:t>
+            </w:r>
+            <w:r>
+              <w:rPr>
+                <w:rFonts w:ascii="Verdana" w:hAnsi="Verdana"/>
+                <w:sz w:val="16"/>
+                <w:vertAlign w:val="superscript"/>
+              </w:rPr>
+              <w:t>-2</w:t>
+            </w:r>
+          </w:p>
+        </w:tc>
+        <w:tc>
+          <w:tcPr>
+            <w:tcW w:type="dxa" w:w="1514"/>
+          </w:tcPr>
+          <w:p>
+            <w:pPr>
+              <w:spacing w:before="20" w:after="20"/>
+            </w:pPr>
             <w:r/>
             <w:r>
               <w:rPr>
@@ -600,15 +1106,18 @@
                 <w:b w:val="0"/>
                 <w:sz w:val="16"/>
               </w:rPr>
-              <w:t>m2 s-2</w:t>
-            </w:r>
-          </w:p>
-        </w:tc>
-        <w:tc>
-          <w:tcPr>
-            <w:tcW w:type="dxa" w:w="1514"/>
-          </w:tcPr>
-          <w:p>
+              <w:t>-1</w:t>
+            </w:r>
+          </w:p>
+        </w:tc>
+        <w:tc>
+          <w:tcPr>
+            <w:tcW w:type="dxa" w:w="1514"/>
+          </w:tcPr>
+          <w:p>
+            <w:pPr>
+              <w:spacing w:before="20" w:after="20"/>
+            </w:pPr>
             <w:r/>
             <w:r>
               <w:rPr>
@@ -616,6 +1125,85 @@
                 <w:b w:val="0"/>
                 <w:sz w:val="16"/>
               </w:rPr>
+              <w:t>-400</w:t>
+            </w:r>
+          </w:p>
+        </w:tc>
+        <w:tc>
+          <w:tcPr>
+            <w:tcW w:type="dxa" w:w="1514"/>
+          </w:tcPr>
+          <w:p>
+            <w:pPr>
+              <w:spacing w:before="20" w:after="20"/>
+            </w:pPr>
+            <w:r/>
+            <w:r>
+              <w:rPr>
+                <w:rFonts w:ascii="Verdana" w:hAnsi="Verdana"/>
+                <w:b w:val="0"/>
+                <w:sz w:val="16"/>
+              </w:rPr>
+              <w:t>17</w:t>
+            </w:r>
+          </w:p>
+        </w:tc>
+        <w:tc>
+          <w:tcPr>
+            <w:tcW w:type="dxa" w:w="1514"/>
+          </w:tcPr>
+          <w:p>
+            <w:pPr>
+              <w:spacing w:before="20" w:after="20"/>
+            </w:pPr>
+            <w:r/>
+            <w:r>
+              <w:rPr>
+                <w:rFonts w:ascii="Verdana" w:hAnsi="Verdana"/>
+                <w:sz w:val="16"/>
+              </w:rPr>
+              <w:t>m</w:t>
+            </w:r>
+            <w:r>
+              <w:rPr>
+                <w:rFonts w:ascii="Verdana" w:hAnsi="Verdana"/>
+                <w:sz w:val="16"/>
+                <w:vertAlign w:val="superscript"/>
+              </w:rPr>
+              <w:t>2</w:t>
+            </w:r>
+            <w:r>
+              <w:rPr>
+                <w:rFonts w:ascii="Verdana" w:hAnsi="Verdana"/>
+                <w:sz w:val="16"/>
+              </w:rPr>
+              <w:t xml:space="preserve"> s</w:t>
+            </w:r>
+            <w:r>
+              <w:rPr>
+                <w:rFonts w:ascii="Verdana" w:hAnsi="Verdana"/>
+                <w:sz w:val="16"/>
+                <w:vertAlign w:val="superscript"/>
+              </w:rPr>
+              <w:t>-2</w:t>
+            </w:r>
+          </w:p>
+        </w:tc>
+        <w:tc>
+          <w:tcPr>
+            <w:tcW w:type="dxa" w:w="1514"/>
+          </w:tcPr>
+          <w:p>
+            <w:pPr>
+              <w:spacing w:before="20" w:after="20"/>
+            </w:pPr>
+            <w:r/>
+            <w:r>
+              <w:rPr>
+                <w:rFonts w:ascii="Verdana" w:hAnsi="Verdana"/>
+                <w:b w:val="0"/>
+                <w:sz w:val="16"/>
+              </w:rPr>
               <w:t>-1</w:t>
             </w:r>
           </w:p>
@@ -625,6 +1213,9 @@
             <w:tcW w:type="dxa" w:w="1514"/>
           </w:tcPr>
           <w:p>
+            <w:pPr>
+              <w:spacing w:before="20" w:after="20"/>
+            </w:pPr>
             <w:r/>
             <w:r>
               <w:rPr>
@@ -632,70 +1223,6 @@
                 <w:b w:val="0"/>
                 <w:sz w:val="16"/>
               </w:rPr>
-              <w:t>-400</w:t>
-            </w:r>
-          </w:p>
-        </w:tc>
-        <w:tc>
-          <w:tcPr>
-            <w:tcW w:type="dxa" w:w="1514"/>
-          </w:tcPr>
-          <w:p>
-            <w:r/>
-            <w:r>
-              <w:rPr>
-                <w:rFonts w:ascii="Verdana" w:hAnsi="Verdana"/>
-                <w:b w:val="0"/>
-                <w:sz w:val="16"/>
-              </w:rPr>
-              <w:t>17</w:t>
-            </w:r>
-          </w:p>
-        </w:tc>
-        <w:tc>
-          <w:tcPr>
-            <w:tcW w:type="dxa" w:w="1514"/>
-          </w:tcPr>
-          <w:p>
-            <w:r/>
-            <w:r>
-              <w:rPr>
-                <w:rFonts w:ascii="Verdana" w:hAnsi="Verdana"/>
-                <w:b w:val="0"/>
-                <w:sz w:val="16"/>
-              </w:rPr>
-              <w:t>m2 s-2</w:t>
-            </w:r>
-          </w:p>
-        </w:tc>
-        <w:tc>
-          <w:tcPr>
-            <w:tcW w:type="dxa" w:w="1514"/>
-          </w:tcPr>
-          <w:p>
-            <w:r/>
-            <w:r>
-              <w:rPr>
-                <w:rFonts w:ascii="Verdana" w:hAnsi="Verdana"/>
-                <w:b w:val="0"/>
-                <w:sz w:val="16"/>
-              </w:rPr>
-              <w:t>-1</w:t>
-            </w:r>
-          </w:p>
-        </w:tc>
-        <w:tc>
-          <w:tcPr>
-            <w:tcW w:type="dxa" w:w="1514"/>
-          </w:tcPr>
-          <w:p>
-            <w:r/>
-            <w:r>
-              <w:rPr>
-                <w:rFonts w:ascii="Verdana" w:hAnsi="Verdana"/>
-                <w:b w:val="0"/>
-                <w:sz w:val="16"/>
-              </w:rPr>
               <w:t>6</w:t>
             </w:r>
           </w:p>
@@ -705,6 +1232,9 @@
             <w:tcW w:type="dxa" w:w="1514"/>
           </w:tcPr>
           <w:p>
+            <w:pPr>
+              <w:spacing w:before="20" w:after="20"/>
+            </w:pPr>
             <w:r/>
             <w:r>
               <w:rPr>
@@ -725,6 +1255,9 @@
             <w:tcW w:type="dxa" w:w="1514"/>
           </w:tcPr>
           <w:p>
+            <w:pPr>
+              <w:spacing w:before="20" w:after="20"/>
+            </w:pPr>
             <w:r/>
             <w:r>
               <w:rPr>
@@ -741,6 +1274,9 @@
             <w:tcW w:type="dxa" w:w="1514"/>
           </w:tcPr>
           <w:p>
+            <w:pPr>
+              <w:spacing w:before="20" w:after="20"/>
+            </w:pPr>
             <w:r/>
             <w:r>
               <w:rPr>
@@ -757,6 +1293,27 @@
             <w:tcW w:type="dxa" w:w="1514"/>
           </w:tcPr>
           <w:p>
+            <w:pPr>
+              <w:spacing w:before="20" w:after="20"/>
+            </w:pPr>
+            <w:r/>
+            <w:r>
+              <w:rPr>
+                <w:rFonts w:ascii="Verdana" w:hAnsi="Verdana"/>
+                <w:sz w:val="16"/>
+              </w:rPr>
+              <w:t>Pa</w:t>
+            </w:r>
+          </w:p>
+        </w:tc>
+        <w:tc>
+          <w:tcPr>
+            <w:tcW w:type="dxa" w:w="1514"/>
+          </w:tcPr>
+          <w:p>
+            <w:pPr>
+              <w:spacing w:before="20" w:after="20"/>
+            </w:pPr>
             <w:r/>
             <w:r>
               <w:rPr>
@@ -764,6 +1321,62 @@
                 <w:b w:val="0"/>
                 <w:sz w:val="16"/>
               </w:rPr>
+              <w:t>-1</w:t>
+            </w:r>
+          </w:p>
+        </w:tc>
+        <w:tc>
+          <w:tcPr>
+            <w:tcW w:type="dxa" w:w="1514"/>
+          </w:tcPr>
+          <w:p>
+            <w:pPr>
+              <w:spacing w:before="20" w:after="20"/>
+            </w:pPr>
+            <w:r/>
+            <w:r>
+              <w:rPr>
+                <w:rFonts w:ascii="Verdana" w:hAnsi="Verdana"/>
+                <w:b w:val="0"/>
+                <w:sz w:val="16"/>
+              </w:rPr>
+              <w:t>0</w:t>
+            </w:r>
+          </w:p>
+        </w:tc>
+        <w:tc>
+          <w:tcPr>
+            <w:tcW w:type="dxa" w:w="1514"/>
+          </w:tcPr>
+          <w:p>
+            <w:pPr>
+              <w:spacing w:before="20" w:after="20"/>
+            </w:pPr>
+            <w:r/>
+            <w:r>
+              <w:rPr>
+                <w:rFonts w:ascii="Verdana" w:hAnsi="Verdana"/>
+                <w:b w:val="0"/>
+                <w:sz w:val="16"/>
+              </w:rPr>
+              <w:t>14</w:t>
+            </w:r>
+          </w:p>
+        </w:tc>
+        <w:tc>
+          <w:tcPr>
+            <w:tcW w:type="dxa" w:w="1514"/>
+          </w:tcPr>
+          <w:p>
+            <w:pPr>
+              <w:spacing w:before="20" w:after="20"/>
+            </w:pPr>
+            <w:r/>
+            <w:r>
+              <w:rPr>
+                <w:rFonts w:ascii="Verdana" w:hAnsi="Verdana"/>
+                <w:sz w:val="16"/>
+              </w:rPr>
               <w:t>Pa</w:t>
             </w:r>
           </w:p>
@@ -773,6 +1386,9 @@
             <w:tcW w:type="dxa" w:w="1514"/>
           </w:tcPr>
           <w:p>
+            <w:pPr>
+              <w:spacing w:before="20" w:after="20"/>
+            </w:pPr>
             <w:r/>
             <w:r>
               <w:rPr>
@@ -789,6 +1405,9 @@
             <w:tcW w:type="dxa" w:w="1514"/>
           </w:tcPr>
           <w:p>
+            <w:pPr>
+              <w:spacing w:before="20" w:after="20"/>
+            </w:pPr>
             <w:r/>
             <w:r>
               <w:rPr>
@@ -796,70 +1415,6 @@
                 <w:b w:val="0"/>
                 <w:sz w:val="16"/>
               </w:rPr>
-              <w:t>0</w:t>
-            </w:r>
-          </w:p>
-        </w:tc>
-        <w:tc>
-          <w:tcPr>
-            <w:tcW w:type="dxa" w:w="1514"/>
-          </w:tcPr>
-          <w:p>
-            <w:r/>
-            <w:r>
-              <w:rPr>
-                <w:rFonts w:ascii="Verdana" w:hAnsi="Verdana"/>
-                <w:b w:val="0"/>
-                <w:sz w:val="16"/>
-              </w:rPr>
-              <w:t>14</w:t>
-            </w:r>
-          </w:p>
-        </w:tc>
-        <w:tc>
-          <w:tcPr>
-            <w:tcW w:type="dxa" w:w="1514"/>
-          </w:tcPr>
-          <w:p>
-            <w:r/>
-            <w:r>
-              <w:rPr>
-                <w:rFonts w:ascii="Verdana" w:hAnsi="Verdana"/>
-                <w:b w:val="0"/>
-                <w:sz w:val="16"/>
-              </w:rPr>
-              <w:t>Pa</w:t>
-            </w:r>
-          </w:p>
-        </w:tc>
-        <w:tc>
-          <w:tcPr>
-            <w:tcW w:type="dxa" w:w="1514"/>
-          </w:tcPr>
-          <w:p>
-            <w:r/>
-            <w:r>
-              <w:rPr>
-                <w:rFonts w:ascii="Verdana" w:hAnsi="Verdana"/>
-                <w:b w:val="0"/>
-                <w:sz w:val="16"/>
-              </w:rPr>
-              <w:t>-1</w:t>
-            </w:r>
-          </w:p>
-        </w:tc>
-        <w:tc>
-          <w:tcPr>
-            <w:tcW w:type="dxa" w:w="1514"/>
-          </w:tcPr>
-          <w:p>
-            <w:r/>
-            <w:r>
-              <w:rPr>
-                <w:rFonts w:ascii="Verdana" w:hAnsi="Verdana"/>
-                <w:b w:val="0"/>
-                <w:sz w:val="16"/>
-              </w:rPr>
               <w:t>5</w:t>
             </w:r>
           </w:p>
@@ -869,6 +1424,9 @@
             <w:tcW w:type="dxa" w:w="1514"/>
           </w:tcPr>
           <w:p>
+            <w:pPr>
+              <w:spacing w:before="20" w:after="20"/>
+            </w:pPr>
             <w:r/>
             <w:r>
               <w:rPr>
@@ -889,6 +1447,9 @@
             <w:tcW w:type="dxa" w:w="1514"/>
           </w:tcPr>
           <w:p>
+            <w:pPr>
+              <w:spacing w:before="20" w:after="20"/>
+            </w:pPr>
             <w:r/>
             <w:r>
               <w:rPr>
@@ -905,6 +1466,9 @@
             <w:tcW w:type="dxa" w:w="1514"/>
           </w:tcPr>
           <w:p>
+            <w:pPr>
+              <w:spacing w:before="20" w:after="20"/>
+            </w:pPr>
             <w:r/>
             <w:r>
               <w:rPr>
@@ -921,6 +1485,27 @@
             <w:tcW w:type="dxa" w:w="1514"/>
           </w:tcPr>
           <w:p>
+            <w:pPr>
+              <w:spacing w:before="20" w:after="20"/>
+            </w:pPr>
+            <w:r/>
+            <w:r>
+              <w:rPr>
+                <w:rFonts w:ascii="Verdana" w:hAnsi="Verdana"/>
+                <w:sz w:val="16"/>
+              </w:rPr>
+              <w:t>m</w:t>
+            </w:r>
+          </w:p>
+        </w:tc>
+        <w:tc>
+          <w:tcPr>
+            <w:tcW w:type="dxa" w:w="1514"/>
+          </w:tcPr>
+          <w:p>
+            <w:pPr>
+              <w:spacing w:before="20" w:after="20"/>
+            </w:pPr>
             <w:r/>
             <w:r>
               <w:rPr>
@@ -928,6 +1513,62 @@
                 <w:b w:val="0"/>
                 <w:sz w:val="16"/>
               </w:rPr>
+              <w:t>0</w:t>
+            </w:r>
+          </w:p>
+        </w:tc>
+        <w:tc>
+          <w:tcPr>
+            <w:tcW w:type="dxa" w:w="1514"/>
+          </w:tcPr>
+          <w:p>
+            <w:pPr>
+              <w:spacing w:before="20" w:after="20"/>
+            </w:pPr>
+            <w:r/>
+            <w:r>
+              <w:rPr>
+                <w:rFonts w:ascii="Verdana" w:hAnsi="Verdana"/>
+                <w:b w:val="0"/>
+                <w:sz w:val="16"/>
+              </w:rPr>
+              <w:t>-400</w:t>
+            </w:r>
+          </w:p>
+        </w:tc>
+        <w:tc>
+          <w:tcPr>
+            <w:tcW w:type="dxa" w:w="1514"/>
+          </w:tcPr>
+          <w:p>
+            <w:pPr>
+              <w:spacing w:before="20" w:after="20"/>
+            </w:pPr>
+            <w:r/>
+            <w:r>
+              <w:rPr>
+                <w:rFonts w:ascii="Verdana" w:hAnsi="Verdana"/>
+                <w:b w:val="0"/>
+                <w:sz w:val="16"/>
+              </w:rPr>
+              <w:t>12</w:t>
+            </w:r>
+          </w:p>
+        </w:tc>
+        <w:tc>
+          <w:tcPr>
+            <w:tcW w:type="dxa" w:w="1514"/>
+          </w:tcPr>
+          <w:p>
+            <w:pPr>
+              <w:spacing w:before="20" w:after="20"/>
+            </w:pPr>
+            <w:r/>
+            <w:r>
+              <w:rPr>
+                <w:rFonts w:ascii="Verdana" w:hAnsi="Verdana"/>
+                <w:sz w:val="16"/>
+              </w:rPr>
               <w:t>m</w:t>
             </w:r>
           </w:p>
@@ -937,6 +1578,9 @@
             <w:tcW w:type="dxa" w:w="1514"/>
           </w:tcPr>
           <w:p>
+            <w:pPr>
+              <w:spacing w:before="20" w:after="20"/>
+            </w:pPr>
             <w:r/>
             <w:r>
               <w:rPr>
@@ -953,6 +1597,9 @@
             <w:tcW w:type="dxa" w:w="1514"/>
           </w:tcPr>
           <w:p>
+            <w:pPr>
+              <w:spacing w:before="20" w:after="20"/>
+            </w:pPr>
             <w:r/>
             <w:r>
               <w:rPr>
@@ -960,70 +1607,6 @@
                 <w:b w:val="0"/>
                 <w:sz w:val="16"/>
               </w:rPr>
-              <w:t>-400</w:t>
-            </w:r>
-          </w:p>
-        </w:tc>
-        <w:tc>
-          <w:tcPr>
-            <w:tcW w:type="dxa" w:w="1514"/>
-          </w:tcPr>
-          <w:p>
-            <w:r/>
-            <w:r>
-              <w:rPr>
-                <w:rFonts w:ascii="Verdana" w:hAnsi="Verdana"/>
-                <w:b w:val="0"/>
-                <w:sz w:val="16"/>
-              </w:rPr>
-              <w:t>12</w:t>
-            </w:r>
-          </w:p>
-        </w:tc>
-        <w:tc>
-          <w:tcPr>
-            <w:tcW w:type="dxa" w:w="1514"/>
-          </w:tcPr>
-          <w:p>
-            <w:r/>
-            <w:r>
-              <w:rPr>
-                <w:rFonts w:ascii="Verdana" w:hAnsi="Verdana"/>
-                <w:b w:val="0"/>
-                <w:sz w:val="16"/>
-              </w:rPr>
-              <w:t>m</w:t>
-            </w:r>
-          </w:p>
-        </w:tc>
-        <w:tc>
-          <w:tcPr>
-            <w:tcW w:type="dxa" w:w="1514"/>
-          </w:tcPr>
-          <w:p>
-            <w:r/>
-            <w:r>
-              <w:rPr>
-                <w:rFonts w:ascii="Verdana" w:hAnsi="Verdana"/>
-                <w:b w:val="0"/>
-                <w:sz w:val="16"/>
-              </w:rPr>
-              <w:t>0</w:t>
-            </w:r>
-          </w:p>
-        </w:tc>
-        <w:tc>
-          <w:tcPr>
-            <w:tcW w:type="dxa" w:w="1514"/>
-          </w:tcPr>
-          <w:p>
-            <w:r/>
-            <w:r>
-              <w:rPr>
-                <w:rFonts w:ascii="Verdana" w:hAnsi="Verdana"/>
-                <w:b w:val="0"/>
-                <w:sz w:val="16"/>
-              </w:rPr>
               <w:t>4</w:t>
             </w:r>
           </w:p>
@@ -1033,6 +1616,9 @@
             <w:tcW w:type="dxa" w:w="1514"/>
           </w:tcPr>
           <w:p>
+            <w:pPr>
+              <w:spacing w:before="20" w:after="20"/>
+            </w:pPr>
             <w:r/>
             <w:r>
               <w:rPr>
@@ -1053,6 +1639,9 @@
             <w:tcW w:type="dxa" w:w="1514"/>
           </w:tcPr>
           <w:p>
+            <w:pPr>
+              <w:spacing w:before="20" w:after="20"/>
+            </w:pPr>
             <w:r/>
             <w:r>
               <w:rPr>
@@ -1069,6 +1658,9 @@
             <w:tcW w:type="dxa" w:w="1514"/>
           </w:tcPr>
           <w:p>
+            <w:pPr>
+              <w:spacing w:before="20" w:after="20"/>
+            </w:pPr>
             <w:r/>
             <w:r>
               <w:rPr>
@@ -1085,6 +1677,27 @@
             <w:tcW w:type="dxa" w:w="1514"/>
           </w:tcPr>
           <w:p>
+            <w:pPr>
+              <w:spacing w:before="20" w:after="20"/>
+            </w:pPr>
+            <w:r/>
+            <w:r>
+              <w:rPr>
+                <w:rFonts w:ascii="Verdana" w:hAnsi="Verdana"/>
+                <w:sz w:val="16"/>
+              </w:rPr>
+              <w:t>m</w:t>
+            </w:r>
+          </w:p>
+        </w:tc>
+        <w:tc>
+          <w:tcPr>
+            <w:tcW w:type="dxa" w:w="1514"/>
+          </w:tcPr>
+          <w:p>
+            <w:pPr>
+              <w:spacing w:before="20" w:after="20"/>
+            </w:pPr>
             <w:r/>
             <w:r>
               <w:rPr>
@@ -1092,6 +1705,62 @@
                 <w:b w:val="0"/>
                 <w:sz w:val="16"/>
               </w:rPr>
+              <w:t>0</w:t>
+            </w:r>
+          </w:p>
+        </w:tc>
+        <w:tc>
+          <w:tcPr>
+            <w:tcW w:type="dxa" w:w="1514"/>
+          </w:tcPr>
+          <w:p>
+            <w:pPr>
+              <w:spacing w:before="20" w:after="20"/>
+            </w:pPr>
+            <w:r/>
+            <w:r>
+              <w:rPr>
+                <w:rFonts w:ascii="Verdana" w:hAnsi="Verdana"/>
+                <w:b w:val="0"/>
+                <w:sz w:val="16"/>
+              </w:rPr>
+              <w:t>0</w:t>
+            </w:r>
+          </w:p>
+        </w:tc>
+        <w:tc>
+          <w:tcPr>
+            <w:tcW w:type="dxa" w:w="1514"/>
+          </w:tcPr>
+          <w:p>
+            <w:pPr>
+              <w:spacing w:before="20" w:after="20"/>
+            </w:pPr>
+            <w:r/>
+            <w:r>
+              <w:rPr>
+                <w:rFonts w:ascii="Verdana" w:hAnsi="Verdana"/>
+                <w:b w:val="0"/>
+                <w:sz w:val="16"/>
+              </w:rPr>
+              <w:t>15</w:t>
+            </w:r>
+          </w:p>
+        </w:tc>
+        <w:tc>
+          <w:tcPr>
+            <w:tcW w:type="dxa" w:w="1514"/>
+          </w:tcPr>
+          <w:p>
+            <w:pPr>
+              <w:spacing w:before="20" w:after="20"/>
+            </w:pPr>
+            <w:r/>
+            <w:r>
+              <w:rPr>
+                <w:rFonts w:ascii="Verdana" w:hAnsi="Verdana"/>
+                <w:sz w:val="16"/>
+              </w:rPr>
               <w:t>m</w:t>
             </w:r>
           </w:p>
@@ -1101,6 +1770,9 @@
             <w:tcW w:type="dxa" w:w="1514"/>
           </w:tcPr>
           <w:p>
+            <w:pPr>
+              <w:spacing w:before="20" w:after="20"/>
+            </w:pPr>
             <w:r/>
             <w:r>
               <w:rPr>
@@ -1117,6 +1789,9 @@
             <w:tcW w:type="dxa" w:w="1514"/>
           </w:tcPr>
           <w:p>
+            <w:pPr>
+              <w:spacing w:before="20" w:after="20"/>
+            </w:pPr>
             <w:r/>
             <w:r>
               <w:rPr>
@@ -1124,70 +1799,6 @@
                 <w:b w:val="0"/>
                 <w:sz w:val="16"/>
               </w:rPr>
-              <w:t>0</w:t>
-            </w:r>
-          </w:p>
-        </w:tc>
-        <w:tc>
-          <w:tcPr>
-            <w:tcW w:type="dxa" w:w="1514"/>
-          </w:tcPr>
-          <w:p>
-            <w:r/>
-            <w:r>
-              <w:rPr>
-                <w:rFonts w:ascii="Verdana" w:hAnsi="Verdana"/>
-                <w:b w:val="0"/>
-                <w:sz w:val="16"/>
-              </w:rPr>
-              <w:t>15</w:t>
-            </w:r>
-          </w:p>
-        </w:tc>
-        <w:tc>
-          <w:tcPr>
-            <w:tcW w:type="dxa" w:w="1514"/>
-          </w:tcPr>
-          <w:p>
-            <w:r/>
-            <w:r>
-              <w:rPr>
-                <w:rFonts w:ascii="Verdana" w:hAnsi="Verdana"/>
-                <w:b w:val="0"/>
-                <w:sz w:val="16"/>
-              </w:rPr>
-              <w:t>m</w:t>
-            </w:r>
-          </w:p>
-        </w:tc>
-        <w:tc>
-          <w:tcPr>
-            <w:tcW w:type="dxa" w:w="1514"/>
-          </w:tcPr>
-          <w:p>
-            <w:r/>
-            <w:r>
-              <w:rPr>
-                <w:rFonts w:ascii="Verdana" w:hAnsi="Verdana"/>
-                <w:b w:val="0"/>
-                <w:sz w:val="16"/>
-              </w:rPr>
-              <w:t>0</w:t>
-            </w:r>
-          </w:p>
-        </w:tc>
-        <w:tc>
-          <w:tcPr>
-            <w:tcW w:type="dxa" w:w="1514"/>
-          </w:tcPr>
-          <w:p>
-            <w:r/>
-            <w:r>
-              <w:rPr>
-                <w:rFonts w:ascii="Verdana" w:hAnsi="Verdana"/>
-                <w:b w:val="0"/>
-                <w:sz w:val="16"/>
-              </w:rPr>
               <w:t>5</w:t>
             </w:r>
           </w:p>
@@ -1197,6 +1808,9 @@
             <w:tcW w:type="dxa" w:w="1514"/>
           </w:tcPr>
           <w:p>
+            <w:pPr>
+              <w:spacing w:before="20" w:after="20"/>
+            </w:pPr>
             <w:r/>
             <w:r>
               <w:rPr>
@@ -1217,6 +1831,9 @@
             <w:tcW w:type="dxa" w:w="1514"/>
           </w:tcPr>
           <w:p>
+            <w:pPr>
+              <w:spacing w:before="20" w:after="20"/>
+            </w:pPr>
             <w:r/>
             <w:r>
               <w:rPr>
@@ -1233,6 +1850,9 @@
             <w:tcW w:type="dxa" w:w="1514"/>
           </w:tcPr>
           <w:p>
+            <w:pPr>
+              <w:spacing w:before="20" w:after="20"/>
+            </w:pPr>
             <w:r/>
             <w:r>
               <w:rPr>
@@ -1249,6 +1869,27 @@
             <w:tcW w:type="dxa" w:w="1514"/>
           </w:tcPr>
           <w:p>
+            <w:pPr>
+              <w:spacing w:before="20" w:after="20"/>
+            </w:pPr>
+            <w:r/>
+            <w:r>
+              <w:rPr>
+                <w:rFonts w:ascii="Verdana" w:hAnsi="Verdana"/>
+                <w:sz w:val="16"/>
+              </w:rPr>
+              <w:t>m</w:t>
+            </w:r>
+          </w:p>
+        </w:tc>
+        <w:tc>
+          <w:tcPr>
+            <w:tcW w:type="dxa" w:w="1514"/>
+          </w:tcPr>
+          <w:p>
+            <w:pPr>
+              <w:spacing w:before="20" w:after="20"/>
+            </w:pPr>
             <w:r/>
             <w:r>
               <w:rPr>
@@ -1256,6 +1897,62 @@
                 <w:b w:val="0"/>
                 <w:sz w:val="16"/>
               </w:rPr>
+              <w:t>0</w:t>
+            </w:r>
+          </w:p>
+        </w:tc>
+        <w:tc>
+          <w:tcPr>
+            <w:tcW w:type="dxa" w:w="1514"/>
+          </w:tcPr>
+          <w:p>
+            <w:pPr>
+              <w:spacing w:before="20" w:after="20"/>
+            </w:pPr>
+            <w:r/>
+            <w:r>
+              <w:rPr>
+                <w:rFonts w:ascii="Verdana" w:hAnsi="Verdana"/>
+                <w:b w:val="0"/>
+                <w:sz w:val="16"/>
+              </w:rPr>
+              <w:t>-1000</w:t>
+            </w:r>
+          </w:p>
+        </w:tc>
+        <w:tc>
+          <w:tcPr>
+            <w:tcW w:type="dxa" w:w="1514"/>
+          </w:tcPr>
+          <w:p>
+            <w:pPr>
+              <w:spacing w:before="20" w:after="20"/>
+            </w:pPr>
+            <w:r/>
+            <w:r>
+              <w:rPr>
+                <w:rFonts w:ascii="Verdana" w:hAnsi="Verdana"/>
+                <w:b w:val="0"/>
+                <w:sz w:val="16"/>
+              </w:rPr>
+              <w:t>17</w:t>
+            </w:r>
+          </w:p>
+        </w:tc>
+        <w:tc>
+          <w:tcPr>
+            <w:tcW w:type="dxa" w:w="1514"/>
+          </w:tcPr>
+          <w:p>
+            <w:pPr>
+              <w:spacing w:before="20" w:after="20"/>
+            </w:pPr>
+            <w:r/>
+            <w:r>
+              <w:rPr>
+                <w:rFonts w:ascii="Verdana" w:hAnsi="Verdana"/>
+                <w:sz w:val="16"/>
+              </w:rPr>
               <w:t>m</w:t>
             </w:r>
           </w:p>
@@ -1265,6 +1962,9 @@
             <w:tcW w:type="dxa" w:w="1514"/>
           </w:tcPr>
           <w:p>
+            <w:pPr>
+              <w:spacing w:before="20" w:after="20"/>
+            </w:pPr>
             <w:r/>
             <w:r>
               <w:rPr>
@@ -1281,6 +1981,9 @@
             <w:tcW w:type="dxa" w:w="1514"/>
           </w:tcPr>
           <w:p>
+            <w:pPr>
+              <w:spacing w:before="20" w:after="20"/>
+            </w:pPr>
             <w:r/>
             <w:r>
               <w:rPr>
@@ -1288,70 +1991,6 @@
                 <w:b w:val="0"/>
                 <w:sz w:val="16"/>
               </w:rPr>
-              <w:t>-1000</w:t>
-            </w:r>
-          </w:p>
-        </w:tc>
-        <w:tc>
-          <w:tcPr>
-            <w:tcW w:type="dxa" w:w="1514"/>
-          </w:tcPr>
-          <w:p>
-            <w:r/>
-            <w:r>
-              <w:rPr>
-                <w:rFonts w:ascii="Verdana" w:hAnsi="Verdana"/>
-                <w:b w:val="0"/>
-                <w:sz w:val="16"/>
-              </w:rPr>
-              <w:t>17</w:t>
-            </w:r>
-          </w:p>
-        </w:tc>
-        <w:tc>
-          <w:tcPr>
-            <w:tcW w:type="dxa" w:w="1514"/>
-          </w:tcPr>
-          <w:p>
-            <w:r/>
-            <w:r>
-              <w:rPr>
-                <w:rFonts w:ascii="Verdana" w:hAnsi="Verdana"/>
-                <w:b w:val="0"/>
-                <w:sz w:val="16"/>
-              </w:rPr>
-              <w:t>m</w:t>
-            </w:r>
-          </w:p>
-        </w:tc>
-        <w:tc>
-          <w:tcPr>
-            <w:tcW w:type="dxa" w:w="1514"/>
-          </w:tcPr>
-          <w:p>
-            <w:r/>
-            <w:r>
-              <w:rPr>
-                <w:rFonts w:ascii="Verdana" w:hAnsi="Verdana"/>
-                <w:b w:val="0"/>
-                <w:sz w:val="16"/>
-              </w:rPr>
-              <w:t>0</w:t>
-            </w:r>
-          </w:p>
-        </w:tc>
-        <w:tc>
-          <w:tcPr>
-            <w:tcW w:type="dxa" w:w="1514"/>
-          </w:tcPr>
-          <w:p>
-            <w:r/>
-            <w:r>
-              <w:rPr>
-                <w:rFonts w:ascii="Verdana" w:hAnsi="Verdana"/>
-                <w:b w:val="0"/>
-                <w:sz w:val="16"/>
-              </w:rPr>
               <w:t>6</w:t>
             </w:r>
           </w:p>
@@ -1361,6 +2000,9 @@
             <w:tcW w:type="dxa" w:w="1514"/>
           </w:tcPr>
           <w:p>
+            <w:pPr>
+              <w:spacing w:before="20" w:after="20"/>
+            </w:pPr>
             <w:r/>
             <w:r>
               <w:rPr>
@@ -1381,6 +2023,9 @@
             <w:tcW w:type="dxa" w:w="1514"/>
           </w:tcPr>
           <w:p>
+            <w:pPr>
+              <w:spacing w:before="20" w:after="20"/>
+            </w:pPr>
             <w:r/>
             <w:r>
               <w:rPr>
@@ -1397,6 +2042,9 @@
             <w:tcW w:type="dxa" w:w="1514"/>
           </w:tcPr>
           <w:p>
+            <w:pPr>
+              <w:spacing w:before="20" w:after="20"/>
+            </w:pPr>
             <w:r/>
             <w:r>
               <w:rPr>
@@ -1413,6 +2061,50 @@
             <w:tcW w:type="dxa" w:w="1514"/>
           </w:tcPr>
           <w:p>
+            <w:pPr>
+              <w:spacing w:before="20" w:after="20"/>
+            </w:pPr>
+            <w:r/>
+            <w:r>
+              <w:rPr>
+                <w:rFonts w:ascii="Verdana" w:hAnsi="Verdana"/>
+                <w:sz w:val="16"/>
+              </w:rPr>
+              <w:t>m</w:t>
+            </w:r>
+            <w:r>
+              <w:rPr>
+                <w:rFonts w:ascii="Verdana" w:hAnsi="Verdana"/>
+                <w:sz w:val="16"/>
+                <w:vertAlign w:val="superscript"/>
+              </w:rPr>
+              <w:t>2</w:t>
+            </w:r>
+            <w:r>
+              <w:rPr>
+                <w:rFonts w:ascii="Verdana" w:hAnsi="Verdana"/>
+                <w:sz w:val="16"/>
+              </w:rPr>
+              <w:t xml:space="preserve"> s</w:t>
+            </w:r>
+            <w:r>
+              <w:rPr>
+                <w:rFonts w:ascii="Verdana" w:hAnsi="Verdana"/>
+                <w:sz w:val="16"/>
+                <w:vertAlign w:val="superscript"/>
+              </w:rPr>
+              <w:t>-2</w:t>
+            </w:r>
+          </w:p>
+        </w:tc>
+        <w:tc>
+          <w:tcPr>
+            <w:tcW w:type="dxa" w:w="1514"/>
+          </w:tcPr>
+          <w:p>
+            <w:pPr>
+              <w:spacing w:before="20" w:after="20"/>
+            </w:pPr>
             <w:r/>
             <w:r>
               <w:rPr>
@@ -1420,15 +2112,18 @@
                 <w:b w:val="0"/>
                 <w:sz w:val="16"/>
               </w:rPr>
-              <w:t>m2 s-2</w:t>
-            </w:r>
-          </w:p>
-        </w:tc>
-        <w:tc>
-          <w:tcPr>
-            <w:tcW w:type="dxa" w:w="1514"/>
-          </w:tcPr>
-          <w:p>
+              <w:t>0</w:t>
+            </w:r>
+          </w:p>
+        </w:tc>
+        <w:tc>
+          <w:tcPr>
+            <w:tcW w:type="dxa" w:w="1514"/>
+          </w:tcPr>
+          <w:p>
+            <w:pPr>
+              <w:spacing w:before="20" w:after="20"/>
+            </w:pPr>
             <w:r/>
             <w:r>
               <w:rPr>
@@ -1436,6 +2131,85 @@
                 <w:b w:val="0"/>
                 <w:sz w:val="16"/>
               </w:rPr>
+              <w:t>-10000</w:t>
+            </w:r>
+          </w:p>
+        </w:tc>
+        <w:tc>
+          <w:tcPr>
+            <w:tcW w:type="dxa" w:w="1514"/>
+          </w:tcPr>
+          <w:p>
+            <w:pPr>
+              <w:spacing w:before="20" w:after="20"/>
+            </w:pPr>
+            <w:r/>
+            <w:r>
+              <w:rPr>
+                <w:rFonts w:ascii="Verdana" w:hAnsi="Verdana"/>
+                <w:b w:val="0"/>
+                <w:sz w:val="16"/>
+              </w:rPr>
+              <w:t>20</w:t>
+            </w:r>
+          </w:p>
+        </w:tc>
+        <w:tc>
+          <w:tcPr>
+            <w:tcW w:type="dxa" w:w="1514"/>
+          </w:tcPr>
+          <w:p>
+            <w:pPr>
+              <w:spacing w:before="20" w:after="20"/>
+            </w:pPr>
+            <w:r/>
+            <w:r>
+              <w:rPr>
+                <w:rFonts w:ascii="Verdana" w:hAnsi="Verdana"/>
+                <w:sz w:val="16"/>
+              </w:rPr>
+              <w:t>m</w:t>
+            </w:r>
+            <w:r>
+              <w:rPr>
+                <w:rFonts w:ascii="Verdana" w:hAnsi="Verdana"/>
+                <w:sz w:val="16"/>
+                <w:vertAlign w:val="superscript"/>
+              </w:rPr>
+              <w:t>2</w:t>
+            </w:r>
+            <w:r>
+              <w:rPr>
+                <w:rFonts w:ascii="Verdana" w:hAnsi="Verdana"/>
+                <w:sz w:val="16"/>
+              </w:rPr>
+              <w:t xml:space="preserve"> s</w:t>
+            </w:r>
+            <w:r>
+              <w:rPr>
+                <w:rFonts w:ascii="Verdana" w:hAnsi="Verdana"/>
+                <w:sz w:val="16"/>
+                <w:vertAlign w:val="superscript"/>
+              </w:rPr>
+              <w:t>-2</w:t>
+            </w:r>
+          </w:p>
+        </w:tc>
+        <w:tc>
+          <w:tcPr>
+            <w:tcW w:type="dxa" w:w="1514"/>
+          </w:tcPr>
+          <w:p>
+            <w:pPr>
+              <w:spacing w:before="20" w:after="20"/>
+            </w:pPr>
+            <w:r/>
+            <w:r>
+              <w:rPr>
+                <w:rFonts w:ascii="Verdana" w:hAnsi="Verdana"/>
+                <w:b w:val="0"/>
+                <w:sz w:val="16"/>
+              </w:rPr>
               <w:t>0</w:t>
             </w:r>
           </w:p>
@@ -1445,6 +2219,9 @@
             <w:tcW w:type="dxa" w:w="1514"/>
           </w:tcPr>
           <w:p>
+            <w:pPr>
+              <w:spacing w:before="20" w:after="20"/>
+            </w:pPr>
             <w:r/>
             <w:r>
               <w:rPr>
@@ -1452,70 +2229,6 @@
                 <w:b w:val="0"/>
                 <w:sz w:val="16"/>
               </w:rPr>
-              <w:t>-10000</w:t>
-            </w:r>
-          </w:p>
-        </w:tc>
-        <w:tc>
-          <w:tcPr>
-            <w:tcW w:type="dxa" w:w="1514"/>
-          </w:tcPr>
-          <w:p>
-            <w:r/>
-            <w:r>
-              <w:rPr>
-                <w:rFonts w:ascii="Verdana" w:hAnsi="Verdana"/>
-                <w:b w:val="0"/>
-                <w:sz w:val="16"/>
-              </w:rPr>
-              <w:t>20</w:t>
-            </w:r>
-          </w:p>
-        </w:tc>
-        <w:tc>
-          <w:tcPr>
-            <w:tcW w:type="dxa" w:w="1514"/>
-          </w:tcPr>
-          <w:p>
-            <w:r/>
-            <w:r>
-              <w:rPr>
-                <w:rFonts w:ascii="Verdana" w:hAnsi="Verdana"/>
-                <w:b w:val="0"/>
-                <w:sz w:val="16"/>
-              </w:rPr>
-              <w:t>m2 s-2</w:t>
-            </w:r>
-          </w:p>
-        </w:tc>
-        <w:tc>
-          <w:tcPr>
-            <w:tcW w:type="dxa" w:w="1514"/>
-          </w:tcPr>
-          <w:p>
-            <w:r/>
-            <w:r>
-              <w:rPr>
-                <w:rFonts w:ascii="Verdana" w:hAnsi="Verdana"/>
-                <w:b w:val="0"/>
-                <w:sz w:val="16"/>
-              </w:rPr>
-              <w:t>0</w:t>
-            </w:r>
-          </w:p>
-        </w:tc>
-        <w:tc>
-          <w:tcPr>
-            <w:tcW w:type="dxa" w:w="1514"/>
-          </w:tcPr>
-          <w:p>
-            <w:r/>
-            <w:r>
-              <w:rPr>
-                <w:rFonts w:ascii="Verdana" w:hAnsi="Verdana"/>
-                <w:b w:val="0"/>
-                <w:sz w:val="16"/>
-              </w:rPr>
               <w:t>7</w:t>
             </w:r>
           </w:p>
@@ -1525,6 +2238,9 @@
             <w:tcW w:type="dxa" w:w="1514"/>
           </w:tcPr>
           <w:p>
+            <w:pPr>
+              <w:spacing w:before="20" w:after="20"/>
+            </w:pPr>
             <w:r/>
             <w:r>
               <w:rPr>
@@ -1545,6 +2261,9 @@
             <w:tcW w:type="dxa" w:w="1514"/>
           </w:tcPr>
           <w:p>
+            <w:pPr>
+              <w:spacing w:before="20" w:after="20"/>
+            </w:pPr>
             <w:r/>
             <w:r>
               <w:rPr>
@@ -1561,6 +2280,9 @@
             <w:tcW w:type="dxa" w:w="1514"/>
           </w:tcPr>
           <w:p>
+            <w:pPr>
+              <w:spacing w:before="20" w:after="20"/>
+            </w:pPr>
             <w:r/>
             <w:r>
               <w:rPr>
@@ -1577,6 +2299,27 @@
             <w:tcW w:type="dxa" w:w="1514"/>
           </w:tcPr>
           <w:p>
+            <w:pPr>
+              <w:spacing w:before="20" w:after="20"/>
+            </w:pPr>
+            <w:r/>
+            <w:r>
+              <w:rPr>
+                <w:rFonts w:ascii="Verdana" w:hAnsi="Verdana"/>
+                <w:sz w:val="16"/>
+              </w:rPr>
+              <w:t>gpm</w:t>
+            </w:r>
+          </w:p>
+        </w:tc>
+        <w:tc>
+          <w:tcPr>
+            <w:tcW w:type="dxa" w:w="1514"/>
+          </w:tcPr>
+          <w:p>
+            <w:pPr>
+              <w:spacing w:before="20" w:after="20"/>
+            </w:pPr>
             <w:r/>
             <w:r>
               <w:rPr>
@@ -1584,6 +2327,62 @@
                 <w:b w:val="0"/>
                 <w:sz w:val="16"/>
               </w:rPr>
+              <w:t>0</w:t>
+            </w:r>
+          </w:p>
+        </w:tc>
+        <w:tc>
+          <w:tcPr>
+            <w:tcW w:type="dxa" w:w="1514"/>
+          </w:tcPr>
+          <w:p>
+            <w:pPr>
+              <w:spacing w:before="20" w:after="20"/>
+            </w:pPr>
+            <w:r/>
+            <w:r>
+              <w:rPr>
+                <w:rFonts w:ascii="Verdana" w:hAnsi="Verdana"/>
+                <w:b w:val="0"/>
+                <w:sz w:val="16"/>
+              </w:rPr>
+              <w:t>-1000</w:t>
+            </w:r>
+          </w:p>
+        </w:tc>
+        <w:tc>
+          <w:tcPr>
+            <w:tcW w:type="dxa" w:w="1514"/>
+          </w:tcPr>
+          <w:p>
+            <w:pPr>
+              <w:spacing w:before="20" w:after="20"/>
+            </w:pPr>
+            <w:r/>
+            <w:r>
+              <w:rPr>
+                <w:rFonts w:ascii="Verdana" w:hAnsi="Verdana"/>
+                <w:b w:val="0"/>
+                <w:sz w:val="16"/>
+              </w:rPr>
+              <w:t>17</w:t>
+            </w:r>
+          </w:p>
+        </w:tc>
+        <w:tc>
+          <w:tcPr>
+            <w:tcW w:type="dxa" w:w="1514"/>
+          </w:tcPr>
+          <w:p>
+            <w:pPr>
+              <w:spacing w:before="20" w:after="20"/>
+            </w:pPr>
+            <w:r/>
+            <w:r>
+              <w:rPr>
+                <w:rFonts w:ascii="Verdana" w:hAnsi="Verdana"/>
+                <w:sz w:val="16"/>
+              </w:rPr>
               <w:t>gpm</w:t>
             </w:r>
           </w:p>
@@ -1593,6 +2392,9 @@
             <w:tcW w:type="dxa" w:w="1514"/>
           </w:tcPr>
           <w:p>
+            <w:pPr>
+              <w:spacing w:before="20" w:after="20"/>
+            </w:pPr>
             <w:r/>
             <w:r>
               <w:rPr>
@@ -1609,6 +2411,9 @@
             <w:tcW w:type="dxa" w:w="1514"/>
           </w:tcPr>
           <w:p>
+            <w:pPr>
+              <w:spacing w:before="20" w:after="20"/>
+            </w:pPr>
             <w:r/>
             <w:r>
               <w:rPr>
@@ -1616,70 +2421,6 @@
                 <w:b w:val="0"/>
                 <w:sz w:val="16"/>
               </w:rPr>
-              <w:t>-1000</w:t>
-            </w:r>
-          </w:p>
-        </w:tc>
-        <w:tc>
-          <w:tcPr>
-            <w:tcW w:type="dxa" w:w="1514"/>
-          </w:tcPr>
-          <w:p>
-            <w:r/>
-            <w:r>
-              <w:rPr>
-                <w:rFonts w:ascii="Verdana" w:hAnsi="Verdana"/>
-                <w:b w:val="0"/>
-                <w:sz w:val="16"/>
-              </w:rPr>
-              <w:t>17</w:t>
-            </w:r>
-          </w:p>
-        </w:tc>
-        <w:tc>
-          <w:tcPr>
-            <w:tcW w:type="dxa" w:w="1514"/>
-          </w:tcPr>
-          <w:p>
-            <w:r/>
-            <w:r>
-              <w:rPr>
-                <w:rFonts w:ascii="Verdana" w:hAnsi="Verdana"/>
-                <w:b w:val="0"/>
-                <w:sz w:val="16"/>
-              </w:rPr>
-              <w:t>gpm</w:t>
-            </w:r>
-          </w:p>
-        </w:tc>
-        <w:tc>
-          <w:tcPr>
-            <w:tcW w:type="dxa" w:w="1514"/>
-          </w:tcPr>
-          <w:p>
-            <w:r/>
-            <w:r>
-              <w:rPr>
-                <w:rFonts w:ascii="Verdana" w:hAnsi="Verdana"/>
-                <w:b w:val="0"/>
-                <w:sz w:val="16"/>
-              </w:rPr>
-              <w:t>0</w:t>
-            </w:r>
-          </w:p>
-        </w:tc>
-        <w:tc>
-          <w:tcPr>
-            <w:tcW w:type="dxa" w:w="1514"/>
-          </w:tcPr>
-          <w:p>
-            <w:r/>
-            <w:r>
-              <w:rPr>
-                <w:rFonts w:ascii="Verdana" w:hAnsi="Verdana"/>
-                <w:b w:val="0"/>
-                <w:sz w:val="16"/>
-              </w:rPr>
               <w:t>5</w:t>
             </w:r>
           </w:p>
@@ -1689,6 +2430,9 @@
             <w:tcW w:type="dxa" w:w="1514"/>
           </w:tcPr>
           <w:p>
+            <w:pPr>
+              <w:spacing w:before="20" w:after="20"/>
+            </w:pPr>
             <w:r/>
             <w:r>
               <w:rPr>
@@ -1709,6 +2453,9 @@
             <w:tcW w:type="dxa" w:w="1514"/>
           </w:tcPr>
           <w:p>
+            <w:pPr>
+              <w:spacing w:before="20" w:after="20"/>
+            </w:pPr>
             <w:r/>
             <w:r>
               <w:rPr>
@@ -1725,6 +2472,9 @@
             <w:tcW w:type="dxa" w:w="1514"/>
           </w:tcPr>
           <w:p>
+            <w:pPr>
+              <w:spacing w:before="20" w:after="20"/>
+            </w:pPr>
             <w:r/>
             <w:r>
               <w:rPr>
@@ -1741,6 +2491,27 @@
             <w:tcW w:type="dxa" w:w="1514"/>
           </w:tcPr>
           <w:p>
+            <w:pPr>
+              <w:spacing w:before="20" w:after="20"/>
+            </w:pPr>
+            <w:r/>
+            <w:r>
+              <w:rPr>
+                <w:rFonts w:ascii="Verdana" w:hAnsi="Verdana"/>
+                <w:sz w:val="16"/>
+              </w:rPr>
+              <w:t>m</w:t>
+            </w:r>
+          </w:p>
+        </w:tc>
+        <w:tc>
+          <w:tcPr>
+            <w:tcW w:type="dxa" w:w="1514"/>
+          </w:tcPr>
+          <w:p>
+            <w:pPr>
+              <w:spacing w:before="20" w:after="20"/>
+            </w:pPr>
             <w:r/>
             <w:r>
               <w:rPr>
@@ -1748,15 +2519,18 @@
                 <w:b w:val="0"/>
                 <w:sz w:val="16"/>
               </w:rPr>
-              <w:t>m</w:t>
-            </w:r>
-          </w:p>
-        </w:tc>
-        <w:tc>
-          <w:tcPr>
-            <w:tcW w:type="dxa" w:w="1514"/>
-          </w:tcPr>
-          <w:p>
+              <w:t>0</w:t>
+            </w:r>
+          </w:p>
+        </w:tc>
+        <w:tc>
+          <w:tcPr>
+            <w:tcW w:type="dxa" w:w="1514"/>
+          </w:tcPr>
+          <w:p>
+            <w:pPr>
+              <w:spacing w:before="20" w:after="20"/>
+            </w:pPr>
             <w:r/>
             <w:r>
               <w:rPr>
@@ -1764,15 +2538,18 @@
                 <w:b w:val="0"/>
                 <w:sz w:val="16"/>
               </w:rPr>
-              <w:t>0</w:t>
-            </w:r>
-          </w:p>
-        </w:tc>
-        <w:tc>
-          <w:tcPr>
-            <w:tcW w:type="dxa" w:w="1514"/>
-          </w:tcPr>
-          <w:p>
+              <w:t>-1024</w:t>
+            </w:r>
+          </w:p>
+        </w:tc>
+        <w:tc>
+          <w:tcPr>
+            <w:tcW w:type="dxa" w:w="1514"/>
+          </w:tcPr>
+          <w:p>
+            <w:pPr>
+              <w:spacing w:before="20" w:after="20"/>
+            </w:pPr>
             <w:r/>
             <w:r>
               <w:rPr>
@@ -1780,15 +2557,36 @@
                 <w:b w:val="0"/>
                 <w:sz w:val="16"/>
               </w:rPr>
-              <w:t>-1024</w:t>
-            </w:r>
-          </w:p>
-        </w:tc>
-        <w:tc>
-          <w:tcPr>
-            <w:tcW w:type="dxa" w:w="1514"/>
-          </w:tcPr>
-          <w:p>
+              <w:t>16</w:t>
+            </w:r>
+          </w:p>
+        </w:tc>
+        <w:tc>
+          <w:tcPr>
+            <w:tcW w:type="dxa" w:w="1514"/>
+          </w:tcPr>
+          <w:p>
+            <w:pPr>
+              <w:spacing w:before="20" w:after="20"/>
+            </w:pPr>
+            <w:r/>
+            <w:r>
+              <w:rPr>
+                <w:rFonts w:ascii="Verdana" w:hAnsi="Verdana"/>
+                <w:sz w:val="16"/>
+              </w:rPr>
+              <w:t>ft</w:t>
+            </w:r>
+          </w:p>
+        </w:tc>
+        <w:tc>
+          <w:tcPr>
+            <w:tcW w:type="dxa" w:w="1514"/>
+          </w:tcPr>
+          <w:p>
+            <w:pPr>
+              <w:spacing w:before="20" w:after="20"/>
+            </w:pPr>
             <w:r/>
             <w:r>
               <w:rPr>
@@ -1796,15 +2594,18 @@
                 <w:b w:val="0"/>
                 <w:sz w:val="16"/>
               </w:rPr>
-              <w:t>16</w:t>
-            </w:r>
-          </w:p>
-        </w:tc>
-        <w:tc>
-          <w:tcPr>
-            <w:tcW w:type="dxa" w:w="1514"/>
-          </w:tcPr>
-          <w:p>
+              <w:t>-1</w:t>
+            </w:r>
+          </w:p>
+        </w:tc>
+        <w:tc>
+          <w:tcPr>
+            <w:tcW w:type="dxa" w:w="1514"/>
+          </w:tcPr>
+          <w:p>
+            <w:pPr>
+              <w:spacing w:before="20" w:after="20"/>
+            </w:pPr>
             <w:r/>
             <w:r>
               <w:rPr>
@@ -1812,38 +2613,6 @@
                 <w:b w:val="0"/>
                 <w:sz w:val="16"/>
               </w:rPr>
-              <w:t>ft</w:t>
-            </w:r>
-          </w:p>
-        </w:tc>
-        <w:tc>
-          <w:tcPr>
-            <w:tcW w:type="dxa" w:w="1514"/>
-          </w:tcPr>
-          <w:p>
-            <w:r/>
-            <w:r>
-              <w:rPr>
-                <w:rFonts w:ascii="Verdana" w:hAnsi="Verdana"/>
-                <w:b w:val="0"/>
-                <w:sz w:val="16"/>
-              </w:rPr>
-              <w:t>-1</w:t>
-            </w:r>
-          </w:p>
-        </w:tc>
-        <w:tc>
-          <w:tcPr>
-            <w:tcW w:type="dxa" w:w="1514"/>
-          </w:tcPr>
-          <w:p>
-            <w:r/>
-            <w:r>
-              <w:rPr>
-                <w:rFonts w:ascii="Verdana" w:hAnsi="Verdana"/>
-                <w:b w:val="0"/>
-                <w:sz w:val="16"/>
-              </w:rPr>
               <w:t>5</w:t>
             </w:r>
           </w:p>
@@ -1853,6 +2622,9 @@
             <w:tcW w:type="dxa" w:w="1514"/>
           </w:tcPr>
           <w:p>
+            <w:pPr>
+              <w:spacing w:before="20" w:after="20"/>
+            </w:pPr>
             <w:r/>
             <w:r>
               <w:rPr>
@@ -1873,6 +2645,9 @@
             <w:tcW w:type="dxa" w:w="1514"/>
           </w:tcPr>
           <w:p>
+            <w:pPr>
+              <w:spacing w:before="20" w:after="20"/>
+            </w:pPr>
             <w:r/>
             <w:r>
               <w:rPr>
@@ -1889,6 +2664,9 @@
             <w:tcW w:type="dxa" w:w="1514"/>
           </w:tcPr>
           <w:p>
+            <w:pPr>
+              <w:spacing w:before="20" w:after="20"/>
+            </w:pPr>
             <w:r/>
             <w:r>
               <w:rPr>
@@ -1905,6 +2683,27 @@
             <w:tcW w:type="dxa" w:w="1514"/>
           </w:tcPr>
           <w:p>
+            <w:pPr>
+              <w:spacing w:before="20" w:after="20"/>
+            </w:pPr>
+            <w:r/>
+            <w:r>
+              <w:rPr>
+                <w:rFonts w:ascii="Verdana" w:hAnsi="Verdana"/>
+                <w:sz w:val="16"/>
+              </w:rPr>
+              <w:t>m</w:t>
+            </w:r>
+          </w:p>
+        </w:tc>
+        <w:tc>
+          <w:tcPr>
+            <w:tcW w:type="dxa" w:w="1514"/>
+          </w:tcPr>
+          <w:p>
+            <w:pPr>
+              <w:spacing w:before="20" w:after="20"/>
+            </w:pPr>
             <w:r/>
             <w:r>
               <w:rPr>
@@ -1912,6 +2711,62 @@
                 <w:b w:val="0"/>
                 <w:sz w:val="16"/>
               </w:rPr>
+              <w:t>2</w:t>
+            </w:r>
+          </w:p>
+        </w:tc>
+        <w:tc>
+          <w:tcPr>
+            <w:tcW w:type="dxa" w:w="1514"/>
+          </w:tcPr>
+          <w:p>
+            <w:pPr>
+              <w:spacing w:before="20" w:after="20"/>
+            </w:pPr>
+            <w:r/>
+            <w:r>
+              <w:rPr>
+                <w:rFonts w:ascii="Verdana" w:hAnsi="Verdana"/>
+                <w:b w:val="0"/>
+                <w:sz w:val="16"/>
+              </w:rPr>
+              <w:t>-50000</w:t>
+            </w:r>
+          </w:p>
+        </w:tc>
+        <w:tc>
+          <w:tcPr>
+            <w:tcW w:type="dxa" w:w="1514"/>
+          </w:tcPr>
+          <w:p>
+            <w:pPr>
+              <w:spacing w:before="20" w:after="20"/>
+            </w:pPr>
+            <w:r/>
+            <w:r>
+              <w:rPr>
+                <w:rFonts w:ascii="Verdana" w:hAnsi="Verdana"/>
+                <w:b w:val="0"/>
+                <w:sz w:val="16"/>
+              </w:rPr>
+              <w:t>20</w:t>
+            </w:r>
+          </w:p>
+        </w:tc>
+        <w:tc>
+          <w:tcPr>
+            <w:tcW w:type="dxa" w:w="1514"/>
+          </w:tcPr>
+          <w:p>
+            <w:pPr>
+              <w:spacing w:before="20" w:after="20"/>
+            </w:pPr>
+            <w:r/>
+            <w:r>
+              <w:rPr>
+                <w:rFonts w:ascii="Verdana" w:hAnsi="Verdana"/>
+                <w:sz w:val="16"/>
+              </w:rPr>
               <w:t>m</w:t>
             </w:r>
           </w:p>
@@ -1921,6 +2776,9 @@
             <w:tcW w:type="dxa" w:w="1514"/>
           </w:tcPr>
           <w:p>
+            <w:pPr>
+              <w:spacing w:before="20" w:after="20"/>
+            </w:pPr>
             <w:r/>
             <w:r>
               <w:rPr>
@@ -1937,6 +2795,9 @@
             <w:tcW w:type="dxa" w:w="1514"/>
           </w:tcPr>
           <w:p>
+            <w:pPr>
+              <w:spacing w:before="20" w:after="20"/>
+            </w:pPr>
             <w:r/>
             <w:r>
               <w:rPr>
@@ -1944,70 +2805,6 @@
                 <w:b w:val="0"/>
                 <w:sz w:val="16"/>
               </w:rPr>
-              <w:t>-50000</w:t>
-            </w:r>
-          </w:p>
-        </w:tc>
-        <w:tc>
-          <w:tcPr>
-            <w:tcW w:type="dxa" w:w="1514"/>
-          </w:tcPr>
-          <w:p>
-            <w:r/>
-            <w:r>
-              <w:rPr>
-                <w:rFonts w:ascii="Verdana" w:hAnsi="Verdana"/>
-                <w:b w:val="0"/>
-                <w:sz w:val="16"/>
-              </w:rPr>
-              <w:t>20</w:t>
-            </w:r>
-          </w:p>
-        </w:tc>
-        <w:tc>
-          <w:tcPr>
-            <w:tcW w:type="dxa" w:w="1514"/>
-          </w:tcPr>
-          <w:p>
-            <w:r/>
-            <w:r>
-              <w:rPr>
-                <w:rFonts w:ascii="Verdana" w:hAnsi="Verdana"/>
-                <w:b w:val="0"/>
-                <w:sz w:val="16"/>
-              </w:rPr>
-              <w:t>m</w:t>
-            </w:r>
-          </w:p>
-        </w:tc>
-        <w:tc>
-          <w:tcPr>
-            <w:tcW w:type="dxa" w:w="1514"/>
-          </w:tcPr>
-          <w:p>
-            <w:r/>
-            <w:r>
-              <w:rPr>
-                <w:rFonts w:ascii="Verdana" w:hAnsi="Verdana"/>
-                <w:b w:val="0"/>
-                <w:sz w:val="16"/>
-              </w:rPr>
-              <w:t>2</w:t>
-            </w:r>
-          </w:p>
-        </w:tc>
-        <w:tc>
-          <w:tcPr>
-            <w:tcW w:type="dxa" w:w="1514"/>
-          </w:tcPr>
-          <w:p>
-            <w:r/>
-            <w:r>
-              <w:rPr>
-                <w:rFonts w:ascii="Verdana" w:hAnsi="Verdana"/>
-                <w:b w:val="0"/>
-                <w:sz w:val="16"/>
-              </w:rPr>
               <w:t>7</w:t>
             </w:r>
           </w:p>
@@ -2017,6 +2814,9 @@
             <w:tcW w:type="dxa" w:w="1514"/>
           </w:tcPr>
           <w:p>
+            <w:pPr>
+              <w:spacing w:before="20" w:after="20"/>
+            </w:pPr>
             <w:r/>
             <w:r>
               <w:rPr>
@@ -2037,6 +2837,9 @@
             <w:tcW w:type="dxa" w:w="1514"/>
           </w:tcPr>
           <w:p>
+            <w:pPr>
+              <w:spacing w:before="20" w:after="20"/>
+            </w:pPr>
             <w:r/>
             <w:r>
               <w:rPr>
@@ -2053,6 +2856,9 @@
             <w:tcW w:type="dxa" w:w="1514"/>
           </w:tcPr>
           <w:p>
+            <w:pPr>
+              <w:spacing w:before="20" w:after="20"/>
+            </w:pPr>
             <w:r/>
             <w:r>
               <w:rPr>
@@ -2069,6 +2875,27 @@
             <w:tcW w:type="dxa" w:w="1514"/>
           </w:tcPr>
           <w:p>
+            <w:pPr>
+              <w:spacing w:before="20" w:after="20"/>
+            </w:pPr>
+            <w:r/>
+            <w:r>
+              <w:rPr>
+                <w:rFonts w:ascii="Verdana" w:hAnsi="Verdana"/>
+                <w:sz w:val="16"/>
+              </w:rPr>
+              <w:t>deg</w:t>
+            </w:r>
+          </w:p>
+        </w:tc>
+        <w:tc>
+          <w:tcPr>
+            <w:tcW w:type="dxa" w:w="1514"/>
+          </w:tcPr>
+          <w:p>
+            <w:pPr>
+              <w:spacing w:before="20" w:after="20"/>
+            </w:pPr>
             <w:r/>
             <w:r>
               <w:rPr>
@@ -2076,6 +2903,62 @@
                 <w:b w:val="0"/>
                 <w:sz w:val="16"/>
               </w:rPr>
+              <w:t>2</w:t>
+            </w:r>
+          </w:p>
+        </w:tc>
+        <w:tc>
+          <w:tcPr>
+            <w:tcW w:type="dxa" w:w="1514"/>
+          </w:tcPr>
+          <w:p>
+            <w:pPr>
+              <w:spacing w:before="20" w:after="20"/>
+            </w:pPr>
+            <w:r/>
+            <w:r>
+              <w:rPr>
+                <w:rFonts w:ascii="Verdana" w:hAnsi="Verdana"/>
+                <w:b w:val="0"/>
+                <w:sz w:val="16"/>
+              </w:rPr>
+              <w:t>-9000</w:t>
+            </w:r>
+          </w:p>
+        </w:tc>
+        <w:tc>
+          <w:tcPr>
+            <w:tcW w:type="dxa" w:w="1514"/>
+          </w:tcPr>
+          <w:p>
+            <w:pPr>
+              <w:spacing w:before="20" w:after="20"/>
+            </w:pPr>
+            <w:r/>
+            <w:r>
+              <w:rPr>
+                <w:rFonts w:ascii="Verdana" w:hAnsi="Verdana"/>
+                <w:b w:val="0"/>
+                <w:sz w:val="16"/>
+              </w:rPr>
+              <w:t>15</w:t>
+            </w:r>
+          </w:p>
+        </w:tc>
+        <w:tc>
+          <w:tcPr>
+            <w:tcW w:type="dxa" w:w="1514"/>
+          </w:tcPr>
+          <w:p>
+            <w:pPr>
+              <w:spacing w:before="20" w:after="20"/>
+            </w:pPr>
+            <w:r/>
+            <w:r>
+              <w:rPr>
+                <w:rFonts w:ascii="Verdana" w:hAnsi="Verdana"/>
+                <w:sz w:val="16"/>
+              </w:rPr>
               <w:t>deg</w:t>
             </w:r>
           </w:p>
@@ -2085,6 +2968,9 @@
             <w:tcW w:type="dxa" w:w="1514"/>
           </w:tcPr>
           <w:p>
+            <w:pPr>
+              <w:spacing w:before="20" w:after="20"/>
+            </w:pPr>
             <w:r/>
             <w:r>
               <w:rPr>
@@ -2101,6 +2987,9 @@
             <w:tcW w:type="dxa" w:w="1514"/>
           </w:tcPr>
           <w:p>
+            <w:pPr>
+              <w:spacing w:before="20" w:after="20"/>
+            </w:pPr>
             <w:r/>
             <w:r>
               <w:rPr>
@@ -2108,70 +2997,6 @@
                 <w:b w:val="0"/>
                 <w:sz w:val="16"/>
               </w:rPr>
-              <w:t>-9000</w:t>
-            </w:r>
-          </w:p>
-        </w:tc>
-        <w:tc>
-          <w:tcPr>
-            <w:tcW w:type="dxa" w:w="1514"/>
-          </w:tcPr>
-          <w:p>
-            <w:r/>
-            <w:r>
-              <w:rPr>
-                <w:rFonts w:ascii="Verdana" w:hAnsi="Verdana"/>
-                <w:b w:val="0"/>
-                <w:sz w:val="16"/>
-              </w:rPr>
-              <w:t>15</w:t>
-            </w:r>
-          </w:p>
-        </w:tc>
-        <w:tc>
-          <w:tcPr>
-            <w:tcW w:type="dxa" w:w="1514"/>
-          </w:tcPr>
-          <w:p>
-            <w:r/>
-            <w:r>
-              <w:rPr>
-                <w:rFonts w:ascii="Verdana" w:hAnsi="Verdana"/>
-                <w:b w:val="0"/>
-                <w:sz w:val="16"/>
-              </w:rPr>
-              <w:t>deg</w:t>
-            </w:r>
-          </w:p>
-        </w:tc>
-        <w:tc>
-          <w:tcPr>
-            <w:tcW w:type="dxa" w:w="1514"/>
-          </w:tcPr>
-          <w:p>
-            <w:r/>
-            <w:r>
-              <w:rPr>
-                <w:rFonts w:ascii="Verdana" w:hAnsi="Verdana"/>
-                <w:b w:val="0"/>
-                <w:sz w:val="16"/>
-              </w:rPr>
-              <w:t>2</w:t>
-            </w:r>
-          </w:p>
-        </w:tc>
-        <w:tc>
-          <w:tcPr>
-            <w:tcW w:type="dxa" w:w="1514"/>
-          </w:tcPr>
-          <w:p>
-            <w:r/>
-            <w:r>
-              <w:rPr>
-                <w:rFonts w:ascii="Verdana" w:hAnsi="Verdana"/>
-                <w:b w:val="0"/>
-                <w:sz w:val="16"/>
-              </w:rPr>
               <w:t>5</w:t>
             </w:r>
           </w:p>
@@ -2181,6 +3006,9 @@
             <w:tcW w:type="dxa" w:w="1514"/>
           </w:tcPr>
           <w:p>
+            <w:pPr>
+              <w:spacing w:before="20" w:after="20"/>
+            </w:pPr>
             <w:r/>
             <w:r>
               <w:rPr>
@@ -2202,6 +3030,9 @@
             <w:tcW w:type="dxa" w:w="1514"/>
           </w:tcPr>
           <w:p>
+            <w:pPr>
+              <w:spacing w:before="20" w:after="20"/>
+            </w:pPr>
             <w:r/>
             <w:r>
               <w:rPr>
@@ -2218,6 +3049,9 @@
             <w:tcW w:type="dxa" w:w="1514"/>
           </w:tcPr>
           <w:p>
+            <w:pPr>
+              <w:spacing w:before="20" w:after="20"/>
+            </w:pPr>
             <w:r/>
             <w:r>
               <w:rPr>
@@ -2234,6 +3068,27 @@
             <w:tcW w:type="dxa" w:w="1514"/>
           </w:tcPr>
           <w:p>
+            <w:pPr>
+              <w:spacing w:before="20" w:after="20"/>
+            </w:pPr>
+            <w:r/>
+            <w:r>
+              <w:rPr>
+                <w:rFonts w:ascii="Verdana" w:hAnsi="Verdana"/>
+                <w:sz w:val="16"/>
+              </w:rPr>
+              <w:t>deg</w:t>
+            </w:r>
+          </w:p>
+        </w:tc>
+        <w:tc>
+          <w:tcPr>
+            <w:tcW w:type="dxa" w:w="1514"/>
+          </w:tcPr>
+          <w:p>
+            <w:pPr>
+              <w:spacing w:before="20" w:after="20"/>
+            </w:pPr>
             <w:r/>
             <w:r>
               <w:rPr>
@@ -2241,6 +3096,62 @@
                 <w:b w:val="0"/>
                 <w:sz w:val="16"/>
               </w:rPr>
+              <w:t>2</w:t>
+            </w:r>
+          </w:p>
+        </w:tc>
+        <w:tc>
+          <w:tcPr>
+            <w:tcW w:type="dxa" w:w="1514"/>
+          </w:tcPr>
+          <w:p>
+            <w:pPr>
+              <w:spacing w:before="20" w:after="20"/>
+            </w:pPr>
+            <w:r/>
+            <w:r>
+              <w:rPr>
+                <w:rFonts w:ascii="Verdana" w:hAnsi="Verdana"/>
+                <w:b w:val="0"/>
+                <w:sz w:val="16"/>
+              </w:rPr>
+              <w:t>-9000</w:t>
+            </w:r>
+          </w:p>
+        </w:tc>
+        <w:tc>
+          <w:tcPr>
+            <w:tcW w:type="dxa" w:w="1514"/>
+          </w:tcPr>
+          <w:p>
+            <w:pPr>
+              <w:spacing w:before="20" w:after="20"/>
+            </w:pPr>
+            <w:r/>
+            <w:r>
+              <w:rPr>
+                <w:rFonts w:ascii="Verdana" w:hAnsi="Verdana"/>
+                <w:b w:val="0"/>
+                <w:sz w:val="16"/>
+              </w:rPr>
+              <w:t>15</w:t>
+            </w:r>
+          </w:p>
+        </w:tc>
+        <w:tc>
+          <w:tcPr>
+            <w:tcW w:type="dxa" w:w="1514"/>
+          </w:tcPr>
+          <w:p>
+            <w:pPr>
+              <w:spacing w:before="20" w:after="20"/>
+            </w:pPr>
+            <w:r/>
+            <w:r>
+              <w:rPr>
+                <w:rFonts w:ascii="Verdana" w:hAnsi="Verdana"/>
+                <w:sz w:val="16"/>
+              </w:rPr>
               <w:t>deg</w:t>
             </w:r>
           </w:p>
@@ -2250,6 +3161,9 @@
             <w:tcW w:type="dxa" w:w="1514"/>
           </w:tcPr>
           <w:p>
+            <w:pPr>
+              <w:spacing w:before="20" w:after="20"/>
+            </w:pPr>
             <w:r/>
             <w:r>
               <w:rPr>
@@ -2266,6 +3180,9 @@
             <w:tcW w:type="dxa" w:w="1514"/>
           </w:tcPr>
           <w:p>
+            <w:pPr>
+              <w:spacing w:before="20" w:after="20"/>
+            </w:pPr>
             <w:r/>
             <w:r>
               <w:rPr>
@@ -2273,70 +3190,6 @@
                 <w:b w:val="0"/>
                 <w:sz w:val="16"/>
               </w:rPr>
-              <w:t>-9000</w:t>
-            </w:r>
-          </w:p>
-        </w:tc>
-        <w:tc>
-          <w:tcPr>
-            <w:tcW w:type="dxa" w:w="1514"/>
-          </w:tcPr>
-          <w:p>
-            <w:r/>
-            <w:r>
-              <w:rPr>
-                <w:rFonts w:ascii="Verdana" w:hAnsi="Verdana"/>
-                <w:b w:val="0"/>
-                <w:sz w:val="16"/>
-              </w:rPr>
-              <w:t>15</w:t>
-            </w:r>
-          </w:p>
-        </w:tc>
-        <w:tc>
-          <w:tcPr>
-            <w:tcW w:type="dxa" w:w="1514"/>
-          </w:tcPr>
-          <w:p>
-            <w:r/>
-            <w:r>
-              <w:rPr>
-                <w:rFonts w:ascii="Verdana" w:hAnsi="Verdana"/>
-                <w:b w:val="0"/>
-                <w:sz w:val="16"/>
-              </w:rPr>
-              <w:t>deg</w:t>
-            </w:r>
-          </w:p>
-        </w:tc>
-        <w:tc>
-          <w:tcPr>
-            <w:tcW w:type="dxa" w:w="1514"/>
-          </w:tcPr>
-          <w:p>
-            <w:r/>
-            <w:r>
-              <w:rPr>
-                <w:rFonts w:ascii="Verdana" w:hAnsi="Verdana"/>
-                <w:b w:val="0"/>
-                <w:sz w:val="16"/>
-              </w:rPr>
-              <w:t>2</w:t>
-            </w:r>
-          </w:p>
-        </w:tc>
-        <w:tc>
-          <w:tcPr>
-            <w:tcW w:type="dxa" w:w="1514"/>
-          </w:tcPr>
-          <w:p>
-            <w:r/>
-            <w:r>
-              <w:rPr>
-                <w:rFonts w:ascii="Verdana" w:hAnsi="Verdana"/>
-                <w:b w:val="0"/>
-                <w:sz w:val="16"/>
-              </w:rPr>
               <w:t>5</w:t>
             </w:r>
           </w:p>
@@ -2346,6 +3199,9 @@
             <w:tcW w:type="dxa" w:w="1514"/>
           </w:tcPr>
           <w:p>
+            <w:pPr>
+              <w:spacing w:before="20" w:after="20"/>
+            </w:pPr>
             <w:r/>
             <w:r>
               <w:rPr>
@@ -2366,6 +3222,9 @@
             <w:tcW w:type="dxa" w:w="1514"/>
           </w:tcPr>
           <w:p>
+            <w:pPr>
+              <w:spacing w:before="20" w:after="20"/>
+            </w:pPr>
             <w:r/>
             <w:r>
               <w:rPr>
@@ -2382,6 +3241,9 @@
             <w:tcW w:type="dxa" w:w="1514"/>
           </w:tcPr>
           <w:p>
+            <w:pPr>
+              <w:spacing w:before="20" w:after="20"/>
+            </w:pPr>
             <w:r/>
             <w:r>
               <w:rPr>
@@ -2398,6 +3260,27 @@
             <w:tcW w:type="dxa" w:w="1514"/>
           </w:tcPr>
           <w:p>
+            <w:pPr>
+              <w:spacing w:before="20" w:after="20"/>
+            </w:pPr>
+            <w:r/>
+            <w:r>
+              <w:rPr>
+                <w:rFonts w:ascii="Verdana" w:hAnsi="Verdana"/>
+                <w:sz w:val="16"/>
+              </w:rPr>
+              <w:t>deg</w:t>
+            </w:r>
+          </w:p>
+        </w:tc>
+        <w:tc>
+          <w:tcPr>
+            <w:tcW w:type="dxa" w:w="1514"/>
+          </w:tcPr>
+          <w:p>
+            <w:pPr>
+              <w:spacing w:before="20" w:after="20"/>
+            </w:pPr>
             <w:r/>
             <w:r>
               <w:rPr>
@@ -2405,6 +3288,62 @@
                 <w:b w:val="0"/>
                 <w:sz w:val="16"/>
               </w:rPr>
+              <w:t>2</w:t>
+            </w:r>
+          </w:p>
+        </w:tc>
+        <w:tc>
+          <w:tcPr>
+            <w:tcW w:type="dxa" w:w="1514"/>
+          </w:tcPr>
+          <w:p>
+            <w:pPr>
+              <w:spacing w:before="20" w:after="20"/>
+            </w:pPr>
+            <w:r/>
+            <w:r>
+              <w:rPr>
+                <w:rFonts w:ascii="Verdana" w:hAnsi="Verdana"/>
+                <w:b w:val="0"/>
+                <w:sz w:val="16"/>
+              </w:rPr>
+              <w:t>-9000</w:t>
+            </w:r>
+          </w:p>
+        </w:tc>
+        <w:tc>
+          <w:tcPr>
+            <w:tcW w:type="dxa" w:w="1514"/>
+          </w:tcPr>
+          <w:p>
+            <w:pPr>
+              <w:spacing w:before="20" w:after="20"/>
+            </w:pPr>
+            <w:r/>
+            <w:r>
+              <w:rPr>
+                <w:rFonts w:ascii="Verdana" w:hAnsi="Verdana"/>
+                <w:b w:val="0"/>
+                <w:sz w:val="16"/>
+              </w:rPr>
+              <w:t>15</w:t>
+            </w:r>
+          </w:p>
+        </w:tc>
+        <w:tc>
+          <w:tcPr>
+            <w:tcW w:type="dxa" w:w="1514"/>
+          </w:tcPr>
+          <w:p>
+            <w:pPr>
+              <w:spacing w:before="20" w:after="20"/>
+            </w:pPr>
+            <w:r/>
+            <w:r>
+              <w:rPr>
+                <w:rFonts w:ascii="Verdana" w:hAnsi="Verdana"/>
+                <w:sz w:val="16"/>
+              </w:rPr>
               <w:t>deg</w:t>
             </w:r>
           </w:p>
@@ -2414,6 +3353,9 @@
             <w:tcW w:type="dxa" w:w="1514"/>
           </w:tcPr>
           <w:p>
+            <w:pPr>
+              <w:spacing w:before="20" w:after="20"/>
+            </w:pPr>
             <w:r/>
             <w:r>
               <w:rPr>
@@ -2430,6 +3372,9 @@
             <w:tcW w:type="dxa" w:w="1514"/>
           </w:tcPr>
           <w:p>
+            <w:pPr>
+              <w:spacing w:before="20" w:after="20"/>
+            </w:pPr>
             <w:r/>
             <w:r>
               <w:rPr>
@@ -2437,70 +3382,6 @@
                 <w:b w:val="0"/>
                 <w:sz w:val="16"/>
               </w:rPr>
-              <w:t>-9000</w:t>
-            </w:r>
-          </w:p>
-        </w:tc>
-        <w:tc>
-          <w:tcPr>
-            <w:tcW w:type="dxa" w:w="1514"/>
-          </w:tcPr>
-          <w:p>
-            <w:r/>
-            <w:r>
-              <w:rPr>
-                <w:rFonts w:ascii="Verdana" w:hAnsi="Verdana"/>
-                <w:b w:val="0"/>
-                <w:sz w:val="16"/>
-              </w:rPr>
-              <w:t>15</w:t>
-            </w:r>
-          </w:p>
-        </w:tc>
-        <w:tc>
-          <w:tcPr>
-            <w:tcW w:type="dxa" w:w="1514"/>
-          </w:tcPr>
-          <w:p>
-            <w:r/>
-            <w:r>
-              <w:rPr>
-                <w:rFonts w:ascii="Verdana" w:hAnsi="Verdana"/>
-                <w:b w:val="0"/>
-                <w:sz w:val="16"/>
-              </w:rPr>
-              <w:t>deg</w:t>
-            </w:r>
-          </w:p>
-        </w:tc>
-        <w:tc>
-          <w:tcPr>
-            <w:tcW w:type="dxa" w:w="1514"/>
-          </w:tcPr>
-          <w:p>
-            <w:r/>
-            <w:r>
-              <w:rPr>
-                <w:rFonts w:ascii="Verdana" w:hAnsi="Verdana"/>
-                <w:b w:val="0"/>
-                <w:sz w:val="16"/>
-              </w:rPr>
-              <w:t>2</w:t>
-            </w:r>
-          </w:p>
-        </w:tc>
-        <w:tc>
-          <w:tcPr>
-            <w:tcW w:type="dxa" w:w="1514"/>
-          </w:tcPr>
-          <w:p>
-            <w:r/>
-            <w:r>
-              <w:rPr>
-                <w:rFonts w:ascii="Verdana" w:hAnsi="Verdana"/>
-                <w:b w:val="0"/>
-                <w:sz w:val="16"/>
-              </w:rPr>
               <w:t>5</w:t>
             </w:r>
           </w:p>
@@ -2510,6 +3391,9 @@
             <w:tcW w:type="dxa" w:w="1514"/>
           </w:tcPr>
           <w:p>
+            <w:pPr>
+              <w:spacing w:before="20" w:after="20"/>
+            </w:pPr>
             <w:r/>
             <w:r>
               <w:rPr>
@@ -2530,6 +3414,9 @@
             <w:tcW w:type="dxa" w:w="1514"/>
           </w:tcPr>
           <w:p>
+            <w:pPr>
+              <w:spacing w:before="20" w:after="20"/>
+            </w:pPr>
             <w:r/>
             <w:r>
               <w:rPr>
@@ -2546,6 +3433,9 @@
             <w:tcW w:type="dxa" w:w="1514"/>
           </w:tcPr>
           <w:p>
+            <w:pPr>
+              <w:spacing w:before="20" w:after="20"/>
+            </w:pPr>
             <w:r/>
             <w:r>
               <w:rPr>
@@ -2562,6 +3452,27 @@
             <w:tcW w:type="dxa" w:w="1514"/>
           </w:tcPr>
           <w:p>
+            <w:pPr>
+              <w:spacing w:before="20" w:after="20"/>
+            </w:pPr>
+            <w:r/>
+            <w:r>
+              <w:rPr>
+                <w:rFonts w:ascii="Verdana" w:hAnsi="Verdana"/>
+                <w:sz w:val="16"/>
+              </w:rPr>
+              <w:t>deg</w:t>
+            </w:r>
+          </w:p>
+        </w:tc>
+        <w:tc>
+          <w:tcPr>
+            <w:tcW w:type="dxa" w:w="1514"/>
+          </w:tcPr>
+          <w:p>
+            <w:pPr>
+              <w:spacing w:before="20" w:after="20"/>
+            </w:pPr>
             <w:r/>
             <w:r>
               <w:rPr>
@@ -2569,6 +3480,62 @@
                 <w:b w:val="0"/>
                 <w:sz w:val="16"/>
               </w:rPr>
+              <w:t>2</w:t>
+            </w:r>
+          </w:p>
+        </w:tc>
+        <w:tc>
+          <w:tcPr>
+            <w:tcW w:type="dxa" w:w="1514"/>
+          </w:tcPr>
+          <w:p>
+            <w:pPr>
+              <w:spacing w:before="20" w:after="20"/>
+            </w:pPr>
+            <w:r/>
+            <w:r>
+              <w:rPr>
+                <w:rFonts w:ascii="Verdana" w:hAnsi="Verdana"/>
+                <w:b w:val="0"/>
+                <w:sz w:val="16"/>
+              </w:rPr>
+              <w:t>-9000</w:t>
+            </w:r>
+          </w:p>
+        </w:tc>
+        <w:tc>
+          <w:tcPr>
+            <w:tcW w:type="dxa" w:w="1514"/>
+          </w:tcPr>
+          <w:p>
+            <w:pPr>
+              <w:spacing w:before="20" w:after="20"/>
+            </w:pPr>
+            <w:r/>
+            <w:r>
+              <w:rPr>
+                <w:rFonts w:ascii="Verdana" w:hAnsi="Verdana"/>
+                <w:b w:val="0"/>
+                <w:sz w:val="16"/>
+              </w:rPr>
+              <w:t>15</w:t>
+            </w:r>
+          </w:p>
+        </w:tc>
+        <w:tc>
+          <w:tcPr>
+            <w:tcW w:type="dxa" w:w="1514"/>
+          </w:tcPr>
+          <w:p>
+            <w:pPr>
+              <w:spacing w:before="20" w:after="20"/>
+            </w:pPr>
+            <w:r/>
+            <w:r>
+              <w:rPr>
+                <w:rFonts w:ascii="Verdana" w:hAnsi="Verdana"/>
+                <w:sz w:val="16"/>
+              </w:rPr>
               <w:t>deg</w:t>
             </w:r>
           </w:p>
@@ -2578,6 +3545,9 @@
             <w:tcW w:type="dxa" w:w="1514"/>
           </w:tcPr>
           <w:p>
+            <w:pPr>
+              <w:spacing w:before="20" w:after="20"/>
+            </w:pPr>
             <w:r/>
             <w:r>
               <w:rPr>
@@ -2594,6 +3564,9 @@
             <w:tcW w:type="dxa" w:w="1514"/>
           </w:tcPr>
           <w:p>
+            <w:pPr>
+              <w:spacing w:before="20" w:after="20"/>
+            </w:pPr>
             <w:r/>
             <w:r>
               <w:rPr>
@@ -2601,70 +3574,6 @@
                 <w:b w:val="0"/>
                 <w:sz w:val="16"/>
               </w:rPr>
-              <w:t>-9000</w:t>
-            </w:r>
-          </w:p>
-        </w:tc>
-        <w:tc>
-          <w:tcPr>
-            <w:tcW w:type="dxa" w:w="1514"/>
-          </w:tcPr>
-          <w:p>
-            <w:r/>
-            <w:r>
-              <w:rPr>
-                <w:rFonts w:ascii="Verdana" w:hAnsi="Verdana"/>
-                <w:b w:val="0"/>
-                <w:sz w:val="16"/>
-              </w:rPr>
-              <w:t>15</w:t>
-            </w:r>
-          </w:p>
-        </w:tc>
-        <w:tc>
-          <w:tcPr>
-            <w:tcW w:type="dxa" w:w="1514"/>
-          </w:tcPr>
-          <w:p>
-            <w:r/>
-            <w:r>
-              <w:rPr>
-                <w:rFonts w:ascii="Verdana" w:hAnsi="Verdana"/>
-                <w:b w:val="0"/>
-                <w:sz w:val="16"/>
-              </w:rPr>
-              <w:t>deg</w:t>
-            </w:r>
-          </w:p>
-        </w:tc>
-        <w:tc>
-          <w:tcPr>
-            <w:tcW w:type="dxa" w:w="1514"/>
-          </w:tcPr>
-          <w:p>
-            <w:r/>
-            <w:r>
-              <w:rPr>
-                <w:rFonts w:ascii="Verdana" w:hAnsi="Verdana"/>
-                <w:b w:val="0"/>
-                <w:sz w:val="16"/>
-              </w:rPr>
-              <w:t>2</w:t>
-            </w:r>
-          </w:p>
-        </w:tc>
-        <w:tc>
-          <w:tcPr>
-            <w:tcW w:type="dxa" w:w="1514"/>
-          </w:tcPr>
-          <w:p>
-            <w:r/>
-            <w:r>
-              <w:rPr>
-                <w:rFonts w:ascii="Verdana" w:hAnsi="Verdana"/>
-                <w:b w:val="0"/>
-                <w:sz w:val="16"/>
-              </w:rPr>
               <w:t>5</w:t>
             </w:r>
           </w:p>
@@ -2674,6 +3583,9 @@
             <w:tcW w:type="dxa" w:w="1514"/>
           </w:tcPr>
           <w:p>
+            <w:pPr>
+              <w:spacing w:before="20" w:after="20"/>
+            </w:pPr>
             <w:r/>
             <w:r>
               <w:rPr>
@@ -2694,6 +3606,9 @@
             <w:tcW w:type="dxa" w:w="1514"/>
           </w:tcPr>
           <w:p>
+            <w:pPr>
+              <w:spacing w:before="20" w:after="20"/>
+            </w:pPr>
             <w:r/>
             <w:r>
               <w:rPr>
@@ -2710,6 +3625,9 @@
             <w:tcW w:type="dxa" w:w="1514"/>
           </w:tcPr>
           <w:p>
+            <w:pPr>
+              <w:spacing w:before="20" w:after="20"/>
+            </w:pPr>
             <w:r/>
             <w:r>
               <w:rPr>
@@ -2726,6 +3644,27 @@
             <w:tcW w:type="dxa" w:w="1514"/>
           </w:tcPr>
           <w:p>
+            <w:pPr>
+              <w:spacing w:before="20" w:after="20"/>
+            </w:pPr>
+            <w:r/>
+            <w:r>
+              <w:rPr>
+                <w:rFonts w:ascii="Verdana" w:hAnsi="Verdana"/>
+                <w:sz w:val="16"/>
+              </w:rPr>
+              <w:t>deg</w:t>
+            </w:r>
+          </w:p>
+        </w:tc>
+        <w:tc>
+          <w:tcPr>
+            <w:tcW w:type="dxa" w:w="1514"/>
+          </w:tcPr>
+          <w:p>
+            <w:pPr>
+              <w:spacing w:before="20" w:after="20"/>
+            </w:pPr>
             <w:r/>
             <w:r>
               <w:rPr>
@@ -2733,6 +3672,62 @@
                 <w:b w:val="0"/>
                 <w:sz w:val="16"/>
               </w:rPr>
+              <w:t>4</w:t>
+            </w:r>
+          </w:p>
+        </w:tc>
+        <w:tc>
+          <w:tcPr>
+            <w:tcW w:type="dxa" w:w="1514"/>
+          </w:tcPr>
+          <w:p>
+            <w:pPr>
+              <w:spacing w:before="20" w:after="20"/>
+            </w:pPr>
+            <w:r/>
+            <w:r>
+              <w:rPr>
+                <w:rFonts w:ascii="Verdana" w:hAnsi="Verdana"/>
+                <w:b w:val="0"/>
+                <w:sz w:val="16"/>
+              </w:rPr>
+              <w:t>-900000</w:t>
+            </w:r>
+          </w:p>
+        </w:tc>
+        <w:tc>
+          <w:tcPr>
+            <w:tcW w:type="dxa" w:w="1514"/>
+          </w:tcPr>
+          <w:p>
+            <w:pPr>
+              <w:spacing w:before="20" w:after="20"/>
+            </w:pPr>
+            <w:r/>
+            <w:r>
+              <w:rPr>
+                <w:rFonts w:ascii="Verdana" w:hAnsi="Verdana"/>
+                <w:b w:val="0"/>
+                <w:sz w:val="16"/>
+              </w:rPr>
+              <w:t>21</w:t>
+            </w:r>
+          </w:p>
+        </w:tc>
+        <w:tc>
+          <w:tcPr>
+            <w:tcW w:type="dxa" w:w="1514"/>
+          </w:tcPr>
+          <w:p>
+            <w:pPr>
+              <w:spacing w:before="20" w:after="20"/>
+            </w:pPr>
+            <w:r/>
+            <w:r>
+              <w:rPr>
+                <w:rFonts w:ascii="Verdana" w:hAnsi="Verdana"/>
+                <w:sz w:val="16"/>
+              </w:rPr>
               <w:t>deg</w:t>
             </w:r>
           </w:p>
@@ -2742,6 +3737,9 @@
             <w:tcW w:type="dxa" w:w="1514"/>
           </w:tcPr>
           <w:p>
+            <w:pPr>
+              <w:spacing w:before="20" w:after="20"/>
+            </w:pPr>
             <w:r/>
             <w:r>
               <w:rPr>
@@ -2758,6 +3756,9 @@
             <w:tcW w:type="dxa" w:w="1514"/>
           </w:tcPr>
           <w:p>
+            <w:pPr>
+              <w:spacing w:before="20" w:after="20"/>
+            </w:pPr>
             <w:r/>
             <w:r>
               <w:rPr>
@@ -2765,70 +3766,6 @@
                 <w:b w:val="0"/>
                 <w:sz w:val="16"/>
               </w:rPr>
-              <w:t>-900000</w:t>
-            </w:r>
-          </w:p>
-        </w:tc>
-        <w:tc>
-          <w:tcPr>
-            <w:tcW w:type="dxa" w:w="1514"/>
-          </w:tcPr>
-          <w:p>
-            <w:r/>
-            <w:r>
-              <w:rPr>
-                <w:rFonts w:ascii="Verdana" w:hAnsi="Verdana"/>
-                <w:b w:val="0"/>
-                <w:sz w:val="16"/>
-              </w:rPr>
-              <w:t>21</w:t>
-            </w:r>
-          </w:p>
-        </w:tc>
-        <w:tc>
-          <w:tcPr>
-            <w:tcW w:type="dxa" w:w="1514"/>
-          </w:tcPr>
-          <w:p>
-            <w:r/>
-            <w:r>
-              <w:rPr>
-                <w:rFonts w:ascii="Verdana" w:hAnsi="Verdana"/>
-                <w:b w:val="0"/>
-                <w:sz w:val="16"/>
-              </w:rPr>
-              <w:t>deg</w:t>
-            </w:r>
-          </w:p>
-        </w:tc>
-        <w:tc>
-          <w:tcPr>
-            <w:tcW w:type="dxa" w:w="1514"/>
-          </w:tcPr>
-          <w:p>
-            <w:r/>
-            <w:r>
-              <w:rPr>
-                <w:rFonts w:ascii="Verdana" w:hAnsi="Verdana"/>
-                <w:b w:val="0"/>
-                <w:sz w:val="16"/>
-              </w:rPr>
-              <w:t>4</w:t>
-            </w:r>
-          </w:p>
-        </w:tc>
-        <w:tc>
-          <w:tcPr>
-            <w:tcW w:type="dxa" w:w="1514"/>
-          </w:tcPr>
-          <w:p>
-            <w:r/>
-            <w:r>
-              <w:rPr>
-                <w:rFonts w:ascii="Verdana" w:hAnsi="Verdana"/>
-                <w:b w:val="0"/>
-                <w:sz w:val="16"/>
-              </w:rPr>
               <w:t>7</w:t>
             </w:r>
           </w:p>
@@ -2838,6 +3775,9 @@
             <w:tcW w:type="dxa" w:w="1514"/>
           </w:tcPr>
           <w:p>
+            <w:pPr>
+              <w:spacing w:before="20" w:after="20"/>
+            </w:pPr>
             <w:r/>
             <w:r>
               <w:rPr>
@@ -2858,6 +3798,9 @@
             <w:tcW w:type="dxa" w:w="1514"/>
           </w:tcPr>
           <w:p>
+            <w:pPr>
+              <w:spacing w:before="20" w:after="20"/>
+            </w:pPr>
             <w:r/>
             <w:r>
               <w:rPr>
@@ -2874,6 +3817,9 @@
             <w:tcW w:type="dxa" w:w="1514"/>
           </w:tcPr>
           <w:p>
+            <w:pPr>
+              <w:spacing w:before="20" w:after="20"/>
+            </w:pPr>
             <w:r/>
             <w:r>
               <w:rPr>
@@ -2890,6 +3836,27 @@
             <w:tcW w:type="dxa" w:w="1514"/>
           </w:tcPr>
           <w:p>
+            <w:pPr>
+              <w:spacing w:before="20" w:after="20"/>
+            </w:pPr>
+            <w:r/>
+            <w:r>
+              <w:rPr>
+                <w:rFonts w:ascii="Verdana" w:hAnsi="Verdana"/>
+                <w:sz w:val="16"/>
+              </w:rPr>
+              <w:t>m</w:t>
+            </w:r>
+          </w:p>
+        </w:tc>
+        <w:tc>
+          <w:tcPr>
+            <w:tcW w:type="dxa" w:w="1514"/>
+          </w:tcPr>
+          <w:p>
+            <w:pPr>
+              <w:spacing w:before="20" w:after="20"/>
+            </w:pPr>
             <w:r/>
             <w:r>
               <w:rPr>
@@ -2897,6 +3864,62 @@
                 <w:b w:val="0"/>
                 <w:sz w:val="16"/>
               </w:rPr>
+              <w:t>1</w:t>
+            </w:r>
+          </w:p>
+        </w:tc>
+        <w:tc>
+          <w:tcPr>
+            <w:tcW w:type="dxa" w:w="1514"/>
+          </w:tcPr>
+          <w:p>
+            <w:pPr>
+              <w:spacing w:before="20" w:after="20"/>
+            </w:pPr>
+            <w:r/>
+            <w:r>
+              <w:rPr>
+                <w:rFonts w:ascii="Verdana" w:hAnsi="Verdana"/>
+                <w:b w:val="0"/>
+                <w:sz w:val="16"/>
+              </w:rPr>
+              <w:t>-4000</w:t>
+            </w:r>
+          </w:p>
+        </w:tc>
+        <w:tc>
+          <w:tcPr>
+            <w:tcW w:type="dxa" w:w="1514"/>
+          </w:tcPr>
+          <w:p>
+            <w:pPr>
+              <w:spacing w:before="20" w:after="20"/>
+            </w:pPr>
+            <w:r/>
+            <w:r>
+              <w:rPr>
+                <w:rFonts w:ascii="Verdana" w:hAnsi="Verdana"/>
+                <w:b w:val="0"/>
+                <w:sz w:val="16"/>
+              </w:rPr>
+              <w:t>17</w:t>
+            </w:r>
+          </w:p>
+        </w:tc>
+        <w:tc>
+          <w:tcPr>
+            <w:tcW w:type="dxa" w:w="1514"/>
+          </w:tcPr>
+          <w:p>
+            <w:pPr>
+              <w:spacing w:before="20" w:after="20"/>
+            </w:pPr>
+            <w:r/>
+            <w:r>
+              <w:rPr>
+                <w:rFonts w:ascii="Verdana" w:hAnsi="Verdana"/>
+                <w:sz w:val="16"/>
+              </w:rPr>
               <w:t>m</w:t>
             </w:r>
           </w:p>
@@ -2906,6 +3929,9 @@
             <w:tcW w:type="dxa" w:w="1514"/>
           </w:tcPr>
           <w:p>
+            <w:pPr>
+              <w:spacing w:before="20" w:after="20"/>
+            </w:pPr>
             <w:r/>
             <w:r>
               <w:rPr>
@@ -2922,6 +3948,9 @@
             <w:tcW w:type="dxa" w:w="1514"/>
           </w:tcPr>
           <w:p>
+            <w:pPr>
+              <w:spacing w:before="20" w:after="20"/>
+            </w:pPr>
             <w:r/>
             <w:r>
               <w:rPr>
@@ -2929,70 +3958,6 @@
                 <w:b w:val="0"/>
                 <w:sz w:val="16"/>
               </w:rPr>
-              <w:t>-4000</w:t>
-            </w:r>
-          </w:p>
-        </w:tc>
-        <w:tc>
-          <w:tcPr>
-            <w:tcW w:type="dxa" w:w="1514"/>
-          </w:tcPr>
-          <w:p>
-            <w:r/>
-            <w:r>
-              <w:rPr>
-                <w:rFonts w:ascii="Verdana" w:hAnsi="Verdana"/>
-                <w:b w:val="0"/>
-                <w:sz w:val="16"/>
-              </w:rPr>
-              <w:t>17</w:t>
-            </w:r>
-          </w:p>
-        </w:tc>
-        <w:tc>
-          <w:tcPr>
-            <w:tcW w:type="dxa" w:w="1514"/>
-          </w:tcPr>
-          <w:p>
-            <w:r/>
-            <w:r>
-              <w:rPr>
-                <w:rFonts w:ascii="Verdana" w:hAnsi="Verdana"/>
-                <w:b w:val="0"/>
-                <w:sz w:val="16"/>
-              </w:rPr>
-              <w:t>m</w:t>
-            </w:r>
-          </w:p>
-        </w:tc>
-        <w:tc>
-          <w:tcPr>
-            <w:tcW w:type="dxa" w:w="1514"/>
-          </w:tcPr>
-          <w:p>
-            <w:r/>
-            <w:r>
-              <w:rPr>
-                <w:rFonts w:ascii="Verdana" w:hAnsi="Verdana"/>
-                <w:b w:val="0"/>
-                <w:sz w:val="16"/>
-              </w:rPr>
-              <w:t>1</w:t>
-            </w:r>
-          </w:p>
-        </w:tc>
-        <w:tc>
-          <w:tcPr>
-            <w:tcW w:type="dxa" w:w="1514"/>
-          </w:tcPr>
-          <w:p>
-            <w:r/>
-            <w:r>
-              <w:rPr>
-                <w:rFonts w:ascii="Verdana" w:hAnsi="Verdana"/>
-                <w:b w:val="0"/>
-                <w:sz w:val="16"/>
-              </w:rPr>
               <w:t>5</w:t>
             </w:r>
           </w:p>
@@ -3002,6 +3967,9 @@
             <w:tcW w:type="dxa" w:w="1514"/>
           </w:tcPr>
           <w:p>
+            <w:pPr>
+              <w:spacing w:before="20" w:after="20"/>
+            </w:pPr>
             <w:r/>
             <w:r>
               <w:rPr>
@@ -3023,6 +3991,9 @@
             <w:tcW w:type="dxa" w:w="1514"/>
           </w:tcPr>
           <w:p>
+            <w:pPr>
+              <w:spacing w:before="20" w:after="20"/>
+            </w:pPr>
             <w:r/>
             <w:r>
               <w:rPr>
@@ -3039,6 +4010,9 @@
             <w:tcW w:type="dxa" w:w="1514"/>
           </w:tcPr>
           <w:p>
+            <w:pPr>
+              <w:spacing w:before="20" w:after="20"/>
+            </w:pPr>
             <w:r/>
             <w:r>
               <w:rPr>
@@ -3055,6 +4029,27 @@
             <w:tcW w:type="dxa" w:w="1514"/>
           </w:tcPr>
           <w:p>
+            <w:pPr>
+              <w:spacing w:before="20" w:after="20"/>
+            </w:pPr>
+            <w:r/>
+            <w:r>
+              <w:rPr>
+                <w:rFonts w:ascii="Verdana" w:hAnsi="Verdana"/>
+                <w:sz w:val="16"/>
+              </w:rPr>
+              <w:t>m</w:t>
+            </w:r>
+          </w:p>
+        </w:tc>
+        <w:tc>
+          <w:tcPr>
+            <w:tcW w:type="dxa" w:w="1514"/>
+          </w:tcPr>
+          <w:p>
+            <w:pPr>
+              <w:spacing w:before="20" w:after="20"/>
+            </w:pPr>
             <w:r/>
             <w:r>
               <w:rPr>
@@ -3062,6 +4057,62 @@
                 <w:b w:val="0"/>
                 <w:sz w:val="16"/>
               </w:rPr>
+              <w:t>1</w:t>
+            </w:r>
+          </w:p>
+        </w:tc>
+        <w:tc>
+          <w:tcPr>
+            <w:tcW w:type="dxa" w:w="1514"/>
+          </w:tcPr>
+          <w:p>
+            <w:pPr>
+              <w:spacing w:before="20" w:after="20"/>
+            </w:pPr>
+            <w:r/>
+            <w:r>
+              <w:rPr>
+                <w:rFonts w:ascii="Verdana" w:hAnsi="Verdana"/>
+                <w:b w:val="0"/>
+                <w:sz w:val="16"/>
+              </w:rPr>
+              <w:t>-4000</w:t>
+            </w:r>
+          </w:p>
+        </w:tc>
+        <w:tc>
+          <w:tcPr>
+            <w:tcW w:type="dxa" w:w="1514"/>
+          </w:tcPr>
+          <w:p>
+            <w:pPr>
+              <w:spacing w:before="20" w:after="20"/>
+            </w:pPr>
+            <w:r/>
+            <w:r>
+              <w:rPr>
+                <w:rFonts w:ascii="Verdana" w:hAnsi="Verdana"/>
+                <w:b w:val="0"/>
+                <w:sz w:val="16"/>
+              </w:rPr>
+              <w:t>17</w:t>
+            </w:r>
+          </w:p>
+        </w:tc>
+        <w:tc>
+          <w:tcPr>
+            <w:tcW w:type="dxa" w:w="1514"/>
+          </w:tcPr>
+          <w:p>
+            <w:pPr>
+              <w:spacing w:before="20" w:after="20"/>
+            </w:pPr>
+            <w:r/>
+            <w:r>
+              <w:rPr>
+                <w:rFonts w:ascii="Verdana" w:hAnsi="Verdana"/>
+                <w:sz w:val="16"/>
+              </w:rPr>
               <w:t>m</w:t>
             </w:r>
           </w:p>
@@ -3071,6 +4122,9 @@
             <w:tcW w:type="dxa" w:w="1514"/>
           </w:tcPr>
           <w:p>
+            <w:pPr>
+              <w:spacing w:before="20" w:after="20"/>
+            </w:pPr>
             <w:r/>
             <w:r>
               <w:rPr>
@@ -3087,6 +4141,9 @@
             <w:tcW w:type="dxa" w:w="1514"/>
           </w:tcPr>
           <w:p>
+            <w:pPr>
+              <w:spacing w:before="20" w:after="20"/>
+            </w:pPr>
             <w:r/>
             <w:r>
               <w:rPr>
@@ -3094,70 +4151,6 @@
                 <w:b w:val="0"/>
                 <w:sz w:val="16"/>
               </w:rPr>
-              <w:t>-4000</w:t>
-            </w:r>
-          </w:p>
-        </w:tc>
-        <w:tc>
-          <w:tcPr>
-            <w:tcW w:type="dxa" w:w="1514"/>
-          </w:tcPr>
-          <w:p>
-            <w:r/>
-            <w:r>
-              <w:rPr>
-                <w:rFonts w:ascii="Verdana" w:hAnsi="Verdana"/>
-                <w:b w:val="0"/>
-                <w:sz w:val="16"/>
-              </w:rPr>
-              <w:t>17</w:t>
-            </w:r>
-          </w:p>
-        </w:tc>
-        <w:tc>
-          <w:tcPr>
-            <w:tcW w:type="dxa" w:w="1514"/>
-          </w:tcPr>
-          <w:p>
-            <w:r/>
-            <w:r>
-              <w:rPr>
-                <w:rFonts w:ascii="Verdana" w:hAnsi="Verdana"/>
-                <w:b w:val="0"/>
-                <w:sz w:val="16"/>
-              </w:rPr>
-              <w:t>m</w:t>
-            </w:r>
-          </w:p>
-        </w:tc>
-        <w:tc>
-          <w:tcPr>
-            <w:tcW w:type="dxa" w:w="1514"/>
-          </w:tcPr>
-          <w:p>
-            <w:r/>
-            <w:r>
-              <w:rPr>
-                <w:rFonts w:ascii="Verdana" w:hAnsi="Verdana"/>
-                <w:b w:val="0"/>
-                <w:sz w:val="16"/>
-              </w:rPr>
-              <w:t>1</w:t>
-            </w:r>
-          </w:p>
-        </w:tc>
-        <w:tc>
-          <w:tcPr>
-            <w:tcW w:type="dxa" w:w="1514"/>
-          </w:tcPr>
-          <w:p>
-            <w:r/>
-            <w:r>
-              <w:rPr>
-                <w:rFonts w:ascii="Verdana" w:hAnsi="Verdana"/>
-                <w:b w:val="0"/>
-                <w:sz w:val="16"/>
-              </w:rPr>
               <w:t>5</w:t>
             </w:r>
           </w:p>
@@ -3167,6 +4160,9 @@
             <w:tcW w:type="dxa" w:w="1514"/>
           </w:tcPr>
           <w:p>
+            <w:pPr>
+              <w:spacing w:before="20" w:after="20"/>
+            </w:pPr>
             <w:r/>
             <w:r>
               <w:rPr>
@@ -3188,6 +4184,9 @@
             <w:tcW w:type="dxa" w:w="1514"/>
           </w:tcPr>
           <w:p>
+            <w:pPr>
+              <w:spacing w:before="20" w:after="20"/>
+            </w:pPr>
             <w:r/>
             <w:r>
               <w:rPr>
@@ -3204,6 +4203,9 @@
             <w:tcW w:type="dxa" w:w="1514"/>
           </w:tcPr>
           <w:p>
+            <w:pPr>
+              <w:spacing w:before="20" w:after="20"/>
+            </w:pPr>
             <w:r/>
             <w:r>
               <w:rPr>
@@ -3220,6 +4222,27 @@
             <w:tcW w:type="dxa" w:w="1514"/>
           </w:tcPr>
           <w:p>
+            <w:pPr>
+              <w:spacing w:before="20" w:after="20"/>
+            </w:pPr>
+            <w:r/>
+            <w:r>
+              <w:rPr>
+                <w:rFonts w:ascii="Verdana" w:hAnsi="Verdana"/>
+                <w:sz w:val="16"/>
+              </w:rPr>
+              <w:t>m</w:t>
+            </w:r>
+          </w:p>
+        </w:tc>
+        <w:tc>
+          <w:tcPr>
+            <w:tcW w:type="dxa" w:w="1514"/>
+          </w:tcPr>
+          <w:p>
+            <w:pPr>
+              <w:spacing w:before="20" w:after="20"/>
+            </w:pPr>
             <w:r/>
             <w:r>
               <w:rPr>
@@ -3227,6 +4250,62 @@
                 <w:b w:val="0"/>
                 <w:sz w:val="16"/>
               </w:rPr>
+              <w:t>2</w:t>
+            </w:r>
+          </w:p>
+        </w:tc>
+        <w:tc>
+          <w:tcPr>
+            <w:tcW w:type="dxa" w:w="1514"/>
+          </w:tcPr>
+          <w:p>
+            <w:pPr>
+              <w:spacing w:before="20" w:after="20"/>
+            </w:pPr>
+            <w:r/>
+            <w:r>
+              <w:rPr>
+                <w:rFonts w:ascii="Verdana" w:hAnsi="Verdana"/>
+                <w:b w:val="0"/>
+                <w:sz w:val="16"/>
+              </w:rPr>
+              <w:t>0</w:t>
+            </w:r>
+          </w:p>
+        </w:tc>
+        <w:tc>
+          <w:tcPr>
+            <w:tcW w:type="dxa" w:w="1514"/>
+          </w:tcPr>
+          <w:p>
+            <w:pPr>
+              <w:spacing w:before="20" w:after="20"/>
+            </w:pPr>
+            <w:r/>
+            <w:r>
+              <w:rPr>
+                <w:rFonts w:ascii="Verdana" w:hAnsi="Verdana"/>
+                <w:b w:val="0"/>
+                <w:sz w:val="16"/>
+              </w:rPr>
+              <w:t>16</w:t>
+            </w:r>
+          </w:p>
+        </w:tc>
+        <w:tc>
+          <w:tcPr>
+            <w:tcW w:type="dxa" w:w="1514"/>
+          </w:tcPr>
+          <w:p>
+            <w:pPr>
+              <w:spacing w:before="20" w:after="20"/>
+            </w:pPr>
+            <w:r/>
+            <w:r>
+              <w:rPr>
+                <w:rFonts w:ascii="Verdana" w:hAnsi="Verdana"/>
+                <w:sz w:val="16"/>
+              </w:rPr>
               <w:t>m</w:t>
             </w:r>
           </w:p>
@@ -3236,6 +4315,9 @@
             <w:tcW w:type="dxa" w:w="1514"/>
           </w:tcPr>
           <w:p>
+            <w:pPr>
+              <w:spacing w:before="20" w:after="20"/>
+            </w:pPr>
             <w:r/>
             <w:r>
               <w:rPr>
@@ -3252,6 +4334,9 @@
             <w:tcW w:type="dxa" w:w="1514"/>
           </w:tcPr>
           <w:p>
+            <w:pPr>
+              <w:spacing w:before="20" w:after="20"/>
+            </w:pPr>
             <w:r/>
             <w:r>
               <w:rPr>
@@ -3259,70 +4344,6 @@
                 <w:b w:val="0"/>
                 <w:sz w:val="16"/>
               </w:rPr>
-              <w:t>0</w:t>
-            </w:r>
-          </w:p>
-        </w:tc>
-        <w:tc>
-          <w:tcPr>
-            <w:tcW w:type="dxa" w:w="1514"/>
-          </w:tcPr>
-          <w:p>
-            <w:r/>
-            <w:r>
-              <w:rPr>
-                <w:rFonts w:ascii="Verdana" w:hAnsi="Verdana"/>
-                <w:b w:val="0"/>
-                <w:sz w:val="16"/>
-              </w:rPr>
-              <w:t>16</w:t>
-            </w:r>
-          </w:p>
-        </w:tc>
-        <w:tc>
-          <w:tcPr>
-            <w:tcW w:type="dxa" w:w="1514"/>
-          </w:tcPr>
-          <w:p>
-            <w:r/>
-            <w:r>
-              <w:rPr>
-                <w:rFonts w:ascii="Verdana" w:hAnsi="Verdana"/>
-                <w:b w:val="0"/>
-                <w:sz w:val="16"/>
-              </w:rPr>
-              <w:t>m</w:t>
-            </w:r>
-          </w:p>
-        </w:tc>
-        <w:tc>
-          <w:tcPr>
-            <w:tcW w:type="dxa" w:w="1514"/>
-          </w:tcPr>
-          <w:p>
-            <w:r/>
-            <w:r>
-              <w:rPr>
-                <w:rFonts w:ascii="Verdana" w:hAnsi="Verdana"/>
-                <w:b w:val="0"/>
-                <w:sz w:val="16"/>
-              </w:rPr>
-              <w:t>2</w:t>
-            </w:r>
-          </w:p>
-        </w:tc>
-        <w:tc>
-          <w:tcPr>
-            <w:tcW w:type="dxa" w:w="1514"/>
-          </w:tcPr>
-          <w:p>
-            <w:r/>
-            <w:r>
-              <w:rPr>
-                <w:rFonts w:ascii="Verdana" w:hAnsi="Verdana"/>
-                <w:b w:val="0"/>
-                <w:sz w:val="16"/>
-              </w:rPr>
               <w:t>5</w:t>
             </w:r>
           </w:p>
@@ -3332,6 +4353,9 @@
             <w:tcW w:type="dxa" w:w="1514"/>
           </w:tcPr>
           <w:p>
+            <w:pPr>
+              <w:spacing w:before="20" w:after="20"/>
+            </w:pPr>
             <w:r/>
             <w:r>
               <w:rPr>
@@ -3353,6 +4377,9 @@
             <w:tcW w:type="dxa" w:w="1514"/>
           </w:tcPr>
           <w:p>
+            <w:pPr>
+              <w:spacing w:before="20" w:after="20"/>
+            </w:pPr>
             <w:r/>
             <w:r>
               <w:rPr>
@@ -3369,6 +4396,9 @@
             <w:tcW w:type="dxa" w:w="1514"/>
           </w:tcPr>
           <w:p>
+            <w:pPr>
+              <w:spacing w:before="20" w:after="20"/>
+            </w:pPr>
             <w:r/>
             <w:r>
               <w:rPr>
@@ -3385,6 +4415,27 @@
             <w:tcW w:type="dxa" w:w="1514"/>
           </w:tcPr>
           <w:p>
+            <w:pPr>
+              <w:spacing w:before="20" w:after="20"/>
+            </w:pPr>
+            <w:r/>
+            <w:r>
+              <w:rPr>
+                <w:rFonts w:ascii="Verdana" w:hAnsi="Verdana"/>
+                <w:sz w:val="16"/>
+              </w:rPr>
+              <w:t>m</w:t>
+            </w:r>
+          </w:p>
+        </w:tc>
+        <w:tc>
+          <w:tcPr>
+            <w:tcW w:type="dxa" w:w="1514"/>
+          </w:tcPr>
+          <w:p>
+            <w:pPr>
+              <w:spacing w:before="20" w:after="20"/>
+            </w:pPr>
             <w:r/>
             <w:r>
               <w:rPr>
@@ -3392,6 +4443,62 @@
                 <w:b w:val="0"/>
                 <w:sz w:val="16"/>
               </w:rPr>
+              <w:t>1</w:t>
+            </w:r>
+          </w:p>
+        </w:tc>
+        <w:tc>
+          <w:tcPr>
+            <w:tcW w:type="dxa" w:w="1514"/>
+          </w:tcPr>
+          <w:p>
+            <w:pPr>
+              <w:spacing w:before="20" w:after="20"/>
+            </w:pPr>
+            <w:r/>
+            <w:r>
+              <w:rPr>
+                <w:rFonts w:ascii="Verdana" w:hAnsi="Verdana"/>
+                <w:b w:val="0"/>
+                <w:sz w:val="16"/>
+              </w:rPr>
+              <w:t>0</w:t>
+            </w:r>
+          </w:p>
+        </w:tc>
+        <w:tc>
+          <w:tcPr>
+            <w:tcW w:type="dxa" w:w="1514"/>
+          </w:tcPr>
+          <w:p>
+            <w:pPr>
+              <w:spacing w:before="20" w:after="20"/>
+            </w:pPr>
+            <w:r/>
+            <w:r>
+              <w:rPr>
+                <w:rFonts w:ascii="Verdana" w:hAnsi="Verdana"/>
+                <w:b w:val="0"/>
+                <w:sz w:val="16"/>
+              </w:rPr>
+              <w:t>12</w:t>
+            </w:r>
+          </w:p>
+        </w:tc>
+        <w:tc>
+          <w:tcPr>
+            <w:tcW w:type="dxa" w:w="1514"/>
+          </w:tcPr>
+          <w:p>
+            <w:pPr>
+              <w:spacing w:before="20" w:after="20"/>
+            </w:pPr>
+            <w:r/>
+            <w:r>
+              <w:rPr>
+                <w:rFonts w:ascii="Verdana" w:hAnsi="Verdana"/>
+                <w:sz w:val="16"/>
+              </w:rPr>
               <w:t>m</w:t>
             </w:r>
           </w:p>
@@ -3401,6 +4508,9 @@
             <w:tcW w:type="dxa" w:w="1514"/>
           </w:tcPr>
           <w:p>
+            <w:pPr>
+              <w:spacing w:before="20" w:after="20"/>
+            </w:pPr>
             <w:r/>
             <w:r>
               <w:rPr>
@@ -3417,6 +4527,9 @@
             <w:tcW w:type="dxa" w:w="1514"/>
           </w:tcPr>
           <w:p>
+            <w:pPr>
+              <w:spacing w:before="20" w:after="20"/>
+            </w:pPr>
             <w:r/>
             <w:r>
               <w:rPr>
@@ -3424,70 +4537,6 @@
                 <w:b w:val="0"/>
                 <w:sz w:val="16"/>
               </w:rPr>
-              <w:t>0</w:t>
-            </w:r>
-          </w:p>
-        </w:tc>
-        <w:tc>
-          <w:tcPr>
-            <w:tcW w:type="dxa" w:w="1514"/>
-          </w:tcPr>
-          <w:p>
-            <w:r/>
-            <w:r>
-              <w:rPr>
-                <w:rFonts w:ascii="Verdana" w:hAnsi="Verdana"/>
-                <w:b w:val="0"/>
-                <w:sz w:val="16"/>
-              </w:rPr>
-              <w:t>12</w:t>
-            </w:r>
-          </w:p>
-        </w:tc>
-        <w:tc>
-          <w:tcPr>
-            <w:tcW w:type="dxa" w:w="1514"/>
-          </w:tcPr>
-          <w:p>
-            <w:r/>
-            <w:r>
-              <w:rPr>
-                <w:rFonts w:ascii="Verdana" w:hAnsi="Verdana"/>
-                <w:b w:val="0"/>
-                <w:sz w:val="16"/>
-              </w:rPr>
-              <w:t>m</w:t>
-            </w:r>
-          </w:p>
-        </w:tc>
-        <w:tc>
-          <w:tcPr>
-            <w:tcW w:type="dxa" w:w="1514"/>
-          </w:tcPr>
-          <w:p>
-            <w:r/>
-            <w:r>
-              <w:rPr>
-                <w:rFonts w:ascii="Verdana" w:hAnsi="Verdana"/>
-                <w:b w:val="0"/>
-                <w:sz w:val="16"/>
-              </w:rPr>
-              <w:t>1</w:t>
-            </w:r>
-          </w:p>
-        </w:tc>
-        <w:tc>
-          <w:tcPr>
-            <w:tcW w:type="dxa" w:w="1514"/>
-          </w:tcPr>
-          <w:p>
-            <w:r/>
-            <w:r>
-              <w:rPr>
-                <w:rFonts w:ascii="Verdana" w:hAnsi="Verdana"/>
-                <w:b w:val="0"/>
-                <w:sz w:val="16"/>
-              </w:rPr>
               <w:t>4</w:t>
             </w:r>
           </w:p>
@@ -3497,6 +4546,9 @@
             <w:tcW w:type="dxa" w:w="1514"/>
           </w:tcPr>
           <w:p>
+            <w:pPr>
+              <w:spacing w:before="20" w:after="20"/>
+            </w:pPr>
             <w:r/>
             <w:r>
               <w:rPr>
@@ -3518,6 +4570,9 @@
             <w:tcW w:type="dxa" w:w="1514"/>
           </w:tcPr>
           <w:p>
+            <w:pPr>
+              <w:spacing w:before="20" w:after="20"/>
+            </w:pPr>
             <w:r/>
             <w:r>
               <w:rPr>
@@ -3534,6 +4589,9 @@
             <w:tcW w:type="dxa" w:w="1514"/>
           </w:tcPr>
           <w:p>
+            <w:pPr>
+              <w:spacing w:before="20" w:after="20"/>
+            </w:pPr>
             <w:r/>
             <w:r>
               <w:rPr>
@@ -3550,6 +4608,27 @@
             <w:tcW w:type="dxa" w:w="1514"/>
           </w:tcPr>
           <w:p>
+            <w:pPr>
+              <w:spacing w:before="20" w:after="20"/>
+            </w:pPr>
+            <w:r/>
+            <w:r>
+              <w:rPr>
+                <w:rFonts w:ascii="Verdana" w:hAnsi="Verdana"/>
+                <w:sz w:val="16"/>
+              </w:rPr>
+              <w:t>m</w:t>
+            </w:r>
+          </w:p>
+        </w:tc>
+        <w:tc>
+          <w:tcPr>
+            <w:tcW w:type="dxa" w:w="1514"/>
+          </w:tcPr>
+          <w:p>
+            <w:pPr>
+              <w:spacing w:before="20" w:after="20"/>
+            </w:pPr>
             <w:r/>
             <w:r>
               <w:rPr>
@@ -3557,15 +4636,18 @@
                 <w:b w:val="0"/>
                 <w:sz w:val="16"/>
               </w:rPr>
-              <w:t>m</w:t>
-            </w:r>
-          </w:p>
-        </w:tc>
-        <w:tc>
-          <w:tcPr>
-            <w:tcW w:type="dxa" w:w="1514"/>
-          </w:tcPr>
-          <w:p>
+              <w:t>2</w:t>
+            </w:r>
+          </w:p>
+        </w:tc>
+        <w:tc>
+          <w:tcPr>
+            <w:tcW w:type="dxa" w:w="1514"/>
+          </w:tcPr>
+          <w:p>
+            <w:pPr>
+              <w:spacing w:before="20" w:after="20"/>
+            </w:pPr>
             <w:r/>
             <w:r>
               <w:rPr>
@@ -3573,15 +4655,18 @@
                 <w:b w:val="0"/>
                 <w:sz w:val="16"/>
               </w:rPr>
-              <w:t>2</w:t>
-            </w:r>
-          </w:p>
-        </w:tc>
-        <w:tc>
-          <w:tcPr>
-            <w:tcW w:type="dxa" w:w="1514"/>
-          </w:tcPr>
-          <w:p>
+              <w:t>-65000</w:t>
+            </w:r>
+          </w:p>
+        </w:tc>
+        <w:tc>
+          <w:tcPr>
+            <w:tcW w:type="dxa" w:w="1514"/>
+          </w:tcPr>
+          <w:p>
+            <w:pPr>
+              <w:spacing w:before="20" w:after="20"/>
+            </w:pPr>
             <w:r/>
             <w:r>
               <w:rPr>
@@ -3589,15 +4674,35 @@
                 <w:b w:val="0"/>
                 <w:sz w:val="16"/>
               </w:rPr>
-              <w:t>-65000</w:t>
-            </w:r>
-          </w:p>
-        </w:tc>
-        <w:tc>
-          <w:tcPr>
-            <w:tcW w:type="dxa" w:w="1514"/>
-          </w:tcPr>
-          <w:p>
+              <w:t>17</w:t>
+            </w:r>
+          </w:p>
+        </w:tc>
+        <w:tc>
+          <w:tcPr>
+            <w:tcW w:type="dxa" w:w="1514"/>
+          </w:tcPr>
+          <w:p>
+            <w:pPr>
+              <w:spacing w:before="20" w:after="20"/>
+            </w:pPr>
+            <w:r/>
+            <w:r>
+              <w:rPr>
+                <w:rFonts w:ascii="Verdana" w:hAnsi="Verdana"/>
+                <w:sz w:val="16"/>
+              </w:rPr>
+            </w:r>
+          </w:p>
+        </w:tc>
+        <w:tc>
+          <w:tcPr>
+            <w:tcW w:type="dxa" w:w="1514"/>
+          </w:tcPr>
+          <w:p>
+            <w:pPr>
+              <w:spacing w:before="20" w:after="20"/>
+            </w:pPr>
             <w:r/>
             <w:r>
               <w:rPr>
@@ -3605,15 +4710,17 @@
                 <w:b w:val="0"/>
                 <w:sz w:val="16"/>
               </w:rPr>
-              <w:t>17</w:t>
-            </w:r>
-          </w:p>
-        </w:tc>
-        <w:tc>
-          <w:tcPr>
-            <w:tcW w:type="dxa" w:w="1514"/>
-          </w:tcPr>
-          <w:p>
+            </w:r>
+          </w:p>
+        </w:tc>
+        <w:tc>
+          <w:tcPr>
+            <w:tcW w:type="dxa" w:w="1514"/>
+          </w:tcPr>
+          <w:p>
+            <w:pPr>
+              <w:spacing w:before="20" w:after="20"/>
+            </w:pPr>
             <w:r/>
             <w:r>
               <w:rPr>
@@ -3629,36 +4736,9 @@
             <w:tcW w:type="dxa" w:w="1514"/>
           </w:tcPr>
           <w:p>
-            <w:r/>
-            <w:r>
-              <w:rPr>
-                <w:rFonts w:ascii="Verdana" w:hAnsi="Verdana"/>
-                <w:b w:val="0"/>
-                <w:sz w:val="16"/>
-              </w:rPr>
-            </w:r>
-          </w:p>
-        </w:tc>
-        <w:tc>
-          <w:tcPr>
-            <w:tcW w:type="dxa" w:w="1514"/>
-          </w:tcPr>
-          <w:p>
-            <w:r/>
-            <w:r>
-              <w:rPr>
-                <w:rFonts w:ascii="Verdana" w:hAnsi="Verdana"/>
-                <w:b w:val="0"/>
-                <w:sz w:val="16"/>
-              </w:rPr>
-            </w:r>
-          </w:p>
-        </w:tc>
-        <w:tc>
-          <w:tcPr>
-            <w:tcW w:type="dxa" w:w="1514"/>
-          </w:tcPr>
-          <w:p>
+            <w:pPr>
+              <w:spacing w:before="20" w:after="20"/>
+            </w:pPr>
             <w:r/>
             <w:r>
               <w:rPr>
@@ -3680,6 +4760,9 @@
             <w:tcW w:type="dxa" w:w="1514"/>
           </w:tcPr>
           <w:p>
+            <w:pPr>
+              <w:spacing w:before="20" w:after="20"/>
+            </w:pPr>
             <w:r/>
             <w:r>
               <w:rPr>
@@ -3696,6 +4779,9 @@
             <w:tcW w:type="dxa" w:w="1514"/>
           </w:tcPr>
           <w:p>
+            <w:pPr>
+              <w:spacing w:before="20" w:after="20"/>
+            </w:pPr>
             <w:r/>
             <w:r>
               <w:rPr>
@@ -3712,6 +4798,27 @@
             <w:tcW w:type="dxa" w:w="1514"/>
           </w:tcPr>
           <w:p>
+            <w:pPr>
+              <w:spacing w:before="20" w:after="20"/>
+            </w:pPr>
+            <w:r/>
+            <w:r>
+              <w:rPr>
+                <w:rFonts w:ascii="Verdana" w:hAnsi="Verdana"/>
+                <w:sz w:val="16"/>
+              </w:rPr>
+              <w:t>Numeric</w:t>
+            </w:r>
+          </w:p>
+        </w:tc>
+        <w:tc>
+          <w:tcPr>
+            <w:tcW w:type="dxa" w:w="1514"/>
+          </w:tcPr>
+          <w:p>
+            <w:pPr>
+              <w:spacing w:before="20" w:after="20"/>
+            </w:pPr>
             <w:r/>
             <w:r>
               <w:rPr>
@@ -3719,6 +4826,62 @@
                 <w:b w:val="0"/>
                 <w:sz w:val="16"/>
               </w:rPr>
+              <w:t>0</w:t>
+            </w:r>
+          </w:p>
+        </w:tc>
+        <w:tc>
+          <w:tcPr>
+            <w:tcW w:type="dxa" w:w="1514"/>
+          </w:tcPr>
+          <w:p>
+            <w:pPr>
+              <w:spacing w:before="20" w:after="20"/>
+            </w:pPr>
+            <w:r/>
+            <w:r>
+              <w:rPr>
+                <w:rFonts w:ascii="Verdana" w:hAnsi="Verdana"/>
+                <w:b w:val="0"/>
+                <w:sz w:val="16"/>
+              </w:rPr>
+              <w:t>0</w:t>
+            </w:r>
+          </w:p>
+        </w:tc>
+        <w:tc>
+          <w:tcPr>
+            <w:tcW w:type="dxa" w:w="1514"/>
+          </w:tcPr>
+          <w:p>
+            <w:pPr>
+              <w:spacing w:before="20" w:after="20"/>
+            </w:pPr>
+            <w:r/>
+            <w:r>
+              <w:rPr>
+                <w:rFonts w:ascii="Verdana" w:hAnsi="Verdana"/>
+                <w:b w:val="0"/>
+                <w:sz w:val="16"/>
+              </w:rPr>
+              <w:t>12</w:t>
+            </w:r>
+          </w:p>
+        </w:tc>
+        <w:tc>
+          <w:tcPr>
+            <w:tcW w:type="dxa" w:w="1514"/>
+          </w:tcPr>
+          <w:p>
+            <w:pPr>
+              <w:spacing w:before="20" w:after="20"/>
+            </w:pPr>
+            <w:r/>
+            <w:r>
+              <w:rPr>
+                <w:rFonts w:ascii="Verdana" w:hAnsi="Verdana"/>
+                <w:sz w:val="16"/>
+              </w:rPr>
               <w:t>Numeric</w:t>
             </w:r>
           </w:p>
@@ -3728,6 +4891,9 @@
             <w:tcW w:type="dxa" w:w="1514"/>
           </w:tcPr>
           <w:p>
+            <w:pPr>
+              <w:spacing w:before="20" w:after="20"/>
+            </w:pPr>
             <w:r/>
             <w:r>
               <w:rPr>
@@ -3744,6 +4910,9 @@
             <w:tcW w:type="dxa" w:w="1514"/>
           </w:tcPr>
           <w:p>
+            <w:pPr>
+              <w:spacing w:before="20" w:after="20"/>
+            </w:pPr>
             <w:r/>
             <w:r>
               <w:rPr>
@@ -3751,70 +4920,6 @@
                 <w:b w:val="0"/>
                 <w:sz w:val="16"/>
               </w:rPr>
-              <w:t>0</w:t>
-            </w:r>
-          </w:p>
-        </w:tc>
-        <w:tc>
-          <w:tcPr>
-            <w:tcW w:type="dxa" w:w="1514"/>
-          </w:tcPr>
-          <w:p>
-            <w:r/>
-            <w:r>
-              <w:rPr>
-                <w:rFonts w:ascii="Verdana" w:hAnsi="Verdana"/>
-                <w:b w:val="0"/>
-                <w:sz w:val="16"/>
-              </w:rPr>
-              <w:t>12</w:t>
-            </w:r>
-          </w:p>
-        </w:tc>
-        <w:tc>
-          <w:tcPr>
-            <w:tcW w:type="dxa" w:w="1514"/>
-          </w:tcPr>
-          <w:p>
-            <w:r/>
-            <w:r>
-              <w:rPr>
-                <w:rFonts w:ascii="Verdana" w:hAnsi="Verdana"/>
-                <w:b w:val="0"/>
-                <w:sz w:val="16"/>
-              </w:rPr>
-              <w:t>Numeric</w:t>
-            </w:r>
-          </w:p>
-        </w:tc>
-        <w:tc>
-          <w:tcPr>
-            <w:tcW w:type="dxa" w:w="1514"/>
-          </w:tcPr>
-          <w:p>
-            <w:r/>
-            <w:r>
-              <w:rPr>
-                <w:rFonts w:ascii="Verdana" w:hAnsi="Verdana"/>
-                <w:b w:val="0"/>
-                <w:sz w:val="16"/>
-              </w:rPr>
-              <w:t>0</w:t>
-            </w:r>
-          </w:p>
-        </w:tc>
-        <w:tc>
-          <w:tcPr>
-            <w:tcW w:type="dxa" w:w="1514"/>
-          </w:tcPr>
-          <w:p>
-            <w:r/>
-            <w:r>
-              <w:rPr>
-                <w:rFonts w:ascii="Verdana" w:hAnsi="Verdana"/>
-                <w:b w:val="0"/>
-                <w:sz w:val="16"/>
-              </w:rPr>
               <w:t>4</w:t>
             </w:r>
           </w:p>
@@ -3824,6 +4929,9 @@
             <w:tcW w:type="dxa" w:w="1514"/>
           </w:tcPr>
           <w:p>
+            <w:pPr>
+              <w:spacing w:before="20" w:after="20"/>
+            </w:pPr>
             <w:r/>
             <w:r>
               <w:rPr>
@@ -3844,6 +4952,9 @@
             <w:tcW w:type="dxa" w:w="1514"/>
           </w:tcPr>
           <w:p>
+            <w:pPr>
+              <w:spacing w:before="20" w:after="20"/>
+            </w:pPr>
             <w:r/>
             <w:r>
               <w:rPr>
@@ -3860,6 +4971,9 @@
             <w:tcW w:type="dxa" w:w="1514"/>
           </w:tcPr>
           <w:p>
+            <w:pPr>
+              <w:spacing w:before="20" w:after="20"/>
+            </w:pPr>
             <w:r/>
             <w:r>
               <w:rPr>
@@ -3876,6 +4990,27 @@
             <w:tcW w:type="dxa" w:w="1514"/>
           </w:tcPr>
           <w:p>
+            <w:pPr>
+              <w:spacing w:before="20" w:after="20"/>
+            </w:pPr>
+            <w:r/>
+            <w:r>
+              <w:rPr>
+                <w:rFonts w:ascii="Verdana" w:hAnsi="Verdana"/>
+                <w:sz w:val="16"/>
+              </w:rPr>
+              <w:t>Numeric</w:t>
+            </w:r>
+          </w:p>
+        </w:tc>
+        <w:tc>
+          <w:tcPr>
+            <w:tcW w:type="dxa" w:w="1514"/>
+          </w:tcPr>
+          <w:p>
+            <w:pPr>
+              <w:spacing w:before="20" w:after="20"/>
+            </w:pPr>
             <w:r/>
             <w:r>
               <w:rPr>
@@ -3883,6 +5018,62 @@
                 <w:b w:val="0"/>
                 <w:sz w:val="16"/>
               </w:rPr>
+              <w:t>0</w:t>
+            </w:r>
+          </w:p>
+        </w:tc>
+        <w:tc>
+          <w:tcPr>
+            <w:tcW w:type="dxa" w:w="1514"/>
+          </w:tcPr>
+          <w:p>
+            <w:pPr>
+              <w:spacing w:before="20" w:after="20"/>
+            </w:pPr>
+            <w:r/>
+            <w:r>
+              <w:rPr>
+                <w:rFonts w:ascii="Verdana" w:hAnsi="Verdana"/>
+                <w:b w:val="0"/>
+                <w:sz w:val="16"/>
+              </w:rPr>
+              <w:t>0</w:t>
+            </w:r>
+          </w:p>
+        </w:tc>
+        <w:tc>
+          <w:tcPr>
+            <w:tcW w:type="dxa" w:w="1514"/>
+          </w:tcPr>
+          <w:p>
+            <w:pPr>
+              <w:spacing w:before="20" w:after="20"/>
+            </w:pPr>
+            <w:r/>
+            <w:r>
+              <w:rPr>
+                <w:rFonts w:ascii="Verdana" w:hAnsi="Verdana"/>
+                <w:b w:val="0"/>
+                <w:sz w:val="16"/>
+              </w:rPr>
+              <w:t>12</w:t>
+            </w:r>
+          </w:p>
+        </w:tc>
+        <w:tc>
+          <w:tcPr>
+            <w:tcW w:type="dxa" w:w="1514"/>
+          </w:tcPr>
+          <w:p>
+            <w:pPr>
+              <w:spacing w:before="20" w:after="20"/>
+            </w:pPr>
+            <w:r/>
+            <w:r>
+              <w:rPr>
+                <w:rFonts w:ascii="Verdana" w:hAnsi="Verdana"/>
+                <w:sz w:val="16"/>
+              </w:rPr>
               <w:t>Numeric</w:t>
             </w:r>
           </w:p>
@@ -3892,6 +5083,9 @@
             <w:tcW w:type="dxa" w:w="1514"/>
           </w:tcPr>
           <w:p>
+            <w:pPr>
+              <w:spacing w:before="20" w:after="20"/>
+            </w:pPr>
             <w:r/>
             <w:r>
               <w:rPr>
@@ -3908,6 +5102,9 @@
             <w:tcW w:type="dxa" w:w="1514"/>
           </w:tcPr>
           <w:p>
+            <w:pPr>
+              <w:spacing w:before="20" w:after="20"/>
+            </w:pPr>
             <w:r/>
             <w:r>
               <w:rPr>
@@ -3915,70 +5112,6 @@
                 <w:b w:val="0"/>
                 <w:sz w:val="16"/>
               </w:rPr>
-              <w:t>0</w:t>
-            </w:r>
-          </w:p>
-        </w:tc>
-        <w:tc>
-          <w:tcPr>
-            <w:tcW w:type="dxa" w:w="1514"/>
-          </w:tcPr>
-          <w:p>
-            <w:r/>
-            <w:r>
-              <w:rPr>
-                <w:rFonts w:ascii="Verdana" w:hAnsi="Verdana"/>
-                <w:b w:val="0"/>
-                <w:sz w:val="16"/>
-              </w:rPr>
-              <w:t>12</w:t>
-            </w:r>
-          </w:p>
-        </w:tc>
-        <w:tc>
-          <w:tcPr>
-            <w:tcW w:type="dxa" w:w="1514"/>
-          </w:tcPr>
-          <w:p>
-            <w:r/>
-            <w:r>
-              <w:rPr>
-                <w:rFonts w:ascii="Verdana" w:hAnsi="Verdana"/>
-                <w:b w:val="0"/>
-                <w:sz w:val="16"/>
-              </w:rPr>
-              <w:t>Numeric</w:t>
-            </w:r>
-          </w:p>
-        </w:tc>
-        <w:tc>
-          <w:tcPr>
-            <w:tcW w:type="dxa" w:w="1514"/>
-          </w:tcPr>
-          <w:p>
-            <w:r/>
-            <w:r>
-              <w:rPr>
-                <w:rFonts w:ascii="Verdana" w:hAnsi="Verdana"/>
-                <w:b w:val="0"/>
-                <w:sz w:val="16"/>
-              </w:rPr>
-              <w:t>0</w:t>
-            </w:r>
-          </w:p>
-        </w:tc>
-        <w:tc>
-          <w:tcPr>
-            <w:tcW w:type="dxa" w:w="1514"/>
-          </w:tcPr>
-          <w:p>
-            <w:r/>
-            <w:r>
-              <w:rPr>
-                <w:rFonts w:ascii="Verdana" w:hAnsi="Verdana"/>
-                <w:b w:val="0"/>
-                <w:sz w:val="16"/>
-              </w:rPr>
               <w:t>4</w:t>
             </w:r>
           </w:p>
@@ -3988,6 +5121,9 @@
             <w:tcW w:type="dxa" w:w="1514"/>
           </w:tcPr>
           <w:p>
+            <w:pPr>
+              <w:spacing w:before="20" w:after="20"/>
+            </w:pPr>
             <w:r/>
             <w:r>
               <w:rPr>
@@ -4008,6 +5144,9 @@
             <w:tcW w:type="dxa" w:w="1514"/>
           </w:tcPr>
           <w:p>
+            <w:pPr>
+              <w:spacing w:before="20" w:after="20"/>
+            </w:pPr>
             <w:r/>
             <w:r>
               <w:rPr>
@@ -4024,6 +5163,9 @@
             <w:tcW w:type="dxa" w:w="1514"/>
           </w:tcPr>
           <w:p>
+            <w:pPr>
+              <w:spacing w:before="20" w:after="20"/>
+            </w:pPr>
             <w:r/>
             <w:r>
               <w:rPr>
@@ -4040,6 +5182,27 @@
             <w:tcW w:type="dxa" w:w="1514"/>
           </w:tcPr>
           <w:p>
+            <w:pPr>
+              <w:spacing w:before="20" w:after="20"/>
+            </w:pPr>
+            <w:r/>
+            <w:r>
+              <w:rPr>
+                <w:rFonts w:ascii="Verdana" w:hAnsi="Verdana"/>
+                <w:sz w:val="16"/>
+              </w:rPr>
+              <w:t>m</w:t>
+            </w:r>
+          </w:p>
+        </w:tc>
+        <w:tc>
+          <w:tcPr>
+            <w:tcW w:type="dxa" w:w="1514"/>
+          </w:tcPr>
+          <w:p>
+            <w:pPr>
+              <w:spacing w:before="20" w:after="20"/>
+            </w:pPr>
             <w:r/>
             <w:r>
               <w:rPr>
@@ -4047,6 +5210,62 @@
                 <w:b w:val="0"/>
                 <w:sz w:val="16"/>
               </w:rPr>
+              <w:t>1</w:t>
+            </w:r>
+          </w:p>
+        </w:tc>
+        <w:tc>
+          <w:tcPr>
+            <w:tcW w:type="dxa" w:w="1514"/>
+          </w:tcPr>
+          <w:p>
+            <w:pPr>
+              <w:spacing w:before="20" w:after="20"/>
+            </w:pPr>
+            <w:r/>
+            <w:r>
+              <w:rPr>
+                <w:rFonts w:ascii="Verdana" w:hAnsi="Verdana"/>
+                <w:b w:val="0"/>
+                <w:sz w:val="16"/>
+              </w:rPr>
+              <w:t>62000000</w:t>
+            </w:r>
+          </w:p>
+        </w:tc>
+        <w:tc>
+          <w:tcPr>
+            <w:tcW w:type="dxa" w:w="1514"/>
+          </w:tcPr>
+          <w:p>
+            <w:pPr>
+              <w:spacing w:before="20" w:after="20"/>
+            </w:pPr>
+            <w:r/>
+            <w:r>
+              <w:rPr>
+                <w:rFonts w:ascii="Verdana" w:hAnsi="Verdana"/>
+                <w:b w:val="0"/>
+                <w:sz w:val="16"/>
+              </w:rPr>
+              <w:t>22</w:t>
+            </w:r>
+          </w:p>
+        </w:tc>
+        <w:tc>
+          <w:tcPr>
+            <w:tcW w:type="dxa" w:w="1514"/>
+          </w:tcPr>
+          <w:p>
+            <w:pPr>
+              <w:spacing w:before="20" w:after="20"/>
+            </w:pPr>
+            <w:r/>
+            <w:r>
+              <w:rPr>
+                <w:rFonts w:ascii="Verdana" w:hAnsi="Verdana"/>
+                <w:sz w:val="16"/>
+              </w:rPr>
               <w:t>m</w:t>
             </w:r>
           </w:p>
@@ -4056,6 +5275,9 @@
             <w:tcW w:type="dxa" w:w="1514"/>
           </w:tcPr>
           <w:p>
+            <w:pPr>
+              <w:spacing w:before="20" w:after="20"/>
+            </w:pPr>
             <w:r/>
             <w:r>
               <w:rPr>
@@ -4072,6 +5294,9 @@
             <w:tcW w:type="dxa" w:w="1514"/>
           </w:tcPr>
           <w:p>
+            <w:pPr>
+              <w:spacing w:before="20" w:after="20"/>
+            </w:pPr>
             <w:r/>
             <w:r>
               <w:rPr>
@@ -4079,70 +5304,6 @@
                 <w:b w:val="0"/>
                 <w:sz w:val="16"/>
               </w:rPr>
-              <w:t>62000000</w:t>
-            </w:r>
-          </w:p>
-        </w:tc>
-        <w:tc>
-          <w:tcPr>
-            <w:tcW w:type="dxa" w:w="1514"/>
-          </w:tcPr>
-          <w:p>
-            <w:r/>
-            <w:r>
-              <w:rPr>
-                <w:rFonts w:ascii="Verdana" w:hAnsi="Verdana"/>
-                <w:b w:val="0"/>
-                <w:sz w:val="16"/>
-              </w:rPr>
-              <w:t>22</w:t>
-            </w:r>
-          </w:p>
-        </w:tc>
-        <w:tc>
-          <w:tcPr>
-            <w:tcW w:type="dxa" w:w="1514"/>
-          </w:tcPr>
-          <w:p>
-            <w:r/>
-            <w:r>
-              <w:rPr>
-                <w:rFonts w:ascii="Verdana" w:hAnsi="Verdana"/>
-                <w:b w:val="0"/>
-                <w:sz w:val="16"/>
-              </w:rPr>
-              <w:t>m</w:t>
-            </w:r>
-          </w:p>
-        </w:tc>
-        <w:tc>
-          <w:tcPr>
-            <w:tcW w:type="dxa" w:w="1514"/>
-          </w:tcPr>
-          <w:p>
-            <w:r/>
-            <w:r>
-              <w:rPr>
-                <w:rFonts w:ascii="Verdana" w:hAnsi="Verdana"/>
-                <w:b w:val="0"/>
-                <w:sz w:val="16"/>
-              </w:rPr>
-              <w:t>1</w:t>
-            </w:r>
-          </w:p>
-        </w:tc>
-        <w:tc>
-          <w:tcPr>
-            <w:tcW w:type="dxa" w:w="1514"/>
-          </w:tcPr>
-          <w:p>
-            <w:r/>
-            <w:r>
-              <w:rPr>
-                <w:rFonts w:ascii="Verdana" w:hAnsi="Verdana"/>
-                <w:b w:val="0"/>
-                <w:sz w:val="16"/>
-              </w:rPr>
               <w:t>8</w:t>
             </w:r>
           </w:p>
@@ -4152,6 +5313,9 @@
             <w:tcW w:type="dxa" w:w="1514"/>
           </w:tcPr>
           <w:p>
+            <w:pPr>
+              <w:spacing w:before="20" w:after="20"/>
+            </w:pPr>
             <w:r/>
             <w:r>
               <w:rPr>
@@ -4173,6 +5337,9 @@
             <w:tcW w:type="dxa" w:w="1514"/>
           </w:tcPr>
           <w:p>
+            <w:pPr>
+              <w:spacing w:before="20" w:after="20"/>
+            </w:pPr>
             <w:r/>
             <w:r>
               <w:rPr>
@@ -4189,6 +5356,9 @@
             <w:tcW w:type="dxa" w:w="1514"/>
           </w:tcPr>
           <w:p>
+            <w:pPr>
+              <w:spacing w:before="20" w:after="20"/>
+            </w:pPr>
             <w:r/>
             <w:r>
               <w:rPr>
@@ -4205,6 +5375,27 @@
             <w:tcW w:type="dxa" w:w="1514"/>
           </w:tcPr>
           <w:p>
+            <w:pPr>
+              <w:spacing w:before="20" w:after="20"/>
+            </w:pPr>
+            <w:r/>
+            <w:r>
+              <w:rPr>
+                <w:rFonts w:ascii="Verdana" w:hAnsi="Verdana"/>
+                <w:sz w:val="16"/>
+              </w:rPr>
+              <w:t>m</w:t>
+            </w:r>
+          </w:p>
+        </w:tc>
+        <w:tc>
+          <w:tcPr>
+            <w:tcW w:type="dxa" w:w="1514"/>
+          </w:tcPr>
+          <w:p>
+            <w:pPr>
+              <w:spacing w:before="20" w:after="20"/>
+            </w:pPr>
             <w:r/>
             <w:r>
               <w:rPr>
@@ -4212,6 +5403,62 @@
                 <w:b w:val="0"/>
                 <w:sz w:val="16"/>
               </w:rPr>
+              <w:t>2</w:t>
+            </w:r>
+          </w:p>
+        </w:tc>
+        <w:tc>
+          <w:tcPr>
+            <w:tcW w:type="dxa" w:w="1514"/>
+          </w:tcPr>
+          <w:p>
+            <w:pPr>
+              <w:spacing w:before="20" w:after="20"/>
+            </w:pPr>
+            <w:r/>
+            <w:r>
+              <w:rPr>
+                <w:rFonts w:ascii="Verdana" w:hAnsi="Verdana"/>
+                <w:b w:val="0"/>
+                <w:sz w:val="16"/>
+              </w:rPr>
+              <w:t>0</w:t>
+            </w:r>
+          </w:p>
+        </w:tc>
+        <w:tc>
+          <w:tcPr>
+            <w:tcW w:type="dxa" w:w="1514"/>
+          </w:tcPr>
+          <w:p>
+            <w:pPr>
+              <w:spacing w:before="20" w:after="20"/>
+            </w:pPr>
+            <w:r/>
+            <w:r>
+              <w:rPr>
+                <w:rFonts w:ascii="Verdana" w:hAnsi="Verdana"/>
+                <w:b w:val="0"/>
+                <w:sz w:val="16"/>
+              </w:rPr>
+              <w:t>14</w:t>
+            </w:r>
+          </w:p>
+        </w:tc>
+        <w:tc>
+          <w:tcPr>
+            <w:tcW w:type="dxa" w:w="1514"/>
+          </w:tcPr>
+          <w:p>
+            <w:pPr>
+              <w:spacing w:before="20" w:after="20"/>
+            </w:pPr>
+            <w:r/>
+            <w:r>
+              <w:rPr>
+                <w:rFonts w:ascii="Verdana" w:hAnsi="Verdana"/>
+                <w:sz w:val="16"/>
+              </w:rPr>
               <w:t>m</w:t>
             </w:r>
           </w:p>
@@ -4221,6 +5468,9 @@
             <w:tcW w:type="dxa" w:w="1514"/>
           </w:tcPr>
           <w:p>
+            <w:pPr>
+              <w:spacing w:before="20" w:after="20"/>
+            </w:pPr>
             <w:r/>
             <w:r>
               <w:rPr>
@@ -4237,6 +5487,9 @@
             <w:tcW w:type="dxa" w:w="1514"/>
           </w:tcPr>
           <w:p>
+            <w:pPr>
+              <w:spacing w:before="20" w:after="20"/>
+            </w:pPr>
             <w:r/>
             <w:r>
               <w:rPr>
@@ -4244,70 +5497,6 @@
                 <w:b w:val="0"/>
                 <w:sz w:val="16"/>
               </w:rPr>
-              <w:t>0</w:t>
-            </w:r>
-          </w:p>
-        </w:tc>
-        <w:tc>
-          <w:tcPr>
-            <w:tcW w:type="dxa" w:w="1514"/>
-          </w:tcPr>
-          <w:p>
-            <w:r/>
-            <w:r>
-              <w:rPr>
-                <w:rFonts w:ascii="Verdana" w:hAnsi="Verdana"/>
-                <w:b w:val="0"/>
-                <w:sz w:val="16"/>
-              </w:rPr>
-              <w:t>14</w:t>
-            </w:r>
-          </w:p>
-        </w:tc>
-        <w:tc>
-          <w:tcPr>
-            <w:tcW w:type="dxa" w:w="1514"/>
-          </w:tcPr>
-          <w:p>
-            <w:r/>
-            <w:r>
-              <w:rPr>
-                <w:rFonts w:ascii="Verdana" w:hAnsi="Verdana"/>
-                <w:b w:val="0"/>
-                <w:sz w:val="16"/>
-              </w:rPr>
-              <w:t>m</w:t>
-            </w:r>
-          </w:p>
-        </w:tc>
-        <w:tc>
-          <w:tcPr>
-            <w:tcW w:type="dxa" w:w="1514"/>
-          </w:tcPr>
-          <w:p>
-            <w:r/>
-            <w:r>
-              <w:rPr>
-                <w:rFonts w:ascii="Verdana" w:hAnsi="Verdana"/>
-                <w:b w:val="0"/>
-                <w:sz w:val="16"/>
-              </w:rPr>
-              <w:t>2</w:t>
-            </w:r>
-          </w:p>
-        </w:tc>
-        <w:tc>
-          <w:tcPr>
-            <w:tcW w:type="dxa" w:w="1514"/>
-          </w:tcPr>
-          <w:p>
-            <w:r/>
-            <w:r>
-              <w:rPr>
-                <w:rFonts w:ascii="Verdana" w:hAnsi="Verdana"/>
-                <w:b w:val="0"/>
-                <w:sz w:val="16"/>
-              </w:rPr>
               <w:t>5</w:t>
             </w:r>
           </w:p>
@@ -4317,6 +5506,9 @@
             <w:tcW w:type="dxa" w:w="1514"/>
           </w:tcPr>
           <w:p>
+            <w:pPr>
+              <w:spacing w:before="20" w:after="20"/>
+            </w:pPr>
             <w:r/>
             <w:r>
               <w:rPr>
@@ -4337,6 +5529,9 @@
             <w:tcW w:type="dxa" w:w="1514"/>
           </w:tcPr>
           <w:p>
+            <w:pPr>
+              <w:spacing w:before="20" w:after="20"/>
+            </w:pPr>
             <w:r/>
             <w:r>
               <w:rPr>
@@ -4353,6 +5548,9 @@
             <w:tcW w:type="dxa" w:w="1514"/>
           </w:tcPr>
           <w:p>
+            <w:pPr>
+              <w:spacing w:before="20" w:after="20"/>
+            </w:pPr>
             <w:r/>
             <w:r>
               <w:rPr>
@@ -4369,6 +5567,27 @@
             <w:tcW w:type="dxa" w:w="1514"/>
           </w:tcPr>
           <w:p>
+            <w:pPr>
+              <w:spacing w:before="20" w:after="20"/>
+            </w:pPr>
+            <w:r/>
+            <w:r>
+              <w:rPr>
+                <w:rFonts w:ascii="Verdana" w:hAnsi="Verdana"/>
+                <w:sz w:val="16"/>
+              </w:rPr>
+              <w:t>m</w:t>
+            </w:r>
+          </w:p>
+        </w:tc>
+        <w:tc>
+          <w:tcPr>
+            <w:tcW w:type="dxa" w:w="1514"/>
+          </w:tcPr>
+          <w:p>
+            <w:pPr>
+              <w:spacing w:before="20" w:after="20"/>
+            </w:pPr>
             <w:r/>
             <w:r>
               <w:rPr>
@@ -4376,6 +5595,62 @@
                 <w:b w:val="0"/>
                 <w:sz w:val="16"/>
               </w:rPr>
+              <w:t>1</w:t>
+            </w:r>
+          </w:p>
+        </w:tc>
+        <w:tc>
+          <w:tcPr>
+            <w:tcW w:type="dxa" w:w="1514"/>
+          </w:tcPr>
+          <w:p>
+            <w:pPr>
+              <w:spacing w:before="20" w:after="20"/>
+            </w:pPr>
+            <w:r/>
+            <w:r>
+              <w:rPr>
+                <w:rFonts w:ascii="Verdana" w:hAnsi="Verdana"/>
+                <w:b w:val="0"/>
+                <w:sz w:val="16"/>
+              </w:rPr>
+              <w:t>0</w:t>
+            </w:r>
+          </w:p>
+        </w:tc>
+        <w:tc>
+          <w:tcPr>
+            <w:tcW w:type="dxa" w:w="1514"/>
+          </w:tcPr>
+          <w:p>
+            <w:pPr>
+              <w:spacing w:before="20" w:after="20"/>
+            </w:pPr>
+            <w:r/>
+            <w:r>
+              <w:rPr>
+                <w:rFonts w:ascii="Verdana" w:hAnsi="Verdana"/>
+                <w:b w:val="0"/>
+                <w:sz w:val="16"/>
+              </w:rPr>
+              <w:t>17</w:t>
+            </w:r>
+          </w:p>
+        </w:tc>
+        <w:tc>
+          <w:tcPr>
+            <w:tcW w:type="dxa" w:w="1514"/>
+          </w:tcPr>
+          <w:p>
+            <w:pPr>
+              <w:spacing w:before="20" w:after="20"/>
+            </w:pPr>
+            <w:r/>
+            <w:r>
+              <w:rPr>
+                <w:rFonts w:ascii="Verdana" w:hAnsi="Verdana"/>
+                <w:sz w:val="16"/>
+              </w:rPr>
               <w:t>m</w:t>
             </w:r>
           </w:p>
@@ -4385,6 +5660,9 @@
             <w:tcW w:type="dxa" w:w="1514"/>
           </w:tcPr>
           <w:p>
+            <w:pPr>
+              <w:spacing w:before="20" w:after="20"/>
+            </w:pPr>
             <w:r/>
             <w:r>
               <w:rPr>
@@ -4401,6 +5679,9 @@
             <w:tcW w:type="dxa" w:w="1514"/>
           </w:tcPr>
           <w:p>
+            <w:pPr>
+              <w:spacing w:before="20" w:after="20"/>
+            </w:pPr>
             <w:r/>
             <w:r>
               <w:rPr>
@@ -4408,70 +5689,6 @@
                 <w:b w:val="0"/>
                 <w:sz w:val="16"/>
               </w:rPr>
-              <w:t>0</w:t>
-            </w:r>
-          </w:p>
-        </w:tc>
-        <w:tc>
-          <w:tcPr>
-            <w:tcW w:type="dxa" w:w="1514"/>
-          </w:tcPr>
-          <w:p>
-            <w:r/>
-            <w:r>
-              <w:rPr>
-                <w:rFonts w:ascii="Verdana" w:hAnsi="Verdana"/>
-                <w:b w:val="0"/>
-                <w:sz w:val="16"/>
-              </w:rPr>
-              <w:t>17</w:t>
-            </w:r>
-          </w:p>
-        </w:tc>
-        <w:tc>
-          <w:tcPr>
-            <w:tcW w:type="dxa" w:w="1514"/>
-          </w:tcPr>
-          <w:p>
-            <w:r/>
-            <w:r>
-              <w:rPr>
-                <w:rFonts w:ascii="Verdana" w:hAnsi="Verdana"/>
-                <w:b w:val="0"/>
-                <w:sz w:val="16"/>
-              </w:rPr>
-              <w:t>m</w:t>
-            </w:r>
-          </w:p>
-        </w:tc>
-        <w:tc>
-          <w:tcPr>
-            <w:tcW w:type="dxa" w:w="1514"/>
-          </w:tcPr>
-          <w:p>
-            <w:r/>
-            <w:r>
-              <w:rPr>
-                <w:rFonts w:ascii="Verdana" w:hAnsi="Verdana"/>
-                <w:b w:val="0"/>
-                <w:sz w:val="16"/>
-              </w:rPr>
-              <w:t>1</w:t>
-            </w:r>
-          </w:p>
-        </w:tc>
-        <w:tc>
-          <w:tcPr>
-            <w:tcW w:type="dxa" w:w="1514"/>
-          </w:tcPr>
-          <w:p>
-            <w:r/>
-            <w:r>
-              <w:rPr>
-                <w:rFonts w:ascii="Verdana" w:hAnsi="Verdana"/>
-                <w:b w:val="0"/>
-                <w:sz w:val="16"/>
-              </w:rPr>
               <w:t>6</w:t>
             </w:r>
           </w:p>
@@ -4481,6 +5698,9 @@
             <w:tcW w:type="dxa" w:w="1514"/>
           </w:tcPr>
           <w:p>
+            <w:pPr>
+              <w:spacing w:before="20" w:after="20"/>
+            </w:pPr>
             <w:r/>
             <w:r>
               <w:rPr>
@@ -4501,6 +5721,9 @@
             <w:tcW w:type="dxa" w:w="1514"/>
           </w:tcPr>
           <w:p>
+            <w:pPr>
+              <w:spacing w:before="20" w:after="20"/>
+            </w:pPr>
             <w:r/>
             <w:r>
               <w:rPr>
@@ -4517,6 +5740,9 @@
             <w:tcW w:type="dxa" w:w="1514"/>
           </w:tcPr>
           <w:p>
+            <w:pPr>
+              <w:spacing w:before="20" w:after="20"/>
+            </w:pPr>
             <w:r/>
             <w:r>
               <w:rPr>
@@ -4533,6 +5759,27 @@
             <w:tcW w:type="dxa" w:w="1514"/>
           </w:tcPr>
           <w:p>
+            <w:pPr>
+              <w:spacing w:before="20" w:after="20"/>
+            </w:pPr>
+            <w:r/>
+            <w:r>
+              <w:rPr>
+                <w:rFonts w:ascii="Verdana" w:hAnsi="Verdana"/>
+                <w:sz w:val="16"/>
+              </w:rPr>
+              <w:t>m</w:t>
+            </w:r>
+          </w:p>
+        </w:tc>
+        <w:tc>
+          <w:tcPr>
+            <w:tcW w:type="dxa" w:w="1514"/>
+          </w:tcPr>
+          <w:p>
+            <w:pPr>
+              <w:spacing w:before="20" w:after="20"/>
+            </w:pPr>
             <w:r/>
             <w:r>
               <w:rPr>
@@ -4540,6 +5787,62 @@
                 <w:b w:val="0"/>
                 <w:sz w:val="16"/>
               </w:rPr>
+              <w:t>2</w:t>
+            </w:r>
+          </w:p>
+        </w:tc>
+        <w:tc>
+          <w:tcPr>
+            <w:tcW w:type="dxa" w:w="1514"/>
+          </w:tcPr>
+          <w:p>
+            <w:pPr>
+              <w:spacing w:before="20" w:after="20"/>
+            </w:pPr>
+            <w:r/>
+            <w:r>
+              <w:rPr>
+                <w:rFonts w:ascii="Verdana" w:hAnsi="Verdana"/>
+                <w:b w:val="0"/>
+                <w:sz w:val="16"/>
+              </w:rPr>
+              <w:t>0</w:t>
+            </w:r>
+          </w:p>
+        </w:tc>
+        <w:tc>
+          <w:tcPr>
+            <w:tcW w:type="dxa" w:w="1514"/>
+          </w:tcPr>
+          <w:p>
+            <w:pPr>
+              <w:spacing w:before="20" w:after="20"/>
+            </w:pPr>
+            <w:r/>
+            <w:r>
+              <w:rPr>
+                <w:rFonts w:ascii="Verdana" w:hAnsi="Verdana"/>
+                <w:b w:val="0"/>
+                <w:sz w:val="16"/>
+              </w:rPr>
+              <w:t>20</w:t>
+            </w:r>
+          </w:p>
+        </w:tc>
+        <w:tc>
+          <w:tcPr>
+            <w:tcW w:type="dxa" w:w="1514"/>
+          </w:tcPr>
+          <w:p>
+            <w:pPr>
+              <w:spacing w:before="20" w:after="20"/>
+            </w:pPr>
+            <w:r/>
+            <w:r>
+              <w:rPr>
+                <w:rFonts w:ascii="Verdana" w:hAnsi="Verdana"/>
+                <w:sz w:val="16"/>
+              </w:rPr>
               <w:t>m</w:t>
             </w:r>
           </w:p>
@@ -4549,6 +5852,9 @@
             <w:tcW w:type="dxa" w:w="1514"/>
           </w:tcPr>
           <w:p>
+            <w:pPr>
+              <w:spacing w:before="20" w:after="20"/>
+            </w:pPr>
             <w:r/>
             <w:r>
               <w:rPr>
@@ -4565,6 +5871,9 @@
             <w:tcW w:type="dxa" w:w="1514"/>
           </w:tcPr>
           <w:p>
+            <w:pPr>
+              <w:spacing w:before="20" w:after="20"/>
+            </w:pPr>
             <w:r/>
             <w:r>
               <w:rPr>
@@ -4572,70 +5881,6 @@
                 <w:b w:val="0"/>
                 <w:sz w:val="16"/>
               </w:rPr>
-              <w:t>0</w:t>
-            </w:r>
-          </w:p>
-        </w:tc>
-        <w:tc>
-          <w:tcPr>
-            <w:tcW w:type="dxa" w:w="1514"/>
-          </w:tcPr>
-          <w:p>
-            <w:r/>
-            <w:r>
-              <w:rPr>
-                <w:rFonts w:ascii="Verdana" w:hAnsi="Verdana"/>
-                <w:b w:val="0"/>
-                <w:sz w:val="16"/>
-              </w:rPr>
-              <w:t>20</w:t>
-            </w:r>
-          </w:p>
-        </w:tc>
-        <w:tc>
-          <w:tcPr>
-            <w:tcW w:type="dxa" w:w="1514"/>
-          </w:tcPr>
-          <w:p>
-            <w:r/>
-            <w:r>
-              <w:rPr>
-                <w:rFonts w:ascii="Verdana" w:hAnsi="Verdana"/>
-                <w:b w:val="0"/>
-                <w:sz w:val="16"/>
-              </w:rPr>
-              <w:t>m</w:t>
-            </w:r>
-          </w:p>
-        </w:tc>
-        <w:tc>
-          <w:tcPr>
-            <w:tcW w:type="dxa" w:w="1514"/>
-          </w:tcPr>
-          <w:p>
-            <w:r/>
-            <w:r>
-              <w:rPr>
-                <w:rFonts w:ascii="Verdana" w:hAnsi="Verdana"/>
-                <w:b w:val="0"/>
-                <w:sz w:val="16"/>
-              </w:rPr>
-              <w:t>2</w:t>
-            </w:r>
-          </w:p>
-        </w:tc>
-        <w:tc>
-          <w:tcPr>
-            <w:tcW w:type="dxa" w:w="1514"/>
-          </w:tcPr>
-          <w:p>
-            <w:r/>
-            <w:r>
-              <w:rPr>
-                <w:rFonts w:ascii="Verdana" w:hAnsi="Verdana"/>
-                <w:b w:val="0"/>
-                <w:sz w:val="16"/>
-              </w:rPr>
               <w:t>7</w:t>
             </w:r>
           </w:p>
@@ -4645,6 +5890,9 @@
             <w:tcW w:type="dxa" w:w="1514"/>
           </w:tcPr>
           <w:p>
+            <w:pPr>
+              <w:spacing w:before="20" w:after="20"/>
+            </w:pPr>
             <w:r/>
             <w:r>
               <w:rPr>
@@ -4665,6 +5913,9 @@
             <w:tcW w:type="dxa" w:w="1514"/>
           </w:tcPr>
           <w:p>
+            <w:pPr>
+              <w:spacing w:before="20" w:after="20"/>
+            </w:pPr>
             <w:r/>
             <w:r>
               <w:rPr>
@@ -4681,6 +5932,9 @@
             <w:tcW w:type="dxa" w:w="1514"/>
           </w:tcPr>
           <w:p>
+            <w:pPr>
+              <w:spacing w:before="20" w:after="20"/>
+            </w:pPr>
             <w:r/>
             <w:r>
               <w:rPr>
@@ -4697,6 +5951,27 @@
             <w:tcW w:type="dxa" w:w="1514"/>
           </w:tcPr>
           <w:p>
+            <w:pPr>
+              <w:spacing w:before="20" w:after="20"/>
+            </w:pPr>
+            <w:r/>
+            <w:r>
+              <w:rPr>
+                <w:rFonts w:ascii="Verdana" w:hAnsi="Verdana"/>
+                <w:sz w:val="16"/>
+              </w:rPr>
+              <w:t>m</w:t>
+            </w:r>
+          </w:p>
+        </w:tc>
+        <w:tc>
+          <w:tcPr>
+            <w:tcW w:type="dxa" w:w="1514"/>
+          </w:tcPr>
+          <w:p>
+            <w:pPr>
+              <w:spacing w:before="20" w:after="20"/>
+            </w:pPr>
             <w:r/>
             <w:r>
               <w:rPr>
@@ -4704,6 +5979,62 @@
                 <w:b w:val="0"/>
                 <w:sz w:val="16"/>
               </w:rPr>
+              <w:t>0</w:t>
+            </w:r>
+          </w:p>
+        </w:tc>
+        <w:tc>
+          <w:tcPr>
+            <w:tcW w:type="dxa" w:w="1514"/>
+          </w:tcPr>
+          <w:p>
+            <w:pPr>
+              <w:spacing w:before="20" w:after="20"/>
+            </w:pPr>
+            <w:r/>
+            <w:r>
+              <w:rPr>
+                <w:rFonts w:ascii="Verdana" w:hAnsi="Verdana"/>
+                <w:b w:val="0"/>
+                <w:sz w:val="16"/>
+              </w:rPr>
+              <w:t>0</w:t>
+            </w:r>
+          </w:p>
+        </w:tc>
+        <w:tc>
+          <w:tcPr>
+            <w:tcW w:type="dxa" w:w="1514"/>
+          </w:tcPr>
+          <w:p>
+            <w:pPr>
+              <w:spacing w:before="20" w:after="20"/>
+            </w:pPr>
+            <w:r/>
+            <w:r>
+              <w:rPr>
+                <w:rFonts w:ascii="Verdana" w:hAnsi="Verdana"/>
+                <w:b w:val="0"/>
+                <w:sz w:val="16"/>
+              </w:rPr>
+              <w:t>4</w:t>
+            </w:r>
+          </w:p>
+        </w:tc>
+        <w:tc>
+          <w:tcPr>
+            <w:tcW w:type="dxa" w:w="1514"/>
+          </w:tcPr>
+          <w:p>
+            <w:pPr>
+              <w:spacing w:before="20" w:after="20"/>
+            </w:pPr>
+            <w:r/>
+            <w:r>
+              <w:rPr>
+                <w:rFonts w:ascii="Verdana" w:hAnsi="Verdana"/>
+                <w:sz w:val="16"/>
+              </w:rPr>
               <w:t>m</w:t>
             </w:r>
           </w:p>
@@ -4713,6 +6044,9 @@
             <w:tcW w:type="dxa" w:w="1514"/>
           </w:tcPr>
           <w:p>
+            <w:pPr>
+              <w:spacing w:before="20" w:after="20"/>
+            </w:pPr>
             <w:r/>
             <w:r>
               <w:rPr>
@@ -4729,6 +6063,9 @@
             <w:tcW w:type="dxa" w:w="1514"/>
           </w:tcPr>
           <w:p>
+            <w:pPr>
+              <w:spacing w:before="20" w:after="20"/>
+            </w:pPr>
             <w:r/>
             <w:r>
               <w:rPr>
@@ -4736,70 +6073,6 @@
                 <w:b w:val="0"/>
                 <w:sz w:val="16"/>
               </w:rPr>
-              <w:t>0</w:t>
-            </w:r>
-          </w:p>
-        </w:tc>
-        <w:tc>
-          <w:tcPr>
-            <w:tcW w:type="dxa" w:w="1514"/>
-          </w:tcPr>
-          <w:p>
-            <w:r/>
-            <w:r>
-              <w:rPr>
-                <w:rFonts w:ascii="Verdana" w:hAnsi="Verdana"/>
-                <w:b w:val="0"/>
-                <w:sz w:val="16"/>
-              </w:rPr>
-              <w:t>4</w:t>
-            </w:r>
-          </w:p>
-        </w:tc>
-        <w:tc>
-          <w:tcPr>
-            <w:tcW w:type="dxa" w:w="1514"/>
-          </w:tcPr>
-          <w:p>
-            <w:r/>
-            <w:r>
-              <w:rPr>
-                <w:rFonts w:ascii="Verdana" w:hAnsi="Verdana"/>
-                <w:b w:val="0"/>
-                <w:sz w:val="16"/>
-              </w:rPr>
-              <w:t>m</w:t>
-            </w:r>
-          </w:p>
-        </w:tc>
-        <w:tc>
-          <w:tcPr>
-            <w:tcW w:type="dxa" w:w="1514"/>
-          </w:tcPr>
-          <w:p>
-            <w:r/>
-            <w:r>
-              <w:rPr>
-                <w:rFonts w:ascii="Verdana" w:hAnsi="Verdana"/>
-                <w:b w:val="0"/>
-                <w:sz w:val="16"/>
-              </w:rPr>
-              <w:t>0</w:t>
-            </w:r>
-          </w:p>
-        </w:tc>
-        <w:tc>
-          <w:tcPr>
-            <w:tcW w:type="dxa" w:w="1514"/>
-          </w:tcPr>
-          <w:p>
-            <w:r/>
-            <w:r>
-              <w:rPr>
-                <w:rFonts w:ascii="Verdana" w:hAnsi="Verdana"/>
-                <w:b w:val="0"/>
-                <w:sz w:val="16"/>
-              </w:rPr>
               <w:t>2</w:t>
             </w:r>
           </w:p>
@@ -4809,6 +6082,9 @@
             <w:tcW w:type="dxa" w:w="1514"/>
           </w:tcPr>
           <w:p>
+            <w:pPr>
+              <w:spacing w:before="20" w:after="20"/>
+            </w:pPr>
             <w:r/>
             <w:r>
               <w:rPr>
@@ -4830,6 +6106,9 @@
             <w:tcW w:type="dxa" w:w="1514"/>
           </w:tcPr>
           <w:p>
+            <w:pPr>
+              <w:spacing w:before="20" w:after="20"/>
+            </w:pPr>
             <w:r/>
             <w:r>
               <w:rPr>
@@ -4846,6 +6125,9 @@
             <w:tcW w:type="dxa" w:w="1514"/>
           </w:tcPr>
           <w:p>
+            <w:pPr>
+              <w:spacing w:before="20" w:after="20"/>
+            </w:pPr>
             <w:r/>
             <w:r>
               <w:rPr>
@@ -4862,6 +6144,27 @@
             <w:tcW w:type="dxa" w:w="1514"/>
           </w:tcPr>
           <w:p>
+            <w:pPr>
+              <w:spacing w:before="20" w:after="20"/>
+            </w:pPr>
+            <w:r/>
+            <w:r>
+              <w:rPr>
+                <w:rFonts w:ascii="Verdana" w:hAnsi="Verdana"/>
+                <w:sz w:val="16"/>
+              </w:rPr>
+              <w:t>Pa</w:t>
+            </w:r>
+          </w:p>
+        </w:tc>
+        <w:tc>
+          <w:tcPr>
+            <w:tcW w:type="dxa" w:w="1514"/>
+          </w:tcPr>
+          <w:p>
+            <w:pPr>
+              <w:spacing w:before="20" w:after="20"/>
+            </w:pPr>
             <w:r/>
             <w:r>
               <w:rPr>
@@ -4869,6 +6172,62 @@
                 <w:b w:val="0"/>
                 <w:sz w:val="16"/>
               </w:rPr>
+              <w:t>-3</w:t>
+            </w:r>
+          </w:p>
+        </w:tc>
+        <w:tc>
+          <w:tcPr>
+            <w:tcW w:type="dxa" w:w="1514"/>
+          </w:tcPr>
+          <w:p>
+            <w:pPr>
+              <w:spacing w:before="20" w:after="20"/>
+            </w:pPr>
+            <w:r/>
+            <w:r>
+              <w:rPr>
+                <w:rFonts w:ascii="Verdana" w:hAnsi="Verdana"/>
+                <w:b w:val="0"/>
+                <w:sz w:val="16"/>
+              </w:rPr>
+              <w:t>0</w:t>
+            </w:r>
+          </w:p>
+        </w:tc>
+        <w:tc>
+          <w:tcPr>
+            <w:tcW w:type="dxa" w:w="1514"/>
+          </w:tcPr>
+          <w:p>
+            <w:pPr>
+              <w:spacing w:before="20" w:after="20"/>
+            </w:pPr>
+            <w:r/>
+            <w:r>
+              <w:rPr>
+                <w:rFonts w:ascii="Verdana" w:hAnsi="Verdana"/>
+                <w:b w:val="0"/>
+                <w:sz w:val="16"/>
+              </w:rPr>
+              <w:t>17</w:t>
+            </w:r>
+          </w:p>
+        </w:tc>
+        <w:tc>
+          <w:tcPr>
+            <w:tcW w:type="dxa" w:w="1514"/>
+          </w:tcPr>
+          <w:p>
+            <w:pPr>
+              <w:spacing w:before="20" w:after="20"/>
+            </w:pPr>
+            <w:r/>
+            <w:r>
+              <w:rPr>
+                <w:rFonts w:ascii="Verdana" w:hAnsi="Verdana"/>
+                <w:sz w:val="16"/>
+              </w:rPr>
               <w:t>Pa</w:t>
             </w:r>
           </w:p>
@@ -4878,6 +6237,9 @@
             <w:tcW w:type="dxa" w:w="1514"/>
           </w:tcPr>
           <w:p>
+            <w:pPr>
+              <w:spacing w:before="20" w:after="20"/>
+            </w:pPr>
             <w:r/>
             <w:r>
               <w:rPr>
@@ -4894,6 +6256,9 @@
             <w:tcW w:type="dxa" w:w="1514"/>
           </w:tcPr>
           <w:p>
+            <w:pPr>
+              <w:spacing w:before="20" w:after="20"/>
+            </w:pPr>
             <w:r/>
             <w:r>
               <w:rPr>
@@ -4901,70 +6266,6 @@
                 <w:b w:val="0"/>
                 <w:sz w:val="16"/>
               </w:rPr>
-              <w:t>0</w:t>
-            </w:r>
-          </w:p>
-        </w:tc>
-        <w:tc>
-          <w:tcPr>
-            <w:tcW w:type="dxa" w:w="1514"/>
-          </w:tcPr>
-          <w:p>
-            <w:r/>
-            <w:r>
-              <w:rPr>
-                <w:rFonts w:ascii="Verdana" w:hAnsi="Verdana"/>
-                <w:b w:val="0"/>
-                <w:sz w:val="16"/>
-              </w:rPr>
-              <w:t>17</w:t>
-            </w:r>
-          </w:p>
-        </w:tc>
-        <w:tc>
-          <w:tcPr>
-            <w:tcW w:type="dxa" w:w="1514"/>
-          </w:tcPr>
-          <w:p>
-            <w:r/>
-            <w:r>
-              <w:rPr>
-                <w:rFonts w:ascii="Verdana" w:hAnsi="Verdana"/>
-                <w:b w:val="0"/>
-                <w:sz w:val="16"/>
-              </w:rPr>
-              <w:t>Pa</w:t>
-            </w:r>
-          </w:p>
-        </w:tc>
-        <w:tc>
-          <w:tcPr>
-            <w:tcW w:type="dxa" w:w="1514"/>
-          </w:tcPr>
-          <w:p>
-            <w:r/>
-            <w:r>
-              <w:rPr>
-                <w:rFonts w:ascii="Verdana" w:hAnsi="Verdana"/>
-                <w:b w:val="0"/>
-                <w:sz w:val="16"/>
-              </w:rPr>
-              <w:t>-3</w:t>
-            </w:r>
-          </w:p>
-        </w:tc>
-        <w:tc>
-          <w:tcPr>
-            <w:tcW w:type="dxa" w:w="1514"/>
-          </w:tcPr>
-          <w:p>
-            <w:r/>
-            <w:r>
-              <w:rPr>
-                <w:rFonts w:ascii="Verdana" w:hAnsi="Verdana"/>
-                <w:b w:val="0"/>
-                <w:sz w:val="16"/>
-              </w:rPr>
               <w:t>6</w:t>
             </w:r>
           </w:p>
@@ -4974,6 +6275,9 @@
             <w:tcW w:type="dxa" w:w="1514"/>
           </w:tcPr>
           <w:p>
+            <w:pPr>
+              <w:spacing w:before="20" w:after="20"/>
+            </w:pPr>
             <w:r/>
             <w:r>
               <w:rPr>
@@ -4994,6 +6298,9 @@
             <w:tcW w:type="dxa" w:w="1514"/>
           </w:tcPr>
           <w:p>
+            <w:pPr>
+              <w:spacing w:before="20" w:after="20"/>
+            </w:pPr>
             <w:r/>
             <w:r>
               <w:rPr>
@@ -5010,6 +6317,9 @@
             <w:tcW w:type="dxa" w:w="1514"/>
           </w:tcPr>
           <w:p>
+            <w:pPr>
+              <w:spacing w:before="20" w:after="20"/>
+            </w:pPr>
             <w:r/>
             <w:r>
               <w:rPr>
@@ -5026,6 +6336,27 @@
             <w:tcW w:type="dxa" w:w="1514"/>
           </w:tcPr>
           <w:p>
+            <w:pPr>
+              <w:spacing w:before="20" w:after="20"/>
+            </w:pPr>
+            <w:r/>
+            <w:r>
+              <w:rPr>
+                <w:rFonts w:ascii="Verdana" w:hAnsi="Verdana"/>
+                <w:sz w:val="16"/>
+              </w:rPr>
+              <w:t>m</w:t>
+            </w:r>
+          </w:p>
+        </w:tc>
+        <w:tc>
+          <w:tcPr>
+            <w:tcW w:type="dxa" w:w="1514"/>
+          </w:tcPr>
+          <w:p>
+            <w:pPr>
+              <w:spacing w:before="20" w:after="20"/>
+            </w:pPr>
             <w:r/>
             <w:r>
               <w:rPr>
@@ -5033,6 +6364,62 @@
                 <w:b w:val="0"/>
                 <w:sz w:val="16"/>
               </w:rPr>
+              <w:t>0</w:t>
+            </w:r>
+          </w:p>
+        </w:tc>
+        <w:tc>
+          <w:tcPr>
+            <w:tcW w:type="dxa" w:w="1514"/>
+          </w:tcPr>
+          <w:p>
+            <w:pPr>
+              <w:spacing w:before="20" w:after="20"/>
+            </w:pPr>
+            <w:r/>
+            <w:r>
+              <w:rPr>
+                <w:rFonts w:ascii="Verdana" w:hAnsi="Verdana"/>
+                <w:b w:val="0"/>
+                <w:sz w:val="16"/>
+              </w:rPr>
+              <w:t>0</w:t>
+            </w:r>
+          </w:p>
+        </w:tc>
+        <w:tc>
+          <w:tcPr>
+            <w:tcW w:type="dxa" w:w="1514"/>
+          </w:tcPr>
+          <w:p>
+            <w:pPr>
+              <w:spacing w:before="20" w:after="20"/>
+            </w:pPr>
+            <w:r/>
+            <w:r>
+              <w:rPr>
+                <w:rFonts w:ascii="Verdana" w:hAnsi="Verdana"/>
+                <w:b w:val="0"/>
+                <w:sz w:val="16"/>
+              </w:rPr>
+              <w:t>10</w:t>
+            </w:r>
+          </w:p>
+        </w:tc>
+        <w:tc>
+          <w:tcPr>
+            <w:tcW w:type="dxa" w:w="1514"/>
+          </w:tcPr>
+          <w:p>
+            <w:pPr>
+              <w:spacing w:before="20" w:after="20"/>
+            </w:pPr>
+            <w:r/>
+            <w:r>
+              <w:rPr>
+                <w:rFonts w:ascii="Verdana" w:hAnsi="Verdana"/>
+                <w:sz w:val="16"/>
+              </w:rPr>
               <w:t>m</w:t>
             </w:r>
           </w:p>
@@ -5042,6 +6429,9 @@
             <w:tcW w:type="dxa" w:w="1514"/>
           </w:tcPr>
           <w:p>
+            <w:pPr>
+              <w:spacing w:before="20" w:after="20"/>
+            </w:pPr>
             <w:r/>
             <w:r>
               <w:rPr>
@@ -5058,6 +6448,9 @@
             <w:tcW w:type="dxa" w:w="1514"/>
           </w:tcPr>
           <w:p>
+            <w:pPr>
+              <w:spacing w:before="20" w:after="20"/>
+            </w:pPr>
             <w:r/>
             <w:r>
               <w:rPr>
@@ -5065,70 +6458,6 @@
                 <w:b w:val="0"/>
                 <w:sz w:val="16"/>
               </w:rPr>
-              <w:t>0</w:t>
-            </w:r>
-          </w:p>
-        </w:tc>
-        <w:tc>
-          <w:tcPr>
-            <w:tcW w:type="dxa" w:w="1514"/>
-          </w:tcPr>
-          <w:p>
-            <w:r/>
-            <w:r>
-              <w:rPr>
-                <w:rFonts w:ascii="Verdana" w:hAnsi="Verdana"/>
-                <w:b w:val="0"/>
-                <w:sz w:val="16"/>
-              </w:rPr>
-              <w:t>10</w:t>
-            </w:r>
-          </w:p>
-        </w:tc>
-        <w:tc>
-          <w:tcPr>
-            <w:tcW w:type="dxa" w:w="1514"/>
-          </w:tcPr>
-          <w:p>
-            <w:r/>
-            <w:r>
-              <w:rPr>
-                <w:rFonts w:ascii="Verdana" w:hAnsi="Verdana"/>
-                <w:b w:val="0"/>
-                <w:sz w:val="16"/>
-              </w:rPr>
-              <w:t>m</w:t>
-            </w:r>
-          </w:p>
-        </w:tc>
-        <w:tc>
-          <w:tcPr>
-            <w:tcW w:type="dxa" w:w="1514"/>
-          </w:tcPr>
-          <w:p>
-            <w:r/>
-            <w:r>
-              <w:rPr>
-                <w:rFonts w:ascii="Verdana" w:hAnsi="Verdana"/>
-                <w:b w:val="0"/>
-                <w:sz w:val="16"/>
-              </w:rPr>
-              <w:t>0</w:t>
-            </w:r>
-          </w:p>
-        </w:tc>
-        <w:tc>
-          <w:tcPr>
-            <w:tcW w:type="dxa" w:w="1514"/>
-          </w:tcPr>
-          <w:p>
-            <w:r/>
-            <w:r>
-              <w:rPr>
-                <w:rFonts w:ascii="Verdana" w:hAnsi="Verdana"/>
-                <w:b w:val="0"/>
-                <w:sz w:val="16"/>
-              </w:rPr>
               <w:t>4</w:t>
             </w:r>
           </w:p>
@@ -5138,6 +6467,9 @@
             <w:tcW w:type="dxa" w:w="1514"/>
           </w:tcPr>
           <w:p>
+            <w:pPr>
+              <w:spacing w:before="20" w:after="20"/>
+            </w:pPr>
             <w:r/>
             <w:r>
               <w:rPr>
@@ -5158,6 +6490,9 @@
             <w:tcW w:type="dxa" w:w="1514"/>
           </w:tcPr>
           <w:p>
+            <w:pPr>
+              <w:spacing w:before="20" w:after="20"/>
+            </w:pPr>
             <w:r/>
             <w:r>
               <w:rPr>
@@ -5174,6 +6509,9 @@
             <w:tcW w:type="dxa" w:w="1514"/>
           </w:tcPr>
           <w:p>
+            <w:pPr>
+              <w:spacing w:before="20" w:after="20"/>
+            </w:pPr>
             <w:r/>
             <w:r>
               <w:rPr>
@@ -5190,6 +6528,27 @@
             <w:tcW w:type="dxa" w:w="1514"/>
           </w:tcPr>
           <w:p>
+            <w:pPr>
+              <w:spacing w:before="20" w:after="20"/>
+            </w:pPr>
+            <w:r/>
+            <w:r>
+              <w:rPr>
+                <w:rFonts w:ascii="Verdana" w:hAnsi="Verdana"/>
+                <w:sz w:val="16"/>
+              </w:rPr>
+              <w:t>m</w:t>
+            </w:r>
+          </w:p>
+        </w:tc>
+        <w:tc>
+          <w:tcPr>
+            <w:tcW w:type="dxa" w:w="1514"/>
+          </w:tcPr>
+          <w:p>
+            <w:pPr>
+              <w:spacing w:before="20" w:after="20"/>
+            </w:pPr>
             <w:r/>
             <w:r>
               <w:rPr>
@@ -5197,6 +6556,62 @@
                 <w:b w:val="0"/>
                 <w:sz w:val="16"/>
               </w:rPr>
+              <w:t>3</w:t>
+            </w:r>
+          </w:p>
+        </w:tc>
+        <w:tc>
+          <w:tcPr>
+            <w:tcW w:type="dxa" w:w="1514"/>
+          </w:tcPr>
+          <w:p>
+            <w:pPr>
+              <w:spacing w:before="20" w:after="20"/>
+            </w:pPr>
+            <w:r/>
+            <w:r>
+              <w:rPr>
+                <w:rFonts w:ascii="Verdana" w:hAnsi="Verdana"/>
+                <w:b w:val="0"/>
+                <w:sz w:val="16"/>
+              </w:rPr>
+              <w:t>-10000000</w:t>
+            </w:r>
+          </w:p>
+        </w:tc>
+        <w:tc>
+          <w:tcPr>
+            <w:tcW w:type="dxa" w:w="1514"/>
+          </w:tcPr>
+          <w:p>
+            <w:pPr>
+              <w:spacing w:before="20" w:after="20"/>
+            </w:pPr>
+            <w:r/>
+            <w:r>
+              <w:rPr>
+                <w:rFonts w:ascii="Verdana" w:hAnsi="Verdana"/>
+                <w:b w:val="0"/>
+                <w:sz w:val="16"/>
+              </w:rPr>
+              <w:t>26</w:t>
+            </w:r>
+          </w:p>
+        </w:tc>
+        <w:tc>
+          <w:tcPr>
+            <w:tcW w:type="dxa" w:w="1514"/>
+          </w:tcPr>
+          <w:p>
+            <w:pPr>
+              <w:spacing w:before="20" w:after="20"/>
+            </w:pPr>
+            <w:r/>
+            <w:r>
+              <w:rPr>
+                <w:rFonts w:ascii="Verdana" w:hAnsi="Verdana"/>
+                <w:sz w:val="16"/>
+              </w:rPr>
               <w:t>m</w:t>
             </w:r>
           </w:p>
@@ -5206,6 +6621,9 @@
             <w:tcW w:type="dxa" w:w="1514"/>
           </w:tcPr>
           <w:p>
+            <w:pPr>
+              <w:spacing w:before="20" w:after="20"/>
+            </w:pPr>
             <w:r/>
             <w:r>
               <w:rPr>
@@ -5222,6 +6640,9 @@
             <w:tcW w:type="dxa" w:w="1514"/>
           </w:tcPr>
           <w:p>
+            <w:pPr>
+              <w:spacing w:before="20" w:after="20"/>
+            </w:pPr>
             <w:r/>
             <w:r>
               <w:rPr>
@@ -5229,70 +6650,6 @@
                 <w:b w:val="0"/>
                 <w:sz w:val="16"/>
               </w:rPr>
-              <w:t>-10000000</w:t>
-            </w:r>
-          </w:p>
-        </w:tc>
-        <w:tc>
-          <w:tcPr>
-            <w:tcW w:type="dxa" w:w="1514"/>
-          </w:tcPr>
-          <w:p>
-            <w:r/>
-            <w:r>
-              <w:rPr>
-                <w:rFonts w:ascii="Verdana" w:hAnsi="Verdana"/>
-                <w:b w:val="0"/>
-                <w:sz w:val="16"/>
-              </w:rPr>
-              <w:t>26</w:t>
-            </w:r>
-          </w:p>
-        </w:tc>
-        <w:tc>
-          <w:tcPr>
-            <w:tcW w:type="dxa" w:w="1514"/>
-          </w:tcPr>
-          <w:p>
-            <w:r/>
-            <w:r>
-              <w:rPr>
-                <w:rFonts w:ascii="Verdana" w:hAnsi="Verdana"/>
-                <w:b w:val="0"/>
-                <w:sz w:val="16"/>
-              </w:rPr>
-              <w:t>m</w:t>
-            </w:r>
-          </w:p>
-        </w:tc>
-        <w:tc>
-          <w:tcPr>
-            <w:tcW w:type="dxa" w:w="1514"/>
-          </w:tcPr>
-          <w:p>
-            <w:r/>
-            <w:r>
-              <w:rPr>
-                <w:rFonts w:ascii="Verdana" w:hAnsi="Verdana"/>
-                <w:b w:val="0"/>
-                <w:sz w:val="16"/>
-              </w:rPr>
-              <w:t>3</w:t>
-            </w:r>
-          </w:p>
-        </w:tc>
-        <w:tc>
-          <w:tcPr>
-            <w:tcW w:type="dxa" w:w="1514"/>
-          </w:tcPr>
-          <w:p>
-            <w:r/>
-            <w:r>
-              <w:rPr>
-                <w:rFonts w:ascii="Verdana" w:hAnsi="Verdana"/>
-                <w:b w:val="0"/>
-                <w:sz w:val="16"/>
-              </w:rPr>
               <w:t>8</w:t>
             </w:r>
           </w:p>
@@ -5302,6 +6659,9 @@
             <w:tcW w:type="dxa" w:w="1514"/>
           </w:tcPr>
           <w:p>
+            <w:pPr>
+              <w:spacing w:before="20" w:after="20"/>
+            </w:pPr>
             <w:r/>
             <w:r>
               <w:rPr>
@@ -5322,6 +6682,9 @@
             <w:tcW w:type="dxa" w:w="1514"/>
           </w:tcPr>
           <w:p>
+            <w:pPr>
+              <w:spacing w:before="20" w:after="20"/>
+            </w:pPr>
             <w:r/>
             <w:r>
               <w:rPr>
@@ -5338,6 +6701,9 @@
             <w:tcW w:type="dxa" w:w="1514"/>
           </w:tcPr>
           <w:p>
+            <w:pPr>
+              <w:spacing w:before="20" w:after="20"/>
+            </w:pPr>
             <w:r/>
             <w:r>
               <w:rPr>
@@ -5354,6 +6720,27 @@
             <w:tcW w:type="dxa" w:w="1514"/>
           </w:tcPr>
           <w:p>
+            <w:pPr>
+              <w:spacing w:before="20" w:after="20"/>
+            </w:pPr>
+            <w:r/>
+            <w:r>
+              <w:rPr>
+                <w:rFonts w:ascii="Verdana" w:hAnsi="Verdana"/>
+                <w:sz w:val="16"/>
+              </w:rPr>
+              <w:t>deg</w:t>
+            </w:r>
+          </w:p>
+        </w:tc>
+        <w:tc>
+          <w:tcPr>
+            <w:tcW w:type="dxa" w:w="1514"/>
+          </w:tcPr>
+          <w:p>
+            <w:pPr>
+              <w:spacing w:before="20" w:after="20"/>
+            </w:pPr>
             <w:r/>
             <w:r>
               <w:rPr>
@@ -5361,6 +6748,62 @@
                 <w:b w:val="0"/>
                 <w:sz w:val="16"/>
               </w:rPr>
+              <w:t>2</w:t>
+            </w:r>
+          </w:p>
+        </w:tc>
+        <w:tc>
+          <w:tcPr>
+            <w:tcW w:type="dxa" w:w="1514"/>
+          </w:tcPr>
+          <w:p>
+            <w:pPr>
+              <w:spacing w:before="20" w:after="20"/>
+            </w:pPr>
+            <w:r/>
+            <w:r>
+              <w:rPr>
+                <w:rFonts w:ascii="Verdana" w:hAnsi="Verdana"/>
+                <w:b w:val="0"/>
+                <w:sz w:val="16"/>
+              </w:rPr>
+              <w:t>-9000</w:t>
+            </w:r>
+          </w:p>
+        </w:tc>
+        <w:tc>
+          <w:tcPr>
+            <w:tcW w:type="dxa" w:w="1514"/>
+          </w:tcPr>
+          <w:p>
+            <w:pPr>
+              <w:spacing w:before="20" w:after="20"/>
+            </w:pPr>
+            <w:r/>
+            <w:r>
+              <w:rPr>
+                <w:rFonts w:ascii="Verdana" w:hAnsi="Verdana"/>
+                <w:b w:val="0"/>
+                <w:sz w:val="16"/>
+              </w:rPr>
+              <w:t>15</w:t>
+            </w:r>
+          </w:p>
+        </w:tc>
+        <w:tc>
+          <w:tcPr>
+            <w:tcW w:type="dxa" w:w="1514"/>
+          </w:tcPr>
+          <w:p>
+            <w:pPr>
+              <w:spacing w:before="20" w:after="20"/>
+            </w:pPr>
+            <w:r/>
+            <w:r>
+              <w:rPr>
+                <w:rFonts w:ascii="Verdana" w:hAnsi="Verdana"/>
+                <w:sz w:val="16"/>
+              </w:rPr>
               <w:t>deg</w:t>
             </w:r>
           </w:p>
@@ -5370,6 +6813,9 @@
             <w:tcW w:type="dxa" w:w="1514"/>
           </w:tcPr>
           <w:p>
+            <w:pPr>
+              <w:spacing w:before="20" w:after="20"/>
+            </w:pPr>
             <w:r/>
             <w:r>
               <w:rPr>
@@ -5386,6 +6832,9 @@
             <w:tcW w:type="dxa" w:w="1514"/>
           </w:tcPr>
           <w:p>
+            <w:pPr>
+              <w:spacing w:before="20" w:after="20"/>
+            </w:pPr>
             <w:r/>
             <w:r>
               <w:rPr>
@@ -5393,70 +6842,6 @@
                 <w:b w:val="0"/>
                 <w:sz w:val="16"/>
               </w:rPr>
-              <w:t>-9000</w:t>
-            </w:r>
-          </w:p>
-        </w:tc>
-        <w:tc>
-          <w:tcPr>
-            <w:tcW w:type="dxa" w:w="1514"/>
-          </w:tcPr>
-          <w:p>
-            <w:r/>
-            <w:r>
-              <w:rPr>
-                <w:rFonts w:ascii="Verdana" w:hAnsi="Verdana"/>
-                <w:b w:val="0"/>
-                <w:sz w:val="16"/>
-              </w:rPr>
-              <w:t>15</w:t>
-            </w:r>
-          </w:p>
-        </w:tc>
-        <w:tc>
-          <w:tcPr>
-            <w:tcW w:type="dxa" w:w="1514"/>
-          </w:tcPr>
-          <w:p>
-            <w:r/>
-            <w:r>
-              <w:rPr>
-                <w:rFonts w:ascii="Verdana" w:hAnsi="Verdana"/>
-                <w:b w:val="0"/>
-                <w:sz w:val="16"/>
-              </w:rPr>
-              <w:t>deg</w:t>
-            </w:r>
-          </w:p>
-        </w:tc>
-        <w:tc>
-          <w:tcPr>
-            <w:tcW w:type="dxa" w:w="1514"/>
-          </w:tcPr>
-          <w:p>
-            <w:r/>
-            <w:r>
-              <w:rPr>
-                <w:rFonts w:ascii="Verdana" w:hAnsi="Verdana"/>
-                <w:b w:val="0"/>
-                <w:sz w:val="16"/>
-              </w:rPr>
-              <w:t>2</w:t>
-            </w:r>
-          </w:p>
-        </w:tc>
-        <w:tc>
-          <w:tcPr>
-            <w:tcW w:type="dxa" w:w="1514"/>
-          </w:tcPr>
-          <w:p>
-            <w:r/>
-            <w:r>
-              <w:rPr>
-                <w:rFonts w:ascii="Verdana" w:hAnsi="Verdana"/>
-                <w:b w:val="0"/>
-                <w:sz w:val="16"/>
-              </w:rPr>
               <w:t>6</w:t>
             </w:r>
           </w:p>
@@ -5466,6 +6851,9 @@
             <w:tcW w:type="dxa" w:w="1514"/>
           </w:tcPr>
           <w:p>
+            <w:pPr>
+              <w:spacing w:before="20" w:after="20"/>
+            </w:pPr>
             <w:r/>
             <w:r>
               <w:rPr>
@@ -5486,6 +6874,9 @@
             <w:tcW w:type="dxa" w:w="1514"/>
           </w:tcPr>
           <w:p>
+            <w:pPr>
+              <w:spacing w:before="20" w:after="20"/>
+            </w:pPr>
             <w:r/>
             <w:r>
               <w:rPr>
@@ -5502,6 +6893,9 @@
             <w:tcW w:type="dxa" w:w="1514"/>
           </w:tcPr>
           <w:p>
+            <w:pPr>
+              <w:spacing w:before="20" w:after="20"/>
+            </w:pPr>
             <w:r/>
             <w:r>
               <w:rPr>
@@ -5518,6 +6912,27 @@
             <w:tcW w:type="dxa" w:w="1514"/>
           </w:tcPr>
           <w:p>
+            <w:pPr>
+              <w:spacing w:before="20" w:after="20"/>
+            </w:pPr>
+            <w:r/>
+            <w:r>
+              <w:rPr>
+                <w:rFonts w:ascii="Verdana" w:hAnsi="Verdana"/>
+                <w:sz w:val="16"/>
+              </w:rPr>
+              <w:t>deg</w:t>
+            </w:r>
+          </w:p>
+        </w:tc>
+        <w:tc>
+          <w:tcPr>
+            <w:tcW w:type="dxa" w:w="1514"/>
+          </w:tcPr>
+          <w:p>
+            <w:pPr>
+              <w:spacing w:before="20" w:after="20"/>
+            </w:pPr>
             <w:r/>
             <w:r>
               <w:rPr>
@@ -5525,6 +6940,62 @@
                 <w:b w:val="0"/>
                 <w:sz w:val="16"/>
               </w:rPr>
+              <w:t>2</w:t>
+            </w:r>
+          </w:p>
+        </w:tc>
+        <w:tc>
+          <w:tcPr>
+            <w:tcW w:type="dxa" w:w="1514"/>
+          </w:tcPr>
+          <w:p>
+            <w:pPr>
+              <w:spacing w:before="20" w:after="20"/>
+            </w:pPr>
+            <w:r/>
+            <w:r>
+              <w:rPr>
+                <w:rFonts w:ascii="Verdana" w:hAnsi="Verdana"/>
+                <w:b w:val="0"/>
+                <w:sz w:val="16"/>
+              </w:rPr>
+              <w:t>0</w:t>
+            </w:r>
+          </w:p>
+        </w:tc>
+        <w:tc>
+          <w:tcPr>
+            <w:tcW w:type="dxa" w:w="1514"/>
+          </w:tcPr>
+          <w:p>
+            <w:pPr>
+              <w:spacing w:before="20" w:after="20"/>
+            </w:pPr>
+            <w:r/>
+            <w:r>
+              <w:rPr>
+                <w:rFonts w:ascii="Verdana" w:hAnsi="Verdana"/>
+                <w:b w:val="0"/>
+                <w:sz w:val="16"/>
+              </w:rPr>
+              <w:t>15</w:t>
+            </w:r>
+          </w:p>
+        </w:tc>
+        <w:tc>
+          <w:tcPr>
+            <w:tcW w:type="dxa" w:w="1514"/>
+          </w:tcPr>
+          <w:p>
+            <w:pPr>
+              <w:spacing w:before="20" w:after="20"/>
+            </w:pPr>
+            <w:r/>
+            <w:r>
+              <w:rPr>
+                <w:rFonts w:ascii="Verdana" w:hAnsi="Verdana"/>
+                <w:sz w:val="16"/>
+              </w:rPr>
               <w:t>deg</w:t>
             </w:r>
           </w:p>
@@ -5534,6 +7005,9 @@
             <w:tcW w:type="dxa" w:w="1514"/>
           </w:tcPr>
           <w:p>
+            <w:pPr>
+              <w:spacing w:before="20" w:after="20"/>
+            </w:pPr>
             <w:r/>
             <w:r>
               <w:rPr>
@@ -5550,6 +7024,9 @@
             <w:tcW w:type="dxa" w:w="1514"/>
           </w:tcPr>
           <w:p>
+            <w:pPr>
+              <w:spacing w:before="20" w:after="20"/>
+            </w:pPr>
             <w:r/>
             <w:r>
               <w:rPr>
@@ -5557,70 +7034,6 @@
                 <w:b w:val="0"/>
                 <w:sz w:val="16"/>
               </w:rPr>
-              <w:t>0</w:t>
-            </w:r>
-          </w:p>
-        </w:tc>
-        <w:tc>
-          <w:tcPr>
-            <w:tcW w:type="dxa" w:w="1514"/>
-          </w:tcPr>
-          <w:p>
-            <w:r/>
-            <w:r>
-              <w:rPr>
-                <w:rFonts w:ascii="Verdana" w:hAnsi="Verdana"/>
-                <w:b w:val="0"/>
-                <w:sz w:val="16"/>
-              </w:rPr>
-              <w:t>15</w:t>
-            </w:r>
-          </w:p>
-        </w:tc>
-        <w:tc>
-          <w:tcPr>
-            <w:tcW w:type="dxa" w:w="1514"/>
-          </w:tcPr>
-          <w:p>
-            <w:r/>
-            <w:r>
-              <w:rPr>
-                <w:rFonts w:ascii="Verdana" w:hAnsi="Verdana"/>
-                <w:b w:val="0"/>
-                <w:sz w:val="16"/>
-              </w:rPr>
-              <w:t>deg</w:t>
-            </w:r>
-          </w:p>
-        </w:tc>
-        <w:tc>
-          <w:tcPr>
-            <w:tcW w:type="dxa" w:w="1514"/>
-          </w:tcPr>
-          <w:p>
-            <w:r/>
-            <w:r>
-              <w:rPr>
-                <w:rFonts w:ascii="Verdana" w:hAnsi="Verdana"/>
-                <w:b w:val="0"/>
-                <w:sz w:val="16"/>
-              </w:rPr>
-              <w:t>2</w:t>
-            </w:r>
-          </w:p>
-        </w:tc>
-        <w:tc>
-          <w:tcPr>
-            <w:tcW w:type="dxa" w:w="1514"/>
-          </w:tcPr>
-          <w:p>
-            <w:r/>
-            <w:r>
-              <w:rPr>
-                <w:rFonts w:ascii="Verdana" w:hAnsi="Verdana"/>
-                <w:b w:val="0"/>
-                <w:sz w:val="16"/>
-              </w:rPr>
               <w:t>5</w:t>
             </w:r>
           </w:p>
@@ -5630,6 +7043,9 @@
             <w:tcW w:type="dxa" w:w="1514"/>
           </w:tcPr>
           <w:p>
+            <w:pPr>
+              <w:spacing w:before="20" w:after="20"/>
+            </w:pPr>
             <w:r/>
             <w:r>
               <w:rPr>
@@ -5650,6 +7066,9 @@
             <w:tcW w:type="dxa" w:w="1514"/>
           </w:tcPr>
           <w:p>
+            <w:pPr>
+              <w:spacing w:before="20" w:after="20"/>
+            </w:pPr>
             <w:r/>
             <w:r>
               <w:rPr>
@@ -5666,6 +7085,9 @@
             <w:tcW w:type="dxa" w:w="1514"/>
           </w:tcPr>
           <w:p>
+            <w:pPr>
+              <w:spacing w:before="20" w:after="20"/>
+            </w:pPr>
             <w:r/>
             <w:r>
               <w:rPr>
@@ -5682,6 +7104,27 @@
             <w:tcW w:type="dxa" w:w="1514"/>
           </w:tcPr>
           <w:p>
+            <w:pPr>
+              <w:spacing w:before="20" w:after="20"/>
+            </w:pPr>
+            <w:r/>
+            <w:r>
+              <w:rPr>
+                <w:rFonts w:ascii="Verdana" w:hAnsi="Verdana"/>
+                <w:sz w:val="16"/>
+              </w:rPr>
+              <w:t>deg</w:t>
+            </w:r>
+          </w:p>
+        </w:tc>
+        <w:tc>
+          <w:tcPr>
+            <w:tcW w:type="dxa" w:w="1514"/>
+          </w:tcPr>
+          <w:p>
+            <w:pPr>
+              <w:spacing w:before="20" w:after="20"/>
+            </w:pPr>
             <w:r/>
             <w:r>
               <w:rPr>
@@ -5689,6 +7132,62 @@
                 <w:b w:val="0"/>
                 <w:sz w:val="16"/>
               </w:rPr>
+              <w:t>2</w:t>
+            </w:r>
+          </w:p>
+        </w:tc>
+        <w:tc>
+          <w:tcPr>
+            <w:tcW w:type="dxa" w:w="1514"/>
+          </w:tcPr>
+          <w:p>
+            <w:pPr>
+              <w:spacing w:before="20" w:after="20"/>
+            </w:pPr>
+            <w:r/>
+            <w:r>
+              <w:rPr>
+                <w:rFonts w:ascii="Verdana" w:hAnsi="Verdana"/>
+                <w:b w:val="0"/>
+                <w:sz w:val="16"/>
+              </w:rPr>
+              <w:t>-9000</w:t>
+            </w:r>
+          </w:p>
+        </w:tc>
+        <w:tc>
+          <w:tcPr>
+            <w:tcW w:type="dxa" w:w="1514"/>
+          </w:tcPr>
+          <w:p>
+            <w:pPr>
+              <w:spacing w:before="20" w:after="20"/>
+            </w:pPr>
+            <w:r/>
+            <w:r>
+              <w:rPr>
+                <w:rFonts w:ascii="Verdana" w:hAnsi="Verdana"/>
+                <w:b w:val="0"/>
+                <w:sz w:val="16"/>
+              </w:rPr>
+              <w:t>15</w:t>
+            </w:r>
+          </w:p>
+        </w:tc>
+        <w:tc>
+          <w:tcPr>
+            <w:tcW w:type="dxa" w:w="1514"/>
+          </w:tcPr>
+          <w:p>
+            <w:pPr>
+              <w:spacing w:before="20" w:after="20"/>
+            </w:pPr>
+            <w:r/>
+            <w:r>
+              <w:rPr>
+                <w:rFonts w:ascii="Verdana" w:hAnsi="Verdana"/>
+                <w:sz w:val="16"/>
+              </w:rPr>
               <w:t>deg</w:t>
             </w:r>
           </w:p>
@@ -5698,6 +7197,9 @@
             <w:tcW w:type="dxa" w:w="1514"/>
           </w:tcPr>
           <w:p>
+            <w:pPr>
+              <w:spacing w:before="20" w:after="20"/>
+            </w:pPr>
             <w:r/>
             <w:r>
               <w:rPr>
@@ -5714,6 +7216,9 @@
             <w:tcW w:type="dxa" w:w="1514"/>
           </w:tcPr>
           <w:p>
+            <w:pPr>
+              <w:spacing w:before="20" w:after="20"/>
+            </w:pPr>
             <w:r/>
             <w:r>
               <w:rPr>
@@ -5721,70 +7226,6 @@
                 <w:b w:val="0"/>
                 <w:sz w:val="16"/>
               </w:rPr>
-              <w:t>-9000</w:t>
-            </w:r>
-          </w:p>
-        </w:tc>
-        <w:tc>
-          <w:tcPr>
-            <w:tcW w:type="dxa" w:w="1514"/>
-          </w:tcPr>
-          <w:p>
-            <w:r/>
-            <w:r>
-              <w:rPr>
-                <w:rFonts w:ascii="Verdana" w:hAnsi="Verdana"/>
-                <w:b w:val="0"/>
-                <w:sz w:val="16"/>
-              </w:rPr>
-              <w:t>15</w:t>
-            </w:r>
-          </w:p>
-        </w:tc>
-        <w:tc>
-          <w:tcPr>
-            <w:tcW w:type="dxa" w:w="1514"/>
-          </w:tcPr>
-          <w:p>
-            <w:r/>
-            <w:r>
-              <w:rPr>
-                <w:rFonts w:ascii="Verdana" w:hAnsi="Verdana"/>
-                <w:b w:val="0"/>
-                <w:sz w:val="16"/>
-              </w:rPr>
-              <w:t>deg</w:t>
-            </w:r>
-          </w:p>
-        </w:tc>
-        <w:tc>
-          <w:tcPr>
-            <w:tcW w:type="dxa" w:w="1514"/>
-          </w:tcPr>
-          <w:p>
-            <w:r/>
-            <w:r>
-              <w:rPr>
-                <w:rFonts w:ascii="Verdana" w:hAnsi="Verdana"/>
-                <w:b w:val="0"/>
-                <w:sz w:val="16"/>
-              </w:rPr>
-              <w:t>2</w:t>
-            </w:r>
-          </w:p>
-        </w:tc>
-        <w:tc>
-          <w:tcPr>
-            <w:tcW w:type="dxa" w:w="1514"/>
-          </w:tcPr>
-          <w:p>
-            <w:r/>
-            <w:r>
-              <w:rPr>
-                <w:rFonts w:ascii="Verdana" w:hAnsi="Verdana"/>
-                <w:b w:val="0"/>
-                <w:sz w:val="16"/>
-              </w:rPr>
               <w:t>5</w:t>
             </w:r>
           </w:p>
@@ -5794,6 +7235,9 @@
             <w:tcW w:type="dxa" w:w="1514"/>
           </w:tcPr>
           <w:p>
+            <w:pPr>
+              <w:spacing w:before="20" w:after="20"/>
+            </w:pPr>
             <w:r/>
             <w:r>
               <w:rPr>
@@ -5814,6 +7258,9 @@
             <w:tcW w:type="dxa" w:w="1514"/>
           </w:tcPr>
           <w:p>
+            <w:pPr>
+              <w:spacing w:before="20" w:after="20"/>
+            </w:pPr>
             <w:r/>
             <w:r>
               <w:rPr>
@@ -5830,6 +7277,9 @@
             <w:tcW w:type="dxa" w:w="1514"/>
           </w:tcPr>
           <w:p>
+            <w:pPr>
+              <w:spacing w:before="20" w:after="20"/>
+            </w:pPr>
             <w:r/>
             <w:r>
               <w:rPr>
@@ -5846,6 +7296,27 @@
             <w:tcW w:type="dxa" w:w="1514"/>
           </w:tcPr>
           <w:p>
+            <w:pPr>
+              <w:spacing w:before="20" w:after="20"/>
+            </w:pPr>
+            <w:r/>
+            <w:r>
+              <w:rPr>
+                <w:rFonts w:ascii="Verdana" w:hAnsi="Verdana"/>
+                <w:sz w:val="16"/>
+              </w:rPr>
+              <w:t>deg</w:t>
+            </w:r>
+          </w:p>
+        </w:tc>
+        <w:tc>
+          <w:tcPr>
+            <w:tcW w:type="dxa" w:w="1514"/>
+          </w:tcPr>
+          <w:p>
+            <w:pPr>
+              <w:spacing w:before="20" w:after="20"/>
+            </w:pPr>
             <w:r/>
             <w:r>
               <w:rPr>
@@ -5853,6 +7324,62 @@
                 <w:b w:val="0"/>
                 <w:sz w:val="16"/>
               </w:rPr>
+              <w:t>0</w:t>
+            </w:r>
+          </w:p>
+        </w:tc>
+        <w:tc>
+          <w:tcPr>
+            <w:tcW w:type="dxa" w:w="1514"/>
+          </w:tcPr>
+          <w:p>
+            <w:pPr>
+              <w:spacing w:before="20" w:after="20"/>
+            </w:pPr>
+            <w:r/>
+            <w:r>
+              <w:rPr>
+                <w:rFonts w:ascii="Verdana" w:hAnsi="Verdana"/>
+                <w:b w:val="0"/>
+                <w:sz w:val="16"/>
+              </w:rPr>
+              <w:t>0</w:t>
+            </w:r>
+          </w:p>
+        </w:tc>
+        <w:tc>
+          <w:tcPr>
+            <w:tcW w:type="dxa" w:w="1514"/>
+          </w:tcPr>
+          <w:p>
+            <w:pPr>
+              <w:spacing w:before="20" w:after="20"/>
+            </w:pPr>
+            <w:r/>
+            <w:r>
+              <w:rPr>
+                <w:rFonts w:ascii="Verdana" w:hAnsi="Verdana"/>
+                <w:b w:val="0"/>
+                <w:sz w:val="16"/>
+              </w:rPr>
+              <w:t>8</w:t>
+            </w:r>
+          </w:p>
+        </w:tc>
+        <w:tc>
+          <w:tcPr>
+            <w:tcW w:type="dxa" w:w="1514"/>
+          </w:tcPr>
+          <w:p>
+            <w:pPr>
+              <w:spacing w:before="20" w:after="20"/>
+            </w:pPr>
+            <w:r/>
+            <w:r>
+              <w:rPr>
+                <w:rFonts w:ascii="Verdana" w:hAnsi="Verdana"/>
+                <w:sz w:val="16"/>
+              </w:rPr>
               <w:t>deg</w:t>
             </w:r>
           </w:p>
@@ -5862,6 +7389,9 @@
             <w:tcW w:type="dxa" w:w="1514"/>
           </w:tcPr>
           <w:p>
+            <w:pPr>
+              <w:spacing w:before="20" w:after="20"/>
+            </w:pPr>
             <w:r/>
             <w:r>
               <w:rPr>
@@ -5878,6 +7408,9 @@
             <w:tcW w:type="dxa" w:w="1514"/>
           </w:tcPr>
           <w:p>
+            <w:pPr>
+              <w:spacing w:before="20" w:after="20"/>
+            </w:pPr>
             <w:r/>
             <w:r>
               <w:rPr>
@@ -5885,70 +7418,6 @@
                 <w:b w:val="0"/>
                 <w:sz w:val="16"/>
               </w:rPr>
-              <w:t>0</w:t>
-            </w:r>
-          </w:p>
-        </w:tc>
-        <w:tc>
-          <w:tcPr>
-            <w:tcW w:type="dxa" w:w="1514"/>
-          </w:tcPr>
-          <w:p>
-            <w:r/>
-            <w:r>
-              <w:rPr>
-                <w:rFonts w:ascii="Verdana" w:hAnsi="Verdana"/>
-                <w:b w:val="0"/>
-                <w:sz w:val="16"/>
-              </w:rPr>
-              <w:t>8</w:t>
-            </w:r>
-          </w:p>
-        </w:tc>
-        <w:tc>
-          <w:tcPr>
-            <w:tcW w:type="dxa" w:w="1514"/>
-          </w:tcPr>
-          <w:p>
-            <w:r/>
-            <w:r>
-              <w:rPr>
-                <w:rFonts w:ascii="Verdana" w:hAnsi="Verdana"/>
-                <w:b w:val="0"/>
-                <w:sz w:val="16"/>
-              </w:rPr>
-              <w:t>deg</w:t>
-            </w:r>
-          </w:p>
-        </w:tc>
-        <w:tc>
-          <w:tcPr>
-            <w:tcW w:type="dxa" w:w="1514"/>
-          </w:tcPr>
-          <w:p>
-            <w:r/>
-            <w:r>
-              <w:rPr>
-                <w:rFonts w:ascii="Verdana" w:hAnsi="Verdana"/>
-                <w:b w:val="0"/>
-                <w:sz w:val="16"/>
-              </w:rPr>
-              <w:t>0</w:t>
-            </w:r>
-          </w:p>
-        </w:tc>
-        <w:tc>
-          <w:tcPr>
-            <w:tcW w:type="dxa" w:w="1514"/>
-          </w:tcPr>
-          <w:p>
-            <w:r/>
-            <w:r>
-              <w:rPr>
-                <w:rFonts w:ascii="Verdana" w:hAnsi="Verdana"/>
-                <w:b w:val="0"/>
-                <w:sz w:val="16"/>
-              </w:rPr>
               <w:t>3</w:t>
             </w:r>
           </w:p>
@@ -5958,6 +7427,9 @@
             <w:tcW w:type="dxa" w:w="1514"/>
           </w:tcPr>
           <w:p>
+            <w:pPr>
+              <w:spacing w:before="20" w:after="20"/>
+            </w:pPr>
             <w:r/>
             <w:r>
               <w:rPr>
@@ -5978,6 +7450,9 @@
             <w:tcW w:type="dxa" w:w="1514"/>
           </w:tcPr>
           <w:p>
+            <w:pPr>
+              <w:spacing w:before="20" w:after="20"/>
+            </w:pPr>
             <w:r/>
             <w:r>
               <w:rPr>
@@ -5994,6 +7469,9 @@
             <w:tcW w:type="dxa" w:w="1514"/>
           </w:tcPr>
           <w:p>
+            <w:pPr>
+              <w:spacing w:before="20" w:after="20"/>
+            </w:pPr>
             <w:r/>
             <w:r>
               <w:rPr>
@@ -6010,6 +7488,27 @@
             <w:tcW w:type="dxa" w:w="1514"/>
           </w:tcPr>
           <w:p>
+            <w:pPr>
+              <w:spacing w:before="20" w:after="20"/>
+            </w:pPr>
+            <w:r/>
+            <w:r>
+              <w:rPr>
+                <w:rFonts w:ascii="Verdana" w:hAnsi="Verdana"/>
+                <w:sz w:val="16"/>
+              </w:rPr>
+              <w:t>deg</w:t>
+            </w:r>
+          </w:p>
+        </w:tc>
+        <w:tc>
+          <w:tcPr>
+            <w:tcW w:type="dxa" w:w="1514"/>
+          </w:tcPr>
+          <w:p>
+            <w:pPr>
+              <w:spacing w:before="20" w:after="20"/>
+            </w:pPr>
             <w:r/>
             <w:r>
               <w:rPr>
@@ -6017,6 +7516,62 @@
                 <w:b w:val="0"/>
                 <w:sz w:val="16"/>
               </w:rPr>
+              <w:t>0</w:t>
+            </w:r>
+          </w:p>
+        </w:tc>
+        <w:tc>
+          <w:tcPr>
+            <w:tcW w:type="dxa" w:w="1514"/>
+          </w:tcPr>
+          <w:p>
+            <w:pPr>
+              <w:spacing w:before="20" w:after="20"/>
+            </w:pPr>
+            <w:r/>
+            <w:r>
+              <w:rPr>
+                <w:rFonts w:ascii="Verdana" w:hAnsi="Verdana"/>
+                <w:b w:val="0"/>
+                <w:sz w:val="16"/>
+              </w:rPr>
+              <w:t>0</w:t>
+            </w:r>
+          </w:p>
+        </w:tc>
+        <w:tc>
+          <w:tcPr>
+            <w:tcW w:type="dxa" w:w="1514"/>
+          </w:tcPr>
+          <w:p>
+            <w:pPr>
+              <w:spacing w:before="20" w:after="20"/>
+            </w:pPr>
+            <w:r/>
+            <w:r>
+              <w:rPr>
+                <w:rFonts w:ascii="Verdana" w:hAnsi="Verdana"/>
+                <w:b w:val="0"/>
+                <w:sz w:val="16"/>
+              </w:rPr>
+              <w:t>8</w:t>
+            </w:r>
+          </w:p>
+        </w:tc>
+        <w:tc>
+          <w:tcPr>
+            <w:tcW w:type="dxa" w:w="1514"/>
+          </w:tcPr>
+          <w:p>
+            <w:pPr>
+              <w:spacing w:before="20" w:after="20"/>
+            </w:pPr>
+            <w:r/>
+            <w:r>
+              <w:rPr>
+                <w:rFonts w:ascii="Verdana" w:hAnsi="Verdana"/>
+                <w:sz w:val="16"/>
+              </w:rPr>
               <w:t>deg</w:t>
             </w:r>
           </w:p>
@@ -6026,6 +7581,9 @@
             <w:tcW w:type="dxa" w:w="1514"/>
           </w:tcPr>
           <w:p>
+            <w:pPr>
+              <w:spacing w:before="20" w:after="20"/>
+            </w:pPr>
             <w:r/>
             <w:r>
               <w:rPr>
@@ -6042,6 +7600,9 @@
             <w:tcW w:type="dxa" w:w="1514"/>
           </w:tcPr>
           <w:p>
+            <w:pPr>
+              <w:spacing w:before="20" w:after="20"/>
+            </w:pPr>
             <w:r/>
             <w:r>
               <w:rPr>
@@ -6049,70 +7610,6 @@
                 <w:b w:val="0"/>
                 <w:sz w:val="16"/>
               </w:rPr>
-              <w:t>0</w:t>
-            </w:r>
-          </w:p>
-        </w:tc>
-        <w:tc>
-          <w:tcPr>
-            <w:tcW w:type="dxa" w:w="1514"/>
-          </w:tcPr>
-          <w:p>
-            <w:r/>
-            <w:r>
-              <w:rPr>
-                <w:rFonts w:ascii="Verdana" w:hAnsi="Verdana"/>
-                <w:b w:val="0"/>
-                <w:sz w:val="16"/>
-              </w:rPr>
-              <w:t>8</w:t>
-            </w:r>
-          </w:p>
-        </w:tc>
-        <w:tc>
-          <w:tcPr>
-            <w:tcW w:type="dxa" w:w="1514"/>
-          </w:tcPr>
-          <w:p>
-            <w:r/>
-            <w:r>
-              <w:rPr>
-                <w:rFonts w:ascii="Verdana" w:hAnsi="Verdana"/>
-                <w:b w:val="0"/>
-                <w:sz w:val="16"/>
-              </w:rPr>
-              <w:t>deg</w:t>
-            </w:r>
-          </w:p>
-        </w:tc>
-        <w:tc>
-          <w:tcPr>
-            <w:tcW w:type="dxa" w:w="1514"/>
-          </w:tcPr>
-          <w:p>
-            <w:r/>
-            <w:r>
-              <w:rPr>
-                <w:rFonts w:ascii="Verdana" w:hAnsi="Verdana"/>
-                <w:b w:val="0"/>
-                <w:sz w:val="16"/>
-              </w:rPr>
-              <w:t>0</w:t>
-            </w:r>
-          </w:p>
-        </w:tc>
-        <w:tc>
-          <w:tcPr>
-            <w:tcW w:type="dxa" w:w="1514"/>
-          </w:tcPr>
-          <w:p>
-            <w:r/>
-            <w:r>
-              <w:rPr>
-                <w:rFonts w:ascii="Verdana" w:hAnsi="Verdana"/>
-                <w:b w:val="0"/>
-                <w:sz w:val="16"/>
-              </w:rPr>
               <w:t>3</w:t>
             </w:r>
           </w:p>
@@ -6122,6 +7619,9 @@
             <w:tcW w:type="dxa" w:w="1514"/>
           </w:tcPr>
           <w:p>
+            <w:pPr>
+              <w:spacing w:before="20" w:after="20"/>
+            </w:pPr>
             <w:r/>
             <w:r>
               <w:rPr>
@@ -6142,6 +7642,9 @@
             <w:tcW w:type="dxa" w:w="1514"/>
           </w:tcPr>
           <w:p>
+            <w:pPr>
+              <w:spacing w:before="20" w:after="20"/>
+            </w:pPr>
             <w:r/>
             <w:r>
               <w:rPr>
@@ -6158,6 +7661,9 @@
             <w:tcW w:type="dxa" w:w="1514"/>
           </w:tcPr>
           <w:p>
+            <w:pPr>
+              <w:spacing w:before="20" w:after="20"/>
+            </w:pPr>
             <w:r/>
             <w:r>
               <w:rPr>
@@ -6174,6 +7680,27 @@
             <w:tcW w:type="dxa" w:w="1514"/>
           </w:tcPr>
           <w:p>
+            <w:pPr>
+              <w:spacing w:before="20" w:after="20"/>
+            </w:pPr>
+            <w:r/>
+            <w:r>
+              <w:rPr>
+                <w:rFonts w:ascii="Verdana" w:hAnsi="Verdana"/>
+                <w:sz w:val="16"/>
+              </w:rPr>
+              <w:t>m</w:t>
+            </w:r>
+          </w:p>
+        </w:tc>
+        <w:tc>
+          <w:tcPr>
+            <w:tcW w:type="dxa" w:w="1514"/>
+          </w:tcPr>
+          <w:p>
+            <w:pPr>
+              <w:spacing w:before="20" w:after="20"/>
+            </w:pPr>
             <w:r/>
             <w:r>
               <w:rPr>
@@ -6181,15 +7708,18 @@
                 <w:b w:val="0"/>
                 <w:sz w:val="16"/>
               </w:rPr>
-              <w:t>m</w:t>
-            </w:r>
-          </w:p>
-        </w:tc>
-        <w:tc>
-          <w:tcPr>
-            <w:tcW w:type="dxa" w:w="1514"/>
-          </w:tcPr>
-          <w:p>
+              <w:t>0</w:t>
+            </w:r>
+          </w:p>
+        </w:tc>
+        <w:tc>
+          <w:tcPr>
+            <w:tcW w:type="dxa" w:w="1514"/>
+          </w:tcPr>
+          <w:p>
+            <w:pPr>
+              <w:spacing w:before="20" w:after="20"/>
+            </w:pPr>
             <w:r/>
             <w:r>
               <w:rPr>
@@ -6197,15 +7727,18 @@
                 <w:b w:val="0"/>
                 <w:sz w:val="16"/>
               </w:rPr>
-              <w:t>0</w:t>
-            </w:r>
-          </w:p>
-        </w:tc>
-        <w:tc>
-          <w:tcPr>
-            <w:tcW w:type="dxa" w:w="1514"/>
-          </w:tcPr>
-          <w:p>
+              <w:t>-400</w:t>
+            </w:r>
+          </w:p>
+        </w:tc>
+        <w:tc>
+          <w:tcPr>
+            <w:tcW w:type="dxa" w:w="1514"/>
+          </w:tcPr>
+          <w:p>
+            <w:pPr>
+              <w:spacing w:before="20" w:after="20"/>
+            </w:pPr>
             <w:r/>
             <w:r>
               <w:rPr>
@@ -6213,15 +7746,35 @@
                 <w:b w:val="0"/>
                 <w:sz w:val="16"/>
               </w:rPr>
-              <w:t>-400</w:t>
-            </w:r>
-          </w:p>
-        </w:tc>
-        <w:tc>
-          <w:tcPr>
-            <w:tcW w:type="dxa" w:w="1514"/>
-          </w:tcPr>
-          <w:p>
+              <w:t>12</w:t>
+            </w:r>
+          </w:p>
+        </w:tc>
+        <w:tc>
+          <w:tcPr>
+            <w:tcW w:type="dxa" w:w="1514"/>
+          </w:tcPr>
+          <w:p>
+            <w:pPr>
+              <w:spacing w:before="20" w:after="20"/>
+            </w:pPr>
+            <w:r/>
+            <w:r>
+              <w:rPr>
+                <w:rFonts w:ascii="Verdana" w:hAnsi="Verdana"/>
+                <w:sz w:val="16"/>
+              </w:rPr>
+            </w:r>
+          </w:p>
+        </w:tc>
+        <w:tc>
+          <w:tcPr>
+            <w:tcW w:type="dxa" w:w="1514"/>
+          </w:tcPr>
+          <w:p>
+            <w:pPr>
+              <w:spacing w:before="20" w:after="20"/>
+            </w:pPr>
             <w:r/>
             <w:r>
               <w:rPr>
@@ -6229,15 +7782,17 @@
                 <w:b w:val="0"/>
                 <w:sz w:val="16"/>
               </w:rPr>
-              <w:t>12</w:t>
-            </w:r>
-          </w:p>
-        </w:tc>
-        <w:tc>
-          <w:tcPr>
-            <w:tcW w:type="dxa" w:w="1514"/>
-          </w:tcPr>
-          <w:p>
+            </w:r>
+          </w:p>
+        </w:tc>
+        <w:tc>
+          <w:tcPr>
+            <w:tcW w:type="dxa" w:w="1514"/>
+          </w:tcPr>
+          <w:p>
+            <w:pPr>
+              <w:spacing w:before="20" w:after="20"/>
+            </w:pPr>
             <w:r/>
             <w:r>
               <w:rPr>
@@ -6253,36 +7808,9 @@
             <w:tcW w:type="dxa" w:w="1514"/>
           </w:tcPr>
           <w:p>
-            <w:r/>
-            <w:r>
-              <w:rPr>
-                <w:rFonts w:ascii="Verdana" w:hAnsi="Verdana"/>
-                <w:b w:val="0"/>
-                <w:sz w:val="16"/>
-              </w:rPr>
-            </w:r>
-          </w:p>
-        </w:tc>
-        <w:tc>
-          <w:tcPr>
-            <w:tcW w:type="dxa" w:w="1514"/>
-          </w:tcPr>
-          <w:p>
-            <w:r/>
-            <w:r>
-              <w:rPr>
-                <w:rFonts w:ascii="Verdana" w:hAnsi="Verdana"/>
-                <w:b w:val="0"/>
-                <w:sz w:val="16"/>
-              </w:rPr>
-            </w:r>
-          </w:p>
-        </w:tc>
-        <w:tc>
-          <w:tcPr>
-            <w:tcW w:type="dxa" w:w="1514"/>
-          </w:tcPr>
-          <w:p>
+            <w:pPr>
+              <w:spacing w:before="20" w:after="20"/>
+            </w:pPr>
             <w:r/>
             <w:r>
               <w:rPr>

--- a/docx/en/BUFRCREX_TableB_en_07.docx
+++ b/docx/en/BUFRCREX_TableB_en_07.docx
@@ -7453,377 +7453,6 @@
         </w:tc>
       </w:tr>
     </w:tbl>
-    <w:p/>
-    <w:p>
-      <w:r>
-        <w:rPr>
-          <w:rFonts w:ascii="Verdana" w:hAnsi="Verdana"/>
-          <w:i/>
-          <w:sz w:val="14"/>
-        </w:rPr>
-        <w:t>Note 23: A precipitation value of -0.1 kg m-2 before scaling (-1 after scaling or in CREX) shall indicate a "trace" (non-measurable, less than 0.05 kg m-2).</w:t>
-      </w:r>
-    </w:p>
-    <w:p>
-      <w:r>
-        <w:rPr>
-          <w:rFonts w:ascii="Verdana" w:hAnsi="Verdana"/>
-          <w:i/>
-          <w:sz w:val="14"/>
-        </w:rPr>
-        <w:t>Note 25: A previously defined significance may be cancelled by transmitting a "missing" from the appropriate code or flag table.</w:t>
-      </w:r>
-    </w:p>
-    <w:p>
-      <w:r>
-        <w:rPr>
-          <w:rFonts w:ascii="Verdana" w:hAnsi="Verdana"/>
-          <w:i/>
-          <w:sz w:val="14"/>
-        </w:rPr>
-        <w:t>Note 27: All times are Universal Time Coordinated (UTC) unless otherwise noted.</w:t>
-      </w:r>
-    </w:p>
-    <w:p>
-      <w:r>
-        <w:rPr>
-          <w:rFonts w:ascii="Verdana" w:hAnsi="Verdana"/>
-          <w:i/>
-          <w:sz w:val="14"/>
-        </w:rPr>
-        <w:t>Note 32: Bearing or azimuth shall only be used with respect to a stated location, and shall not redefine that location.</w:t>
-      </w:r>
-    </w:p>
-    <w:p>
-      <w:r>
-        <w:rPr>
-          <w:rFonts w:ascii="Verdana" w:hAnsi="Verdana"/>
-          <w:i/>
-          <w:sz w:val="14"/>
-        </w:rPr>
-        <w:t>Note 62: Distance shall only be used with respect to a stated location and a bearing, azimuth or elevation; it shall not redefine that location.</w:t>
-      </w:r>
-    </w:p>
-    <w:p>
-      <w:r>
-        <w:rPr>
-          <w:rFonts w:ascii="Verdana" w:hAnsi="Verdana"/>
-          <w:i/>
-          <w:sz w:val="14"/>
-        </w:rPr>
-        <w:t>Note 63: Downward radiation shall be assigned positive values.</w:t>
-      </w:r>
-    </w:p>
-    <w:p>
-      <w:r>
-        <w:rPr>
-          <w:rFonts w:ascii="Verdana" w:hAnsi="Verdana"/>
-          <w:i/>
-          <w:sz w:val="14"/>
-        </w:rPr>
-        <w:t>Note 64: Downward w-components shall be assigned positive values where units are Pa s-1.</w:t>
-      </w:r>
-    </w:p>
-    <w:p>
-      <w:r>
-        <w:rPr>
-          <w:rFonts w:ascii="Verdana" w:hAnsi="Verdana"/>
-          <w:i/>
-          <w:sz w:val="14"/>
-        </w:rPr>
-        <w:t>Note 66: East to west increments shall be assigned negative values.</w:t>
-      </w:r>
-    </w:p>
-    <w:p>
-      <w:r>
-        <w:rPr>
-          <w:rFonts w:ascii="Verdana" w:hAnsi="Verdana"/>
-          <w:i/>
-          <w:sz w:val="14"/>
-        </w:rPr>
-        <w:t>Note 75: For CREX descriptors F = B, not 0.</w:t>
-      </w:r>
-    </w:p>
-    <w:p>
-      <w:r>
-        <w:rPr>
-          <w:rFonts w:ascii="Verdana" w:hAnsi="Verdana"/>
-          <w:i/>
-          <w:sz w:val="14"/>
-        </w:rPr>
-        <w:t>Note 92: In order to distinguish unambiguously the cases of missing data and saturated pixels, n-bit image data should be encoded using a data width of n+1. Where such a descriptor is not already available in Class 30, operator descriptor 2 01 YYY should be used to modify the data width of the existing entry as required.</w:t>
-      </w:r>
-    </w:p>
-    <w:p>
-      <w:r>
-        <w:rPr>
-          <w:rFonts w:ascii="Verdana" w:hAnsi="Verdana"/>
-          <w:i/>
-          <w:sz w:val="14"/>
-        </w:rPr>
-        <w:t>Note 105: Negative time periods or displacements shall be used to indicate time periods or displacements preceding the currently defined time.</w:t>
-      </w:r>
-    </w:p>
-    <w:p>
-      <w:r>
-        <w:rPr>
-          <w:rFonts w:ascii="Verdana" w:hAnsi="Verdana"/>
-          <w:i/>
-          <w:sz w:val="14"/>
-        </w:rPr>
-        <w:t>Note 110: North to south increments shall be assigned negative values.</w:t>
-      </w:r>
-    </w:p>
-    <w:p>
-      <w:r>
-        <w:rPr>
-          <w:rFonts w:ascii="Verdana" w:hAnsi="Verdana"/>
-          <w:i/>
-          <w:sz w:val="14"/>
-        </w:rPr>
-        <w:t>Note 115: Pixel data width can be changed with descriptor 2 01 YYY.</w:t>
-      </w:r>
-    </w:p>
-    <w:p>
-      <w:r>
-        <w:rPr>
-          <w:rFonts w:ascii="Verdana" w:hAnsi="Verdana"/>
-          <w:i/>
-          <w:sz w:val="14"/>
-        </w:rPr>
-        <w:t>Note 121: Some indication of expected accuracy may be implied in conjunction with certain elements in this class.</w:t>
-      </w:r>
-    </w:p>
-    <w:p>
-      <w:r>
-        <w:rPr>
-          <w:rFonts w:ascii="Verdana" w:hAnsi="Verdana"/>
-          <w:i/>
-          <w:sz w:val="14"/>
-        </w:rPr>
-        <w:t>Note 122: South latitude shall be assigned negative values.</w:t>
-      </w:r>
-    </w:p>
-    <w:p>
-      <w:r>
-        <w:rPr>
-          <w:rFonts w:ascii="Verdana" w:hAnsi="Verdana"/>
-          <w:i/>
-          <w:sz w:val="14"/>
-        </w:rPr>
-        <w:t>Note 123: South to north v-components shall be assigned positive values.</w:t>
-      </w:r>
-    </w:p>
-    <w:p>
-      <w:r>
-        <w:rPr>
-          <w:rFonts w:ascii="Verdana" w:hAnsi="Verdana"/>
-          <w:i/>
-          <w:sz w:val="14"/>
-        </w:rPr>
-        <w:t>Note 126: Surface wind direction measured at a station within 1° of the North Pole or within 1° of the South Pole shall be reported in such a way that the azimuth ring shall be aligned with its zero coinciding with the Greenwich 0° meridian.</w:t>
-      </w:r>
-    </w:p>
-    <w:p>
-      <w:r>
-        <w:rPr>
-          <w:rFonts w:ascii="Verdana" w:hAnsi="Verdana"/>
-          <w:i/>
-          <w:sz w:val="14"/>
-        </w:rPr>
-        <w:t>Note 140: The pixel size on horizontal - 1 is given at location where map scale factor is unity.</w:t>
-      </w:r>
-    </w:p>
-    <w:p>
-      <w:r>
-        <w:rPr>
-          <w:rFonts w:ascii="Verdana" w:hAnsi="Verdana"/>
-          <w:i/>
-          <w:sz w:val="14"/>
-        </w:rPr>
-        <w:t>Note 141: The pixel size on horizontal - 2 is given at location where map scale factor is unity.</w:t>
-      </w:r>
-    </w:p>
-    <w:p>
-      <w:r>
-        <w:rPr>
-          <w:rFonts w:ascii="Verdana" w:hAnsi="Verdana"/>
-          <w:i/>
-          <w:sz w:val="14"/>
-        </w:rPr>
-        <w:t>Note 145: The significance of time periods or displacements may be indicated using the time significance code corresponding to table reference 0 08 021.</w:t>
-      </w:r>
-    </w:p>
-    <w:p>
-      <w:r>
-        <w:rPr>
-          <w:rFonts w:ascii="Verdana" w:hAnsi="Verdana"/>
-          <w:i/>
-          <w:sz w:val="14"/>
-        </w:rPr>
-        <w:t>Note 149: The time location, when used with forecast values, shall indicate the time of the initial state for the forecast, or the beginning of the forecast period; when used with ensemble means of forecast values, the time location shall indicate the initial state or the beginning of the first forecast over which ensemble means are derived.</w:t>
-      </w:r>
-    </w:p>
-    <w:p>
-      <w:r>
-        <w:rPr>
-          <w:rFonts w:ascii="Verdana" w:hAnsi="Verdana"/>
-          <w:i/>
-          <w:sz w:val="14"/>
-        </w:rPr>
-        <w:t>Note 155: This class may also contain elements relating to observational procedures.</w:t>
-      </w:r>
-    </w:p>
-    <w:p>
-      <w:r>
-        <w:rPr>
-          <w:rFonts w:ascii="Verdana" w:hAnsi="Verdana"/>
-          <w:i/>
-          <w:sz w:val="14"/>
-        </w:rPr>
-        <w:t>Note 156: This class shall contain elements to describe the instrumentation used to obtain the meteorological elements reported.</w:t>
-      </w:r>
-    </w:p>
-    <w:p>
-      <w:r>
-        <w:rPr>
-          <w:rFonts w:ascii="Verdana" w:hAnsi="Verdana"/>
-          <w:i/>
-          <w:sz w:val="14"/>
-        </w:rPr>
-        <w:t>Note 158: Time periods or displacements and time increments require an initial time location to be defined prior to their use, followed where appropriate by a time significance definition.</w:t>
-      </w:r>
-    </w:p>
-    <w:p>
-      <w:r>
-        <w:rPr>
-          <w:rFonts w:ascii="Verdana" w:hAnsi="Verdana"/>
-          <w:i/>
-          <w:sz w:val="14"/>
-        </w:rPr>
-        <w:t>Note 160: Upward radiation shall be assigned negative values.</w:t>
-      </w:r>
-    </w:p>
-    <w:p>
-      <w:r>
-        <w:rPr>
-          <w:rFonts w:ascii="Verdana" w:hAnsi="Verdana"/>
-          <w:i/>
-          <w:sz w:val="14"/>
-        </w:rPr>
-        <w:t>Note 161: Upward w-components shall be assigned positive values where units are m s-1.</w:t>
-      </w:r>
-    </w:p>
-    <w:p>
-      <w:r>
-        <w:rPr>
-          <w:rFonts w:ascii="Verdana" w:hAnsi="Verdana"/>
-          <w:i/>
-          <w:sz w:val="14"/>
-        </w:rPr>
-        <w:t>Note 162: Useful ranges used above:1011 Bq to 1019 Bq for releases;10-2 Bq to 107 Bq and 10-2 mSv to 107 mSv for concentration and doses.</w:t>
-      </w:r>
-    </w:p>
-    <w:p>
-      <w:r>
-        <w:rPr>
-          <w:rFonts w:ascii="Verdana" w:hAnsi="Verdana"/>
-          <w:i/>
-          <w:sz w:val="14"/>
-        </w:rPr>
-        <w:t>Note 163: Values of latitude and latitude increments are limited to the range -90 degrees to +90 degrees.</w:t>
-      </w:r>
-    </w:p>
-    <w:p>
-      <w:r>
-        <w:rPr>
-          <w:rFonts w:ascii="Verdana" w:hAnsi="Verdana"/>
-          <w:i/>
-          <w:sz w:val="14"/>
-        </w:rPr>
-        <w:t>Note 164: Values of longitude are limited to the range -180 degrees to +180 degrees.</w:t>
-      </w:r>
-    </w:p>
-    <w:p>
-      <w:r>
-        <w:rPr>
-          <w:rFonts w:ascii="Verdana" w:hAnsi="Verdana"/>
-          <w:i/>
-          <w:sz w:val="14"/>
-        </w:rPr>
-        <w:t>Note 165: Vertical elements and pressure shall be used to define values of these elements independent of the element or variable denoting the vertical coordinate.</w:t>
-      </w:r>
-    </w:p>
-    <w:p>
-      <w:r>
-        <w:rPr>
-          <w:rFonts w:ascii="Verdana" w:hAnsi="Verdana"/>
-          <w:i/>
-          <w:sz w:val="14"/>
-        </w:rPr>
-        <w:t>Note 166: West longitude shall be assigned negative values.</w:t>
-      </w:r>
-    </w:p>
-    <w:p>
-      <w:r>
-        <w:rPr>
-          <w:rFonts w:ascii="Verdana" w:hAnsi="Verdana"/>
-          <w:i/>
-          <w:sz w:val="14"/>
-        </w:rPr>
-        <w:t>Note 167: West to east u-components shall be assigned positive values.</w:t>
-      </w:r>
-    </w:p>
-    <w:p>
-      <w:r>
-        <w:rPr>
-          <w:rFonts w:ascii="Verdana" w:hAnsi="Verdana"/>
-          <w:i/>
-          <w:sz w:val="14"/>
-        </w:rPr>
-        <w:t>Note 176: Where more than one time period or displacement is required to define complex time structures, they shall be defined in immediate succession, and the following ordering shall apply: ensemble period (if required), followed by forecast period (if required), followed by period for averaging or accumulation (if required).</w:t>
-      </w:r>
-    </w:p>
-    <w:p>
-      <w:r>
-        <w:rPr>
-          <w:rFonts w:ascii="Verdana" w:hAnsi="Verdana"/>
-          <w:i/>
-          <w:sz w:val="14"/>
-        </w:rPr>
-        <w:t>Note 178: Where the expression "period specified" is entered under element name, an appropriate period shall be specified using descriptors from Class 04.</w:t>
-      </w:r>
-    </w:p>
-    <w:p>
-      <w:r>
-        <w:rPr>
-          <w:rFonts w:ascii="Verdana" w:hAnsi="Verdana"/>
-          <w:i/>
-          <w:sz w:val="14"/>
-        </w:rPr>
-        <w:t>Note 179: Where values are accumulated or averaged (for example over a time period), the total number of values from which the accumulated or averaged values are obtained may be represented using reference 0 08 022.</w:t>
-      </w:r>
-    </w:p>
-    <w:p>
-      <w:r>
-        <w:rPr>
-          <w:rFonts w:ascii="Verdana" w:hAnsi="Verdana"/>
-          <w:i/>
-          <w:sz w:val="14"/>
-        </w:rPr>
-        <w:t>Note 180: Wind reporting standards: Speed Direction No observation Missing Missing Calm 0 0 Normal observation &gt; 0 1° - 360° Speed only &gt; 0 Missing Direction only Missing 1°-360° "Light and variable" &gt; 0 0</w:t>
-      </w:r>
-    </w:p>
-    <w:p>
-      <w:r>
-        <w:rPr>
-          <w:rFonts w:ascii="Verdana" w:hAnsi="Verdana"/>
-          <w:i/>
-          <w:sz w:val="14"/>
-        </w:rPr>
-        <w:t>Note 181: Wind waves and waves reporting standards:Observation Speed Direction No observation Missing Missing Calm 0 0 Normal observation &gt;0 1-360 Speed only &gt;0 Missing Direction only Missing 1-360"Light and variable" &gt;0 0</w:t>
-      </w:r>
-    </w:p>
     <w:sectPr>
       <w:pgSz w:w="16838" w:h="11906" w:orient="landscape"/>
       <w:pgMar w:top="850" w:right="850" w:bottom="850" w:left="850" w:header="720" w:footer="720" w:gutter="0"/>
